--- a/AI-Economics-IR/PP518x-2026t27-AI-New-Asian-State/DQ-2026.10-Submission-Proposed-New-Course-AI-New-Asian-LKYSPP.docx
+++ b/AI-Economics-IR/PP518x-2026t27-AI-New-Asian-State/DQ-2026.10-Submission-Proposed-New-Course-AI-New-Asian-LKYSPP.docx
@@ -15,8 +15,8 @@
         <w:rPr>
           <w:rFonts w:ascii="Arial" w:hAnsi="Arial" w:cs="Arial"/>
           <w:color w:val="0000FF"/>
-          <w:sz w:val="21"/>
-          <w:szCs w:val="21"/>
+          <w:sz w:val="20"/>
+          <w:szCs w:val="20"/>
         </w:rPr>
       </w:pPr>
     </w:p>
@@ -35,16 +35,16 @@
         <w:rPr>
           <w:rFonts w:ascii="Arial" w:hAnsi="Arial" w:cs="Arial"/>
           <w:color w:val="BFBFBF" w:themeColor="background1" w:themeShade="BF"/>
-          <w:sz w:val="16"/>
-          <w:szCs w:val="16"/>
+          <w:sz w:val="20"/>
+          <w:szCs w:val="20"/>
         </w:rPr>
       </w:pPr>
       <w:r>
         <w:rPr>
           <w:rFonts w:ascii="Arial" w:hAnsi="Arial" w:cs="Arial"/>
           <w:color w:val="BFBFBF" w:themeColor="background1" w:themeShade="BF"/>
-          <w:sz w:val="16"/>
-          <w:szCs w:val="16"/>
+          <w:sz w:val="20"/>
+          <w:szCs w:val="20"/>
         </w:rPr>
         <w:t xml:space="preserve">Updated as at </w:t>
       </w:r>
@@ -52,8 +52,8 @@
         <w:rPr>
           <w:rFonts w:ascii="Arial" w:hAnsi="Arial" w:cs="Arial"/>
           <w:color w:val="BFBFBF" w:themeColor="background1" w:themeShade="BF"/>
-          <w:sz w:val="16"/>
-          <w:szCs w:val="16"/>
+          <w:sz w:val="20"/>
+          <w:szCs w:val="20"/>
         </w:rPr>
         <w:t>010</w:t>
       </w:r>
@@ -61,8 +61,8 @@
         <w:rPr>
           <w:rFonts w:ascii="Arial" w:hAnsi="Arial" w:cs="Arial"/>
           <w:color w:val="BFBFBF" w:themeColor="background1" w:themeShade="BF"/>
-          <w:sz w:val="16"/>
-          <w:szCs w:val="16"/>
+          <w:sz w:val="20"/>
+          <w:szCs w:val="20"/>
         </w:rPr>
         <w:t>9</w:t>
       </w:r>
@@ -70,8 +70,8 @@
         <w:rPr>
           <w:rFonts w:ascii="Arial" w:hAnsi="Arial" w:cs="Arial"/>
           <w:color w:val="BFBFBF" w:themeColor="background1" w:themeShade="BF"/>
-          <w:sz w:val="16"/>
-          <w:szCs w:val="16"/>
+          <w:sz w:val="20"/>
+          <w:szCs w:val="20"/>
         </w:rPr>
         <w:t>24</w:t>
       </w:r>
@@ -90,7 +90,6 @@
         <w:jc w:val="center"/>
         <w:rPr>
           <w:rFonts w:ascii="Arial" w:hAnsi="Arial" w:cs="Arial"/>
-          <w:b/>
           <w:color w:val="000000"/>
           <w:sz w:val="20"/>
           <w:szCs w:val="20"/>
@@ -100,7 +99,6 @@
       <w:r>
         <w:rPr>
           <w:rFonts w:ascii="Arial" w:hAnsi="Arial" w:cs="Arial"/>
-          <w:b/>
           <w:sz w:val="20"/>
           <w:szCs w:val="20"/>
           <w:u w:val="single"/>
@@ -110,7 +108,6 @@
       <w:r>
         <w:rPr>
           <w:rFonts w:ascii="Arial" w:hAnsi="Arial" w:cs="Arial"/>
-          <w:b/>
           <w:sz w:val="20"/>
           <w:szCs w:val="20"/>
           <w:u w:val="single"/>
@@ -120,7 +117,6 @@
       <w:r>
         <w:rPr>
           <w:rFonts w:ascii="Arial" w:hAnsi="Arial" w:cs="Arial"/>
-          <w:b/>
           <w:sz w:val="20"/>
           <w:szCs w:val="20"/>
           <w:u w:val="single"/>
@@ -130,7 +126,6 @@
       <w:r>
         <w:rPr>
           <w:rFonts w:ascii="Arial" w:hAnsi="Arial" w:cs="Arial"/>
-          <w:b/>
           <w:sz w:val="20"/>
           <w:szCs w:val="20"/>
           <w:u w:val="single"/>
@@ -140,7 +135,6 @@
       <w:r>
         <w:rPr>
           <w:rFonts w:ascii="Arial" w:hAnsi="Arial" w:cs="Arial"/>
-          <w:b/>
           <w:color w:val="000000"/>
           <w:sz w:val="20"/>
           <w:szCs w:val="20"/>
@@ -151,7 +145,6 @@
       <w:r>
         <w:rPr>
           <w:rFonts w:ascii="Arial" w:hAnsi="Arial" w:cs="Arial"/>
-          <w:b/>
           <w:color w:val="000000"/>
           <w:sz w:val="20"/>
           <w:szCs w:val="20"/>
@@ -190,7 +183,6 @@
         <w:jc w:val="both"/>
         <w:rPr>
           <w:rFonts w:ascii="Arial" w:eastAsia="Times New Roman" w:hAnsi="Arial" w:cs="Arial"/>
-          <w:i/>
           <w:color w:val="000000" w:themeColor="text1"/>
           <w:sz w:val="20"/>
           <w:szCs w:val="20"/>
@@ -200,7 +192,6 @@
       <w:r>
         <w:rPr>
           <w:rFonts w:ascii="Arial" w:eastAsia="Times New Roman" w:hAnsi="Arial" w:cs="Arial"/>
-          <w:i/>
           <w:color w:val="000000" w:themeColor="text1"/>
           <w:sz w:val="20"/>
           <w:szCs w:val="20"/>
@@ -211,7 +202,6 @@
       <w:r>
         <w:rPr>
           <w:rFonts w:ascii="Arial" w:eastAsia="Times New Roman" w:hAnsi="Arial" w:cs="Arial"/>
-          <w:i/>
           <w:color w:val="000000" w:themeColor="text1"/>
           <w:sz w:val="20"/>
           <w:szCs w:val="20"/>
@@ -222,7 +212,6 @@
       <w:r>
         <w:rPr>
           <w:rFonts w:ascii="Arial" w:eastAsia="Times New Roman" w:hAnsi="Arial" w:cs="Arial"/>
-          <w:i/>
           <w:color w:val="000000" w:themeColor="text1"/>
           <w:sz w:val="20"/>
           <w:szCs w:val="20"/>
@@ -233,7 +222,6 @@
       <w:r>
         <w:rPr>
           <w:rFonts w:ascii="Arial" w:eastAsia="Times New Roman" w:hAnsi="Arial" w:cs="Arial"/>
-          <w:i/>
           <w:color w:val="000000" w:themeColor="text1"/>
           <w:sz w:val="20"/>
           <w:szCs w:val="20"/>
@@ -244,7 +232,6 @@
       <w:r>
         <w:rPr>
           <w:rFonts w:ascii="Arial" w:eastAsia="Times New Roman" w:hAnsi="Arial" w:cs="Arial"/>
-          <w:i/>
           <w:color w:val="000000" w:themeColor="text1"/>
           <w:sz w:val="20"/>
           <w:szCs w:val="20"/>
@@ -255,7 +242,6 @@
       <w:r>
         <w:rPr>
           <w:rFonts w:ascii="Arial" w:eastAsia="Times New Roman" w:hAnsi="Arial" w:cs="Arial"/>
-          <w:i/>
           <w:color w:val="000000" w:themeColor="text1"/>
           <w:sz w:val="20"/>
           <w:szCs w:val="20"/>
@@ -266,7 +252,6 @@
       <w:r>
         <w:rPr>
           <w:rFonts w:ascii="Arial" w:eastAsia="Times New Roman" w:hAnsi="Arial" w:cs="Arial"/>
-          <w:i/>
           <w:color w:val="000000" w:themeColor="text1"/>
           <w:sz w:val="20"/>
           <w:szCs w:val="20"/>
@@ -277,7 +262,6 @@
       <w:r>
         <w:rPr>
           <w:rFonts w:ascii="Arial" w:eastAsia="Times New Roman" w:hAnsi="Arial" w:cs="Arial"/>
-          <w:i/>
           <w:color w:val="000000" w:themeColor="text1"/>
           <w:sz w:val="20"/>
           <w:szCs w:val="20"/>
@@ -295,10 +279,9 @@
         <w:jc w:val="both"/>
         <w:rPr>
           <w:rFonts w:ascii="Arial" w:eastAsia="Times New Roman" w:hAnsi="Arial" w:cs="Arial"/>
-          <w:i/>
           <w:color w:val="0000FF"/>
-          <w:sz w:val="16"/>
-          <w:szCs w:val="16"/>
+          <w:sz w:val="20"/>
+          <w:szCs w:val="20"/>
           <w:lang w:eastAsia="en-US"/>
         </w:rPr>
       </w:pPr>
@@ -363,7 +346,6 @@
               <w:jc w:val="center"/>
               <w:rPr>
                 <w:rFonts w:ascii="Arial" w:hAnsi="Arial" w:cs="Arial"/>
-                <w:b/>
                 <w:sz w:val="20"/>
                 <w:szCs w:val="20"/>
                 <w:u w:val="single"/>
@@ -372,7 +354,6 @@
             <w:r>
               <w:rPr>
                 <w:rFonts w:ascii="Arial" w:hAnsi="Arial" w:cs="Arial"/>
-                <w:b/>
                 <w:sz w:val="20"/>
                 <w:szCs w:val="20"/>
                 <w:u w:val="single"/>
@@ -399,7 +380,6 @@
             <w:r>
               <w:rPr>
                 <w:rFonts w:ascii="Arial" w:hAnsi="Arial" w:cs="Arial"/>
-                <w:i/>
                 <w:sz w:val="20"/>
                 <w:szCs w:val="20"/>
               </w:rPr>
@@ -408,7 +388,6 @@
             <w:r>
               <w:rPr>
                 <w:rFonts w:ascii="Arial" w:hAnsi="Arial" w:cs="Arial"/>
-                <w:i/>
                 <w:sz w:val="20"/>
                 <w:szCs w:val="20"/>
               </w:rPr>
@@ -417,7 +396,6 @@
             <w:r>
               <w:rPr>
                 <w:rFonts w:ascii="Arial" w:hAnsi="Arial" w:cs="Arial"/>
-                <w:i/>
                 <w:sz w:val="20"/>
                 <w:szCs w:val="20"/>
               </w:rPr>
@@ -426,7 +404,6 @@
             <w:r>
               <w:rPr>
                 <w:rFonts w:ascii="Arial" w:hAnsi="Arial" w:cs="Arial"/>
-                <w:i/>
                 <w:sz w:val="20"/>
                 <w:szCs w:val="20"/>
               </w:rPr>
@@ -435,7 +412,6 @@
             <w:r>
               <w:rPr>
                 <w:rFonts w:ascii="Arial" w:hAnsi="Arial" w:cs="Arial"/>
-                <w:i/>
                 <w:sz w:val="20"/>
                 <w:szCs w:val="20"/>
               </w:rPr>
@@ -473,17 +449,13 @@
               <w:jc w:val="right"/>
               <w:rPr>
                 <w:rFonts w:ascii="Arial" w:hAnsi="Arial" w:cs="Arial"/>
-                <w:b/>
-                <w:bCs/>
-                <w:sz w:val="20"/>
-                <w:szCs w:val="20"/>
-              </w:rPr>
-            </w:pPr>
-            <w:r>
-              <w:rPr>
-                <w:rFonts w:ascii="Arial" w:hAnsi="Arial" w:cs="Arial"/>
-                <w:b/>
-                <w:bCs/>
+                <w:sz w:val="20"/>
+                <w:szCs w:val="20"/>
+              </w:rPr>
+            </w:pPr>
+            <w:r>
+              <w:rPr>
+                <w:rFonts w:ascii="Arial" w:hAnsi="Arial" w:cs="Arial"/>
                 <w:sz w:val="20"/>
                 <w:szCs w:val="20"/>
               </w:rPr>
@@ -517,16 +489,13 @@
               <w:ind w:right="135"/>
               <w:rPr>
                 <w:rFonts w:ascii="Arial" w:hAnsi="Arial" w:cs="Arial"/>
-                <w:bCs/>
-                <w:sz w:val="20"/>
-                <w:szCs w:val="20"/>
-              </w:rPr>
-            </w:pPr>
-            <w:r>
-              <w:rPr>
-                <w:rFonts w:ascii="Arial" w:hAnsi="Arial" w:cs="Arial"/>
-                <w:b/>
-                <w:bCs/>
+                <w:sz w:val="20"/>
+                <w:szCs w:val="20"/>
+              </w:rPr>
+            </w:pPr>
+            <w:r>
+              <w:rPr>
+                <w:rFonts w:ascii="Arial" w:hAnsi="Arial" w:cs="Arial"/>
                 <w:sz w:val="20"/>
                 <w:szCs w:val="20"/>
               </w:rPr>
@@ -535,8 +504,6 @@
             <w:r>
               <w:rPr>
                 <w:rFonts w:ascii="Arial" w:hAnsi="Arial" w:cs="Arial"/>
-                <w:b/>
-                <w:bCs/>
                 <w:sz w:val="20"/>
                 <w:szCs w:val="20"/>
               </w:rPr>
@@ -545,7 +512,6 @@
             <w:r>
               <w:rPr>
                 <w:rFonts w:ascii="Arial" w:hAnsi="Arial" w:cs="Arial"/>
-                <w:bCs/>
                 <w:sz w:val="20"/>
                 <w:szCs w:val="20"/>
               </w:rPr>
@@ -564,89 +530,79 @@
               <w:ind w:right="135"/>
               <w:rPr>
                 <w:rFonts w:ascii="Arial" w:hAnsi="Arial" w:cs="Arial"/>
-                <w:sz w:val="18"/>
-                <w:szCs w:val="18"/>
-              </w:rPr>
-            </w:pPr>
-            <w:r>
-              <w:rPr>
-                <w:rFonts w:ascii="Arial" w:hAnsi="Arial" w:cs="Arial"/>
-                <w:bCs/>
-                <w:sz w:val="18"/>
-                <w:szCs w:val="18"/>
+                <w:sz w:val="20"/>
+                <w:szCs w:val="20"/>
+              </w:rPr>
+            </w:pPr>
+            <w:r>
+              <w:rPr>
+                <w:rFonts w:ascii="Arial" w:hAnsi="Arial" w:cs="Arial"/>
+                <w:sz w:val="20"/>
+                <w:szCs w:val="20"/>
               </w:rPr>
               <w:t>(</w:t>
             </w:r>
             <w:r>
               <w:rPr>
                 <w:rFonts w:ascii="Arial" w:hAnsi="Arial" w:cs="Arial"/>
-                <w:bCs/>
-                <w:sz w:val="18"/>
-                <w:szCs w:val="18"/>
-              </w:rPr>
-              <w:t>T</w:t>
-            </w:r>
-            <w:r>
-              <w:rPr>
-                <w:rFonts w:ascii="Arial" w:hAnsi="Arial" w:cs="Arial"/>
-                <w:sz w:val="18"/>
-                <w:szCs w:val="18"/>
-              </w:rPr>
-              <w:t>itle should be succinct</w:t>
-            </w:r>
-            <w:r>
-              <w:rPr>
-                <w:rFonts w:ascii="Arial" w:hAnsi="Arial" w:cs="Arial"/>
-                <w:sz w:val="18"/>
-                <w:szCs w:val="18"/>
+                <w:sz w:val="20"/>
+                <w:szCs w:val="20"/>
+              </w:rPr>
+              <w:t>Title should be succinct</w:t>
+            </w:r>
+            <w:r>
+              <w:rPr>
+                <w:rFonts w:ascii="Arial" w:hAnsi="Arial" w:cs="Arial"/>
+                <w:sz w:val="20"/>
+                <w:szCs w:val="20"/>
               </w:rPr>
               <w:t>,</w:t>
             </w:r>
             <w:r>
               <w:rPr>
                 <w:rFonts w:ascii="Arial" w:hAnsi="Arial" w:cs="Arial"/>
-                <w:sz w:val="18"/>
-                <w:szCs w:val="18"/>
+                <w:sz w:val="20"/>
+                <w:szCs w:val="20"/>
               </w:rPr>
               <w:t xml:space="preserve"> </w:t>
             </w:r>
             <w:r>
               <w:rPr>
                 <w:rFonts w:ascii="Arial" w:hAnsi="Arial" w:cs="Arial"/>
-                <w:sz w:val="18"/>
-                <w:szCs w:val="18"/>
+                <w:sz w:val="20"/>
+                <w:szCs w:val="20"/>
               </w:rPr>
               <w:t>cannot</w:t>
             </w:r>
             <w:r>
               <w:rPr>
                 <w:rFonts w:ascii="Arial" w:hAnsi="Arial" w:cs="Arial"/>
-                <w:sz w:val="18"/>
-                <w:szCs w:val="18"/>
+                <w:sz w:val="20"/>
+                <w:szCs w:val="20"/>
               </w:rPr>
               <w:t xml:space="preserve"> exceed 55 characters</w:t>
             </w:r>
             <w:r>
               <w:rPr>
                 <w:rFonts w:ascii="Arial" w:hAnsi="Arial" w:cs="Arial"/>
-                <w:sz w:val="18"/>
-                <w:szCs w:val="18"/>
+                <w:sz w:val="20"/>
+                <w:szCs w:val="20"/>
               </w:rPr>
               <w:t>,</w:t>
             </w:r>
             <w:r>
               <w:rPr>
                 <w:rFonts w:ascii="Arial" w:hAnsi="Arial" w:cs="Arial"/>
-                <w:sz w:val="18"/>
-                <w:szCs w:val="18"/>
+                <w:sz w:val="20"/>
+                <w:szCs w:val="20"/>
               </w:rPr>
               <w:t xml:space="preserve"> including spacing.</w:t>
             </w:r>
             <w:r>
               <w:rPr>
                 <w:rFonts w:ascii="Arial" w:hAnsi="Arial" w:cs="Arial"/>
-                <w:sz w:val="18"/>
-                <w:szCs w:val="18"/>
+                <w:sz w:val="20"/>
+                <w:szCs w:val="20"/>
               </w:rPr>
               <w:t xml:space="preserve"> </w:t>
             </w:r>
@@ -664,34 +620,31 @@
               <w:rPr>
                 <w:rFonts w:ascii="Arial" w:hAnsi="Arial" w:cs="Arial"/>
                 <w:color w:val="0000FF"/>
-                <w:sz w:val="18"/>
-                <w:szCs w:val="18"/>
-              </w:rPr>
-            </w:pPr>
-            <w:r>
-              <w:rPr>
-                <w:rFonts w:ascii="Arial" w:hAnsi="Arial" w:cs="Arial"/>
-                <w:iCs/>
-                <w:sz w:val="18"/>
-                <w:szCs w:val="18"/>
+                <w:sz w:val="20"/>
+                <w:szCs w:val="20"/>
+              </w:rPr>
+            </w:pPr>
+            <w:r>
+              <w:rPr>
+                <w:rFonts w:ascii="Arial" w:hAnsi="Arial" w:cs="Arial"/>
+                <w:sz w:val="20"/>
+                <w:szCs w:val="20"/>
               </w:rPr>
               <w:t>Please indicate character count</w:t>
             </w:r>
             <w:r>
               <w:rPr>
                 <w:rFonts w:ascii="Arial" w:hAnsi="Arial" w:cs="Arial"/>
-                <w:iCs/>
-                <w:sz w:val="18"/>
-                <w:szCs w:val="18"/>
+                <w:sz w:val="20"/>
+                <w:szCs w:val="20"/>
               </w:rPr>
               <w:t>.</w:t>
             </w:r>
             <w:r>
               <w:rPr>
                 <w:rFonts w:ascii="Arial" w:hAnsi="Arial" w:cs="Arial"/>
-                <w:bCs/>
-                <w:sz w:val="18"/>
-                <w:szCs w:val="18"/>
+                <w:sz w:val="20"/>
+                <w:szCs w:val="20"/>
               </w:rPr>
               <w:t>)</w:t>
             </w:r>
@@ -721,7 +674,6 @@
               </w:tabs>
               <w:rPr>
                 <w:rFonts w:ascii="Arial" w:hAnsi="Arial" w:cs="Arial"/>
-                <w:iCs/>
                 <w:color w:val="000000" w:themeColor="text1"/>
                 <w:sz w:val="20"/>
                 <w:szCs w:val="20"/>
@@ -730,7 +682,6 @@
             <w:r>
               <w:rPr>
                 <w:rFonts w:ascii="Arial" w:hAnsi="Arial" w:cs="Arial"/>
-                <w:iCs/>
                 <w:color w:val="000000" w:themeColor="text1"/>
                 <w:sz w:val="20"/>
                 <w:szCs w:val="20"/>
@@ -740,7 +691,6 @@
             <w:r>
               <w:rPr>
                 <w:rFonts w:ascii="Arial" w:hAnsi="Arial" w:cs="Arial"/>
-                <w:iCs/>
                 <w:color w:val="000000" w:themeColor="text1"/>
                 <w:sz w:val="20"/>
                 <w:szCs w:val="20"/>
@@ -750,7 +700,6 @@
             <w:r>
               <w:rPr>
                 <w:rFonts w:ascii="Arial" w:hAnsi="Arial" w:cs="Arial"/>
-                <w:iCs/>
                 <w:color w:val="000000" w:themeColor="text1"/>
                 <w:sz w:val="20"/>
                 <w:szCs w:val="20"/>
@@ -770,7 +719,6 @@
               <w:jc w:val="right"/>
               <w:rPr>
                 <w:rFonts w:ascii="Arial" w:hAnsi="Arial" w:cs="Arial"/>
-                <w:i/>
                 <w:color w:val="0000FF"/>
                 <w:sz w:val="20"/>
                 <w:szCs w:val="20"/>
@@ -779,7 +727,6 @@
             <w:r>
               <w:rPr>
                 <w:rFonts w:ascii="Arial" w:hAnsi="Arial" w:cs="Arial"/>
-                <w:i/>
                 <w:color w:val="000000" w:themeColor="text1"/>
                 <w:sz w:val="20"/>
                 <w:szCs w:val="20"/>
@@ -789,7 +736,6 @@
             <w:r>
               <w:rPr>
                 <w:rFonts w:ascii="Arial" w:hAnsi="Arial" w:cs="Arial"/>
-                <w:i/>
                 <w:color w:val="000000" w:themeColor="text1"/>
                 <w:sz w:val="20"/>
                 <w:szCs w:val="20"/>
@@ -799,7 +745,6 @@
             <w:r>
               <w:rPr>
                 <w:rFonts w:ascii="Arial" w:hAnsi="Arial" w:cs="Arial"/>
-                <w:i/>
                 <w:color w:val="000000" w:themeColor="text1"/>
                 <w:sz w:val="20"/>
                 <w:szCs w:val="20"/>
@@ -809,7 +754,6 @@
             <w:r>
               <w:rPr>
                 <w:rFonts w:ascii="Arial" w:hAnsi="Arial" w:cs="Arial"/>
-                <w:i/>
                 <w:color w:val="000000" w:themeColor="text1"/>
                 <w:sz w:val="20"/>
                 <w:szCs w:val="20"/>
@@ -848,17 +792,13 @@
               <w:jc w:val="right"/>
               <w:rPr>
                 <w:rFonts w:ascii="Arial" w:hAnsi="Arial" w:cs="Arial"/>
-                <w:b/>
-                <w:bCs/>
-                <w:sz w:val="20"/>
-                <w:szCs w:val="20"/>
-              </w:rPr>
-            </w:pPr>
-            <w:r>
-              <w:rPr>
-                <w:rFonts w:ascii="Arial" w:hAnsi="Arial" w:cs="Arial"/>
-                <w:b/>
-                <w:bCs/>
+                <w:sz w:val="20"/>
+                <w:szCs w:val="20"/>
+              </w:rPr>
+            </w:pPr>
+            <w:r>
+              <w:rPr>
+                <w:rFonts w:ascii="Arial" w:hAnsi="Arial" w:cs="Arial"/>
                 <w:sz w:val="20"/>
                 <w:szCs w:val="20"/>
               </w:rPr>
@@ -898,8 +838,6 @@
             <w:r>
               <w:rPr>
                 <w:rFonts w:ascii="Arial" w:hAnsi="Arial" w:cs="Arial"/>
-                <w:b/>
-                <w:bCs/>
                 <w:sz w:val="20"/>
                 <w:szCs w:val="20"/>
               </w:rPr>
@@ -908,21 +846,10 @@
             <w:r>
               <w:rPr>
                 <w:rFonts w:ascii="Arial" w:hAnsi="Arial" w:cs="Arial"/>
-                <w:b/>
-                <w:bCs/>
-                <w:sz w:val="20"/>
-                <w:szCs w:val="20"/>
-              </w:rPr>
-              <w:t xml:space="preserve"> Credits</w:t>
-            </w:r>
-            <w:r>
-              <w:rPr>
-                <w:rFonts w:ascii="Arial" w:hAnsi="Arial" w:cs="Arial"/>
-                <w:bCs/>
-                <w:sz w:val="20"/>
-                <w:szCs w:val="20"/>
-              </w:rPr>
-              <w:t>:</w:t>
+                <w:sz w:val="20"/>
+                <w:szCs w:val="20"/>
+              </w:rPr>
+              <w:t xml:space="preserve"> Credits:</w:t>
             </w:r>
           </w:p>
         </w:tc>
@@ -1009,17 +936,13 @@
               <w:jc w:val="right"/>
               <w:rPr>
                 <w:rFonts w:ascii="Arial" w:hAnsi="Arial" w:cs="Arial"/>
-                <w:b/>
-                <w:bCs/>
-                <w:sz w:val="20"/>
-                <w:szCs w:val="20"/>
-              </w:rPr>
-            </w:pPr>
-            <w:r>
-              <w:rPr>
-                <w:rFonts w:ascii="Arial" w:hAnsi="Arial" w:cs="Arial"/>
-                <w:b/>
-                <w:bCs/>
+                <w:sz w:val="20"/>
+                <w:szCs w:val="20"/>
+              </w:rPr>
+            </w:pPr>
+            <w:r>
+              <w:rPr>
+                <w:rFonts w:ascii="Arial" w:hAnsi="Arial" w:cs="Arial"/>
                 <w:sz w:val="20"/>
                 <w:szCs w:val="20"/>
               </w:rPr>
@@ -1054,18 +977,13 @@
               <w:ind w:right="135"/>
               <w:rPr>
                 <w:rFonts w:ascii="Arial" w:hAnsi="Arial" w:cs="Arial"/>
-                <w:bCs/>
-                <w:iCs/>
-                <w:sz w:val="20"/>
-                <w:szCs w:val="20"/>
-              </w:rPr>
-            </w:pPr>
-            <w:r>
-              <w:rPr>
-                <w:rFonts w:ascii="Arial" w:hAnsi="Arial" w:cs="Arial"/>
-                <w:b/>
-                <w:bCs/>
-                <w:iCs/>
+                <w:sz w:val="20"/>
+                <w:szCs w:val="20"/>
+              </w:rPr>
+            </w:pPr>
+            <w:r>
+              <w:rPr>
+                <w:rFonts w:ascii="Arial" w:hAnsi="Arial" w:cs="Arial"/>
                 <w:sz w:val="20"/>
                 <w:szCs w:val="20"/>
               </w:rPr>
@@ -1074,23 +992,10 @@
             <w:r>
               <w:rPr>
                 <w:rFonts w:ascii="Arial" w:hAnsi="Arial" w:cs="Arial"/>
-                <w:b/>
-                <w:bCs/>
-                <w:iCs/>
-                <w:sz w:val="20"/>
-                <w:szCs w:val="20"/>
-              </w:rPr>
-              <w:t xml:space="preserve"> Description</w:t>
-            </w:r>
-            <w:r>
-              <w:rPr>
-                <w:rFonts w:ascii="Arial" w:hAnsi="Arial" w:cs="Arial"/>
-                <w:bCs/>
-                <w:iCs/>
-                <w:sz w:val="20"/>
-                <w:szCs w:val="20"/>
-              </w:rPr>
-              <w:t>:</w:t>
+                <w:sz w:val="20"/>
+                <w:szCs w:val="20"/>
+              </w:rPr>
+              <w:t xml:space="preserve"> Description:</w:t>
             </w:r>
           </w:p>
           <w:p>
@@ -1105,107 +1010,63 @@
               <w:ind w:right="135"/>
               <w:rPr>
                 <w:rFonts w:ascii="Arial" w:hAnsi="Arial" w:cs="Arial"/>
-                <w:iCs/>
-                <w:sz w:val="18"/>
-                <w:szCs w:val="18"/>
-              </w:rPr>
-            </w:pPr>
-            <w:r>
-              <w:rPr>
-                <w:rFonts w:ascii="Arial" w:hAnsi="Arial" w:cs="Arial"/>
-                <w:bCs/>
-                <w:iCs/>
-                <w:sz w:val="18"/>
-                <w:szCs w:val="18"/>
+                <w:sz w:val="20"/>
+                <w:szCs w:val="20"/>
+              </w:rPr>
+            </w:pPr>
+            <w:r>
+              <w:rPr>
+                <w:rFonts w:ascii="Arial" w:hAnsi="Arial" w:cs="Arial"/>
+                <w:sz w:val="20"/>
+                <w:szCs w:val="20"/>
               </w:rPr>
               <w:t>(</w:t>
             </w:r>
             <w:r>
               <w:rPr>
                 <w:rFonts w:ascii="Arial" w:hAnsi="Arial" w:cs="Arial"/>
-                <w:bCs/>
-                <w:iCs/>
-                <w:sz w:val="18"/>
-                <w:szCs w:val="18"/>
-              </w:rPr>
-              <w:t xml:space="preserve">Of </w:t>
-            </w:r>
-            <w:r>
-              <w:rPr>
-                <w:rFonts w:ascii="Arial" w:hAnsi="Arial" w:cs="Arial"/>
-                <w:bCs/>
-                <w:iCs/>
-                <w:sz w:val="18"/>
-                <w:szCs w:val="18"/>
-              </w:rPr>
-              <w:t>p</w:t>
-            </w:r>
-            <w:r>
-              <w:rPr>
-                <w:rFonts w:ascii="Arial" w:hAnsi="Arial" w:cs="Arial"/>
-                <w:bCs/>
-                <w:iCs/>
-                <w:sz w:val="18"/>
-                <w:szCs w:val="18"/>
-              </w:rPr>
-              <w:t>ublishable quality</w:t>
-            </w:r>
-            <w:r>
-              <w:rPr>
-                <w:rFonts w:ascii="Arial" w:hAnsi="Arial" w:cs="Arial"/>
-                <w:bCs/>
-                <w:iCs/>
-                <w:sz w:val="18"/>
-                <w:szCs w:val="18"/>
-              </w:rPr>
-              <w:t xml:space="preserve"> for NUS Bulletin and website; </w:t>
-            </w:r>
-            <w:r>
-              <w:rPr>
-                <w:rFonts w:ascii="Arial" w:hAnsi="Arial" w:cs="Arial"/>
-                <w:bCs/>
-                <w:iCs/>
-                <w:sz w:val="18"/>
-                <w:szCs w:val="18"/>
+                <w:sz w:val="20"/>
+                <w:szCs w:val="20"/>
+              </w:rPr>
+              <w:t>Of p</w:t>
+            </w:r>
+            <w:r>
+              <w:rPr>
+                <w:rFonts w:ascii="Arial" w:hAnsi="Arial" w:cs="Arial"/>
+                <w:sz w:val="20"/>
+                <w:szCs w:val="20"/>
+              </w:rPr>
+              <w:t xml:space="preserve">ublishable quality for NUS Bulletin and website; </w:t>
+            </w:r>
+            <w:r>
+              <w:rPr>
+                <w:rFonts w:ascii="Arial" w:hAnsi="Arial" w:cs="Arial"/>
+                <w:sz w:val="20"/>
+                <w:szCs w:val="20"/>
               </w:rPr>
               <w:t xml:space="preserve">This should provide a background of the field surrounding the course, identify the knowledge, skills and/or competencies that a student would gain from this course, and summarise the topics to be covered. It should not include assessment tasks and modes of teaching. </w:t>
             </w:r>
             <w:r>
               <w:rPr>
                 <w:rFonts w:ascii="Arial" w:hAnsi="Arial" w:cs="Arial"/>
-                <w:bCs/>
-                <w:iCs/>
-                <w:sz w:val="18"/>
-                <w:szCs w:val="18"/>
+                <w:sz w:val="20"/>
+                <w:szCs w:val="20"/>
               </w:rPr>
               <w:t xml:space="preserve">(maximum </w:t>
             </w:r>
             <w:r>
               <w:rPr>
                 <w:rFonts w:ascii="Arial" w:hAnsi="Arial" w:cs="Arial"/>
-                <w:bCs/>
-                <w:iCs/>
-                <w:sz w:val="18"/>
-                <w:szCs w:val="18"/>
-              </w:rPr>
-              <w:t>100 words</w:t>
-            </w:r>
-            <w:r>
-              <w:rPr>
-                <w:rFonts w:ascii="Arial" w:hAnsi="Arial" w:cs="Arial"/>
-                <w:bCs/>
-                <w:iCs/>
-                <w:sz w:val="18"/>
-                <w:szCs w:val="18"/>
-              </w:rPr>
-              <w:t>)</w:t>
-            </w:r>
-            <w:r>
-              <w:rPr>
-                <w:rFonts w:ascii="Arial" w:hAnsi="Arial" w:cs="Arial"/>
-                <w:iCs/>
-                <w:sz w:val="18"/>
-                <w:szCs w:val="18"/>
+                <w:sz w:val="20"/>
+                <w:szCs w:val="20"/>
+              </w:rPr>
+              <w:t>100 words)</w:t>
+            </w:r>
+            <w:r>
+              <w:rPr>
+                <w:rFonts w:ascii="Arial" w:hAnsi="Arial" w:cs="Arial"/>
+                <w:sz w:val="20"/>
+                <w:szCs w:val="20"/>
               </w:rPr>
               <w:t xml:space="preserve"> </w:t>
             </w:r>
@@ -1222,10 +1083,8 @@
               <w:ind w:right="135"/>
               <w:rPr>
                 <w:rFonts w:ascii="Arial" w:hAnsi="Arial" w:cs="Arial"/>
-                <w:bCs/>
-                <w:iCs/>
-                <w:sz w:val="18"/>
-                <w:szCs w:val="18"/>
+                <w:sz w:val="20"/>
+                <w:szCs w:val="20"/>
               </w:rPr>
             </w:pPr>
           </w:p>
@@ -1241,17 +1100,15 @@
               <w:ind w:right="135"/>
               <w:rPr>
                 <w:rFonts w:ascii="Arial" w:hAnsi="Arial" w:cs="Arial"/>
-                <w:iCs/>
-                <w:sz w:val="18"/>
-                <w:szCs w:val="18"/>
-              </w:rPr>
-            </w:pPr>
-            <w:r>
-              <w:rPr>
-                <w:rFonts w:ascii="Arial" w:hAnsi="Arial" w:cs="Arial"/>
-                <w:iCs/>
-                <w:sz w:val="18"/>
-                <w:szCs w:val="18"/>
+                <w:sz w:val="20"/>
+                <w:szCs w:val="20"/>
+              </w:rPr>
+            </w:pPr>
+            <w:r>
+              <w:rPr>
+                <w:rFonts w:ascii="Arial" w:hAnsi="Arial" w:cs="Arial"/>
+                <w:sz w:val="20"/>
+                <w:szCs w:val="20"/>
               </w:rPr>
               <w:t>Please indicate word count.</w:t>
             </w:r>
@@ -1294,7 +1151,34 @@
                 <w:sz w:val="20"/>
                 <w:szCs w:val="20"/>
               </w:rPr>
-              <w:t xml:space="preserve">AI will potentially transform production, markets, and economic growth, changing the foundations of Asian development. What state institutions and policy capabilities will Asia’s societies need? This course examines how technological change interacts with economic incentives, political power, institutions, and distributional conflict. Students connect task substitution, productivity, diffusion, and comparative advantage to the developmental state, legitimacy, and strategic interdependence. Through short lectures, readings, country briefings, and collaborative design exercises, students assess opportunities and constraints across Asian economies. Individual policy memos and team White Papers develop feasible national AI strategies for growth and social development, grounded in evidence and institutional realities. </w:t>
+              <w:t xml:space="preserve">Artificial intelligence </w:t>
+            </w:r>
+            <w:r>
+              <w:rPr>
+                <w:rFonts w:ascii="Arial" w:hAnsi="Arial" w:cs="Arial"/>
+                <w:color w:val="000000" w:themeColor="text1"/>
+                <w:sz w:val="20"/>
+                <w:szCs w:val="20"/>
+              </w:rPr>
+              <w:t>will potentially</w:t>
+            </w:r>
+            <w:r>
+              <w:rPr>
+                <w:rFonts w:ascii="Arial" w:hAnsi="Arial" w:cs="Arial"/>
+                <w:color w:val="000000" w:themeColor="text1"/>
+                <w:sz w:val="20"/>
+                <w:szCs w:val="20"/>
+              </w:rPr>
+              <w:t xml:space="preserve"> transform production, employment, markets, and economic growth, challenging the foundations of Asia’s development models. What new institutions and policy capabilities will Asian states need? Combining economics and political science, this course examines AI’s implications for productivity, technological diffusion, comparative advantage, and international interdependence. It explores how these changes interact with the developmental state, political power, distributional conflict, legitimacy, and the social compact. Students will learn to evaluate empirical evidence, identify economic and institutional constraints, compare national development pathways, and formulate evidence-based policy strategies for harnessing AI to advance prosperity and social development across diverse Asian economies.</w:t>
+            </w:r>
+            <w:r>
+              <w:rPr>
+                <w:rFonts w:ascii="Arial" w:hAnsi="Arial" w:cs="Arial"/>
+                <w:color w:val="000000" w:themeColor="text1"/>
+                <w:sz w:val="20"/>
+                <w:szCs w:val="20"/>
+              </w:rPr>
+              <w:t xml:space="preserve"> </w:t>
             </w:r>
           </w:p>
           <w:p>
@@ -1309,37 +1193,34 @@
               <w:jc w:val="right"/>
               <w:rPr>
                 <w:rFonts w:ascii="Arial" w:hAnsi="Arial" w:cs="Arial"/>
-                <w:sz w:val="16"/>
-                <w:szCs w:val="16"/>
-              </w:rPr>
-            </w:pPr>
-            <w:r>
-              <w:rPr>
-                <w:rFonts w:ascii="Arial" w:hAnsi="Arial" w:cs="Arial"/>
-                <w:i/>
+                <w:sz w:val="20"/>
+                <w:szCs w:val="20"/>
+              </w:rPr>
+            </w:pPr>
+            <w:r>
+              <w:rPr>
+                <w:rFonts w:ascii="Arial" w:hAnsi="Arial" w:cs="Arial"/>
                 <w:color w:val="000000" w:themeColor="text1"/>
-                <w:sz w:val="16"/>
-                <w:szCs w:val="16"/>
+                <w:sz w:val="20"/>
+                <w:szCs w:val="20"/>
               </w:rPr>
               <w:t>(</w:t>
             </w:r>
             <w:r>
               <w:rPr>
                 <w:rFonts w:ascii="Arial" w:hAnsi="Arial" w:cs="Arial"/>
-                <w:i/>
                 <w:color w:val="000000" w:themeColor="text1"/>
-                <w:sz w:val="16"/>
-                <w:szCs w:val="16"/>
-              </w:rPr>
-              <w:t>99</w:t>
-            </w:r>
-            <w:r>
-              <w:rPr>
-                <w:rFonts w:ascii="Arial" w:hAnsi="Arial" w:cs="Arial"/>
-                <w:i/>
+                <w:sz w:val="20"/>
+                <w:szCs w:val="20"/>
+              </w:rPr>
+              <w:t>100</w:t>
+            </w:r>
+            <w:r>
+              <w:rPr>
+                <w:rFonts w:ascii="Arial" w:hAnsi="Arial" w:cs="Arial"/>
                 <w:color w:val="000000" w:themeColor="text1"/>
-                <w:sz w:val="16"/>
-                <w:szCs w:val="16"/>
+                <w:sz w:val="20"/>
+                <w:szCs w:val="20"/>
               </w:rPr>
               <w:t xml:space="preserve"> words)</w:t>
             </w:r>
@@ -1372,17 +1253,13 @@
               <w:jc w:val="right"/>
               <w:rPr>
                 <w:rFonts w:ascii="Arial" w:hAnsi="Arial" w:cs="Arial"/>
-                <w:b/>
-                <w:bCs/>
-                <w:sz w:val="20"/>
-                <w:szCs w:val="20"/>
-              </w:rPr>
-            </w:pPr>
-            <w:r>
-              <w:rPr>
-                <w:rFonts w:ascii="Arial" w:hAnsi="Arial" w:cs="Arial"/>
-                <w:b/>
-                <w:bCs/>
+                <w:sz w:val="20"/>
+                <w:szCs w:val="20"/>
+              </w:rPr>
+            </w:pPr>
+            <w:r>
+              <w:rPr>
+                <w:rFonts w:ascii="Arial" w:hAnsi="Arial" w:cs="Arial"/>
                 <w:sz w:val="20"/>
                 <w:szCs w:val="20"/>
               </w:rPr>
@@ -1414,16 +1291,13 @@
               </w:tabs>
               <w:rPr>
                 <w:rFonts w:ascii="Arial" w:hAnsi="Arial" w:cs="Arial"/>
-                <w:bCs/>
-                <w:sz w:val="20"/>
-                <w:szCs w:val="20"/>
-              </w:rPr>
-            </w:pPr>
-            <w:r>
-              <w:rPr>
-                <w:rFonts w:ascii="Arial" w:hAnsi="Arial" w:cs="Arial"/>
-                <w:b/>
-                <w:bCs/>
+                <w:sz w:val="20"/>
+                <w:szCs w:val="20"/>
+              </w:rPr>
+            </w:pPr>
+            <w:r>
+              <w:rPr>
+                <w:rFonts w:ascii="Arial" w:hAnsi="Arial" w:cs="Arial"/>
                 <w:sz w:val="20"/>
                 <w:szCs w:val="20"/>
               </w:rPr>
@@ -1432,8 +1306,6 @@
             <w:r>
               <w:rPr>
                 <w:rFonts w:ascii="Arial" w:hAnsi="Arial" w:cs="Arial"/>
-                <w:b/>
-                <w:bCs/>
                 <w:sz w:val="20"/>
                 <w:szCs w:val="20"/>
               </w:rPr>
@@ -1442,93 +1314,80 @@
             <w:r>
               <w:rPr>
                 <w:rFonts w:ascii="Arial" w:hAnsi="Arial" w:cs="Arial"/>
-                <w:b/>
-                <w:bCs/>
-                <w:sz w:val="20"/>
-                <w:szCs w:val="20"/>
-              </w:rPr>
-              <w:t>utcomes</w:t>
-            </w:r>
-            <w:r>
-              <w:rPr>
-                <w:rFonts w:ascii="Arial" w:hAnsi="Arial" w:cs="Arial"/>
-                <w:bCs/>
-                <w:sz w:val="20"/>
-                <w:szCs w:val="20"/>
-              </w:rPr>
-              <w:t>:</w:t>
-            </w:r>
-          </w:p>
-          <w:p>
-            <w:pPr>
-              <w:widowControl w:val="0"/>
-              <w:tabs>
-                <w:tab w:val="left" w:pos="567"/>
-                <w:tab w:val="left" w:pos="1134"/>
-                <w:tab w:val="left" w:pos="1701"/>
-                <w:tab w:val="left" w:pos="2268"/>
-              </w:tabs>
-              <w:rPr>
-                <w:rFonts w:ascii="Arial" w:hAnsi="Arial" w:cs="Arial"/>
-                <w:b/>
-                <w:bCs/>
-                <w:sz w:val="18"/>
-                <w:szCs w:val="18"/>
-              </w:rPr>
-            </w:pPr>
-            <w:r>
-              <w:rPr>
-                <w:rFonts w:ascii="Arial" w:hAnsi="Arial" w:cs="Arial"/>
-                <w:sz w:val="18"/>
-                <w:szCs w:val="18"/>
+                <w:sz w:val="20"/>
+                <w:szCs w:val="20"/>
+              </w:rPr>
+              <w:t>utcomes:</w:t>
+            </w:r>
+          </w:p>
+          <w:p>
+            <w:pPr>
+              <w:widowControl w:val="0"/>
+              <w:tabs>
+                <w:tab w:val="left" w:pos="567"/>
+                <w:tab w:val="left" w:pos="1134"/>
+                <w:tab w:val="left" w:pos="1701"/>
+                <w:tab w:val="left" w:pos="2268"/>
+              </w:tabs>
+              <w:rPr>
+                <w:rFonts w:ascii="Arial" w:hAnsi="Arial" w:cs="Arial"/>
+                <w:sz w:val="20"/>
+                <w:szCs w:val="20"/>
+              </w:rPr>
+            </w:pPr>
+            <w:r>
+              <w:rPr>
+                <w:rFonts w:ascii="Arial" w:hAnsi="Arial" w:cs="Arial"/>
+                <w:sz w:val="20"/>
+                <w:szCs w:val="20"/>
               </w:rPr>
               <w:t>(</w:t>
             </w:r>
             <w:r>
               <w:rPr>
                 <w:rFonts w:ascii="Arial" w:hAnsi="Arial" w:cs="Arial"/>
-                <w:sz w:val="18"/>
-                <w:szCs w:val="18"/>
+                <w:sz w:val="20"/>
+                <w:szCs w:val="20"/>
               </w:rPr>
               <w:t>S</w:t>
             </w:r>
             <w:r>
               <w:rPr>
                 <w:rFonts w:ascii="Arial" w:hAnsi="Arial" w:cs="Arial"/>
-                <w:sz w:val="18"/>
-                <w:szCs w:val="18"/>
+                <w:sz w:val="20"/>
+                <w:szCs w:val="20"/>
               </w:rPr>
               <w:t>pecify the knowledge and abilities</w:t>
             </w:r>
             <w:r>
               <w:rPr>
                 <w:rFonts w:ascii="Arial" w:hAnsi="Arial" w:cs="Arial"/>
-                <w:sz w:val="18"/>
-                <w:szCs w:val="18"/>
+                <w:sz w:val="20"/>
+                <w:szCs w:val="20"/>
               </w:rPr>
               <w:t xml:space="preserve"> that students are </w:t>
             </w:r>
             <w:r>
               <w:rPr>
                 <w:rFonts w:ascii="Arial" w:hAnsi="Arial" w:cs="Arial"/>
-                <w:sz w:val="18"/>
-                <w:szCs w:val="18"/>
+                <w:sz w:val="20"/>
+                <w:szCs w:val="20"/>
               </w:rPr>
               <w:t>expect</w:t>
             </w:r>
             <w:r>
               <w:rPr>
                 <w:rFonts w:ascii="Arial" w:hAnsi="Arial" w:cs="Arial"/>
-                <w:sz w:val="18"/>
-                <w:szCs w:val="18"/>
+                <w:sz w:val="20"/>
+                <w:szCs w:val="20"/>
               </w:rPr>
               <w:t>ed</w:t>
             </w:r>
             <w:r>
               <w:rPr>
                 <w:rFonts w:ascii="Arial" w:hAnsi="Arial" w:cs="Arial"/>
-                <w:sz w:val="18"/>
-                <w:szCs w:val="18"/>
+                <w:sz w:val="20"/>
+                <w:szCs w:val="20"/>
               </w:rPr>
               <w:t xml:space="preserve"> to acquire.)</w:t>
             </w:r>
@@ -1646,17 +1505,13 @@
               <w:jc w:val="right"/>
               <w:rPr>
                 <w:rFonts w:ascii="Arial" w:hAnsi="Arial" w:cs="Arial"/>
-                <w:b/>
-                <w:bCs/>
-                <w:sz w:val="20"/>
-                <w:szCs w:val="20"/>
-              </w:rPr>
-            </w:pPr>
-            <w:r>
-              <w:rPr>
-                <w:rFonts w:ascii="Arial" w:hAnsi="Arial" w:cs="Arial"/>
-                <w:b/>
-                <w:bCs/>
+                <w:sz w:val="20"/>
+                <w:szCs w:val="20"/>
+              </w:rPr>
+            </w:pPr>
+            <w:r>
+              <w:rPr>
+                <w:rFonts w:ascii="Arial" w:hAnsi="Arial" w:cs="Arial"/>
                 <w:sz w:val="20"/>
                 <w:szCs w:val="20"/>
               </w:rPr>
@@ -1688,17 +1543,13 @@
               </w:tabs>
               <w:rPr>
                 <w:rFonts w:ascii="Arial" w:hAnsi="Arial" w:cs="Arial"/>
-                <w:b/>
-                <w:bCs/>
-                <w:sz w:val="20"/>
-                <w:szCs w:val="20"/>
-              </w:rPr>
-            </w:pPr>
-            <w:r>
-              <w:rPr>
-                <w:rFonts w:ascii="Arial" w:hAnsi="Arial" w:cs="Arial"/>
-                <w:b/>
-                <w:bCs/>
+                <w:sz w:val="20"/>
+                <w:szCs w:val="20"/>
+              </w:rPr>
+            </w:pPr>
+            <w:r>
+              <w:rPr>
+                <w:rFonts w:ascii="Arial" w:hAnsi="Arial" w:cs="Arial"/>
                 <w:sz w:val="20"/>
                 <w:szCs w:val="20"/>
               </w:rPr>
@@ -1707,8 +1558,6 @@
             <w:r>
               <w:rPr>
                 <w:rFonts w:ascii="Arial" w:hAnsi="Arial" w:cs="Arial"/>
-                <w:b/>
-                <w:bCs/>
                 <w:sz w:val="20"/>
                 <w:szCs w:val="20"/>
               </w:rPr>
@@ -1717,7 +1566,6 @@
             <w:r>
               <w:rPr>
                 <w:rFonts w:ascii="Arial" w:hAnsi="Arial" w:cs="Arial"/>
-                <w:bCs/>
                 <w:sz w:val="20"/>
                 <w:szCs w:val="20"/>
               </w:rPr>
@@ -1735,71 +1583,63 @@
               </w:tabs>
               <w:rPr>
                 <w:rFonts w:ascii="Arial" w:hAnsi="Arial" w:cs="Arial"/>
-                <w:bCs/>
-                <w:sz w:val="18"/>
-                <w:szCs w:val="18"/>
-              </w:rPr>
-            </w:pPr>
-            <w:r>
-              <w:rPr>
-                <w:rFonts w:ascii="Arial" w:hAnsi="Arial" w:cs="Arial"/>
-                <w:bCs/>
-                <w:sz w:val="18"/>
-                <w:szCs w:val="18"/>
+                <w:sz w:val="20"/>
+                <w:szCs w:val="20"/>
+              </w:rPr>
+            </w:pPr>
+            <w:r>
+              <w:rPr>
+                <w:rFonts w:ascii="Arial" w:hAnsi="Arial" w:cs="Arial"/>
+                <w:sz w:val="20"/>
+                <w:szCs w:val="20"/>
               </w:rPr>
               <w:t xml:space="preserve">(Describe how the </w:t>
             </w:r>
             <w:r>
               <w:rPr>
                 <w:rFonts w:ascii="Arial" w:hAnsi="Arial" w:cs="Arial"/>
-                <w:bCs/>
-                <w:sz w:val="18"/>
-                <w:szCs w:val="18"/>
+                <w:sz w:val="20"/>
+                <w:szCs w:val="20"/>
               </w:rPr>
               <w:t>course</w:t>
             </w:r>
             <w:r>
               <w:rPr>
                 <w:rFonts w:ascii="Arial" w:hAnsi="Arial" w:cs="Arial"/>
-                <w:bCs/>
-                <w:sz w:val="18"/>
-                <w:szCs w:val="18"/>
+                <w:sz w:val="20"/>
+                <w:szCs w:val="20"/>
               </w:rPr>
               <w:t xml:space="preserve"> fits </w:t>
             </w:r>
             <w:r>
               <w:rPr>
                 <w:rFonts w:ascii="Arial" w:hAnsi="Arial" w:cs="Arial"/>
-                <w:bCs/>
-                <w:sz w:val="18"/>
-                <w:szCs w:val="18"/>
+                <w:sz w:val="20"/>
+                <w:szCs w:val="20"/>
               </w:rPr>
               <w:t>with</w:t>
             </w:r>
             <w:r>
               <w:rPr>
                 <w:rFonts w:ascii="Arial" w:hAnsi="Arial" w:cs="Arial"/>
-                <w:bCs/>
-                <w:sz w:val="18"/>
-                <w:szCs w:val="18"/>
+                <w:sz w:val="20"/>
+                <w:szCs w:val="20"/>
               </w:rPr>
               <w:t xml:space="preserve"> the</w:t>
             </w:r>
             <w:r>
               <w:rPr>
                 <w:rFonts w:ascii="Arial" w:hAnsi="Arial" w:cs="Arial"/>
-                <w:bCs/>
-                <w:sz w:val="18"/>
-                <w:szCs w:val="18"/>
+                <w:sz w:val="20"/>
+                <w:szCs w:val="20"/>
               </w:rPr>
               <w:t xml:space="preserve"> overall</w:t>
             </w:r>
             <w:r>
               <w:rPr>
                 <w:rFonts w:ascii="Arial" w:hAnsi="Arial" w:cs="Arial"/>
-                <w:bCs/>
-                <w:sz w:val="18"/>
-                <w:szCs w:val="18"/>
+                <w:sz w:val="20"/>
+                <w:szCs w:val="20"/>
               </w:rPr>
               <w:t xml:space="preserve"> programme curriculum.) </w:t>
             </w:r>
@@ -1815,64 +1655,63 @@
               </w:tabs>
               <w:rPr>
                 <w:rFonts w:ascii="Arial" w:hAnsi="Arial" w:cs="Arial"/>
-                <w:sz w:val="18"/>
-                <w:szCs w:val="18"/>
-              </w:rPr>
-            </w:pPr>
-          </w:p>
-          <w:p>
-            <w:pPr>
-              <w:widowControl w:val="0"/>
-              <w:tabs>
-                <w:tab w:val="left" w:pos="567"/>
-                <w:tab w:val="left" w:pos="1134"/>
-                <w:tab w:val="left" w:pos="1701"/>
-                <w:tab w:val="left" w:pos="2268"/>
-              </w:tabs>
-              <w:rPr>
-                <w:rFonts w:ascii="Arial" w:hAnsi="Arial" w:cs="Arial"/>
-                <w:bCs/>
-                <w:sz w:val="20"/>
-                <w:szCs w:val="20"/>
-              </w:rPr>
-            </w:pPr>
-            <w:r>
-              <w:rPr>
-                <w:rFonts w:ascii="Arial" w:hAnsi="Arial" w:cs="Arial"/>
-                <w:sz w:val="18"/>
-                <w:szCs w:val="18"/>
+                <w:sz w:val="20"/>
+                <w:szCs w:val="20"/>
+              </w:rPr>
+            </w:pPr>
+          </w:p>
+          <w:p>
+            <w:pPr>
+              <w:widowControl w:val="0"/>
+              <w:tabs>
+                <w:tab w:val="left" w:pos="567"/>
+                <w:tab w:val="left" w:pos="1134"/>
+                <w:tab w:val="left" w:pos="1701"/>
+                <w:tab w:val="left" w:pos="2268"/>
+              </w:tabs>
+              <w:rPr>
+                <w:rFonts w:ascii="Arial" w:hAnsi="Arial" w:cs="Arial"/>
+                <w:sz w:val="20"/>
+                <w:szCs w:val="20"/>
+              </w:rPr>
+            </w:pPr>
+            <w:r>
+              <w:rPr>
+                <w:rFonts w:ascii="Arial" w:hAnsi="Arial" w:cs="Arial"/>
+                <w:sz w:val="20"/>
+                <w:szCs w:val="20"/>
               </w:rPr>
               <w:t xml:space="preserve">(Are there similar </w:t>
             </w:r>
             <w:r>
               <w:rPr>
                 <w:rFonts w:ascii="Arial" w:hAnsi="Arial" w:cs="Arial"/>
-                <w:sz w:val="18"/>
-                <w:szCs w:val="18"/>
+                <w:sz w:val="20"/>
+                <w:szCs w:val="20"/>
               </w:rPr>
               <w:t>course</w:t>
             </w:r>
             <w:r>
               <w:rPr>
                 <w:rFonts w:ascii="Arial" w:hAnsi="Arial" w:cs="Arial"/>
-                <w:sz w:val="18"/>
-                <w:szCs w:val="18"/>
+                <w:sz w:val="20"/>
+                <w:szCs w:val="20"/>
               </w:rPr>
               <w:t xml:space="preserve">s offered in other Departments/ Faculties? If so, how different is this proposed </w:t>
             </w:r>
             <w:r>
               <w:rPr>
                 <w:rFonts w:ascii="Arial" w:hAnsi="Arial" w:cs="Arial"/>
-                <w:sz w:val="18"/>
-                <w:szCs w:val="18"/>
+                <w:sz w:val="20"/>
+                <w:szCs w:val="20"/>
               </w:rPr>
               <w:t>course</w:t>
             </w:r>
             <w:r>
               <w:rPr>
                 <w:rFonts w:ascii="Arial" w:hAnsi="Arial" w:cs="Arial"/>
-                <w:sz w:val="18"/>
-                <w:szCs w:val="18"/>
+                <w:sz w:val="20"/>
+                <w:szCs w:val="20"/>
               </w:rPr>
               <w:t>?)</w:t>
             </w:r>
@@ -1911,7 +1750,31 @@
                 <w:sz w:val="20"/>
                 <w:szCs w:val="20"/>
               </w:rPr>
-              <w:t xml:space="preserve">(This is not a course on AI or technology.  It is a social science course.  It is, therefore, Tier 0 in NUS AI-COP language.)  </w:t>
+              <w:t>(</w:t>
+            </w:r>
+            <w:r>
+              <w:rPr>
+                <w:rFonts w:ascii="Arial" w:hAnsi="Arial" w:cs="Arial"/>
+                <w:sz w:val="20"/>
+                <w:szCs w:val="20"/>
+              </w:rPr>
+              <w:t>This is not a course in AI engineering or technical model development. It is a course in the political economy of AI, examining its consequences through established analytical methods in economics and political science.  In NUS AI-COP’s framework, this course belongs in Tier 0</w:t>
+            </w:r>
+            <w:r>
+              <w:rPr>
+                <w:rFonts w:ascii="Arial" w:hAnsi="Arial" w:cs="Arial"/>
+                <w:sz w:val="20"/>
+                <w:szCs w:val="20"/>
+              </w:rPr>
+              <w:t>.</w:t>
+            </w:r>
+            <w:r>
+              <w:rPr>
+                <w:rFonts w:ascii="Arial" w:hAnsi="Arial" w:cs="Arial"/>
+                <w:sz w:val="20"/>
+                <w:szCs w:val="20"/>
+              </w:rPr>
+              <w:t xml:space="preserve">)  </w:t>
             </w:r>
           </w:p>
           <w:p>
@@ -1937,15 +1800,153 @@
                 <w:rFonts w:ascii="Arial" w:hAnsi="Arial" w:cs="Arial"/>
                 <w:sz w:val="20"/>
                 <w:szCs w:val="20"/>
-              </w:rPr>
-            </w:pPr>
-            <w:r>
-              <w:rPr>
-                <w:rFonts w:ascii="Arial" w:hAnsi="Arial" w:cs="Arial"/>
-                <w:sz w:val="20"/>
-                <w:szCs w:val="20"/>
-              </w:rPr>
-              <w:t xml:space="preserve">The Asian developmental state has political legitimacy historically emerge from the delivery of economic objectives.  This makes particularly targeted and pressing the challenges that AI introduces for it undermines the economic foundations of that political legitimacy.  </w:t>
+                <w:lang w:val="en-US"/>
+              </w:rPr>
+            </w:pPr>
+            <w:r>
+              <w:rPr>
+                <w:rFonts w:ascii="Arial" w:hAnsi="Arial" w:cs="Arial"/>
+                <w:sz w:val="20"/>
+                <w:szCs w:val="20"/>
+                <w:lang w:val="en-US"/>
+              </w:rPr>
+              <w:t xml:space="preserve">The Asian developmental state, as typically conceptualized, has political legitimacy historically emerge from the delivery of economic objectives.  Not all Asian states have, however, followed </w:t>
+            </w:r>
+            <w:proofErr w:type="gramStart"/>
+            <w:r>
+              <w:rPr>
+                <w:rFonts w:ascii="Arial" w:hAnsi="Arial" w:cs="Arial"/>
+                <w:sz w:val="20"/>
+                <w:szCs w:val="20"/>
+                <w:lang w:val="en-US"/>
+              </w:rPr>
+              <w:t>exactly the same</w:t>
+            </w:r>
+            <w:proofErr w:type="gramEnd"/>
+            <w:r>
+              <w:rPr>
+                <w:rFonts w:ascii="Arial" w:hAnsi="Arial" w:cs="Arial"/>
+                <w:sz w:val="20"/>
+                <w:szCs w:val="20"/>
+                <w:lang w:val="en-US"/>
+              </w:rPr>
+              <w:t xml:space="preserve"> formula.  What is nonetheless true is that developmental performance has historically occupied an unusually prominent place in the political bargains of </w:t>
+            </w:r>
+            <w:proofErr w:type="gramStart"/>
+            <w:r>
+              <w:rPr>
+                <w:rFonts w:ascii="Arial" w:hAnsi="Arial" w:cs="Arial"/>
+                <w:sz w:val="20"/>
+                <w:szCs w:val="20"/>
+                <w:lang w:val="en-US"/>
+              </w:rPr>
+              <w:t>a number of</w:t>
+            </w:r>
+            <w:proofErr w:type="gramEnd"/>
+            <w:r>
+              <w:rPr>
+                <w:rFonts w:ascii="Arial" w:hAnsi="Arial" w:cs="Arial"/>
+                <w:sz w:val="20"/>
+                <w:szCs w:val="20"/>
+                <w:lang w:val="en-US"/>
+              </w:rPr>
+              <w:t xml:space="preserve"> influential Asian states.  This makes particularly targeted and pressing the challenges that AI introduces for it undermines the economic foundations of that political legitimacy.  Can the institutions that previously coordinated industrialization now </w:t>
+            </w:r>
+            <w:proofErr w:type="gramStart"/>
+            <w:r>
+              <w:rPr>
+                <w:rFonts w:ascii="Arial" w:hAnsi="Arial" w:cs="Arial"/>
+                <w:sz w:val="20"/>
+                <w:szCs w:val="20"/>
+                <w:lang w:val="en-US"/>
+              </w:rPr>
+              <w:t>manage</w:t>
+            </w:r>
+            <w:proofErr w:type="gramEnd"/>
+            <w:r>
+              <w:rPr>
+                <w:rFonts w:ascii="Arial" w:hAnsi="Arial" w:cs="Arial"/>
+                <w:sz w:val="20"/>
+                <w:szCs w:val="20"/>
+                <w:lang w:val="en-US"/>
+              </w:rPr>
+              <w:t xml:space="preserve"> AI diffusion? How does AI affect political bargains in economies with very different </w:t>
+            </w:r>
+            <w:proofErr w:type="spellStart"/>
+            <w:r>
+              <w:rPr>
+                <w:rFonts w:ascii="Arial" w:hAnsi="Arial" w:cs="Arial"/>
+                <w:sz w:val="20"/>
+                <w:szCs w:val="20"/>
+                <w:lang w:val="en-US"/>
+              </w:rPr>
+              <w:t>labour</w:t>
+            </w:r>
+            <w:proofErr w:type="spellEnd"/>
+            <w:r>
+              <w:rPr>
+                <w:rFonts w:ascii="Arial" w:hAnsi="Arial" w:cs="Arial"/>
+                <w:sz w:val="20"/>
+                <w:szCs w:val="20"/>
+                <w:lang w:val="en-US"/>
+              </w:rPr>
+              <w:t xml:space="preserve">-market and demographic </w:t>
+            </w:r>
+            <w:r>
+              <w:rPr>
+                <w:rFonts w:ascii="Arial" w:hAnsi="Arial" w:cs="Arial"/>
+                <w:sz w:val="20"/>
+                <w:szCs w:val="20"/>
+                <w:lang w:val="en-US"/>
+              </w:rPr>
+              <w:lastRenderedPageBreak/>
+              <w:t xml:space="preserve">structures?  How do Asian economies with widely varying technological capabilities navigate their dependence on foreign AI infrastructure?  </w:t>
+            </w:r>
+          </w:p>
+          <w:p>
+            <w:pPr>
+              <w:spacing w:after="100" w:line="245" w:lineRule="auto"/>
+              <w:rPr>
+                <w:rFonts w:ascii="Arial" w:hAnsi="Arial" w:cs="Arial"/>
+                <w:sz w:val="20"/>
+                <w:szCs w:val="20"/>
+                <w:lang w:val="en-US"/>
+              </w:rPr>
+            </w:pPr>
+            <w:r>
+              <w:rPr>
+                <w:rFonts w:ascii="Arial" w:hAnsi="Arial" w:cs="Arial"/>
+                <w:sz w:val="20"/>
+                <w:szCs w:val="20"/>
+                <w:lang w:val="en-US"/>
+              </w:rPr>
+              <w:t>The country-team design studio approach that the course takes is well-suited to addressing these questions.  Part of the intellectual problem is how Asian states are not interchangeable examples in every way: country teams will unpack the differences, and course-wide discussions will surface the lessons from these variations.</w:t>
+            </w:r>
+          </w:p>
+          <w:p>
+            <w:pPr>
+              <w:widowControl w:val="0"/>
+              <w:tabs>
+                <w:tab w:val="left" w:pos="567"/>
+                <w:tab w:val="left" w:pos="1134"/>
+                <w:tab w:val="left" w:pos="1701"/>
+                <w:tab w:val="left" w:pos="2268"/>
+              </w:tabs>
+              <w:rPr>
+                <w:rFonts w:ascii="Arial" w:hAnsi="Arial" w:cs="Arial"/>
+                <w:sz w:val="20"/>
+                <w:szCs w:val="20"/>
+                <w:lang w:val="en-US"/>
+              </w:rPr>
+            </w:pPr>
+            <w:r>
+              <w:rPr>
+                <w:rFonts w:ascii="Arial" w:hAnsi="Arial" w:cs="Arial"/>
+                <w:sz w:val="20"/>
+                <w:szCs w:val="20"/>
+                <w:lang w:val="en-US"/>
+              </w:rPr>
+              <w:t xml:space="preserve">Asian governments must make investment, workforce, and procurement decisions before the long-run trajectory of AI is settled. </w:t>
             </w:r>
           </w:p>
           <w:p>
@@ -2025,252 +2026,180 @@
                 <w:sz w:val="20"/>
                 <w:szCs w:val="20"/>
               </w:rPr>
+              <w:t xml:space="preserve">The course presents workplace study, occupational-exposure analysis, and regional development evidence to allow students to distinguish demonstrated gains from potential effects. The economics-oriented research and policy agenda supply conditional questions about larger changes in growth, organisation, distribution, and public finance. </w:t>
+            </w:r>
+          </w:p>
+          <w:p>
+            <w:pPr>
+              <w:widowControl w:val="0"/>
+              <w:tabs>
+                <w:tab w:val="left" w:pos="567"/>
+                <w:tab w:val="left" w:pos="1134"/>
+                <w:tab w:val="left" w:pos="1701"/>
+                <w:tab w:val="left" w:pos="2268"/>
+              </w:tabs>
+              <w:rPr>
+                <w:rFonts w:ascii="Arial" w:hAnsi="Arial" w:cs="Arial"/>
+                <w:sz w:val="20"/>
+                <w:szCs w:val="20"/>
+              </w:rPr>
+            </w:pPr>
+          </w:p>
+          <w:p>
+            <w:pPr>
+              <w:widowControl w:val="0"/>
+              <w:tabs>
+                <w:tab w:val="left" w:pos="567"/>
+                <w:tab w:val="left" w:pos="1134"/>
+                <w:tab w:val="left" w:pos="1701"/>
+                <w:tab w:val="left" w:pos="2268"/>
+              </w:tabs>
+              <w:rPr>
+                <w:rFonts w:ascii="Arial" w:hAnsi="Arial" w:cs="Arial"/>
+                <w:sz w:val="20"/>
+                <w:szCs w:val="20"/>
+              </w:rPr>
+            </w:pPr>
+            <w:r>
+              <w:rPr>
+                <w:rFonts w:ascii="Arial" w:hAnsi="Arial" w:cs="Arial"/>
+                <w:sz w:val="20"/>
+                <w:szCs w:val="20"/>
+              </w:rPr>
+              <w:t>This combination gives the elective urgency without making technological inevitability its premise. Students learn to advise under uncertainty, compare alternatives, and identify decisions that remain useful when capabilities improve slowly or access becomes more expensive. Their final strategies address the state’s capacity to organise development, including the political conditions for sustaining its choices.</w:t>
+            </w:r>
+          </w:p>
+          <w:p>
+            <w:pPr>
+              <w:widowControl w:val="0"/>
+              <w:tabs>
+                <w:tab w:val="left" w:pos="567"/>
+                <w:tab w:val="left" w:pos="1134"/>
+                <w:tab w:val="left" w:pos="1701"/>
+                <w:tab w:val="left" w:pos="2268"/>
+              </w:tabs>
+              <w:rPr>
+                <w:rFonts w:ascii="Arial" w:hAnsi="Arial" w:cs="Arial"/>
+                <w:sz w:val="20"/>
+                <w:szCs w:val="20"/>
+              </w:rPr>
+            </w:pPr>
+          </w:p>
+          <w:p>
+            <w:pPr>
+              <w:spacing w:after="100" w:line="245" w:lineRule="auto"/>
+              <w:rPr>
+                <w:rFonts w:ascii="Arial" w:hAnsi="Arial" w:cs="Arial"/>
+                <w:sz w:val="20"/>
+                <w:szCs w:val="20"/>
+              </w:rPr>
+            </w:pPr>
+            <w:r>
+              <w:rPr>
+                <w:rFonts w:ascii="Arial" w:hAnsi="Arial" w:cs="Arial"/>
+                <w:sz w:val="20"/>
+                <w:szCs w:val="20"/>
+              </w:rPr>
+              <w:t xml:space="preserve">The course develops the capacities expected of public policy graduates: translating theory into diagnosis, assessing evidence, comparing feasible interventions, negotiating conflicting interests, and writing for </w:t>
+            </w:r>
+            <w:proofErr w:type="gramStart"/>
+            <w:r>
+              <w:rPr>
+                <w:rFonts w:ascii="Arial" w:hAnsi="Arial" w:cs="Arial"/>
+                <w:sz w:val="20"/>
+                <w:szCs w:val="20"/>
+              </w:rPr>
+              <w:t>decision-makers</w:t>
+            </w:r>
+            <w:proofErr w:type="gramEnd"/>
+            <w:r>
+              <w:rPr>
+                <w:rFonts w:ascii="Arial" w:hAnsi="Arial" w:cs="Arial"/>
+                <w:sz w:val="20"/>
+                <w:szCs w:val="20"/>
+              </w:rPr>
+              <w:t>. Its individual memo tests personal analytical judgment; its country White Paper tests coordinated policy design. The studio provides repeated practice and feedback while containing the workload within one elective.</w:t>
+            </w:r>
+          </w:p>
+          <w:p>
+            <w:pPr>
+              <w:widowControl w:val="0"/>
+              <w:tabs>
+                <w:tab w:val="left" w:pos="567"/>
+                <w:tab w:val="left" w:pos="1134"/>
+                <w:tab w:val="left" w:pos="1701"/>
+                <w:tab w:val="left" w:pos="2268"/>
+              </w:tabs>
+              <w:rPr>
+                <w:rFonts w:ascii="Arial" w:hAnsi="Arial" w:cs="Arial"/>
+                <w:sz w:val="20"/>
+                <w:szCs w:val="20"/>
+              </w:rPr>
+            </w:pPr>
+            <w:r>
+              <w:rPr>
+                <w:rFonts w:ascii="Arial" w:hAnsi="Arial" w:cs="Arial"/>
+                <w:sz w:val="20"/>
+                <w:szCs w:val="20"/>
+              </w:rPr>
+              <w:t xml:space="preserve">The fit is particularly close at LKYSPP, whose MPP combines economics, political science, public management, and methods for policy analysis. The elective applies those foundations to a common development problem rather than adding a technical specialisation. Singapore provides a useful comparative case, while country teams ensure that its capabilities are not assumed to be typical of Asia. The design complements the project’s conception of PP5182: navigating international economic order provides context; this course examines the internal state capabilities and development arrangements required to respond to AI.  </w:t>
+            </w:r>
+          </w:p>
+          <w:p>
+            <w:pPr>
+              <w:widowControl w:val="0"/>
+              <w:tabs>
+                <w:tab w:val="left" w:pos="567"/>
+                <w:tab w:val="left" w:pos="1134"/>
+                <w:tab w:val="left" w:pos="1701"/>
+                <w:tab w:val="left" w:pos="2268"/>
+              </w:tabs>
+              <w:rPr>
+                <w:rFonts w:ascii="Arial" w:hAnsi="Arial" w:cs="Arial"/>
+                <w:sz w:val="20"/>
+                <w:szCs w:val="20"/>
+              </w:rPr>
+            </w:pPr>
+          </w:p>
+          <w:p>
+            <w:pPr>
+              <w:widowControl w:val="0"/>
+              <w:tabs>
+                <w:tab w:val="left" w:pos="567"/>
+                <w:tab w:val="left" w:pos="1134"/>
+                <w:tab w:val="left" w:pos="1701"/>
+                <w:tab w:val="left" w:pos="2268"/>
+              </w:tabs>
+              <w:rPr>
+                <w:rFonts w:ascii="Arial" w:hAnsi="Arial" w:cs="Arial"/>
+                <w:sz w:val="20"/>
+                <w:szCs w:val="20"/>
+              </w:rPr>
+            </w:pPr>
+            <w:r>
+              <w:rPr>
+                <w:rFonts w:ascii="Arial" w:hAnsi="Arial" w:cs="Arial"/>
+                <w:sz w:val="20"/>
+                <w:szCs w:val="20"/>
+              </w:rPr>
               <w:lastRenderedPageBreak/>
-              <w:t>Th</w:t>
-            </w:r>
-            <w:r>
-              <w:rPr>
-                <w:rFonts w:ascii="Arial" w:hAnsi="Arial" w:cs="Arial"/>
-                <w:sz w:val="20"/>
-                <w:szCs w:val="20"/>
-              </w:rPr>
-              <w:t>e course presents</w:t>
-            </w:r>
-            <w:r>
-              <w:rPr>
-                <w:rFonts w:ascii="Arial" w:hAnsi="Arial" w:cs="Arial"/>
-                <w:sz w:val="20"/>
-                <w:szCs w:val="20"/>
-              </w:rPr>
-              <w:t xml:space="preserve"> workplace study, occupational-exposure analysis, and regional development evidence </w:t>
-            </w:r>
-            <w:r>
-              <w:rPr>
-                <w:rFonts w:ascii="Arial" w:hAnsi="Arial" w:cs="Arial"/>
-                <w:sz w:val="20"/>
-                <w:szCs w:val="20"/>
-              </w:rPr>
-              <w:t xml:space="preserve">to </w:t>
-            </w:r>
-            <w:r>
-              <w:rPr>
-                <w:rFonts w:ascii="Arial" w:hAnsi="Arial" w:cs="Arial"/>
-                <w:sz w:val="20"/>
-                <w:szCs w:val="20"/>
-              </w:rPr>
-              <w:t xml:space="preserve">allow students to distinguish demonstrated gains from potential effects. The </w:t>
-            </w:r>
-            <w:r>
-              <w:rPr>
-                <w:rFonts w:ascii="Arial" w:hAnsi="Arial" w:cs="Arial"/>
-                <w:sz w:val="20"/>
-                <w:szCs w:val="20"/>
-              </w:rPr>
-              <w:t>economics-oriented</w:t>
-            </w:r>
-            <w:r>
-              <w:rPr>
-                <w:rFonts w:ascii="Arial" w:hAnsi="Arial" w:cs="Arial"/>
-                <w:sz w:val="20"/>
-                <w:szCs w:val="20"/>
-              </w:rPr>
-              <w:t xml:space="preserve"> research </w:t>
-            </w:r>
-            <w:r>
-              <w:rPr>
-                <w:rFonts w:ascii="Arial" w:hAnsi="Arial" w:cs="Arial"/>
-                <w:sz w:val="20"/>
-                <w:szCs w:val="20"/>
-              </w:rPr>
-              <w:t xml:space="preserve">and policy </w:t>
-            </w:r>
-            <w:r>
-              <w:rPr>
-                <w:rFonts w:ascii="Arial" w:hAnsi="Arial" w:cs="Arial"/>
-                <w:sz w:val="20"/>
-                <w:szCs w:val="20"/>
-              </w:rPr>
-              <w:t>agenda suppl</w:t>
-            </w:r>
-            <w:r>
-              <w:rPr>
-                <w:rFonts w:ascii="Arial" w:hAnsi="Arial" w:cs="Arial"/>
-                <w:sz w:val="20"/>
-                <w:szCs w:val="20"/>
-              </w:rPr>
-              <w:t>y</w:t>
-            </w:r>
-            <w:r>
-              <w:rPr>
-                <w:rFonts w:ascii="Arial" w:hAnsi="Arial" w:cs="Arial"/>
-                <w:sz w:val="20"/>
-                <w:szCs w:val="20"/>
-              </w:rPr>
-              <w:t xml:space="preserve"> conditional questions about larger changes in growth, organisation, distribution, and public finance. </w:t>
-            </w:r>
-          </w:p>
-          <w:p>
-            <w:pPr>
-              <w:widowControl w:val="0"/>
-              <w:tabs>
-                <w:tab w:val="left" w:pos="567"/>
-                <w:tab w:val="left" w:pos="1134"/>
-                <w:tab w:val="left" w:pos="1701"/>
-                <w:tab w:val="left" w:pos="2268"/>
-              </w:tabs>
-              <w:rPr>
-                <w:rFonts w:ascii="Arial" w:hAnsi="Arial" w:cs="Arial"/>
-                <w:sz w:val="20"/>
-                <w:szCs w:val="20"/>
-              </w:rPr>
-            </w:pPr>
-          </w:p>
-          <w:p>
-            <w:pPr>
-              <w:widowControl w:val="0"/>
-              <w:tabs>
-                <w:tab w:val="left" w:pos="567"/>
-                <w:tab w:val="left" w:pos="1134"/>
-                <w:tab w:val="left" w:pos="1701"/>
-                <w:tab w:val="left" w:pos="2268"/>
-              </w:tabs>
-              <w:rPr>
-                <w:rFonts w:ascii="Arial" w:hAnsi="Arial" w:cs="Arial"/>
-                <w:sz w:val="20"/>
-                <w:szCs w:val="20"/>
-              </w:rPr>
-            </w:pPr>
-            <w:r>
-              <w:rPr>
-                <w:rFonts w:ascii="Arial" w:hAnsi="Arial" w:cs="Arial"/>
-                <w:sz w:val="20"/>
-                <w:szCs w:val="20"/>
-              </w:rPr>
-              <w:t>This combination gives the elective urgency without making technological inevitability its premise. Students learn to advise under uncertainty, compare alternatives, and identify decisions that remain useful when capabilities improve slowly or access becomes more expensive. Their final strategies address the state’s capacity to organise development, including the political conditions for sustaining its choices.</w:t>
-            </w:r>
-          </w:p>
-          <w:p>
-            <w:pPr>
-              <w:widowControl w:val="0"/>
-              <w:tabs>
-                <w:tab w:val="left" w:pos="567"/>
-                <w:tab w:val="left" w:pos="1134"/>
-                <w:tab w:val="left" w:pos="1701"/>
-                <w:tab w:val="left" w:pos="2268"/>
-              </w:tabs>
-              <w:rPr>
-                <w:rFonts w:ascii="Arial" w:hAnsi="Arial" w:cs="Arial"/>
-                <w:sz w:val="20"/>
-                <w:szCs w:val="20"/>
-              </w:rPr>
-            </w:pPr>
-          </w:p>
-          <w:p>
-            <w:pPr>
-              <w:spacing w:after="100" w:line="245" w:lineRule="auto"/>
-              <w:rPr>
-                <w:rFonts w:ascii="Arial" w:hAnsi="Arial" w:cs="Arial"/>
-                <w:sz w:val="20"/>
-                <w:szCs w:val="20"/>
-              </w:rPr>
-            </w:pPr>
-            <w:r>
-              <w:rPr>
-                <w:rFonts w:ascii="Arial" w:hAnsi="Arial" w:cs="Arial"/>
-                <w:sz w:val="20"/>
-                <w:szCs w:val="20"/>
-              </w:rPr>
-              <w:t xml:space="preserve">The course develops the capacities expected of public policy graduates: translating theory into diagnosis, assessing evidence, comparing feasible interventions, negotiating conflicting interests, and writing for </w:t>
-            </w:r>
-            <w:proofErr w:type="gramStart"/>
-            <w:r>
-              <w:rPr>
-                <w:rFonts w:ascii="Arial" w:hAnsi="Arial" w:cs="Arial"/>
-                <w:sz w:val="20"/>
-                <w:szCs w:val="20"/>
-              </w:rPr>
-              <w:t>decision-makers</w:t>
-            </w:r>
-            <w:proofErr w:type="gramEnd"/>
-            <w:r>
-              <w:rPr>
-                <w:rFonts w:ascii="Arial" w:hAnsi="Arial" w:cs="Arial"/>
-                <w:sz w:val="20"/>
-                <w:szCs w:val="20"/>
-              </w:rPr>
-              <w:t>. Its individual memo tests personal analytical judgment; its country White Paper tests coordinated policy design. The studio provides repeated practice and feedback while containing the workload within one elective.</w:t>
-            </w:r>
-          </w:p>
-          <w:p>
-            <w:pPr>
-              <w:widowControl w:val="0"/>
-              <w:tabs>
-                <w:tab w:val="left" w:pos="567"/>
-                <w:tab w:val="left" w:pos="1134"/>
-                <w:tab w:val="left" w:pos="1701"/>
-                <w:tab w:val="left" w:pos="2268"/>
-              </w:tabs>
-              <w:rPr>
-                <w:rFonts w:ascii="Arial" w:hAnsi="Arial" w:cs="Arial"/>
-                <w:sz w:val="20"/>
-                <w:szCs w:val="20"/>
-              </w:rPr>
-            </w:pPr>
-            <w:r>
-              <w:rPr>
-                <w:rFonts w:ascii="Arial" w:hAnsi="Arial" w:cs="Arial"/>
-                <w:sz w:val="20"/>
-                <w:szCs w:val="20"/>
-              </w:rPr>
-              <w:t>The fit is particularly close at LKYSPP, whose MPP combines economics, political science, public management, and methods for policy analysis. The elective applies those foundations to a common development problem rather than adding a technical specialisation. Singapore provides a useful comparative case, while country teams ensure that its capabilities are not assumed to be typical of Asia. The design complements the project’s conception of PP5182: navigating international economic order provides context; this course examines the internal state capabilities and development arrangements required to respond to AI.</w:t>
-            </w:r>
-            <w:r>
-              <w:rPr>
-                <w:rFonts w:ascii="Arial" w:hAnsi="Arial" w:cs="Arial"/>
-                <w:sz w:val="20"/>
-                <w:szCs w:val="20"/>
-              </w:rPr>
-              <w:t xml:space="preserve">  </w:t>
-            </w:r>
-          </w:p>
-          <w:p>
-            <w:pPr>
-              <w:widowControl w:val="0"/>
-              <w:tabs>
-                <w:tab w:val="left" w:pos="567"/>
-                <w:tab w:val="left" w:pos="1134"/>
-                <w:tab w:val="left" w:pos="1701"/>
-                <w:tab w:val="left" w:pos="2268"/>
-              </w:tabs>
-              <w:rPr>
-                <w:rFonts w:ascii="Arial" w:hAnsi="Arial" w:cs="Arial"/>
-                <w:sz w:val="20"/>
-                <w:szCs w:val="20"/>
-              </w:rPr>
-            </w:pPr>
-          </w:p>
-          <w:p>
-            <w:pPr>
-              <w:widowControl w:val="0"/>
-              <w:tabs>
-                <w:tab w:val="left" w:pos="567"/>
-                <w:tab w:val="left" w:pos="1134"/>
-                <w:tab w:val="left" w:pos="1701"/>
-                <w:tab w:val="left" w:pos="2268"/>
-              </w:tabs>
-              <w:rPr>
-                <w:rFonts w:ascii="Arial" w:hAnsi="Arial" w:cs="Arial"/>
-                <w:sz w:val="20"/>
-                <w:szCs w:val="20"/>
-              </w:rPr>
-            </w:pPr>
-            <w:r>
-              <w:rPr>
-                <w:rFonts w:ascii="Arial" w:hAnsi="Arial" w:cs="Arial"/>
-                <w:sz w:val="20"/>
-                <w:szCs w:val="20"/>
-              </w:rPr>
-              <w:t>To return to and again emphasise the statement earlier, this is not a course in AI or technology.  The object of study is the interaction of production, institutions, and political power. Students explain adoption incentives, relative costs, market structure, public goods, distributional coalitions, bureaucratic autonomy, legitimacy, and interstate dependence.</w:t>
+              <w:t xml:space="preserve">To return to and again emphasise the statement earlier, </w:t>
+            </w:r>
+            <w:r>
+              <w:rPr>
+                <w:rFonts w:ascii="Arial" w:hAnsi="Arial" w:cs="Arial"/>
+                <w:sz w:val="20"/>
+                <w:szCs w:val="20"/>
+              </w:rPr>
+              <w:t>this course is on the political economy of AI, applying established analytical methods in economics and political science</w:t>
+            </w:r>
+            <w:r>
+              <w:rPr>
+                <w:rFonts w:ascii="Arial" w:hAnsi="Arial" w:cs="Arial"/>
+                <w:sz w:val="20"/>
+                <w:szCs w:val="20"/>
+              </w:rPr>
+              <w:t>.  The object of study is the interaction of production, institutions, and political power. Students explain adoption incentives, relative costs, market structure, public goods, distributional coalitions, bureaucratic autonomy, legitimacy, and interstate dependence.</w:t>
             </w:r>
           </w:p>
           <w:p>
@@ -2317,17 +2246,13 @@
               <w:jc w:val="right"/>
               <w:rPr>
                 <w:rFonts w:ascii="Arial" w:hAnsi="Arial" w:cs="Arial"/>
-                <w:b/>
-                <w:bCs/>
-                <w:sz w:val="20"/>
-                <w:szCs w:val="20"/>
-              </w:rPr>
-            </w:pPr>
-            <w:r>
-              <w:rPr>
-                <w:rFonts w:ascii="Arial" w:hAnsi="Arial" w:cs="Arial"/>
-                <w:b/>
-                <w:bCs/>
+                <w:sz w:val="20"/>
+                <w:szCs w:val="20"/>
+              </w:rPr>
+            </w:pPr>
+            <w:r>
+              <w:rPr>
+                <w:rFonts w:ascii="Arial" w:hAnsi="Arial" w:cs="Arial"/>
                 <w:sz w:val="20"/>
                 <w:szCs w:val="20"/>
               </w:rPr>
@@ -2360,16 +2285,13 @@
               </w:tabs>
               <w:rPr>
                 <w:rFonts w:ascii="Arial" w:hAnsi="Arial" w:cs="Arial"/>
-                <w:bCs/>
-                <w:sz w:val="20"/>
-                <w:szCs w:val="20"/>
-              </w:rPr>
-            </w:pPr>
-            <w:r>
-              <w:rPr>
-                <w:rFonts w:ascii="Arial" w:hAnsi="Arial" w:cs="Arial"/>
-                <w:b/>
-                <w:bCs/>
+                <w:sz w:val="20"/>
+                <w:szCs w:val="20"/>
+              </w:rPr>
+            </w:pPr>
+            <w:r>
+              <w:rPr>
+                <w:rFonts w:ascii="Arial" w:hAnsi="Arial" w:cs="Arial"/>
                 <w:sz w:val="20"/>
                 <w:szCs w:val="20"/>
               </w:rPr>
@@ -2378,8 +2300,6 @@
             <w:r>
               <w:rPr>
                 <w:rFonts w:ascii="Arial" w:hAnsi="Arial" w:cs="Arial"/>
-                <w:b/>
-                <w:bCs/>
                 <w:sz w:val="20"/>
                 <w:szCs w:val="20"/>
               </w:rPr>
@@ -2397,79 +2317,79 @@
               </w:tabs>
               <w:rPr>
                 <w:rFonts w:ascii="Arial" w:hAnsi="Arial" w:cs="Arial"/>
-                <w:sz w:val="18"/>
-                <w:szCs w:val="18"/>
-              </w:rPr>
-            </w:pPr>
-            <w:r>
-              <w:rPr>
-                <w:rFonts w:ascii="Arial" w:hAnsi="Arial" w:cs="Arial"/>
-                <w:sz w:val="18"/>
-                <w:szCs w:val="18"/>
+                <w:sz w:val="20"/>
+                <w:szCs w:val="20"/>
+              </w:rPr>
+            </w:pPr>
+            <w:r>
+              <w:rPr>
+                <w:rFonts w:ascii="Arial" w:hAnsi="Arial" w:cs="Arial"/>
+                <w:sz w:val="20"/>
+                <w:szCs w:val="20"/>
               </w:rPr>
               <w:t>(</w:t>
             </w:r>
             <w:r>
               <w:rPr>
                 <w:rFonts w:ascii="Arial" w:hAnsi="Arial" w:cs="Arial"/>
-                <w:sz w:val="18"/>
-                <w:szCs w:val="18"/>
+                <w:sz w:val="20"/>
+                <w:szCs w:val="20"/>
               </w:rPr>
               <w:t>I</w:t>
             </w:r>
             <w:r>
               <w:rPr>
                 <w:rFonts w:ascii="Arial" w:hAnsi="Arial" w:cs="Arial"/>
-                <w:sz w:val="18"/>
-                <w:szCs w:val="18"/>
+                <w:sz w:val="20"/>
+                <w:szCs w:val="20"/>
               </w:rPr>
               <w:t>f applicable</w:t>
             </w:r>
             <w:r>
               <w:rPr>
                 <w:rFonts w:ascii="Arial" w:hAnsi="Arial" w:cs="Arial"/>
-                <w:sz w:val="18"/>
-                <w:szCs w:val="18"/>
+                <w:sz w:val="20"/>
+                <w:szCs w:val="20"/>
               </w:rPr>
               <w:t>,</w:t>
             </w:r>
             <w:r>
               <w:rPr>
                 <w:rFonts w:ascii="Arial" w:hAnsi="Arial" w:cs="Arial"/>
-                <w:sz w:val="18"/>
-                <w:szCs w:val="18"/>
+                <w:sz w:val="20"/>
+                <w:szCs w:val="20"/>
               </w:rPr>
               <w:t xml:space="preserve"> state </w:t>
             </w:r>
             <w:r>
               <w:rPr>
                 <w:rFonts w:ascii="Arial" w:hAnsi="Arial" w:cs="Arial"/>
-                <w:sz w:val="18"/>
-                <w:szCs w:val="18"/>
+                <w:sz w:val="20"/>
+                <w:szCs w:val="20"/>
               </w:rPr>
               <w:t>course</w:t>
             </w:r>
             <w:r>
               <w:rPr>
                 <w:rFonts w:ascii="Arial" w:hAnsi="Arial" w:cs="Arial"/>
-                <w:sz w:val="18"/>
-                <w:szCs w:val="18"/>
+                <w:sz w:val="20"/>
+                <w:szCs w:val="20"/>
               </w:rPr>
               <w:t xml:space="preserve"> code(s) &amp; title(s)</w:t>
             </w:r>
             <w:r>
               <w:rPr>
                 <w:rFonts w:ascii="Arial" w:hAnsi="Arial" w:cs="Arial"/>
-                <w:sz w:val="18"/>
-                <w:szCs w:val="18"/>
+                <w:sz w:val="20"/>
+                <w:szCs w:val="20"/>
               </w:rPr>
               <w:t>.</w:t>
             </w:r>
             <w:r>
               <w:rPr>
                 <w:rFonts w:ascii="Arial" w:hAnsi="Arial" w:cs="Arial"/>
-                <w:sz w:val="18"/>
-                <w:szCs w:val="18"/>
+                <w:sz w:val="20"/>
+                <w:szCs w:val="20"/>
               </w:rPr>
               <w:t>)</w:t>
             </w:r>
@@ -2539,17 +2459,13 @@
               <w:jc w:val="right"/>
               <w:rPr>
                 <w:rFonts w:ascii="Arial" w:hAnsi="Arial" w:cs="Arial"/>
-                <w:b/>
-                <w:bCs/>
-                <w:sz w:val="20"/>
-                <w:szCs w:val="20"/>
-              </w:rPr>
-            </w:pPr>
-            <w:r>
-              <w:rPr>
-                <w:rFonts w:ascii="Arial" w:hAnsi="Arial" w:cs="Arial"/>
-                <w:b/>
-                <w:bCs/>
+                <w:sz w:val="20"/>
+                <w:szCs w:val="20"/>
+              </w:rPr>
+            </w:pPr>
+            <w:r>
+              <w:rPr>
+                <w:rFonts w:ascii="Arial" w:hAnsi="Arial" w:cs="Arial"/>
                 <w:sz w:val="20"/>
                 <w:szCs w:val="20"/>
               </w:rPr>
@@ -2588,76 +2504,64 @@
             <w:r>
               <w:rPr>
                 <w:rFonts w:ascii="Arial" w:hAnsi="Arial" w:cs="Arial"/>
-                <w:b/>
-                <w:bCs/>
-                <w:sz w:val="20"/>
-                <w:szCs w:val="20"/>
-              </w:rPr>
-              <w:t>Co-requisite(s)</w:t>
-            </w:r>
-            <w:r>
-              <w:rPr>
-                <w:rFonts w:ascii="Arial" w:hAnsi="Arial" w:cs="Arial"/>
-                <w:sz w:val="20"/>
-                <w:szCs w:val="20"/>
-              </w:rPr>
-              <w:t>:</w:t>
-            </w:r>
-          </w:p>
-          <w:p>
-            <w:pPr>
-              <w:widowControl w:val="0"/>
-              <w:tabs>
-                <w:tab w:val="left" w:pos="567"/>
-                <w:tab w:val="left" w:pos="1134"/>
-                <w:tab w:val="left" w:pos="1701"/>
-                <w:tab w:val="left" w:pos="2268"/>
-              </w:tabs>
-              <w:rPr>
-                <w:rFonts w:ascii="Arial" w:hAnsi="Arial" w:cs="Arial"/>
-                <w:b/>
-                <w:bCs/>
-                <w:sz w:val="18"/>
-                <w:szCs w:val="18"/>
-              </w:rPr>
-            </w:pPr>
-            <w:r>
-              <w:rPr>
-                <w:rFonts w:ascii="Arial" w:hAnsi="Arial" w:cs="Arial"/>
-                <w:sz w:val="18"/>
-                <w:szCs w:val="18"/>
+                <w:sz w:val="20"/>
+                <w:szCs w:val="20"/>
+              </w:rPr>
+              <w:t>Co-requisite(s):</w:t>
+            </w:r>
+          </w:p>
+          <w:p>
+            <w:pPr>
+              <w:widowControl w:val="0"/>
+              <w:tabs>
+                <w:tab w:val="left" w:pos="567"/>
+                <w:tab w:val="left" w:pos="1134"/>
+                <w:tab w:val="left" w:pos="1701"/>
+                <w:tab w:val="left" w:pos="2268"/>
+              </w:tabs>
+              <w:rPr>
+                <w:rFonts w:ascii="Arial" w:hAnsi="Arial" w:cs="Arial"/>
+                <w:sz w:val="20"/>
+                <w:szCs w:val="20"/>
+              </w:rPr>
+            </w:pPr>
+            <w:r>
+              <w:rPr>
+                <w:rFonts w:ascii="Arial" w:hAnsi="Arial" w:cs="Arial"/>
+                <w:sz w:val="20"/>
+                <w:szCs w:val="20"/>
               </w:rPr>
               <w:t>(If applicable</w:t>
             </w:r>
             <w:r>
               <w:rPr>
                 <w:rFonts w:ascii="Arial" w:hAnsi="Arial" w:cs="Arial"/>
-                <w:sz w:val="18"/>
-                <w:szCs w:val="18"/>
+                <w:sz w:val="20"/>
+                <w:szCs w:val="20"/>
               </w:rPr>
               <w:t>,</w:t>
             </w:r>
             <w:r>
               <w:rPr>
                 <w:rFonts w:ascii="Arial" w:hAnsi="Arial" w:cs="Arial"/>
-                <w:sz w:val="18"/>
-                <w:szCs w:val="18"/>
+                <w:sz w:val="20"/>
+                <w:szCs w:val="20"/>
               </w:rPr>
               <w:t xml:space="preserve"> state </w:t>
             </w:r>
             <w:r>
               <w:rPr>
                 <w:rFonts w:ascii="Arial" w:hAnsi="Arial" w:cs="Arial"/>
-                <w:sz w:val="18"/>
-                <w:szCs w:val="18"/>
+                <w:sz w:val="20"/>
+                <w:szCs w:val="20"/>
               </w:rPr>
               <w:t>course</w:t>
             </w:r>
             <w:r>
               <w:rPr>
                 <w:rFonts w:ascii="Arial" w:hAnsi="Arial" w:cs="Arial"/>
-                <w:sz w:val="18"/>
-                <w:szCs w:val="18"/>
+                <w:sz w:val="20"/>
+                <w:szCs w:val="20"/>
               </w:rPr>
               <w:t xml:space="preserve"> code(s) &amp; title(s).)</w:t>
             </w:r>
@@ -2727,17 +2631,13 @@
               <w:jc w:val="right"/>
               <w:rPr>
                 <w:rFonts w:ascii="Arial" w:hAnsi="Arial" w:cs="Arial"/>
-                <w:b/>
-                <w:bCs/>
-                <w:sz w:val="20"/>
-                <w:szCs w:val="20"/>
-              </w:rPr>
-            </w:pPr>
-            <w:r>
-              <w:rPr>
-                <w:rFonts w:ascii="Arial" w:hAnsi="Arial" w:cs="Arial"/>
-                <w:b/>
-                <w:bCs/>
+                <w:sz w:val="20"/>
+                <w:szCs w:val="20"/>
+              </w:rPr>
+            </w:pPr>
+            <w:r>
+              <w:rPr>
+                <w:rFonts w:ascii="Arial" w:hAnsi="Arial" w:cs="Arial"/>
                 <w:sz w:val="20"/>
                 <w:szCs w:val="20"/>
               </w:rPr>
@@ -2757,8 +2657,6 @@
               <w:jc w:val="right"/>
               <w:rPr>
                 <w:rFonts w:ascii="Arial" w:hAnsi="Arial" w:cs="Arial"/>
-                <w:b/>
-                <w:bCs/>
                 <w:sz w:val="20"/>
                 <w:szCs w:val="20"/>
               </w:rPr>
@@ -2789,82 +2687,71 @@
               </w:tabs>
               <w:rPr>
                 <w:rFonts w:ascii="Arial" w:hAnsi="Arial" w:cs="Arial"/>
-                <w:bCs/>
-                <w:sz w:val="20"/>
-                <w:szCs w:val="20"/>
-              </w:rPr>
-            </w:pPr>
-            <w:r>
-              <w:rPr>
-                <w:rFonts w:ascii="Arial" w:hAnsi="Arial" w:cs="Arial"/>
-                <w:b/>
-                <w:bCs/>
-                <w:sz w:val="20"/>
-                <w:szCs w:val="20"/>
-              </w:rPr>
-              <w:t>Preclusion(s)</w:t>
-            </w:r>
-            <w:r>
-              <w:rPr>
-                <w:rFonts w:ascii="Arial" w:hAnsi="Arial" w:cs="Arial"/>
-                <w:sz w:val="20"/>
-                <w:szCs w:val="20"/>
-              </w:rPr>
-              <w:t>:</w:t>
-            </w:r>
-          </w:p>
-          <w:p>
-            <w:pPr>
-              <w:widowControl w:val="0"/>
-              <w:tabs>
-                <w:tab w:val="left" w:pos="567"/>
-                <w:tab w:val="left" w:pos="1134"/>
-                <w:tab w:val="left" w:pos="1701"/>
-                <w:tab w:val="left" w:pos="2268"/>
-              </w:tabs>
-              <w:rPr>
-                <w:rFonts w:ascii="Arial" w:hAnsi="Arial" w:cs="Arial"/>
-                <w:sz w:val="18"/>
-                <w:szCs w:val="18"/>
-              </w:rPr>
-            </w:pPr>
-            <w:r>
-              <w:rPr>
-                <w:rFonts w:ascii="Arial" w:hAnsi="Arial" w:cs="Arial"/>
-                <w:sz w:val="18"/>
-                <w:szCs w:val="18"/>
+                <w:sz w:val="20"/>
+                <w:szCs w:val="20"/>
+              </w:rPr>
+            </w:pPr>
+            <w:r>
+              <w:rPr>
+                <w:rFonts w:ascii="Arial" w:hAnsi="Arial" w:cs="Arial"/>
+                <w:sz w:val="20"/>
+                <w:szCs w:val="20"/>
+              </w:rPr>
+              <w:t>Preclusion(s):</w:t>
+            </w:r>
+          </w:p>
+          <w:p>
+            <w:pPr>
+              <w:widowControl w:val="0"/>
+              <w:tabs>
+                <w:tab w:val="left" w:pos="567"/>
+                <w:tab w:val="left" w:pos="1134"/>
+                <w:tab w:val="left" w:pos="1701"/>
+                <w:tab w:val="left" w:pos="2268"/>
+              </w:tabs>
+              <w:rPr>
+                <w:rFonts w:ascii="Arial" w:hAnsi="Arial" w:cs="Arial"/>
+                <w:sz w:val="20"/>
+                <w:szCs w:val="20"/>
+              </w:rPr>
+            </w:pPr>
+            <w:r>
+              <w:rPr>
+                <w:rFonts w:ascii="Arial" w:hAnsi="Arial" w:cs="Arial"/>
+                <w:sz w:val="20"/>
+                <w:szCs w:val="20"/>
               </w:rPr>
               <w:t>(If applicable</w:t>
             </w:r>
             <w:r>
               <w:rPr>
                 <w:rFonts w:ascii="Arial" w:hAnsi="Arial" w:cs="Arial"/>
-                <w:sz w:val="18"/>
-                <w:szCs w:val="18"/>
+                <w:sz w:val="20"/>
+                <w:szCs w:val="20"/>
               </w:rPr>
               <w:t>,</w:t>
             </w:r>
             <w:r>
               <w:rPr>
                 <w:rFonts w:ascii="Arial" w:hAnsi="Arial" w:cs="Arial"/>
-                <w:sz w:val="18"/>
-                <w:szCs w:val="18"/>
+                <w:sz w:val="20"/>
+                <w:szCs w:val="20"/>
               </w:rPr>
               <w:t xml:space="preserve"> state </w:t>
             </w:r>
             <w:r>
               <w:rPr>
                 <w:rFonts w:ascii="Arial" w:hAnsi="Arial" w:cs="Arial"/>
-                <w:sz w:val="18"/>
-                <w:szCs w:val="18"/>
+                <w:sz w:val="20"/>
+                <w:szCs w:val="20"/>
               </w:rPr>
               <w:t>course</w:t>
             </w:r>
             <w:r>
               <w:rPr>
                 <w:rFonts w:ascii="Arial" w:hAnsi="Arial" w:cs="Arial"/>
-                <w:sz w:val="18"/>
-                <w:szCs w:val="18"/>
+                <w:sz w:val="20"/>
+                <w:szCs w:val="20"/>
               </w:rPr>
               <w:t xml:space="preserve"> code(s) &amp; title(s).)</w:t>
             </w:r>
@@ -2937,17 +2824,13 @@
               <w:jc w:val="right"/>
               <w:rPr>
                 <w:rFonts w:ascii="Arial" w:hAnsi="Arial" w:cs="Arial"/>
-                <w:b/>
-                <w:bCs/>
-                <w:sz w:val="20"/>
-                <w:szCs w:val="20"/>
-              </w:rPr>
-            </w:pPr>
-            <w:r>
-              <w:rPr>
-                <w:rFonts w:ascii="Arial" w:hAnsi="Arial" w:cs="Arial"/>
-                <w:b/>
-                <w:bCs/>
+                <w:sz w:val="20"/>
+                <w:szCs w:val="20"/>
+              </w:rPr>
+            </w:pPr>
+            <w:r>
+              <w:rPr>
+                <w:rFonts w:ascii="Arial" w:hAnsi="Arial" w:cs="Arial"/>
                 <w:sz w:val="20"/>
                 <w:szCs w:val="20"/>
               </w:rPr>
@@ -2966,8 +2849,6 @@
               <w:jc w:val="right"/>
               <w:rPr>
                 <w:rFonts w:ascii="Arial" w:hAnsi="Arial" w:cs="Arial"/>
-                <w:b/>
-                <w:bCs/>
                 <w:sz w:val="20"/>
                 <w:szCs w:val="20"/>
               </w:rPr>
@@ -3000,28 +2881,17 @@
               <w:ind w:right="135"/>
               <w:rPr>
                 <w:rFonts w:ascii="Arial" w:hAnsi="Arial" w:cs="Arial"/>
-                <w:bCs/>
-                <w:sz w:val="20"/>
-                <w:szCs w:val="20"/>
-              </w:rPr>
-            </w:pPr>
-            <w:r>
-              <w:rPr>
-                <w:rFonts w:ascii="Arial" w:hAnsi="Arial" w:cs="Arial"/>
-                <w:b/>
-                <w:bCs/>
-                <w:sz w:val="20"/>
-                <w:szCs w:val="20"/>
-              </w:rPr>
-              <w:t>Cross Listing</w:t>
-            </w:r>
-            <w:r>
-              <w:rPr>
-                <w:rFonts w:ascii="Arial" w:hAnsi="Arial" w:cs="Arial"/>
-                <w:sz w:val="20"/>
-                <w:szCs w:val="20"/>
-              </w:rPr>
-              <w:t>:</w:t>
+                <w:sz w:val="20"/>
+                <w:szCs w:val="20"/>
+              </w:rPr>
+            </w:pPr>
+            <w:r>
+              <w:rPr>
+                <w:rFonts w:ascii="Arial" w:hAnsi="Arial" w:cs="Arial"/>
+                <w:sz w:val="20"/>
+                <w:szCs w:val="20"/>
+              </w:rPr>
+              <w:t>Cross Listing:</w:t>
             </w:r>
           </w:p>
           <w:p>
@@ -3036,47 +2906,47 @@
               <w:ind w:right="135"/>
               <w:rPr>
                 <w:rFonts w:ascii="Arial" w:hAnsi="Arial" w:cs="Arial"/>
-                <w:sz w:val="18"/>
-                <w:szCs w:val="18"/>
-              </w:rPr>
-            </w:pPr>
-            <w:r>
-              <w:rPr>
-                <w:rFonts w:ascii="Arial" w:hAnsi="Arial" w:cs="Arial"/>
-                <w:sz w:val="18"/>
-                <w:szCs w:val="18"/>
+                <w:sz w:val="20"/>
+                <w:szCs w:val="20"/>
+              </w:rPr>
+            </w:pPr>
+            <w:r>
+              <w:rPr>
+                <w:rFonts w:ascii="Arial" w:hAnsi="Arial" w:cs="Arial"/>
+                <w:sz w:val="20"/>
+                <w:szCs w:val="20"/>
               </w:rPr>
               <w:t>(If applicable</w:t>
             </w:r>
             <w:r>
               <w:rPr>
                 <w:rFonts w:ascii="Arial" w:hAnsi="Arial" w:cs="Arial"/>
-                <w:sz w:val="18"/>
-                <w:szCs w:val="18"/>
+                <w:sz w:val="20"/>
+                <w:szCs w:val="20"/>
               </w:rPr>
               <w:t>,</w:t>
             </w:r>
             <w:r>
               <w:rPr>
                 <w:rFonts w:ascii="Arial" w:hAnsi="Arial" w:cs="Arial"/>
-                <w:sz w:val="18"/>
-                <w:szCs w:val="18"/>
+                <w:sz w:val="20"/>
+                <w:szCs w:val="20"/>
               </w:rPr>
               <w:t xml:space="preserve"> state </w:t>
             </w:r>
             <w:r>
               <w:rPr>
                 <w:rFonts w:ascii="Arial" w:hAnsi="Arial" w:cs="Arial"/>
-                <w:sz w:val="18"/>
-                <w:szCs w:val="18"/>
+                <w:sz w:val="20"/>
+                <w:szCs w:val="20"/>
               </w:rPr>
               <w:t>course</w:t>
             </w:r>
             <w:r>
               <w:rPr>
                 <w:rFonts w:ascii="Arial" w:hAnsi="Arial" w:cs="Arial"/>
-                <w:sz w:val="18"/>
-                <w:szCs w:val="18"/>
+                <w:sz w:val="20"/>
+                <w:szCs w:val="20"/>
               </w:rPr>
               <w:t xml:space="preserve"> code(s) &amp; title(s).)</w:t>
             </w:r>
@@ -3093,8 +2963,8 @@
               <w:ind w:right="135"/>
               <w:rPr>
                 <w:rFonts w:ascii="Arial" w:hAnsi="Arial" w:cs="Arial"/>
-                <w:sz w:val="18"/>
-                <w:szCs w:val="18"/>
+                <w:sz w:val="20"/>
+                <w:szCs w:val="20"/>
               </w:rPr>
             </w:pPr>
           </w:p>
@@ -3117,80 +2987,80 @@
             <w:r>
               <w:rPr>
                 <w:rFonts w:ascii="Arial" w:hAnsi="Arial" w:cs="Arial"/>
-                <w:sz w:val="18"/>
-                <w:szCs w:val="18"/>
+                <w:sz w:val="20"/>
+                <w:szCs w:val="20"/>
               </w:rPr>
               <w:t>(</w:t>
             </w:r>
             <w:r>
               <w:rPr>
                 <w:rFonts w:ascii="Arial" w:hAnsi="Arial" w:cs="Arial"/>
-                <w:sz w:val="18"/>
-                <w:szCs w:val="18"/>
+                <w:sz w:val="20"/>
+                <w:szCs w:val="20"/>
               </w:rPr>
               <w:t>Cross-</w:t>
             </w:r>
             <w:r>
               <w:rPr>
                 <w:rFonts w:ascii="Arial" w:hAnsi="Arial" w:cs="Arial"/>
-                <w:sz w:val="18"/>
-                <w:szCs w:val="18"/>
+                <w:sz w:val="20"/>
+                <w:szCs w:val="20"/>
               </w:rPr>
               <w:t xml:space="preserve">listed </w:t>
             </w:r>
             <w:r>
               <w:rPr>
                 <w:rFonts w:ascii="Arial" w:hAnsi="Arial" w:cs="Arial"/>
-                <w:sz w:val="18"/>
-                <w:szCs w:val="18"/>
+                <w:sz w:val="20"/>
+                <w:szCs w:val="20"/>
               </w:rPr>
               <w:t>course</w:t>
             </w:r>
             <w:r>
               <w:rPr>
                 <w:rFonts w:ascii="Arial" w:hAnsi="Arial" w:cs="Arial"/>
-                <w:sz w:val="18"/>
-                <w:szCs w:val="18"/>
+                <w:sz w:val="20"/>
+                <w:szCs w:val="20"/>
               </w:rPr>
               <w:t xml:space="preserve">s have the same assessment modes and are marked on the </w:t>
             </w:r>
             <w:r>
               <w:rPr>
                 <w:rFonts w:ascii="Arial" w:hAnsi="Arial" w:cs="Arial"/>
-                <w:sz w:val="18"/>
-                <w:szCs w:val="18"/>
+                <w:sz w:val="20"/>
+                <w:szCs w:val="20"/>
               </w:rPr>
               <w:t xml:space="preserve">same </w:t>
             </w:r>
             <w:r>
               <w:rPr>
                 <w:rFonts w:ascii="Arial" w:hAnsi="Arial" w:cs="Arial"/>
-                <w:sz w:val="18"/>
-                <w:szCs w:val="18"/>
+                <w:sz w:val="20"/>
+                <w:szCs w:val="20"/>
               </w:rPr>
               <w:t xml:space="preserve">grade distribution </w:t>
             </w:r>
             <w:r>
               <w:rPr>
                 <w:rFonts w:ascii="Arial" w:hAnsi="Arial" w:cs="Arial"/>
-                <w:sz w:val="18"/>
-                <w:szCs w:val="18"/>
+                <w:sz w:val="20"/>
+                <w:szCs w:val="20"/>
               </w:rPr>
               <w:t>curve</w:t>
             </w:r>
             <w:r>
               <w:rPr>
                 <w:rFonts w:ascii="Arial" w:hAnsi="Arial" w:cs="Arial"/>
-                <w:sz w:val="18"/>
-                <w:szCs w:val="18"/>
+                <w:sz w:val="20"/>
+                <w:szCs w:val="20"/>
               </w:rPr>
               <w:t>.</w:t>
             </w:r>
             <w:r>
               <w:rPr>
                 <w:rFonts w:ascii="Arial" w:hAnsi="Arial" w:cs="Arial"/>
-                <w:sz w:val="18"/>
-                <w:szCs w:val="18"/>
+                <w:sz w:val="20"/>
+                <w:szCs w:val="20"/>
               </w:rPr>
               <w:t>)</w:t>
             </w:r>
@@ -3212,6 +3082,7 @@
           <w:p>
             <w:pPr>
               <w:rPr>
+                <w:rFonts w:ascii="Arial" w:hAnsi="Arial" w:cs="Arial"/>
                 <w:color w:val="1F497D"/>
                 <w:sz w:val="20"/>
                 <w:szCs w:val="20"/>
@@ -3219,6 +3090,7 @@
             </w:pPr>
             <w:r>
               <w:rPr>
+                <w:rFonts w:ascii="Arial" w:hAnsi="Arial" w:cs="Arial"/>
                 <w:color w:val="1F497D"/>
                 <w:sz w:val="20"/>
                 <w:szCs w:val="20"/>
@@ -3227,6 +3099,7 @@
             </w:r>
             <w:r>
               <w:rPr>
+                <w:rFonts w:ascii="Arial" w:hAnsi="Arial" w:cs="Arial"/>
                 <w:color w:val="1F497D"/>
                 <w:sz w:val="20"/>
                 <w:szCs w:val="20"/>
@@ -3237,6 +3110,7 @@
           <w:p>
             <w:pPr>
               <w:rPr>
+                <w:rFonts w:ascii="Arial" w:hAnsi="Arial" w:cs="Arial"/>
                 <w:color w:val="1F497D"/>
                 <w:sz w:val="20"/>
                 <w:szCs w:val="20"/>
@@ -3290,21 +3164,16 @@
               <w:jc w:val="right"/>
               <w:rPr>
                 <w:rFonts w:ascii="Arial" w:hAnsi="Arial" w:cs="Arial"/>
-                <w:b/>
-                <w:bCs/>
-                <w:sz w:val="20"/>
-                <w:szCs w:val="20"/>
-              </w:rPr>
-            </w:pPr>
-            <w:r>
-              <w:rPr>
-                <w:rFonts w:ascii="Arial" w:hAnsi="Arial" w:cs="Arial"/>
-                <w:b/>
-                <w:bCs/>
-                <w:sz w:val="20"/>
-                <w:szCs w:val="20"/>
-              </w:rPr>
-              <w:lastRenderedPageBreak/>
+                <w:sz w:val="20"/>
+                <w:szCs w:val="20"/>
+              </w:rPr>
+            </w:pPr>
+            <w:r>
+              <w:rPr>
+                <w:rFonts w:ascii="Arial" w:hAnsi="Arial" w:cs="Arial"/>
+                <w:sz w:val="20"/>
+                <w:szCs w:val="20"/>
+              </w:rPr>
               <w:t>10.</w:t>
             </w:r>
           </w:p>
@@ -3334,15 +3203,13 @@
               </w:tabs>
               <w:rPr>
                 <w:rFonts w:ascii="Arial" w:hAnsi="Arial" w:cs="Arial"/>
-                <w:b/>
-                <w:sz w:val="20"/>
-                <w:szCs w:val="20"/>
-              </w:rPr>
-            </w:pPr>
-            <w:r>
-              <w:rPr>
-                <w:rFonts w:ascii="Arial" w:hAnsi="Arial" w:cs="Arial"/>
-                <w:b/>
+                <w:sz w:val="20"/>
+                <w:szCs w:val="20"/>
+              </w:rPr>
+            </w:pPr>
+            <w:r>
+              <w:rPr>
+                <w:rFonts w:ascii="Arial" w:hAnsi="Arial" w:cs="Arial"/>
                 <w:sz w:val="20"/>
                 <w:szCs w:val="20"/>
               </w:rPr>
@@ -3361,25 +3228,23 @@
               <w:ind w:right="135"/>
               <w:rPr>
                 <w:rFonts w:ascii="Arial" w:hAnsi="Arial" w:cs="Arial"/>
-                <w:b/>
-                <w:bCs/>
-                <w:sz w:val="20"/>
-                <w:szCs w:val="20"/>
-              </w:rPr>
-            </w:pPr>
-            <w:r>
-              <w:rPr>
-                <w:rFonts w:ascii="Arial" w:hAnsi="Arial" w:cs="Arial"/>
-                <w:sz w:val="18"/>
-                <w:szCs w:val="18"/>
+                <w:sz w:val="20"/>
+                <w:szCs w:val="20"/>
+              </w:rPr>
+            </w:pPr>
+            <w:r>
+              <w:rPr>
+                <w:rFonts w:ascii="Arial" w:hAnsi="Arial" w:cs="Arial"/>
+                <w:sz w:val="20"/>
+                <w:szCs w:val="20"/>
               </w:rPr>
               <w:t>(</w:t>
             </w:r>
             <w:r>
               <w:rPr>
                 <w:rFonts w:ascii="Arial" w:hAnsi="Arial" w:cs="Arial"/>
-                <w:sz w:val="18"/>
-                <w:szCs w:val="18"/>
+                <w:sz w:val="20"/>
+                <w:szCs w:val="20"/>
                 <w:u w:val="single"/>
               </w:rPr>
               <w:t>Default is ‘Graded’</w:t>
@@ -3387,8 +3252,8 @@
             <w:r>
               <w:rPr>
                 <w:rFonts w:ascii="Arial" w:hAnsi="Arial" w:cs="Arial"/>
-                <w:sz w:val="18"/>
-                <w:szCs w:val="18"/>
+                <w:sz w:val="20"/>
+                <w:szCs w:val="20"/>
               </w:rPr>
               <w:t>. Otherwise, please indicate accordingly.)</w:t>
             </w:r>
@@ -3434,7 +3299,7 @@
               <w:sdtContent>
                 <w:r>
                   <w:rPr>
-                    <w:rFonts w:ascii="MS Gothic" w:eastAsia="MS Gothic" w:hAnsi="MS Gothic" w:cs="Arial" w:hint="eastAsia"/>
+                    <w:rFonts w:ascii="Segoe UI Symbol" w:eastAsia="MS Gothic" w:hAnsi="Segoe UI Symbol" w:cs="Segoe UI Symbol"/>
                     <w:sz w:val="20"/>
                     <w:szCs w:val="20"/>
                     <w:lang w:eastAsia="en-US"/>
@@ -3455,6 +3320,7 @@
           <w:p>
             <w:pPr>
               <w:rPr>
+                <w:rFonts w:ascii="Arial" w:hAnsi="Arial" w:cs="Arial"/>
                 <w:sz w:val="20"/>
                 <w:szCs w:val="20"/>
               </w:rPr>
@@ -3476,7 +3342,7 @@
               <w:sdtContent>
                 <w:r>
                   <w:rPr>
-                    <w:rFonts w:ascii="MS Gothic" w:eastAsia="MS Gothic" w:hAnsi="MS Gothic" w:cs="Arial" w:hint="eastAsia"/>
+                    <w:rFonts w:ascii="Segoe UI Symbol" w:eastAsia="MS Gothic" w:hAnsi="Segoe UI Symbol" w:cs="Segoe UI Symbol"/>
                     <w:sz w:val="20"/>
                     <w:szCs w:val="20"/>
                   </w:rPr>
@@ -3524,17 +3390,13 @@
               <w:jc w:val="right"/>
               <w:rPr>
                 <w:rFonts w:ascii="Arial" w:hAnsi="Arial" w:cs="Arial"/>
-                <w:b/>
-                <w:bCs/>
-                <w:sz w:val="20"/>
-                <w:szCs w:val="20"/>
-              </w:rPr>
-            </w:pPr>
-            <w:r>
-              <w:rPr>
-                <w:rFonts w:ascii="Arial" w:hAnsi="Arial" w:cs="Arial"/>
-                <w:b/>
-                <w:bCs/>
+                <w:sz w:val="20"/>
+                <w:szCs w:val="20"/>
+              </w:rPr>
+            </w:pPr>
+            <w:r>
+              <w:rPr>
+                <w:rFonts w:ascii="Arial" w:hAnsi="Arial" w:cs="Arial"/>
                 <w:sz w:val="20"/>
                 <w:szCs w:val="20"/>
               </w:rPr>
@@ -3567,15 +3429,13 @@
               </w:tabs>
               <w:rPr>
                 <w:rFonts w:ascii="Arial" w:hAnsi="Arial" w:cs="Arial"/>
-                <w:b/>
-                <w:sz w:val="20"/>
-                <w:szCs w:val="20"/>
-              </w:rPr>
-            </w:pPr>
-            <w:r>
-              <w:rPr>
-                <w:rFonts w:ascii="Arial" w:hAnsi="Arial" w:cs="Arial"/>
-                <w:b/>
+                <w:sz w:val="20"/>
+                <w:szCs w:val="20"/>
+              </w:rPr>
+            </w:pPr>
+            <w:r>
+              <w:rPr>
+                <w:rFonts w:ascii="Arial" w:hAnsi="Arial" w:cs="Arial"/>
                 <w:sz w:val="20"/>
                 <w:szCs w:val="20"/>
               </w:rPr>
@@ -3645,17 +3505,13 @@
               <w:jc w:val="right"/>
               <w:rPr>
                 <w:rFonts w:ascii="Arial" w:hAnsi="Arial" w:cs="Arial"/>
-                <w:b/>
-                <w:bCs/>
-                <w:sz w:val="20"/>
-                <w:szCs w:val="20"/>
-              </w:rPr>
-            </w:pPr>
-            <w:r>
-              <w:rPr>
-                <w:rFonts w:ascii="Arial" w:hAnsi="Arial" w:cs="Arial"/>
-                <w:b/>
-                <w:bCs/>
+                <w:sz w:val="20"/>
+                <w:szCs w:val="20"/>
+              </w:rPr>
+            </w:pPr>
+            <w:r>
+              <w:rPr>
+                <w:rFonts w:ascii="Arial" w:hAnsi="Arial" w:cs="Arial"/>
                 <w:sz w:val="20"/>
                 <w:szCs w:val="20"/>
               </w:rPr>
@@ -3688,17 +3544,13 @@
               <w:ind w:right="135"/>
               <w:rPr>
                 <w:rFonts w:ascii="Arial" w:hAnsi="Arial" w:cs="Arial"/>
-                <w:b/>
-                <w:bCs/>
-                <w:sz w:val="20"/>
-                <w:szCs w:val="20"/>
-              </w:rPr>
-            </w:pPr>
-            <w:r>
-              <w:rPr>
-                <w:rFonts w:ascii="Arial" w:hAnsi="Arial" w:cs="Arial"/>
-                <w:b/>
-                <w:bCs/>
+                <w:sz w:val="20"/>
+                <w:szCs w:val="20"/>
+              </w:rPr>
+            </w:pPr>
+            <w:r>
+              <w:rPr>
+                <w:rFonts w:ascii="Arial" w:hAnsi="Arial" w:cs="Arial"/>
                 <w:sz w:val="20"/>
                 <w:szCs w:val="20"/>
               </w:rPr>
@@ -3717,16 +3569,15 @@
               <w:spacing w:before="120" w:after="120"/>
               <w:rPr>
                 <w:rFonts w:ascii="Arial" w:hAnsi="Arial" w:cs="Arial"/>
-                <w:sz w:val="18"/>
-                <w:szCs w:val="18"/>
-              </w:rPr>
-            </w:pPr>
-            <w:r>
-              <w:rPr>
-                <w:rFonts w:ascii="Arial" w:hAnsi="Arial" w:cs="Arial"/>
-                <w:bCs/>
-                <w:sz w:val="18"/>
-                <w:szCs w:val="18"/>
+                <w:sz w:val="20"/>
+                <w:szCs w:val="20"/>
+              </w:rPr>
+            </w:pPr>
+            <w:r>
+              <w:rPr>
+                <w:rFonts w:ascii="Arial" w:hAnsi="Arial" w:cs="Arial"/>
+                <w:sz w:val="20"/>
+                <w:szCs w:val="20"/>
               </w:rPr>
               <w:t>(The weekly workload for a 4-MC course must add up to 10 hours—e.g., 3 hours lecture; 3 hours Projects &amp; assignments, 4 hours preparatory work. The number of hours of preparatory work is the time a student is expected to spend in preparing for tutorials, projects, assignments, etc.)</w:t>
             </w:r>
@@ -3762,8 +3613,6 @@
               <w:jc w:val="right"/>
               <w:rPr>
                 <w:rFonts w:ascii="Arial" w:hAnsi="Arial" w:cs="Arial"/>
-                <w:b/>
-                <w:bCs/>
                 <w:sz w:val="20"/>
                 <w:szCs w:val="20"/>
               </w:rPr>
@@ -3799,15 +3648,13 @@
               <w:jc w:val="both"/>
               <w:rPr>
                 <w:rFonts w:ascii="Arial" w:hAnsi="Arial" w:cs="Arial"/>
-                <w:b/>
-                <w:sz w:val="20"/>
-                <w:szCs w:val="20"/>
-              </w:rPr>
-            </w:pPr>
-            <w:r>
-              <w:rPr>
-                <w:rFonts w:ascii="Arial" w:hAnsi="Arial" w:cs="Arial"/>
-                <w:b/>
+                <w:sz w:val="20"/>
+                <w:szCs w:val="20"/>
+              </w:rPr>
+            </w:pPr>
+            <w:r>
+              <w:rPr>
+                <w:rFonts w:ascii="Arial" w:hAnsi="Arial" w:cs="Arial"/>
                 <w:sz w:val="20"/>
                 <w:szCs w:val="20"/>
               </w:rPr>
@@ -3846,15 +3693,13 @@
               <w:jc w:val="center"/>
               <w:rPr>
                 <w:rFonts w:ascii="Arial" w:hAnsi="Arial" w:cs="Arial"/>
-                <w:b/>
-                <w:sz w:val="20"/>
-                <w:szCs w:val="20"/>
-              </w:rPr>
-            </w:pPr>
-            <w:r>
-              <w:rPr>
-                <w:rFonts w:ascii="Arial" w:hAnsi="Arial" w:cs="Arial"/>
-                <w:b/>
+                <w:sz w:val="20"/>
+                <w:szCs w:val="20"/>
+              </w:rPr>
+            </w:pPr>
+            <w:r>
+              <w:rPr>
+                <w:rFonts w:ascii="Arial" w:hAnsi="Arial" w:cs="Arial"/>
                 <w:sz w:val="20"/>
                 <w:szCs w:val="20"/>
               </w:rPr>
@@ -3888,15 +3733,13 @@
               <w:spacing w:after="240"/>
               <w:rPr>
                 <w:rFonts w:ascii="Arial" w:hAnsi="Arial" w:cs="Arial"/>
-                <w:b/>
-                <w:sz w:val="20"/>
-                <w:szCs w:val="20"/>
-              </w:rPr>
-            </w:pPr>
-            <w:r>
-              <w:rPr>
-                <w:rFonts w:ascii="Arial" w:hAnsi="Arial" w:cs="Arial"/>
-                <w:b/>
+                <w:sz w:val="20"/>
+                <w:szCs w:val="20"/>
+              </w:rPr>
+            </w:pPr>
+            <w:r>
+              <w:rPr>
+                <w:rFonts w:ascii="Arial" w:hAnsi="Arial" w:cs="Arial"/>
                 <w:sz w:val="20"/>
                 <w:szCs w:val="20"/>
               </w:rPr>
@@ -3934,8 +3777,6 @@
               <w:jc w:val="right"/>
               <w:rPr>
                 <w:rFonts w:ascii="Arial" w:hAnsi="Arial" w:cs="Arial"/>
-                <w:b/>
-                <w:bCs/>
                 <w:sz w:val="20"/>
                 <w:szCs w:val="20"/>
               </w:rPr>
@@ -3969,49 +3810,17 @@
               <w:jc w:val="both"/>
               <w:rPr>
                 <w:rFonts w:ascii="Arial" w:hAnsi="Arial" w:cs="Arial"/>
-                <w:sz w:val="18"/>
-                <w:szCs w:val="18"/>
-              </w:rPr>
-            </w:pPr>
-            <w:r>
-              <w:rPr>
-                <w:rFonts w:ascii="Arial" w:hAnsi="Arial" w:cs="Arial"/>
-                <w:sz w:val="20"/>
-                <w:szCs w:val="20"/>
-              </w:rPr>
-              <w:t>(</w:t>
-            </w:r>
-            <w:r>
-              <w:rPr>
-                <w:rFonts w:ascii="Arial" w:hAnsi="Arial" w:cs="Arial"/>
-                <w:sz w:val="20"/>
-                <w:szCs w:val="20"/>
-              </w:rPr>
-              <w:t>1</w:t>
-            </w:r>
-            <w:r>
-              <w:rPr>
-                <w:rFonts w:ascii="Arial" w:hAnsi="Arial" w:cs="Arial"/>
-                <w:sz w:val="20"/>
-                <w:szCs w:val="20"/>
-              </w:rPr>
-              <w:t>)</w:t>
-            </w:r>
-            <w:r>
-              <w:rPr>
-                <w:rFonts w:ascii="Arial" w:hAnsi="Arial" w:cs="Arial"/>
-                <w:sz w:val="20"/>
-                <w:szCs w:val="20"/>
-              </w:rPr>
-              <w:t xml:space="preserve"> </w:t>
-            </w:r>
-            <w:r>
-              <w:rPr>
-                <w:rFonts w:ascii="Arial" w:hAnsi="Arial" w:cs="Arial"/>
-                <w:sz w:val="20"/>
-                <w:szCs w:val="20"/>
-              </w:rPr>
-              <w:t>Lecture:</w:t>
+                <w:sz w:val="20"/>
+                <w:szCs w:val="20"/>
+              </w:rPr>
+            </w:pPr>
+            <w:r>
+              <w:rPr>
+                <w:rFonts w:ascii="Arial" w:hAnsi="Arial" w:cs="Arial"/>
+                <w:sz w:val="20"/>
+                <w:szCs w:val="20"/>
+              </w:rPr>
+              <w:t>(1) Lecture:</w:t>
             </w:r>
           </w:p>
         </w:tc>
@@ -4124,8 +3933,6 @@
               <w:jc w:val="right"/>
               <w:rPr>
                 <w:rFonts w:ascii="Arial" w:hAnsi="Arial" w:cs="Arial"/>
-                <w:b/>
-                <w:bCs/>
                 <w:sz w:val="20"/>
                 <w:szCs w:val="20"/>
               </w:rPr>
@@ -4167,39 +3974,7 @@
                 <w:sz w:val="20"/>
                 <w:szCs w:val="20"/>
               </w:rPr>
-              <w:t>(</w:t>
-            </w:r>
-            <w:r>
-              <w:rPr>
-                <w:rFonts w:ascii="Arial" w:hAnsi="Arial" w:cs="Arial"/>
-                <w:sz w:val="20"/>
-                <w:szCs w:val="20"/>
-              </w:rPr>
-              <w:t>2</w:t>
-            </w:r>
-            <w:r>
-              <w:rPr>
-                <w:rFonts w:ascii="Arial" w:hAnsi="Arial" w:cs="Arial"/>
-                <w:sz w:val="20"/>
-                <w:szCs w:val="20"/>
-              </w:rPr>
-              <w:t>)</w:t>
-            </w:r>
-            <w:r>
-              <w:rPr>
-                <w:rFonts w:ascii="Arial" w:hAnsi="Arial" w:cs="Arial"/>
-                <w:sz w:val="20"/>
-                <w:szCs w:val="20"/>
-              </w:rPr>
-              <w:t xml:space="preserve"> </w:t>
-            </w:r>
-            <w:r>
-              <w:rPr>
-                <w:rFonts w:ascii="Arial" w:hAnsi="Arial" w:cs="Arial"/>
-                <w:sz w:val="20"/>
-                <w:szCs w:val="20"/>
-              </w:rPr>
-              <w:t>Tutorial:</w:t>
+              <w:t>(2) Tutorial:</w:t>
             </w:r>
           </w:p>
         </w:tc>
@@ -4304,8 +4079,6 @@
               <w:jc w:val="right"/>
               <w:rPr>
                 <w:rFonts w:ascii="Arial" w:hAnsi="Arial" w:cs="Arial"/>
-                <w:b/>
-                <w:bCs/>
                 <w:sz w:val="20"/>
                 <w:szCs w:val="20"/>
               </w:rPr>
@@ -4347,39 +4120,7 @@
                 <w:sz w:val="20"/>
                 <w:szCs w:val="20"/>
               </w:rPr>
-              <w:t>(</w:t>
-            </w:r>
-            <w:r>
-              <w:rPr>
-                <w:rFonts w:ascii="Arial" w:hAnsi="Arial" w:cs="Arial"/>
-                <w:sz w:val="20"/>
-                <w:szCs w:val="20"/>
-              </w:rPr>
-              <w:t>3</w:t>
-            </w:r>
-            <w:r>
-              <w:rPr>
-                <w:rFonts w:ascii="Arial" w:hAnsi="Arial" w:cs="Arial"/>
-                <w:sz w:val="20"/>
-                <w:szCs w:val="20"/>
-              </w:rPr>
-              <w:t>)</w:t>
-            </w:r>
-            <w:r>
-              <w:rPr>
-                <w:rFonts w:ascii="Arial" w:hAnsi="Arial" w:cs="Arial"/>
-                <w:sz w:val="20"/>
-                <w:szCs w:val="20"/>
-              </w:rPr>
-              <w:t xml:space="preserve"> </w:t>
-            </w:r>
-            <w:r>
-              <w:rPr>
-                <w:rFonts w:ascii="Arial" w:hAnsi="Arial" w:cs="Arial"/>
-                <w:sz w:val="20"/>
-                <w:szCs w:val="20"/>
-              </w:rPr>
-              <w:t>Laboratory:</w:t>
+              <w:t>(3) Laboratory:</w:t>
             </w:r>
           </w:p>
         </w:tc>
@@ -4484,8 +4225,6 @@
               <w:jc w:val="right"/>
               <w:rPr>
                 <w:rFonts w:ascii="Arial" w:hAnsi="Arial" w:cs="Arial"/>
-                <w:b/>
-                <w:bCs/>
                 <w:sz w:val="20"/>
                 <w:szCs w:val="20"/>
               </w:rPr>
@@ -4527,39 +4266,7 @@
                 <w:sz w:val="20"/>
                 <w:szCs w:val="20"/>
               </w:rPr>
-              <w:t>(</w:t>
-            </w:r>
-            <w:r>
-              <w:rPr>
-                <w:rFonts w:ascii="Arial" w:hAnsi="Arial" w:cs="Arial"/>
-                <w:sz w:val="20"/>
-                <w:szCs w:val="20"/>
-              </w:rPr>
-              <w:t>4</w:t>
-            </w:r>
-            <w:r>
-              <w:rPr>
-                <w:rFonts w:ascii="Arial" w:hAnsi="Arial" w:cs="Arial"/>
-                <w:sz w:val="20"/>
-                <w:szCs w:val="20"/>
-              </w:rPr>
-              <w:t xml:space="preserve">) </w:t>
-            </w:r>
-            <w:r>
-              <w:rPr>
-                <w:rFonts w:ascii="Arial" w:hAnsi="Arial" w:cs="Arial"/>
-                <w:sz w:val="20"/>
-                <w:szCs w:val="20"/>
-              </w:rPr>
-              <w:t>P</w:t>
-            </w:r>
-            <w:r>
-              <w:rPr>
-                <w:rFonts w:ascii="Arial" w:hAnsi="Arial" w:cs="Arial"/>
-                <w:sz w:val="20"/>
-                <w:szCs w:val="20"/>
-              </w:rPr>
-              <w:t>rojects, assignments:</w:t>
+              <w:t>(4) Projects, assignments:</w:t>
             </w:r>
           </w:p>
         </w:tc>
@@ -4672,8 +4379,6 @@
               <w:jc w:val="right"/>
               <w:rPr>
                 <w:rFonts w:ascii="Arial" w:hAnsi="Arial" w:cs="Arial"/>
-                <w:b/>
-                <w:bCs/>
                 <w:sz w:val="20"/>
                 <w:szCs w:val="20"/>
               </w:rPr>
@@ -4820,8 +4525,6 @@
               <w:jc w:val="right"/>
               <w:rPr>
                 <w:rFonts w:ascii="Arial" w:hAnsi="Arial" w:cs="Arial"/>
-                <w:b/>
-                <w:bCs/>
                 <w:sz w:val="20"/>
                 <w:szCs w:val="20"/>
               </w:rPr>
@@ -4863,61 +4566,29 @@
                 <w:sz w:val="20"/>
                 <w:szCs w:val="20"/>
               </w:rPr>
-              <w:t>(</w:t>
-            </w:r>
-            <w:r>
-              <w:rPr>
-                <w:rFonts w:ascii="Arial" w:hAnsi="Arial" w:cs="Arial"/>
-                <w:sz w:val="20"/>
-                <w:szCs w:val="20"/>
-              </w:rPr>
-              <w:t>6</w:t>
-            </w:r>
-            <w:r>
-              <w:rPr>
-                <w:rFonts w:ascii="Arial" w:hAnsi="Arial" w:cs="Arial"/>
-                <w:sz w:val="20"/>
-                <w:szCs w:val="20"/>
-              </w:rPr>
-              <w:t xml:space="preserve">) </w:t>
-            </w:r>
-            <w:r>
-              <w:rPr>
-                <w:rFonts w:ascii="Arial" w:hAnsi="Arial" w:cs="Arial"/>
-                <w:sz w:val="20"/>
-                <w:szCs w:val="20"/>
-              </w:rPr>
-              <w:t xml:space="preserve">Others, include </w:t>
-            </w:r>
-            <w:r>
-              <w:rPr>
-                <w:rFonts w:ascii="Arial" w:hAnsi="Arial" w:cs="Arial"/>
-                <w:sz w:val="20"/>
-                <w:szCs w:val="20"/>
-              </w:rPr>
-              <w:t xml:space="preserve">Preparatory work: </w:t>
-            </w:r>
-          </w:p>
-          <w:p>
-            <w:pPr>
-              <w:widowControl w:val="0"/>
-              <w:tabs>
-                <w:tab w:val="left" w:pos="567"/>
-                <w:tab w:val="left" w:pos="1134"/>
-                <w:tab w:val="left" w:pos="1701"/>
-                <w:tab w:val="left" w:pos="2268"/>
-              </w:tabs>
-              <w:rPr>
-                <w:rFonts w:ascii="Arial" w:hAnsi="Arial" w:cs="Arial"/>
-                <w:sz w:val="18"/>
-                <w:szCs w:val="18"/>
-              </w:rPr>
-            </w:pPr>
-            <w:r>
-              <w:rPr>
-                <w:rFonts w:ascii="Arial" w:hAnsi="Arial" w:cs="Arial"/>
-                <w:sz w:val="18"/>
-                <w:szCs w:val="18"/>
+              <w:t xml:space="preserve">(6) Others, include Preparatory work: </w:t>
+            </w:r>
+          </w:p>
+          <w:p>
+            <w:pPr>
+              <w:widowControl w:val="0"/>
+              <w:tabs>
+                <w:tab w:val="left" w:pos="567"/>
+                <w:tab w:val="left" w:pos="1134"/>
+                <w:tab w:val="left" w:pos="1701"/>
+                <w:tab w:val="left" w:pos="2268"/>
+              </w:tabs>
+              <w:rPr>
+                <w:rFonts w:ascii="Arial" w:hAnsi="Arial" w:cs="Arial"/>
+                <w:sz w:val="20"/>
+                <w:szCs w:val="20"/>
+              </w:rPr>
+            </w:pPr>
+            <w:r>
+              <w:rPr>
+                <w:rFonts w:ascii="Arial" w:hAnsi="Arial" w:cs="Arial"/>
+                <w:sz w:val="20"/>
+                <w:szCs w:val="20"/>
               </w:rPr>
               <w:t>This includes self-study, preparation, and groupwork discussion time for student.</w:t>
             </w:r>
@@ -5032,8 +4703,6 @@
               <w:jc w:val="right"/>
               <w:rPr>
                 <w:rFonts w:ascii="Arial" w:hAnsi="Arial" w:cs="Arial"/>
-                <w:b/>
-                <w:bCs/>
                 <w:sz w:val="20"/>
                 <w:szCs w:val="20"/>
               </w:rPr>
@@ -5065,15 +4734,13 @@
               <w:jc w:val="right"/>
               <w:rPr>
                 <w:rFonts w:ascii="Arial" w:hAnsi="Arial" w:cs="Arial"/>
-                <w:b/>
-                <w:sz w:val="20"/>
-                <w:szCs w:val="20"/>
-              </w:rPr>
-            </w:pPr>
-            <w:r>
-              <w:rPr>
-                <w:rFonts w:ascii="Arial" w:hAnsi="Arial" w:cs="Arial"/>
-                <w:b/>
+                <w:sz w:val="20"/>
+                <w:szCs w:val="20"/>
+              </w:rPr>
+            </w:pPr>
+            <w:r>
+              <w:rPr>
+                <w:rFonts w:ascii="Arial" w:hAnsi="Arial" w:cs="Arial"/>
                 <w:sz w:val="20"/>
                 <w:szCs w:val="20"/>
               </w:rPr>
@@ -5112,15 +4779,13 @@
               <w:jc w:val="center"/>
               <w:rPr>
                 <w:rFonts w:ascii="Arial" w:hAnsi="Arial" w:cs="Arial"/>
-                <w:b/>
-                <w:sz w:val="20"/>
-                <w:szCs w:val="20"/>
-              </w:rPr>
-            </w:pPr>
-            <w:r>
-              <w:rPr>
-                <w:rFonts w:ascii="Arial" w:hAnsi="Arial" w:cs="Arial"/>
-                <w:b/>
+                <w:sz w:val="20"/>
+                <w:szCs w:val="20"/>
+              </w:rPr>
+            </w:pPr>
+            <w:r>
+              <w:rPr>
+                <w:rFonts w:ascii="Arial" w:hAnsi="Arial" w:cs="Arial"/>
                 <w:sz w:val="20"/>
                 <w:szCs w:val="20"/>
               </w:rPr>
@@ -5166,6 +4831,11 @@
         <w:tabs>
           <w:tab w:val="left" w:pos="792"/>
         </w:tabs>
+        <w:rPr>
+          <w:rFonts w:ascii="Arial" w:hAnsi="Arial" w:cs="Arial"/>
+          <w:sz w:val="20"/>
+          <w:szCs w:val="20"/>
+        </w:rPr>
       </w:pPr>
     </w:p>
     <w:tbl>
@@ -5229,7 +4899,6 @@
               <w:jc w:val="center"/>
               <w:rPr>
                 <w:rFonts w:ascii="Arial" w:hAnsi="Arial" w:cs="Arial"/>
-                <w:b/>
                 <w:sz w:val="20"/>
                 <w:szCs w:val="20"/>
                 <w:u w:val="single"/>
@@ -5238,7 +4907,6 @@
             <w:r>
               <w:rPr>
                 <w:rFonts w:ascii="Arial" w:hAnsi="Arial" w:cs="Arial"/>
-                <w:b/>
                 <w:sz w:val="20"/>
                 <w:szCs w:val="20"/>
                 <w:u w:val="single"/>
@@ -5258,15 +4926,13 @@
               <w:jc w:val="center"/>
               <w:rPr>
                 <w:rFonts w:ascii="Arial" w:hAnsi="Arial" w:cs="Arial"/>
-                <w:i/>
-                <w:sz w:val="20"/>
-                <w:szCs w:val="20"/>
-              </w:rPr>
-            </w:pPr>
-            <w:r>
-              <w:rPr>
-                <w:rFonts w:ascii="Arial" w:hAnsi="Arial" w:cs="Arial"/>
-                <w:i/>
+                <w:sz w:val="20"/>
+                <w:szCs w:val="20"/>
+              </w:rPr>
+            </w:pPr>
+            <w:r>
+              <w:rPr>
+                <w:rFonts w:ascii="Arial" w:hAnsi="Arial" w:cs="Arial"/>
                 <w:sz w:val="20"/>
                 <w:szCs w:val="20"/>
               </w:rPr>
@@ -5275,7 +4941,6 @@
             <w:r>
               <w:rPr>
                 <w:rFonts w:ascii="Arial" w:hAnsi="Arial" w:cs="Arial"/>
-                <w:i/>
                 <w:sz w:val="20"/>
                 <w:szCs w:val="20"/>
               </w:rPr>
@@ -5284,7 +4949,6 @@
             <w:r>
               <w:rPr>
                 <w:rFonts w:ascii="Arial" w:hAnsi="Arial" w:cs="Arial"/>
-                <w:i/>
                 <w:sz w:val="20"/>
                 <w:szCs w:val="20"/>
               </w:rPr>
@@ -5293,7 +4957,6 @@
             <w:r>
               <w:rPr>
                 <w:rFonts w:ascii="Arial" w:hAnsi="Arial" w:cs="Arial"/>
-                <w:i/>
                 <w:sz w:val="20"/>
                 <w:szCs w:val="20"/>
               </w:rPr>
@@ -5302,7 +4965,6 @@
             <w:r>
               <w:rPr>
                 <w:rFonts w:ascii="Arial" w:hAnsi="Arial" w:cs="Arial"/>
-                <w:i/>
                 <w:sz w:val="20"/>
                 <w:szCs w:val="20"/>
               </w:rPr>
@@ -5328,7 +4990,6 @@
             <w:r>
               <w:rPr>
                 <w:rFonts w:ascii="Arial" w:hAnsi="Arial" w:cs="Arial"/>
-                <w:i/>
                 <w:sz w:val="20"/>
                 <w:szCs w:val="20"/>
               </w:rPr>
@@ -5337,7 +4998,6 @@
             <w:r>
               <w:rPr>
                 <w:rFonts w:ascii="Arial" w:hAnsi="Arial" w:cs="Arial"/>
-                <w:i/>
                 <w:sz w:val="20"/>
                 <w:szCs w:val="20"/>
               </w:rPr>
@@ -5346,7 +5006,6 @@
             <w:r>
               <w:rPr>
                 <w:rFonts w:ascii="Arial" w:hAnsi="Arial" w:cs="Arial"/>
-                <w:i/>
                 <w:sz w:val="20"/>
                 <w:szCs w:val="20"/>
               </w:rPr>
@@ -5382,17 +5041,13 @@
               <w:jc w:val="right"/>
               <w:rPr>
                 <w:rFonts w:ascii="Arial" w:hAnsi="Arial" w:cs="Arial"/>
-                <w:b/>
-                <w:bCs/>
-                <w:sz w:val="20"/>
-                <w:szCs w:val="20"/>
-              </w:rPr>
-            </w:pPr>
-            <w:r>
-              <w:rPr>
-                <w:rFonts w:ascii="Arial" w:hAnsi="Arial" w:cs="Arial"/>
-                <w:b/>
-                <w:bCs/>
+                <w:sz w:val="20"/>
+                <w:szCs w:val="20"/>
+              </w:rPr>
+            </w:pPr>
+            <w:r>
+              <w:rPr>
+                <w:rFonts w:ascii="Arial" w:hAnsi="Arial" w:cs="Arial"/>
                 <w:sz w:val="20"/>
                 <w:szCs w:val="20"/>
               </w:rPr>
@@ -5433,7 +5088,6 @@
             <w:r>
               <w:rPr>
                 <w:rFonts w:ascii="Arial" w:hAnsi="Arial" w:cs="Arial"/>
-                <w:b/>
                 <w:sz w:val="20"/>
                 <w:szCs w:val="20"/>
               </w:rPr>
@@ -5442,19 +5096,10 @@
             <w:r>
               <w:rPr>
                 <w:rFonts w:ascii="Arial" w:hAnsi="Arial" w:cs="Arial"/>
-                <w:b/>
-                <w:sz w:val="20"/>
-                <w:szCs w:val="20"/>
-              </w:rPr>
-              <w:t xml:space="preserve"> Lecturer(s)</w:t>
-            </w:r>
-            <w:r>
-              <w:rPr>
-                <w:rFonts w:ascii="Arial" w:hAnsi="Arial" w:cs="Arial"/>
-                <w:sz w:val="20"/>
-                <w:szCs w:val="20"/>
-              </w:rPr>
-              <w:t>:</w:t>
+                <w:sz w:val="20"/>
+                <w:szCs w:val="20"/>
+              </w:rPr>
+              <w:t xml:space="preserve"> Lecturer(s):</w:t>
             </w:r>
           </w:p>
           <w:p>
@@ -5467,31 +5112,32 @@
               </w:tabs>
               <w:rPr>
                 <w:rFonts w:ascii="Arial" w:hAnsi="Arial" w:cs="Arial"/>
-                <w:sz w:val="18"/>
-                <w:szCs w:val="18"/>
-              </w:rPr>
-            </w:pPr>
-            <w:r>
-              <w:rPr>
-                <w:rFonts w:ascii="Arial" w:hAnsi="Arial" w:cs="Arial"/>
-                <w:sz w:val="18"/>
-                <w:szCs w:val="18"/>
-              </w:rPr>
+                <w:sz w:val="20"/>
+                <w:szCs w:val="20"/>
+              </w:rPr>
+            </w:pPr>
+            <w:r>
+              <w:rPr>
+                <w:rFonts w:ascii="Arial" w:hAnsi="Arial" w:cs="Arial"/>
+                <w:sz w:val="20"/>
+                <w:szCs w:val="20"/>
+              </w:rPr>
+              <w:lastRenderedPageBreak/>
               <w:t>(Indicate Name and Department.</w:t>
             </w:r>
             <w:r>
               <w:rPr>
                 <w:rFonts w:ascii="Arial" w:hAnsi="Arial" w:cs="Arial"/>
-                <w:sz w:val="18"/>
-                <w:szCs w:val="18"/>
+                <w:sz w:val="20"/>
+                <w:szCs w:val="20"/>
               </w:rPr>
               <w:t>)</w:t>
             </w:r>
             <w:r>
               <w:rPr>
                 <w:rFonts w:ascii="Arial" w:hAnsi="Arial" w:cs="Arial"/>
-                <w:sz w:val="18"/>
-                <w:szCs w:val="18"/>
+                <w:sz w:val="20"/>
+                <w:szCs w:val="20"/>
               </w:rPr>
               <w:t xml:space="preserve"> </w:t>
             </w:r>
@@ -5517,24 +5163,22 @@
               <w:ind w:left="333" w:hanging="333"/>
               <w:rPr>
                 <w:rFonts w:ascii="Arial" w:hAnsi="Arial" w:cs="Arial"/>
-                <w:bCs/>
-                <w:sz w:val="20"/>
-                <w:szCs w:val="20"/>
-              </w:rPr>
-            </w:pPr>
-            <w:r>
-              <w:rPr>
-                <w:rFonts w:ascii="Arial" w:hAnsi="Arial" w:cs="Arial"/>
-                <w:bCs/>
-                <w:sz w:val="20"/>
-                <w:szCs w:val="20"/>
-              </w:rPr>
+                <w:sz w:val="20"/>
+                <w:szCs w:val="20"/>
+              </w:rPr>
+            </w:pPr>
+            <w:r>
+              <w:rPr>
+                <w:rFonts w:ascii="Arial" w:hAnsi="Arial" w:cs="Arial"/>
+                <w:sz w:val="20"/>
+                <w:szCs w:val="20"/>
+              </w:rPr>
+              <w:lastRenderedPageBreak/>
               <w:t>(i)</w:t>
             </w:r>
             <w:r>
               <w:rPr>
                 <w:rFonts w:ascii="Arial" w:hAnsi="Arial" w:cs="Arial"/>
-                <w:bCs/>
                 <w:sz w:val="20"/>
                 <w:szCs w:val="20"/>
               </w:rPr>
@@ -5546,16 +5190,7 @@
                 <w:sz w:val="20"/>
                 <w:szCs w:val="20"/>
               </w:rPr>
-              <w:t>Principal</w:t>
-            </w:r>
-            <w:r>
-              <w:rPr>
-                <w:rFonts w:ascii="Arial" w:hAnsi="Arial" w:cs="Arial"/>
-                <w:bCs/>
-                <w:sz w:val="20"/>
-                <w:szCs w:val="20"/>
-              </w:rPr>
-              <w:t xml:space="preserve"> lecturer(s):</w:t>
+              <w:t>Principal lecturer(s):</w:t>
             </w:r>
           </w:p>
         </w:tc>
@@ -5626,8 +5261,6 @@
               <w:jc w:val="right"/>
               <w:rPr>
                 <w:rFonts w:ascii="Arial" w:hAnsi="Arial" w:cs="Arial"/>
-                <w:b/>
-                <w:bCs/>
                 <w:sz w:val="20"/>
                 <w:szCs w:val="20"/>
               </w:rPr>
@@ -5660,8 +5293,6 @@
               </w:tabs>
               <w:rPr>
                 <w:rFonts w:ascii="Arial" w:hAnsi="Arial" w:cs="Arial"/>
-                <w:b/>
-                <w:bCs/>
                 <w:sz w:val="20"/>
                 <w:szCs w:val="20"/>
               </w:rPr>
@@ -5688,7 +5319,6 @@
               <w:ind w:left="333" w:hanging="333"/>
               <w:rPr>
                 <w:rFonts w:ascii="Arial" w:hAnsi="Arial" w:cs="Arial"/>
-                <w:bCs/>
                 <w:sz w:val="20"/>
                 <w:szCs w:val="20"/>
               </w:rPr>
@@ -5712,7 +5342,6 @@
             <w:r>
               <w:rPr>
                 <w:rFonts w:ascii="Arial" w:hAnsi="Arial" w:cs="Arial"/>
-                <w:bCs/>
                 <w:sz w:val="20"/>
                 <w:szCs w:val="20"/>
               </w:rPr>
@@ -5780,17 +5409,13 @@
               <w:jc w:val="right"/>
               <w:rPr>
                 <w:rFonts w:ascii="Arial" w:hAnsi="Arial" w:cs="Arial"/>
-                <w:b/>
-                <w:bCs/>
-                <w:sz w:val="20"/>
-                <w:szCs w:val="20"/>
-              </w:rPr>
-            </w:pPr>
-            <w:r>
-              <w:rPr>
-                <w:rFonts w:ascii="Arial" w:hAnsi="Arial" w:cs="Arial"/>
-                <w:b/>
-                <w:bCs/>
+                <w:sz w:val="20"/>
+                <w:szCs w:val="20"/>
+              </w:rPr>
+            </w:pPr>
+            <w:r>
+              <w:rPr>
+                <w:rFonts w:ascii="Arial" w:hAnsi="Arial" w:cs="Arial"/>
                 <w:sz w:val="20"/>
                 <w:szCs w:val="20"/>
               </w:rPr>
@@ -5832,21 +5457,10 @@
             <w:r>
               <w:rPr>
                 <w:rFonts w:ascii="Arial" w:hAnsi="Arial" w:cs="Arial"/>
-                <w:b/>
-                <w:bCs/>
-                <w:sz w:val="20"/>
-                <w:szCs w:val="20"/>
-              </w:rPr>
-              <w:t>Maximum Class Size</w:t>
-            </w:r>
-            <w:r>
-              <w:rPr>
-                <w:rFonts w:ascii="Arial" w:hAnsi="Arial" w:cs="Arial"/>
-                <w:bCs/>
-                <w:sz w:val="20"/>
-                <w:szCs w:val="20"/>
-              </w:rPr>
-              <w:t>:</w:t>
+                <w:sz w:val="20"/>
+                <w:szCs w:val="20"/>
+              </w:rPr>
+              <w:t>Maximum Class Size:</w:t>
             </w:r>
           </w:p>
         </w:tc>
@@ -5932,17 +5546,13 @@
               <w:jc w:val="right"/>
               <w:rPr>
                 <w:rFonts w:ascii="Arial" w:hAnsi="Arial" w:cs="Arial"/>
-                <w:b/>
-                <w:bCs/>
-                <w:sz w:val="20"/>
-                <w:szCs w:val="20"/>
-              </w:rPr>
-            </w:pPr>
-            <w:r>
-              <w:rPr>
-                <w:rFonts w:ascii="Arial" w:hAnsi="Arial" w:cs="Arial"/>
-                <w:b/>
-                <w:bCs/>
+                <w:sz w:val="20"/>
+                <w:szCs w:val="20"/>
+              </w:rPr>
+            </w:pPr>
+            <w:r>
+              <w:rPr>
+                <w:rFonts w:ascii="Arial" w:hAnsi="Arial" w:cs="Arial"/>
                 <w:sz w:val="20"/>
                 <w:szCs w:val="20"/>
               </w:rPr>
@@ -5977,38 +5587,17 @@
               <w:spacing w:before="120"/>
               <w:rPr>
                 <w:rFonts w:ascii="Arial" w:hAnsi="Arial" w:cs="Arial"/>
-                <w:bCs/>
-                <w:sz w:val="18"/>
-                <w:szCs w:val="18"/>
-              </w:rPr>
-            </w:pPr>
-            <w:r>
-              <w:rPr>
-                <w:rFonts w:ascii="Arial" w:hAnsi="Arial" w:cs="Arial"/>
-                <w:b/>
-                <w:bCs/>
-                <w:sz w:val="20"/>
-                <w:szCs w:val="20"/>
-              </w:rPr>
-              <w:t>Syllabus</w:t>
-            </w:r>
-            <w:r>
-              <w:rPr>
-                <w:rFonts w:ascii="Arial" w:hAnsi="Arial" w:cs="Arial"/>
-                <w:bCs/>
-                <w:sz w:val="20"/>
-                <w:szCs w:val="20"/>
-              </w:rPr>
-              <w:t>:</w:t>
-            </w:r>
-            <w:r>
-              <w:rPr>
-                <w:rFonts w:ascii="Arial" w:hAnsi="Arial" w:cs="Arial"/>
-                <w:bCs/>
-                <w:sz w:val="18"/>
-                <w:szCs w:val="18"/>
-              </w:rPr>
-              <w:t>(Elaboration of major topics to be covered.)</w:t>
+                <w:sz w:val="20"/>
+                <w:szCs w:val="20"/>
+              </w:rPr>
+            </w:pPr>
+            <w:r>
+              <w:rPr>
+                <w:rFonts w:ascii="Arial" w:hAnsi="Arial" w:cs="Arial"/>
+                <w:sz w:val="20"/>
+                <w:szCs w:val="20"/>
+              </w:rPr>
+              <w:t>Syllabus:(Elaboration of major topics to be covered.)</w:t>
             </w:r>
           </w:p>
         </w:tc>
@@ -6044,8 +5633,6 @@
               <w:jc w:val="right"/>
               <w:rPr>
                 <w:rFonts w:ascii="Arial" w:hAnsi="Arial" w:cs="Arial"/>
-                <w:b/>
-                <w:bCs/>
                 <w:sz w:val="20"/>
                 <w:szCs w:val="20"/>
               </w:rPr>
@@ -6108,14 +5695,6 @@
                 <w:szCs w:val="20"/>
               </w:rPr>
             </w:pPr>
-            <w:r>
-              <w:rPr>
-                <w:rFonts w:ascii="Arial" w:hAnsi="Arial" w:cs="Arial"/>
-                <w:sz w:val="20"/>
-                <w:szCs w:val="20"/>
-              </w:rPr>
-              <w:t>1. The inherited Asian state</w:t>
-            </w:r>
           </w:p>
           <w:p>
             <w:pPr>
@@ -6131,15 +5710,37 @@
                 <w:rFonts w:ascii="Arial" w:hAnsi="Arial" w:cs="Arial"/>
                 <w:sz w:val="20"/>
                 <w:szCs w:val="20"/>
-              </w:rPr>
-            </w:pPr>
-            <w:r>
-              <w:rPr>
-                <w:rFonts w:ascii="Arial" w:hAnsi="Arial" w:cs="Arial"/>
-                <w:sz w:val="20"/>
-                <w:szCs w:val="20"/>
-              </w:rPr>
-              <w:t>2. Asia's old bargain with the world</w:t>
+                <w:lang w:val="en-US"/>
+              </w:rPr>
+            </w:pPr>
+            <w:r>
+              <w:rPr>
+                <w:rFonts w:ascii="Arial" w:hAnsi="Arial" w:cs="Arial"/>
+                <w:sz w:val="20"/>
+                <w:szCs w:val="20"/>
+                <w:lang w:val="en-US"/>
+              </w:rPr>
+              <w:t xml:space="preserve">Week </w:t>
+            </w:r>
+            <w:proofErr w:type="gramStart"/>
+            <w:r>
+              <w:rPr>
+                <w:rFonts w:ascii="Arial" w:hAnsi="Arial" w:cs="Arial"/>
+                <w:sz w:val="20"/>
+                <w:szCs w:val="20"/>
+                <w:lang w:val="en-US"/>
+              </w:rPr>
+              <w:t>1  AI</w:t>
+            </w:r>
+            <w:proofErr w:type="gramEnd"/>
+            <w:r>
+              <w:rPr>
+                <w:rFonts w:ascii="Arial" w:hAnsi="Arial" w:cs="Arial"/>
+                <w:sz w:val="20"/>
+                <w:szCs w:val="20"/>
+                <w:lang w:val="en-US"/>
+              </w:rPr>
+              <w:t xml:space="preserve"> and the historical development bargain</w:t>
             </w:r>
           </w:p>
           <w:p>
@@ -6156,15 +5757,17 @@
                 <w:rFonts w:ascii="Arial" w:hAnsi="Arial" w:cs="Arial"/>
                 <w:sz w:val="20"/>
                 <w:szCs w:val="20"/>
-              </w:rPr>
-            </w:pPr>
-            <w:r>
-              <w:rPr>
-                <w:rFonts w:ascii="Arial" w:hAnsi="Arial" w:cs="Arial"/>
-                <w:sz w:val="20"/>
-                <w:szCs w:val="20"/>
-              </w:rPr>
-              <w:t>3. What does AI change?</w:t>
+                <w:lang w:val="en-US"/>
+              </w:rPr>
+            </w:pPr>
+            <w:r>
+              <w:rPr>
+                <w:rFonts w:ascii="Arial" w:hAnsi="Arial" w:cs="Arial"/>
+                <w:sz w:val="20"/>
+                <w:szCs w:val="20"/>
+                <w:lang w:val="en-US"/>
+              </w:rPr>
+              <w:t>Question: What would have to change for AI to require a different developmental state?</w:t>
             </w:r>
           </w:p>
           <w:p>
@@ -6181,15 +5784,17 @@
                 <w:rFonts w:ascii="Arial" w:hAnsi="Arial" w:cs="Arial"/>
                 <w:sz w:val="20"/>
                 <w:szCs w:val="20"/>
-              </w:rPr>
-            </w:pPr>
-            <w:r>
-              <w:rPr>
-                <w:rFonts w:ascii="Arial" w:hAnsi="Arial" w:cs="Arial"/>
-                <w:sz w:val="20"/>
-                <w:szCs w:val="20"/>
-              </w:rPr>
-              <w:t>4. Growth without the old escalator</w:t>
+                <w:lang w:val="en-US"/>
+              </w:rPr>
+            </w:pPr>
+            <w:r>
+              <w:rPr>
+                <w:rFonts w:ascii="Arial" w:hAnsi="Arial" w:cs="Arial"/>
+                <w:sz w:val="20"/>
+                <w:szCs w:val="20"/>
+                <w:lang w:val="en-US"/>
+              </w:rPr>
+              <w:t>Lecture sequence: The historical developmental state and embedded autonomy; structural transformation and capability expansion; AI as a possible change in tasks and growth constraints; contrasting Asian starting conditions. Explain why “Asian state” admits multiple trajectories rather than one model.</w:t>
             </w:r>
           </w:p>
           <w:p>
@@ -6206,15 +5811,17 @@
                 <w:rFonts w:ascii="Arial" w:hAnsi="Arial" w:cs="Arial"/>
                 <w:sz w:val="20"/>
                 <w:szCs w:val="20"/>
-              </w:rPr>
-            </w:pPr>
-            <w:r>
-              <w:rPr>
-                <w:rFonts w:ascii="Arial" w:hAnsi="Arial" w:cs="Arial"/>
-                <w:sz w:val="20"/>
-                <w:szCs w:val="20"/>
-              </w:rPr>
-              <w:t>5. Who wins? Firms, workers, and rents</w:t>
+                <w:lang w:val="en-US"/>
+              </w:rPr>
+            </w:pPr>
+            <w:r>
+              <w:rPr>
+                <w:rFonts w:ascii="Arial" w:hAnsi="Arial" w:cs="Arial"/>
+                <w:sz w:val="20"/>
+                <w:szCs w:val="20"/>
+                <w:lang w:val="en-US"/>
+              </w:rPr>
+              <w:t>Core: EH [L], pp. 109–120 (12); BKA [L], PDF pp. 3–6 (4).</w:t>
             </w:r>
           </w:p>
           <w:p>
@@ -6231,15 +5838,17 @@
                 <w:rFonts w:ascii="Arial" w:hAnsi="Arial" w:cs="Arial"/>
                 <w:sz w:val="20"/>
                 <w:szCs w:val="20"/>
-              </w:rPr>
-            </w:pPr>
-            <w:r>
-              <w:rPr>
-                <w:rFonts w:ascii="Arial" w:hAnsi="Arial" w:cs="Arial"/>
-                <w:sz w:val="20"/>
-                <w:szCs w:val="20"/>
-              </w:rPr>
-              <w:t>6. The AI social compact</w:t>
+                <w:lang w:val="en-US"/>
+              </w:rPr>
+            </w:pPr>
+            <w:r>
+              <w:rPr>
+                <w:rFonts w:ascii="Arial" w:hAnsi="Arial" w:cs="Arial"/>
+                <w:sz w:val="20"/>
+                <w:szCs w:val="20"/>
+                <w:lang w:val="en-US"/>
+              </w:rPr>
+              <w:t>Empirical: WB [L], pp. 11–20, on uneven innovation, adaptation, and adoption (10).</w:t>
             </w:r>
           </w:p>
           <w:p>
@@ -6256,15 +5865,17 @@
                 <w:rFonts w:ascii="Arial" w:hAnsi="Arial" w:cs="Arial"/>
                 <w:sz w:val="20"/>
                 <w:szCs w:val="20"/>
-              </w:rPr>
-            </w:pPr>
-            <w:r>
-              <w:rPr>
-                <w:rFonts w:ascii="Arial" w:hAnsi="Arial" w:cs="Arial"/>
-                <w:sz w:val="20"/>
-                <w:szCs w:val="20"/>
-              </w:rPr>
-              <w:t>7. Can AI resurrect the developmental state?</w:t>
+                <w:lang w:val="en-US"/>
+              </w:rPr>
+            </w:pPr>
+            <w:r>
+              <w:rPr>
+                <w:rFonts w:ascii="Arial" w:hAnsi="Arial" w:cs="Arial"/>
+                <w:sz w:val="20"/>
+                <w:szCs w:val="20"/>
+                <w:lang w:val="en-US"/>
+              </w:rPr>
+              <w:t>Optional: EH, pp. 121–130, for India, Southeast Asia, and comparative conclusions.</w:t>
             </w:r>
           </w:p>
           <w:p>
@@ -6281,15 +5892,17 @@
                 <w:rFonts w:ascii="Arial" w:hAnsi="Arial" w:cs="Arial"/>
                 <w:sz w:val="20"/>
                 <w:szCs w:val="20"/>
-              </w:rPr>
-            </w:pPr>
-            <w:r>
-              <w:rPr>
-                <w:rFonts w:ascii="Arial" w:hAnsi="Arial" w:cs="Arial"/>
-                <w:sz w:val="20"/>
-                <w:szCs w:val="20"/>
-              </w:rPr>
-              <w:t>8. The state becomes an AI user</w:t>
+                <w:lang w:val="en-US"/>
+              </w:rPr>
+            </w:pPr>
+            <w:r>
+              <w:rPr>
+                <w:rFonts w:ascii="Arial" w:hAnsi="Arial" w:cs="Arial"/>
+                <w:sz w:val="20"/>
+                <w:szCs w:val="20"/>
+                <w:lang w:val="en-US"/>
+              </w:rPr>
+              <w:t>Studio: In 45 minutes, teams build the first country profile and a causal map linking one AI opportunity to a development objective and a state capability. In 35 minutes, paired teams question whether the proposed mechanism is distinctive to AI and whether institutional reform is necessary. In 15 minutes, record a provisional strategy question and three facts to verify. Output: development diagnosis and profile baseline.</w:t>
             </w:r>
           </w:p>
           <w:p>
@@ -6306,15 +5919,37 @@
                 <w:rFonts w:ascii="Arial" w:hAnsi="Arial" w:cs="Arial"/>
                 <w:sz w:val="20"/>
                 <w:szCs w:val="20"/>
-              </w:rPr>
-            </w:pPr>
-            <w:r>
-              <w:rPr>
-                <w:rFonts w:ascii="Arial" w:hAnsi="Arial" w:cs="Arial"/>
-                <w:sz w:val="20"/>
-                <w:szCs w:val="20"/>
-              </w:rPr>
-              <w:t>9. Who governs whom?</w:t>
+                <w:lang w:val="en-US"/>
+              </w:rPr>
+            </w:pPr>
+            <w:r>
+              <w:rPr>
+                <w:rFonts w:ascii="Arial" w:hAnsi="Arial" w:cs="Arial"/>
+                <w:sz w:val="20"/>
+                <w:szCs w:val="20"/>
+                <w:lang w:val="en-US"/>
+              </w:rPr>
+              <w:t xml:space="preserve">Week </w:t>
+            </w:r>
+            <w:proofErr w:type="gramStart"/>
+            <w:r>
+              <w:rPr>
+                <w:rFonts w:ascii="Arial" w:hAnsi="Arial" w:cs="Arial"/>
+                <w:sz w:val="20"/>
+                <w:szCs w:val="20"/>
+                <w:lang w:val="en-US"/>
+              </w:rPr>
+              <w:t>2  Tasks</w:t>
+            </w:r>
+            <w:proofErr w:type="gramEnd"/>
+            <w:r>
+              <w:rPr>
+                <w:rFonts w:ascii="Arial" w:hAnsi="Arial" w:cs="Arial"/>
+                <w:sz w:val="20"/>
+                <w:szCs w:val="20"/>
+                <w:lang w:val="en-US"/>
+              </w:rPr>
+              <w:t xml:space="preserve"> and employment under political constraints</w:t>
             </w:r>
           </w:p>
           <w:p>
@@ -6331,15 +5966,17 @@
                 <w:rFonts w:ascii="Arial" w:hAnsi="Arial" w:cs="Arial"/>
                 <w:sz w:val="20"/>
                 <w:szCs w:val="20"/>
-              </w:rPr>
-            </w:pPr>
-            <w:r>
-              <w:rPr>
-                <w:rFonts w:ascii="Arial" w:hAnsi="Arial" w:cs="Arial"/>
-                <w:sz w:val="20"/>
-                <w:szCs w:val="20"/>
-              </w:rPr>
-              <w:t>10. Dependence and the AI stack</w:t>
+                <w:lang w:val="en-US"/>
+              </w:rPr>
+            </w:pPr>
+            <w:r>
+              <w:rPr>
+                <w:rFonts w:ascii="Arial" w:hAnsi="Arial" w:cs="Arial"/>
+                <w:sz w:val="20"/>
+                <w:szCs w:val="20"/>
+                <w:lang w:val="en-US"/>
+              </w:rPr>
+              <w:t>Question: Who might gain or lose, and who can influence the direction of adoption?</w:t>
             </w:r>
           </w:p>
           <w:p>
@@ -6356,15 +5993,17 @@
                 <w:rFonts w:ascii="Arial" w:hAnsi="Arial" w:cs="Arial"/>
                 <w:sz w:val="20"/>
                 <w:szCs w:val="20"/>
-              </w:rPr>
-            </w:pPr>
-            <w:r>
-              <w:rPr>
-                <w:rFonts w:ascii="Arial" w:hAnsi="Arial" w:cs="Arial"/>
-                <w:sz w:val="20"/>
-                <w:szCs w:val="20"/>
-              </w:rPr>
-              <w:t>11. Does AI rewrite the rules of national size?</w:t>
+                <w:lang w:val="en-US"/>
+              </w:rPr>
+            </w:pPr>
+            <w:r>
+              <w:rPr>
+                <w:rFonts w:ascii="Arial" w:hAnsi="Arial" w:cs="Arial"/>
+                <w:sz w:val="20"/>
+                <w:szCs w:val="20"/>
+                <w:lang w:val="en-US"/>
+              </w:rPr>
+              <w:t>Lecture sequence: Displacement, productivity, and new-task effects; technical exposure versus economically viable adoption; firm and worker incentives; bargaining power and institutional responses. Show why occupational exposure cannot be converted directly into a forecast of job losses.</w:t>
             </w:r>
           </w:p>
           <w:p>
@@ -6381,15 +6020,17 @@
                 <w:rFonts w:ascii="Arial" w:hAnsi="Arial" w:cs="Arial"/>
                 <w:sz w:val="20"/>
                 <w:szCs w:val="20"/>
-              </w:rPr>
-            </w:pPr>
-            <w:r>
-              <w:rPr>
-                <w:rFonts w:ascii="Arial" w:hAnsi="Arial" w:cs="Arial"/>
-                <w:sz w:val="20"/>
-                <w:szCs w:val="20"/>
-              </w:rPr>
-              <w:t>12. Autonomy, capability, and legitimacy</w:t>
+                <w:lang w:val="en-US"/>
+              </w:rPr>
+            </w:pPr>
+            <w:r>
+              <w:rPr>
+                <w:rFonts w:ascii="Arial" w:hAnsi="Arial" w:cs="Arial"/>
+                <w:sz w:val="20"/>
+                <w:szCs w:val="20"/>
+                <w:lang w:val="en-US"/>
+              </w:rPr>
+              <w:t>Core: AR [L], pp. 1–14, the nontechnical framework (14).</w:t>
             </w:r>
           </w:p>
           <w:p>
@@ -6406,15 +6047,2653 @@
                 <w:rFonts w:ascii="Arial" w:hAnsi="Arial" w:cs="Arial"/>
                 <w:sz w:val="20"/>
                 <w:szCs w:val="20"/>
-              </w:rPr>
-            </w:pPr>
-            <w:r>
-              <w:rPr>
-                <w:rFonts w:ascii="Arial" w:hAnsi="Arial" w:cs="Arial"/>
-                <w:sz w:val="20"/>
-                <w:szCs w:val="20"/>
-              </w:rPr>
-              <w:t>13. What is the new Asian state?</w:t>
+                <w:lang w:val="en-US"/>
+              </w:rPr>
+            </w:pPr>
+            <w:r>
+              <w:rPr>
+                <w:rFonts w:ascii="Arial" w:hAnsi="Arial" w:cs="Arial"/>
+                <w:sz w:val="20"/>
+                <w:szCs w:val="20"/>
+                <w:lang w:val="en-US"/>
+              </w:rPr>
+              <w:t>Empirical: ILO [L], pp. 37–39 and 43–46, exposure gradients and employment estimates (7). Required total: 25 pages.</w:t>
+            </w:r>
+          </w:p>
+          <w:p>
+            <w:pPr>
+              <w:widowControl w:val="0"/>
+              <w:tabs>
+                <w:tab w:val="left" w:pos="567"/>
+                <w:tab w:val="left" w:pos="1134"/>
+                <w:tab w:val="left" w:pos="1701"/>
+                <w:tab w:val="left" w:pos="2268"/>
+              </w:tabs>
+              <w:spacing w:before="120"/>
+              <w:rPr>
+                <w:rFonts w:ascii="Arial" w:hAnsi="Arial" w:cs="Arial"/>
+                <w:sz w:val="20"/>
+                <w:szCs w:val="20"/>
+                <w:lang w:val="en-US"/>
+              </w:rPr>
+            </w:pPr>
+            <w:r>
+              <w:rPr>
+                <w:rFonts w:ascii="Arial" w:hAnsi="Arial" w:cs="Arial"/>
+                <w:sz w:val="20"/>
+                <w:szCs w:val="20"/>
+                <w:lang w:val="en-US"/>
+              </w:rPr>
+              <w:t>Optional: AGG [L], introduction and conclusion of Genius on Demand; formal model for interested students only.</w:t>
+            </w:r>
+          </w:p>
+          <w:p>
+            <w:pPr>
+              <w:widowControl w:val="0"/>
+              <w:tabs>
+                <w:tab w:val="left" w:pos="567"/>
+                <w:tab w:val="left" w:pos="1134"/>
+                <w:tab w:val="left" w:pos="1701"/>
+                <w:tab w:val="left" w:pos="2268"/>
+              </w:tabs>
+              <w:spacing w:before="120"/>
+              <w:rPr>
+                <w:rFonts w:ascii="Arial" w:hAnsi="Arial" w:cs="Arial"/>
+                <w:sz w:val="20"/>
+                <w:szCs w:val="20"/>
+                <w:lang w:val="en-US"/>
+              </w:rPr>
+            </w:pPr>
+            <w:r>
+              <w:rPr>
+                <w:rFonts w:ascii="Arial" w:hAnsi="Arial" w:cs="Arial"/>
+                <w:sz w:val="20"/>
+                <w:szCs w:val="20"/>
+                <w:lang w:val="en-US"/>
+              </w:rPr>
+              <w:t xml:space="preserve">Studio: In 45 minutes, map tasks in two occupations in a priority sector and identify </w:t>
+            </w:r>
+            <w:proofErr w:type="gramStart"/>
+            <w:r>
+              <w:rPr>
+                <w:rFonts w:ascii="Arial" w:hAnsi="Arial" w:cs="Arial"/>
+                <w:sz w:val="20"/>
+                <w:szCs w:val="20"/>
+                <w:lang w:val="en-US"/>
+              </w:rPr>
+              <w:t>where</w:t>
+            </w:r>
+            <w:proofErr w:type="gramEnd"/>
+            <w:r>
+              <w:rPr>
+                <w:rFonts w:ascii="Arial" w:hAnsi="Arial" w:cs="Arial"/>
+                <w:sz w:val="20"/>
+                <w:szCs w:val="20"/>
+                <w:lang w:val="en-US"/>
+              </w:rPr>
+              <w:t xml:space="preserve"> substitution, complementarity, or new tasks could arise. In 35 minutes, employer, worker, and ministry roles negotiate adoption conditions, including who funds training and who captures gains. In 15 minutes, revise the map and distinguish exposure, adoption, and outcomes. Output: sector task map and distributional hypothesis.</w:t>
+            </w:r>
+          </w:p>
+          <w:p>
+            <w:pPr>
+              <w:widowControl w:val="0"/>
+              <w:tabs>
+                <w:tab w:val="left" w:pos="567"/>
+                <w:tab w:val="left" w:pos="1134"/>
+                <w:tab w:val="left" w:pos="1701"/>
+                <w:tab w:val="left" w:pos="2268"/>
+              </w:tabs>
+              <w:spacing w:before="120"/>
+              <w:rPr>
+                <w:rFonts w:ascii="Arial" w:hAnsi="Arial" w:cs="Arial"/>
+                <w:sz w:val="20"/>
+                <w:szCs w:val="20"/>
+                <w:lang w:val="en-US"/>
+              </w:rPr>
+            </w:pPr>
+            <w:r>
+              <w:rPr>
+                <w:rFonts w:ascii="Arial" w:hAnsi="Arial" w:cs="Arial"/>
+                <w:sz w:val="20"/>
+                <w:szCs w:val="20"/>
+                <w:lang w:val="en-US"/>
+              </w:rPr>
+              <w:t xml:space="preserve">Week </w:t>
+            </w:r>
+            <w:proofErr w:type="gramStart"/>
+            <w:r>
+              <w:rPr>
+                <w:rFonts w:ascii="Arial" w:hAnsi="Arial" w:cs="Arial"/>
+                <w:sz w:val="20"/>
+                <w:szCs w:val="20"/>
+                <w:lang w:val="en-US"/>
+              </w:rPr>
+              <w:t>3  Productivity</w:t>
+            </w:r>
+            <w:proofErr w:type="gramEnd"/>
+            <w:r>
+              <w:rPr>
+                <w:rFonts w:ascii="Arial" w:hAnsi="Arial" w:cs="Arial"/>
+                <w:sz w:val="20"/>
+                <w:szCs w:val="20"/>
+                <w:lang w:val="en-US"/>
+              </w:rPr>
+              <w:t xml:space="preserve"> gains and the problem of diffusion</w:t>
+            </w:r>
+          </w:p>
+          <w:p>
+            <w:pPr>
+              <w:widowControl w:val="0"/>
+              <w:tabs>
+                <w:tab w:val="left" w:pos="567"/>
+                <w:tab w:val="left" w:pos="1134"/>
+                <w:tab w:val="left" w:pos="1701"/>
+                <w:tab w:val="left" w:pos="2268"/>
+              </w:tabs>
+              <w:spacing w:before="120"/>
+              <w:rPr>
+                <w:rFonts w:ascii="Arial" w:hAnsi="Arial" w:cs="Arial"/>
+                <w:sz w:val="20"/>
+                <w:szCs w:val="20"/>
+                <w:lang w:val="en-US"/>
+              </w:rPr>
+            </w:pPr>
+            <w:r>
+              <w:rPr>
+                <w:rFonts w:ascii="Arial" w:hAnsi="Arial" w:cs="Arial"/>
+                <w:sz w:val="20"/>
+                <w:szCs w:val="20"/>
+                <w:lang w:val="en-US"/>
+              </w:rPr>
+              <w:t>Question: When do workplace gains become national development gains?</w:t>
+            </w:r>
+          </w:p>
+          <w:p>
+            <w:pPr>
+              <w:widowControl w:val="0"/>
+              <w:tabs>
+                <w:tab w:val="left" w:pos="567"/>
+                <w:tab w:val="left" w:pos="1134"/>
+                <w:tab w:val="left" w:pos="1701"/>
+                <w:tab w:val="left" w:pos="2268"/>
+              </w:tabs>
+              <w:spacing w:before="120"/>
+              <w:rPr>
+                <w:rFonts w:ascii="Arial" w:hAnsi="Arial" w:cs="Arial"/>
+                <w:sz w:val="20"/>
+                <w:szCs w:val="20"/>
+                <w:lang w:val="en-US"/>
+              </w:rPr>
+            </w:pPr>
+            <w:r>
+              <w:rPr>
+                <w:rFonts w:ascii="Arial" w:hAnsi="Arial" w:cs="Arial"/>
+                <w:sz w:val="20"/>
+                <w:szCs w:val="20"/>
+                <w:lang w:val="en-US"/>
+              </w:rPr>
+              <w:t xml:space="preserve">Lecture sequence: Interpret a workplace adoption study; productivity versus wages and welfare; </w:t>
+            </w:r>
+            <w:proofErr w:type="spellStart"/>
+            <w:r>
+              <w:rPr>
+                <w:rFonts w:ascii="Arial" w:hAnsi="Arial" w:cs="Arial"/>
+                <w:sz w:val="20"/>
+                <w:szCs w:val="20"/>
+                <w:lang w:val="en-US"/>
+              </w:rPr>
+              <w:t>organisational</w:t>
+            </w:r>
+            <w:proofErr w:type="spellEnd"/>
+            <w:r>
+              <w:rPr>
+                <w:rFonts w:ascii="Arial" w:hAnsi="Arial" w:cs="Arial"/>
+                <w:sz w:val="20"/>
+                <w:szCs w:val="20"/>
+                <w:lang w:val="en-US"/>
+              </w:rPr>
+              <w:t xml:space="preserve"> complements and selection; bureaucratic capability and firm heterogeneity. Examine whether evidence from one customer-support setting transfers to Asian SMEs, informal enterprises, or public agencies.</w:t>
+            </w:r>
+          </w:p>
+          <w:p>
+            <w:pPr>
+              <w:widowControl w:val="0"/>
+              <w:tabs>
+                <w:tab w:val="left" w:pos="567"/>
+                <w:tab w:val="left" w:pos="1134"/>
+                <w:tab w:val="left" w:pos="1701"/>
+                <w:tab w:val="left" w:pos="2268"/>
+              </w:tabs>
+              <w:spacing w:before="120"/>
+              <w:rPr>
+                <w:rFonts w:ascii="Arial" w:hAnsi="Arial" w:cs="Arial"/>
+                <w:sz w:val="20"/>
+                <w:szCs w:val="20"/>
+                <w:lang w:val="en-US"/>
+              </w:rPr>
+            </w:pPr>
+            <w:r>
+              <w:rPr>
+                <w:rFonts w:ascii="Arial" w:hAnsi="Arial" w:cs="Arial"/>
+                <w:sz w:val="20"/>
+                <w:szCs w:val="20"/>
+                <w:lang w:val="en-US"/>
+              </w:rPr>
+              <w:t>Core: EH [L], pp. 111–113, bureaucratic capacity and embeddedness (3).</w:t>
+            </w:r>
+          </w:p>
+          <w:p>
+            <w:pPr>
+              <w:widowControl w:val="0"/>
+              <w:tabs>
+                <w:tab w:val="left" w:pos="567"/>
+                <w:tab w:val="left" w:pos="1134"/>
+                <w:tab w:val="left" w:pos="1701"/>
+                <w:tab w:val="left" w:pos="2268"/>
+              </w:tabs>
+              <w:spacing w:before="120"/>
+              <w:rPr>
+                <w:rFonts w:ascii="Arial" w:hAnsi="Arial" w:cs="Arial"/>
+                <w:sz w:val="20"/>
+                <w:szCs w:val="20"/>
+                <w:lang w:val="en-US"/>
+              </w:rPr>
+            </w:pPr>
+            <w:r>
+              <w:rPr>
+                <w:rFonts w:ascii="Arial" w:hAnsi="Arial" w:cs="Arial"/>
+                <w:sz w:val="20"/>
+                <w:szCs w:val="20"/>
+                <w:lang w:val="en-US"/>
+              </w:rPr>
+              <w:t>Empirical: BLR [L], pp. 889–898 and 915–924, study context, productivity, and heterogeneous effects (20). Required total: 27 pages.</w:t>
+            </w:r>
+          </w:p>
+          <w:p>
+            <w:pPr>
+              <w:widowControl w:val="0"/>
+              <w:tabs>
+                <w:tab w:val="left" w:pos="567"/>
+                <w:tab w:val="left" w:pos="1134"/>
+                <w:tab w:val="left" w:pos="1701"/>
+                <w:tab w:val="left" w:pos="2268"/>
+              </w:tabs>
+              <w:spacing w:before="120"/>
+              <w:rPr>
+                <w:rFonts w:ascii="Arial" w:hAnsi="Arial" w:cs="Arial"/>
+                <w:sz w:val="20"/>
+                <w:szCs w:val="20"/>
+                <w:lang w:val="en-US"/>
+              </w:rPr>
+            </w:pPr>
+            <w:r>
+              <w:rPr>
+                <w:rFonts w:ascii="Arial" w:hAnsi="Arial" w:cs="Arial"/>
+                <w:sz w:val="20"/>
+                <w:szCs w:val="20"/>
+                <w:lang w:val="en-US"/>
+              </w:rPr>
+              <w:t>Optional: BLR, remaining results and robustness sections; WB, pp. 25–37, connectivity and digital adoption.</w:t>
+            </w:r>
+          </w:p>
+          <w:p>
+            <w:pPr>
+              <w:widowControl w:val="0"/>
+              <w:tabs>
+                <w:tab w:val="left" w:pos="567"/>
+                <w:tab w:val="left" w:pos="1134"/>
+                <w:tab w:val="left" w:pos="1701"/>
+                <w:tab w:val="left" w:pos="2268"/>
+              </w:tabs>
+              <w:spacing w:before="120"/>
+              <w:rPr>
+                <w:rFonts w:ascii="Arial" w:hAnsi="Arial" w:cs="Arial"/>
+                <w:sz w:val="20"/>
+                <w:szCs w:val="20"/>
+                <w:lang w:val="en-US"/>
+              </w:rPr>
+            </w:pPr>
+            <w:r>
+              <w:rPr>
+                <w:rFonts w:ascii="Arial" w:hAnsi="Arial" w:cs="Arial"/>
+                <w:sz w:val="20"/>
+                <w:szCs w:val="20"/>
+                <w:lang w:val="en-US"/>
+              </w:rPr>
+              <w:t xml:space="preserve">Studio: In 45 minutes, design a bounded adoption pilot, specifying a baseline, comparison group, productivity measure, wage or service-quality measure, and </w:t>
+            </w:r>
+            <w:proofErr w:type="spellStart"/>
+            <w:r>
+              <w:rPr>
+                <w:rFonts w:ascii="Arial" w:hAnsi="Arial" w:cs="Arial"/>
+                <w:sz w:val="20"/>
+                <w:szCs w:val="20"/>
+                <w:lang w:val="en-US"/>
+              </w:rPr>
+              <w:t>organisational</w:t>
+            </w:r>
+            <w:proofErr w:type="spellEnd"/>
+            <w:r>
+              <w:rPr>
+                <w:rFonts w:ascii="Arial" w:hAnsi="Arial" w:cs="Arial"/>
+                <w:sz w:val="20"/>
+                <w:szCs w:val="20"/>
+                <w:lang w:val="en-US"/>
+              </w:rPr>
+              <w:t xml:space="preserve"> complement. In 35 minutes, counterpart teams audit causal inference and transferability and challenge the implementing agency’s capacity. In 15 minutes, specify a stop, revise, or scale decision. Output: diffusion pilot and evidence standard.</w:t>
+            </w:r>
+          </w:p>
+          <w:p>
+            <w:pPr>
+              <w:widowControl w:val="0"/>
+              <w:tabs>
+                <w:tab w:val="left" w:pos="567"/>
+                <w:tab w:val="left" w:pos="1134"/>
+                <w:tab w:val="left" w:pos="1701"/>
+                <w:tab w:val="left" w:pos="2268"/>
+              </w:tabs>
+              <w:spacing w:before="120"/>
+              <w:rPr>
+                <w:rFonts w:ascii="Arial" w:hAnsi="Arial" w:cs="Arial"/>
+                <w:sz w:val="20"/>
+                <w:szCs w:val="20"/>
+                <w:lang w:val="en-US"/>
+              </w:rPr>
+            </w:pPr>
+            <w:r>
+              <w:rPr>
+                <w:rFonts w:ascii="Arial" w:hAnsi="Arial" w:cs="Arial"/>
+                <w:sz w:val="20"/>
+                <w:szCs w:val="20"/>
+                <w:lang w:val="en-US"/>
+              </w:rPr>
+              <w:t xml:space="preserve">Week </w:t>
+            </w:r>
+            <w:proofErr w:type="gramStart"/>
+            <w:r>
+              <w:rPr>
+                <w:rFonts w:ascii="Arial" w:hAnsi="Arial" w:cs="Arial"/>
+                <w:sz w:val="20"/>
+                <w:szCs w:val="20"/>
+                <w:lang w:val="en-US"/>
+              </w:rPr>
+              <w:t>4  Innovation</w:t>
+            </w:r>
+            <w:proofErr w:type="gramEnd"/>
+            <w:r>
+              <w:rPr>
+                <w:rFonts w:ascii="Arial" w:hAnsi="Arial" w:cs="Arial"/>
+                <w:sz w:val="20"/>
+                <w:szCs w:val="20"/>
+                <w:lang w:val="en-US"/>
+              </w:rPr>
+              <w:t xml:space="preserve"> and binding bottlenecks</w:t>
+            </w:r>
+          </w:p>
+          <w:p>
+            <w:pPr>
+              <w:widowControl w:val="0"/>
+              <w:tabs>
+                <w:tab w:val="left" w:pos="567"/>
+                <w:tab w:val="left" w:pos="1134"/>
+                <w:tab w:val="left" w:pos="1701"/>
+                <w:tab w:val="left" w:pos="2268"/>
+              </w:tabs>
+              <w:spacing w:before="120"/>
+              <w:rPr>
+                <w:rFonts w:ascii="Arial" w:hAnsi="Arial" w:cs="Arial"/>
+                <w:sz w:val="20"/>
+                <w:szCs w:val="20"/>
+                <w:lang w:val="en-US"/>
+              </w:rPr>
+            </w:pPr>
+            <w:r>
+              <w:rPr>
+                <w:rFonts w:ascii="Arial" w:hAnsi="Arial" w:cs="Arial"/>
+                <w:sz w:val="20"/>
+                <w:szCs w:val="20"/>
+                <w:lang w:val="en-US"/>
+              </w:rPr>
+              <w:lastRenderedPageBreak/>
+              <w:t>Question: Does cheaper intelligence remove the constraints on industrial upgrading?</w:t>
+            </w:r>
+          </w:p>
+          <w:p>
+            <w:pPr>
+              <w:widowControl w:val="0"/>
+              <w:tabs>
+                <w:tab w:val="left" w:pos="567"/>
+                <w:tab w:val="left" w:pos="1134"/>
+                <w:tab w:val="left" w:pos="1701"/>
+                <w:tab w:val="left" w:pos="2268"/>
+              </w:tabs>
+              <w:spacing w:before="120"/>
+              <w:rPr>
+                <w:rFonts w:ascii="Arial" w:hAnsi="Arial" w:cs="Arial"/>
+                <w:sz w:val="20"/>
+                <w:szCs w:val="20"/>
+                <w:lang w:val="en-US"/>
+              </w:rPr>
+            </w:pPr>
+            <w:r>
+              <w:rPr>
+                <w:rFonts w:ascii="Arial" w:hAnsi="Arial" w:cs="Arial"/>
+                <w:sz w:val="20"/>
+                <w:szCs w:val="20"/>
+                <w:lang w:val="en-US"/>
+              </w:rPr>
+              <w:t>Lecture sequence: Knowledge production and growth; complements and bottlenecks in R&amp;D; skills and absorptive capacity; universities, firms, and public research institutions. Translate the model into a simple complementary-task example without requiring derivations. Ask which public investment changes the binding constraint.</w:t>
+            </w:r>
+          </w:p>
+          <w:p>
+            <w:pPr>
+              <w:widowControl w:val="0"/>
+              <w:tabs>
+                <w:tab w:val="left" w:pos="567"/>
+                <w:tab w:val="left" w:pos="1134"/>
+                <w:tab w:val="left" w:pos="1701"/>
+                <w:tab w:val="left" w:pos="2268"/>
+              </w:tabs>
+              <w:spacing w:before="120"/>
+              <w:rPr>
+                <w:rFonts w:ascii="Arial" w:hAnsi="Arial" w:cs="Arial"/>
+                <w:sz w:val="20"/>
+                <w:szCs w:val="20"/>
+                <w:lang w:val="en-US"/>
+              </w:rPr>
+            </w:pPr>
+            <w:r>
+              <w:rPr>
+                <w:rFonts w:ascii="Arial" w:hAnsi="Arial" w:cs="Arial"/>
+                <w:sz w:val="20"/>
+                <w:szCs w:val="20"/>
+                <w:lang w:val="en-US"/>
+              </w:rPr>
+              <w:t>Core: J [L], PDF pp. 3–7 and 23–29, motivation, conceptual approach, bottlenecks, benchmarking, and conclusion (12).</w:t>
+            </w:r>
+          </w:p>
+          <w:p>
+            <w:pPr>
+              <w:widowControl w:val="0"/>
+              <w:tabs>
+                <w:tab w:val="left" w:pos="567"/>
+                <w:tab w:val="left" w:pos="1134"/>
+                <w:tab w:val="left" w:pos="1701"/>
+                <w:tab w:val="left" w:pos="2268"/>
+              </w:tabs>
+              <w:spacing w:before="120"/>
+              <w:rPr>
+                <w:rFonts w:ascii="Arial" w:hAnsi="Arial" w:cs="Arial"/>
+                <w:sz w:val="20"/>
+                <w:szCs w:val="20"/>
+                <w:lang w:val="en-US"/>
+              </w:rPr>
+            </w:pPr>
+            <w:r>
+              <w:rPr>
+                <w:rFonts w:ascii="Arial" w:hAnsi="Arial" w:cs="Arial"/>
+                <w:sz w:val="20"/>
+                <w:szCs w:val="20"/>
+                <w:lang w:val="en-US"/>
+              </w:rPr>
+              <w:t>Empirical: WB [L], pp. 71–86, digital skills, demand, supply, and mobility (16). Required total: 32 pages.</w:t>
+            </w:r>
+          </w:p>
+          <w:p>
+            <w:pPr>
+              <w:widowControl w:val="0"/>
+              <w:tabs>
+                <w:tab w:val="left" w:pos="567"/>
+                <w:tab w:val="left" w:pos="1134"/>
+                <w:tab w:val="left" w:pos="1701"/>
+                <w:tab w:val="left" w:pos="2268"/>
+              </w:tabs>
+              <w:spacing w:before="120"/>
+              <w:rPr>
+                <w:rFonts w:ascii="Arial" w:hAnsi="Arial" w:cs="Arial"/>
+                <w:sz w:val="20"/>
+                <w:szCs w:val="20"/>
+                <w:lang w:val="en-US"/>
+              </w:rPr>
+            </w:pPr>
+            <w:r>
+              <w:rPr>
+                <w:rFonts w:ascii="Arial" w:hAnsi="Arial" w:cs="Arial"/>
+                <w:sz w:val="20"/>
+                <w:szCs w:val="20"/>
+                <w:lang w:val="en-US"/>
+              </w:rPr>
+              <w:t>Optional: AGG [L], full paper; J, formal model and appendix.</w:t>
+            </w:r>
+          </w:p>
+          <w:p>
+            <w:pPr>
+              <w:widowControl w:val="0"/>
+              <w:tabs>
+                <w:tab w:val="left" w:pos="567"/>
+                <w:tab w:val="left" w:pos="1134"/>
+                <w:tab w:val="left" w:pos="1701"/>
+                <w:tab w:val="left" w:pos="2268"/>
+              </w:tabs>
+              <w:spacing w:before="120"/>
+              <w:rPr>
+                <w:rFonts w:ascii="Arial" w:hAnsi="Arial" w:cs="Arial"/>
+                <w:sz w:val="20"/>
+                <w:szCs w:val="20"/>
+                <w:lang w:val="en-US"/>
+              </w:rPr>
+            </w:pPr>
+            <w:r>
+              <w:rPr>
+                <w:rFonts w:ascii="Arial" w:hAnsi="Arial" w:cs="Arial"/>
+                <w:sz w:val="20"/>
+                <w:szCs w:val="20"/>
+                <w:lang w:val="en-US"/>
+              </w:rPr>
+              <w:t xml:space="preserve">Studio: In 45 minutes, map </w:t>
+            </w:r>
+            <w:proofErr w:type="gramStart"/>
+            <w:r>
+              <w:rPr>
+                <w:rFonts w:ascii="Arial" w:hAnsi="Arial" w:cs="Arial"/>
+                <w:sz w:val="20"/>
+                <w:szCs w:val="20"/>
+                <w:lang w:val="en-US"/>
+              </w:rPr>
+              <w:t>a research</w:t>
+            </w:r>
+            <w:proofErr w:type="gramEnd"/>
+            <w:r>
+              <w:rPr>
+                <w:rFonts w:ascii="Arial" w:hAnsi="Arial" w:cs="Arial"/>
+                <w:sz w:val="20"/>
+                <w:szCs w:val="20"/>
+                <w:lang w:val="en-US"/>
+              </w:rPr>
+              <w:t xml:space="preserve"> or upgrading process and compare a compute subsidy with investment in skills, data, or implementation capability. In 35 minutes, another team tests additionality, capture risks, and the coalition needed to deliver it. In 15 minutes, select the constraint to address and state evidence that would overturn the choice. Output: innovation bottleneck and investment choice.</w:t>
+            </w:r>
+          </w:p>
+          <w:p>
+            <w:pPr>
+              <w:widowControl w:val="0"/>
+              <w:tabs>
+                <w:tab w:val="left" w:pos="567"/>
+                <w:tab w:val="left" w:pos="1134"/>
+                <w:tab w:val="left" w:pos="1701"/>
+                <w:tab w:val="left" w:pos="2268"/>
+              </w:tabs>
+              <w:spacing w:before="120"/>
+              <w:rPr>
+                <w:rFonts w:ascii="Arial" w:hAnsi="Arial" w:cs="Arial"/>
+                <w:sz w:val="20"/>
+                <w:szCs w:val="20"/>
+                <w:lang w:val="en-US"/>
+              </w:rPr>
+            </w:pPr>
+            <w:r>
+              <w:rPr>
+                <w:rFonts w:ascii="Arial" w:hAnsi="Arial" w:cs="Arial"/>
+                <w:sz w:val="20"/>
+                <w:szCs w:val="20"/>
+                <w:lang w:val="en-US"/>
+              </w:rPr>
+              <w:t xml:space="preserve">Week </w:t>
+            </w:r>
+            <w:proofErr w:type="gramStart"/>
+            <w:r>
+              <w:rPr>
+                <w:rFonts w:ascii="Arial" w:hAnsi="Arial" w:cs="Arial"/>
+                <w:sz w:val="20"/>
+                <w:szCs w:val="20"/>
+                <w:lang w:val="en-US"/>
+              </w:rPr>
+              <w:t>5  Firms</w:t>
+            </w:r>
+            <w:proofErr w:type="gramEnd"/>
+            <w:r>
+              <w:rPr>
+                <w:rFonts w:ascii="Arial" w:hAnsi="Arial" w:cs="Arial"/>
+                <w:sz w:val="20"/>
+                <w:szCs w:val="20"/>
+                <w:lang w:val="en-US"/>
+              </w:rPr>
+              <w:t xml:space="preserve"> and agents in concentrated markets</w:t>
+            </w:r>
+          </w:p>
+          <w:p>
+            <w:pPr>
+              <w:widowControl w:val="0"/>
+              <w:tabs>
+                <w:tab w:val="left" w:pos="567"/>
+                <w:tab w:val="left" w:pos="1134"/>
+                <w:tab w:val="left" w:pos="1701"/>
+                <w:tab w:val="left" w:pos="2268"/>
+              </w:tabs>
+              <w:spacing w:before="120"/>
+              <w:rPr>
+                <w:rFonts w:ascii="Arial" w:hAnsi="Arial" w:cs="Arial"/>
+                <w:sz w:val="20"/>
+                <w:szCs w:val="20"/>
+                <w:lang w:val="en-US"/>
+              </w:rPr>
+            </w:pPr>
+            <w:r>
+              <w:rPr>
+                <w:rFonts w:ascii="Arial" w:hAnsi="Arial" w:cs="Arial"/>
+                <w:sz w:val="20"/>
+                <w:szCs w:val="20"/>
+                <w:lang w:val="en-US"/>
+              </w:rPr>
+              <w:t>Question: How can a state encourage AI adoption without transferring its development gains to dominant suppliers?</w:t>
+            </w:r>
+          </w:p>
+          <w:p>
+            <w:pPr>
+              <w:widowControl w:val="0"/>
+              <w:tabs>
+                <w:tab w:val="left" w:pos="567"/>
+                <w:tab w:val="left" w:pos="1134"/>
+                <w:tab w:val="left" w:pos="1701"/>
+                <w:tab w:val="left" w:pos="2268"/>
+              </w:tabs>
+              <w:spacing w:before="120"/>
+              <w:rPr>
+                <w:rFonts w:ascii="Arial" w:hAnsi="Arial" w:cs="Arial"/>
+                <w:sz w:val="20"/>
+                <w:szCs w:val="20"/>
+                <w:lang w:val="en-US"/>
+              </w:rPr>
+            </w:pPr>
+            <w:r>
+              <w:rPr>
+                <w:rFonts w:ascii="Arial" w:hAnsi="Arial" w:cs="Arial"/>
+                <w:sz w:val="20"/>
+                <w:szCs w:val="20"/>
+                <w:lang w:val="en-US"/>
+              </w:rPr>
+              <w:t>Lecture sequence: AI as a priced input; fixed costs, market power, and incidence; agents and the boundaries of firms; institutional requirements for entry and accountability. Connect competition policy to industrial development and state–business relations.</w:t>
+            </w:r>
+          </w:p>
+          <w:p>
+            <w:pPr>
+              <w:widowControl w:val="0"/>
+              <w:tabs>
+                <w:tab w:val="left" w:pos="567"/>
+                <w:tab w:val="left" w:pos="1134"/>
+                <w:tab w:val="left" w:pos="1701"/>
+                <w:tab w:val="left" w:pos="2268"/>
+              </w:tabs>
+              <w:spacing w:before="120"/>
+              <w:rPr>
+                <w:rFonts w:ascii="Arial" w:hAnsi="Arial" w:cs="Arial"/>
+                <w:sz w:val="20"/>
+                <w:szCs w:val="20"/>
+                <w:lang w:val="en-US"/>
+              </w:rPr>
+            </w:pPr>
+            <w:r>
+              <w:rPr>
+                <w:rFonts w:ascii="Arial" w:hAnsi="Arial" w:cs="Arial"/>
+                <w:sz w:val="20"/>
+                <w:szCs w:val="20"/>
+                <w:lang w:val="en-US"/>
+              </w:rPr>
+              <w:t xml:space="preserve">Core: ASM [L], pp. 1–4 and 16–18, framing, policy implications, and conclusions (7); HK [L], PDF pp. 8–14, </w:t>
+            </w:r>
+            <w:proofErr w:type="spellStart"/>
+            <w:r>
+              <w:rPr>
+                <w:rFonts w:ascii="Arial" w:hAnsi="Arial" w:cs="Arial"/>
+                <w:sz w:val="20"/>
+                <w:szCs w:val="20"/>
+                <w:lang w:val="en-US"/>
+              </w:rPr>
+              <w:t>organisation</w:t>
+            </w:r>
+            <w:proofErr w:type="spellEnd"/>
+            <w:r>
+              <w:rPr>
+                <w:rFonts w:ascii="Arial" w:hAnsi="Arial" w:cs="Arial"/>
+                <w:sz w:val="20"/>
+                <w:szCs w:val="20"/>
+                <w:lang w:val="en-US"/>
+              </w:rPr>
+              <w:t xml:space="preserve"> and institutions for agents (7).</w:t>
+            </w:r>
+          </w:p>
+          <w:p>
+            <w:pPr>
+              <w:widowControl w:val="0"/>
+              <w:tabs>
+                <w:tab w:val="left" w:pos="567"/>
+                <w:tab w:val="left" w:pos="1134"/>
+                <w:tab w:val="left" w:pos="1701"/>
+                <w:tab w:val="left" w:pos="2268"/>
+              </w:tabs>
+              <w:spacing w:before="120"/>
+              <w:rPr>
+                <w:rFonts w:ascii="Arial" w:hAnsi="Arial" w:cs="Arial"/>
+                <w:sz w:val="20"/>
+                <w:szCs w:val="20"/>
+                <w:lang w:val="en-US"/>
+              </w:rPr>
+            </w:pPr>
+            <w:r>
+              <w:rPr>
+                <w:rFonts w:ascii="Arial" w:hAnsi="Arial" w:cs="Arial"/>
+                <w:sz w:val="20"/>
+                <w:szCs w:val="20"/>
+                <w:lang w:val="en-US"/>
+              </w:rPr>
+              <w:t>Empirical: WB [L], pp. 39–48, compute markets, access, and international concentration (10). Required total: 28 pages.</w:t>
+            </w:r>
+          </w:p>
+          <w:p>
+            <w:pPr>
+              <w:widowControl w:val="0"/>
+              <w:tabs>
+                <w:tab w:val="left" w:pos="567"/>
+                <w:tab w:val="left" w:pos="1134"/>
+                <w:tab w:val="left" w:pos="1701"/>
+                <w:tab w:val="left" w:pos="2268"/>
+              </w:tabs>
+              <w:spacing w:before="120"/>
+              <w:rPr>
+                <w:rFonts w:ascii="Arial" w:hAnsi="Arial" w:cs="Arial"/>
+                <w:sz w:val="20"/>
+                <w:szCs w:val="20"/>
+                <w:lang w:val="en-US"/>
+              </w:rPr>
+            </w:pPr>
+            <w:r>
+              <w:rPr>
+                <w:rFonts w:ascii="Arial" w:hAnsi="Arial" w:cs="Arial"/>
+                <w:sz w:val="20"/>
+                <w:szCs w:val="20"/>
+                <w:lang w:val="en-US"/>
+              </w:rPr>
+              <w:t>Optional: HK, markets and games sections; ASM, formal analysis and appendix.</w:t>
+            </w:r>
+          </w:p>
+          <w:p>
+            <w:pPr>
+              <w:widowControl w:val="0"/>
+              <w:tabs>
+                <w:tab w:val="left" w:pos="567"/>
+                <w:tab w:val="left" w:pos="1134"/>
+                <w:tab w:val="left" w:pos="1701"/>
+                <w:tab w:val="left" w:pos="2268"/>
+              </w:tabs>
+              <w:spacing w:before="120"/>
+              <w:rPr>
+                <w:rFonts w:ascii="Arial" w:hAnsi="Arial" w:cs="Arial"/>
+                <w:sz w:val="20"/>
+                <w:szCs w:val="20"/>
+                <w:lang w:val="en-US"/>
+              </w:rPr>
+            </w:pPr>
+            <w:r>
+              <w:rPr>
+                <w:rFonts w:ascii="Arial" w:hAnsi="Arial" w:cs="Arial"/>
+                <w:sz w:val="20"/>
+                <w:szCs w:val="20"/>
+                <w:lang w:val="en-US"/>
+              </w:rPr>
+              <w:t xml:space="preserve">Studio: In 45 minutes, compare a national champion, interoperable access </w:t>
+            </w:r>
+            <w:proofErr w:type="spellStart"/>
+            <w:r>
+              <w:rPr>
+                <w:rFonts w:ascii="Arial" w:hAnsi="Arial" w:cs="Arial"/>
+                <w:sz w:val="20"/>
+                <w:szCs w:val="20"/>
+                <w:lang w:val="en-US"/>
+              </w:rPr>
+              <w:t>programme</w:t>
+            </w:r>
+            <w:proofErr w:type="spellEnd"/>
+            <w:r>
+              <w:rPr>
+                <w:rFonts w:ascii="Arial" w:hAnsi="Arial" w:cs="Arial"/>
+                <w:sz w:val="20"/>
+                <w:szCs w:val="20"/>
+                <w:lang w:val="en-US"/>
+              </w:rPr>
+              <w:t>, and competitive procurement for the same country objective. In 35 minutes, supplier, SME, regulator, and finance-ministry roles contest access terms, rents, and enforcement capacity. In 15 minutes, specify the preferred arrangement and one safeguard against capture. Output: market structure and procurement choice.</w:t>
+            </w:r>
+          </w:p>
+          <w:p>
+            <w:pPr>
+              <w:widowControl w:val="0"/>
+              <w:tabs>
+                <w:tab w:val="left" w:pos="567"/>
+                <w:tab w:val="left" w:pos="1134"/>
+                <w:tab w:val="left" w:pos="1701"/>
+                <w:tab w:val="left" w:pos="2268"/>
+              </w:tabs>
+              <w:spacing w:before="120"/>
+              <w:rPr>
+                <w:rFonts w:ascii="Arial" w:hAnsi="Arial" w:cs="Arial"/>
+                <w:sz w:val="20"/>
+                <w:szCs w:val="20"/>
+                <w:lang w:val="en-US"/>
+              </w:rPr>
+            </w:pPr>
+            <w:r>
+              <w:rPr>
+                <w:rFonts w:ascii="Arial" w:hAnsi="Arial" w:cs="Arial"/>
+                <w:sz w:val="20"/>
+                <w:szCs w:val="20"/>
+                <w:lang w:val="en-US"/>
+              </w:rPr>
+              <w:t xml:space="preserve">Week </w:t>
+            </w:r>
+            <w:proofErr w:type="gramStart"/>
+            <w:r>
+              <w:rPr>
+                <w:rFonts w:ascii="Arial" w:hAnsi="Arial" w:cs="Arial"/>
+                <w:sz w:val="20"/>
+                <w:szCs w:val="20"/>
+                <w:lang w:val="en-US"/>
+              </w:rPr>
+              <w:t>6  Skills</w:t>
+            </w:r>
+            <w:proofErr w:type="gramEnd"/>
+            <w:r>
+              <w:rPr>
+                <w:rFonts w:ascii="Arial" w:hAnsi="Arial" w:cs="Arial"/>
+                <w:sz w:val="20"/>
+                <w:szCs w:val="20"/>
+                <w:lang w:val="en-US"/>
+              </w:rPr>
+              <w:t xml:space="preserve"> and the social compact</w:t>
+            </w:r>
+          </w:p>
+          <w:p>
+            <w:pPr>
+              <w:widowControl w:val="0"/>
+              <w:tabs>
+                <w:tab w:val="left" w:pos="567"/>
+                <w:tab w:val="left" w:pos="1134"/>
+                <w:tab w:val="left" w:pos="1701"/>
+                <w:tab w:val="left" w:pos="2268"/>
+              </w:tabs>
+              <w:spacing w:before="120"/>
+              <w:rPr>
+                <w:rFonts w:ascii="Arial" w:hAnsi="Arial" w:cs="Arial"/>
+                <w:sz w:val="20"/>
+                <w:szCs w:val="20"/>
+                <w:lang w:val="en-US"/>
+              </w:rPr>
+            </w:pPr>
+            <w:r>
+              <w:rPr>
+                <w:rFonts w:ascii="Arial" w:hAnsi="Arial" w:cs="Arial"/>
+                <w:sz w:val="20"/>
+                <w:szCs w:val="20"/>
+                <w:lang w:val="en-US"/>
+              </w:rPr>
+              <w:t>Question: What makes adjustment policy credible to those bearing its costs?</w:t>
+            </w:r>
+          </w:p>
+          <w:p>
+            <w:pPr>
+              <w:widowControl w:val="0"/>
+              <w:tabs>
+                <w:tab w:val="left" w:pos="567"/>
+                <w:tab w:val="left" w:pos="1134"/>
+                <w:tab w:val="left" w:pos="1701"/>
+                <w:tab w:val="left" w:pos="2268"/>
+              </w:tabs>
+              <w:spacing w:before="120"/>
+              <w:rPr>
+                <w:rFonts w:ascii="Arial" w:hAnsi="Arial" w:cs="Arial"/>
+                <w:sz w:val="20"/>
+                <w:szCs w:val="20"/>
+                <w:lang w:val="en-US"/>
+              </w:rPr>
+            </w:pPr>
+            <w:r>
+              <w:rPr>
+                <w:rFonts w:ascii="Arial" w:hAnsi="Arial" w:cs="Arial"/>
+                <w:sz w:val="20"/>
+                <w:szCs w:val="20"/>
+                <w:lang w:val="en-US"/>
+              </w:rPr>
+              <w:t>Lecture sequence: Human capabilities and development; uneven adjustment and informality; training incentives and mobility; representation, legitimacy, and policy coalitions. Evaluate who has the authority and resources to implement a promised transition package.</w:t>
+            </w:r>
+          </w:p>
+          <w:p>
+            <w:pPr>
+              <w:widowControl w:val="0"/>
+              <w:tabs>
+                <w:tab w:val="left" w:pos="567"/>
+                <w:tab w:val="left" w:pos="1134"/>
+                <w:tab w:val="left" w:pos="1701"/>
+                <w:tab w:val="left" w:pos="2268"/>
+              </w:tabs>
+              <w:spacing w:before="120"/>
+              <w:rPr>
+                <w:rFonts w:ascii="Arial" w:hAnsi="Arial" w:cs="Arial"/>
+                <w:sz w:val="20"/>
+                <w:szCs w:val="20"/>
+                <w:lang w:val="en-US"/>
+              </w:rPr>
+            </w:pPr>
+            <w:r>
+              <w:rPr>
+                <w:rFonts w:ascii="Arial" w:hAnsi="Arial" w:cs="Arial"/>
+                <w:sz w:val="20"/>
+                <w:szCs w:val="20"/>
+                <w:lang w:val="en-US"/>
+              </w:rPr>
+              <w:t>Core: EH [L], pp. 121–130, comparative state capacity and capability expansion (10).</w:t>
+            </w:r>
+          </w:p>
+          <w:p>
+            <w:pPr>
+              <w:widowControl w:val="0"/>
+              <w:tabs>
+                <w:tab w:val="left" w:pos="567"/>
+                <w:tab w:val="left" w:pos="1134"/>
+                <w:tab w:val="left" w:pos="1701"/>
+                <w:tab w:val="left" w:pos="2268"/>
+              </w:tabs>
+              <w:spacing w:before="120"/>
+              <w:rPr>
+                <w:rFonts w:ascii="Arial" w:hAnsi="Arial" w:cs="Arial"/>
+                <w:sz w:val="20"/>
+                <w:szCs w:val="20"/>
+                <w:lang w:val="en-US"/>
+              </w:rPr>
+            </w:pPr>
+            <w:r>
+              <w:rPr>
+                <w:rFonts w:ascii="Arial" w:hAnsi="Arial" w:cs="Arial"/>
+                <w:sz w:val="20"/>
+                <w:szCs w:val="20"/>
+                <w:lang w:val="en-US"/>
+              </w:rPr>
+              <w:t>Empirical: FJ [L], pp. 133–142 and 148–150, skills and social protection (13). Required total: 27 pages.</w:t>
+            </w:r>
+          </w:p>
+          <w:p>
+            <w:pPr>
+              <w:widowControl w:val="0"/>
+              <w:tabs>
+                <w:tab w:val="left" w:pos="567"/>
+                <w:tab w:val="left" w:pos="1134"/>
+                <w:tab w:val="left" w:pos="1701"/>
+                <w:tab w:val="left" w:pos="2268"/>
+              </w:tabs>
+              <w:spacing w:before="120"/>
+              <w:rPr>
+                <w:rFonts w:ascii="Arial" w:hAnsi="Arial" w:cs="Arial"/>
+                <w:sz w:val="20"/>
+                <w:szCs w:val="20"/>
+                <w:lang w:val="en-US"/>
+              </w:rPr>
+            </w:pPr>
+            <w:r>
+              <w:rPr>
+                <w:rFonts w:ascii="Arial" w:hAnsi="Arial" w:cs="Arial"/>
+                <w:sz w:val="20"/>
+                <w:szCs w:val="20"/>
+                <w:lang w:val="en-US"/>
+              </w:rPr>
+              <w:t>Optional: ILO [L], methodology and limitations; FJ, pp. 143–147, mobility and factor-price distortions.</w:t>
+            </w:r>
+          </w:p>
+          <w:p>
+            <w:pPr>
+              <w:widowControl w:val="0"/>
+              <w:tabs>
+                <w:tab w:val="left" w:pos="567"/>
+                <w:tab w:val="left" w:pos="1134"/>
+                <w:tab w:val="left" w:pos="1701"/>
+                <w:tab w:val="left" w:pos="2268"/>
+              </w:tabs>
+              <w:spacing w:before="120"/>
+              <w:rPr>
+                <w:rFonts w:ascii="Arial" w:hAnsi="Arial" w:cs="Arial"/>
+                <w:sz w:val="20"/>
+                <w:szCs w:val="20"/>
+                <w:lang w:val="en-US"/>
+              </w:rPr>
+            </w:pPr>
+            <w:r>
+              <w:rPr>
+                <w:rFonts w:ascii="Arial" w:hAnsi="Arial" w:cs="Arial"/>
+                <w:sz w:val="20"/>
+                <w:szCs w:val="20"/>
+                <w:lang w:val="en-US"/>
+              </w:rPr>
+              <w:t>Studio: In 45 minutes, teams use the already-submitted individual memos to identify a common problem and disagreements about policy. In 35 minutes, negotiate a transition package, testing delivery for informal workers and the credibility of compensation. In 15 minutes, record what the team will adopt, reject, or investigate. Output: social compact and strategy priorities. Individual 1,200-word memo due at the start of this session.</w:t>
+            </w:r>
+          </w:p>
+          <w:p>
+            <w:pPr>
+              <w:widowControl w:val="0"/>
+              <w:tabs>
+                <w:tab w:val="left" w:pos="567"/>
+                <w:tab w:val="left" w:pos="1134"/>
+                <w:tab w:val="left" w:pos="1701"/>
+                <w:tab w:val="left" w:pos="2268"/>
+              </w:tabs>
+              <w:spacing w:before="120"/>
+              <w:rPr>
+                <w:rFonts w:ascii="Arial" w:hAnsi="Arial" w:cs="Arial"/>
+                <w:sz w:val="20"/>
+                <w:szCs w:val="20"/>
+                <w:lang w:val="en-US"/>
+              </w:rPr>
+            </w:pPr>
+            <w:r>
+              <w:rPr>
+                <w:rFonts w:ascii="Arial" w:hAnsi="Arial" w:cs="Arial"/>
+                <w:sz w:val="20"/>
+                <w:szCs w:val="20"/>
+                <w:lang w:val="en-US"/>
+              </w:rPr>
+              <w:t xml:space="preserve">Week </w:t>
+            </w:r>
+            <w:proofErr w:type="gramStart"/>
+            <w:r>
+              <w:rPr>
+                <w:rFonts w:ascii="Arial" w:hAnsi="Arial" w:cs="Arial"/>
+                <w:sz w:val="20"/>
+                <w:szCs w:val="20"/>
+                <w:lang w:val="en-US"/>
+              </w:rPr>
+              <w:t>7  Industrial</w:t>
+            </w:r>
+            <w:proofErr w:type="gramEnd"/>
+            <w:r>
+              <w:rPr>
+                <w:rFonts w:ascii="Arial" w:hAnsi="Arial" w:cs="Arial"/>
+                <w:sz w:val="20"/>
+                <w:szCs w:val="20"/>
+                <w:lang w:val="en-US"/>
+              </w:rPr>
+              <w:t xml:space="preserve"> policy and the changing developmental state</w:t>
+            </w:r>
+          </w:p>
+          <w:p>
+            <w:pPr>
+              <w:widowControl w:val="0"/>
+              <w:tabs>
+                <w:tab w:val="left" w:pos="567"/>
+                <w:tab w:val="left" w:pos="1134"/>
+                <w:tab w:val="left" w:pos="1701"/>
+                <w:tab w:val="left" w:pos="2268"/>
+              </w:tabs>
+              <w:spacing w:before="120"/>
+              <w:rPr>
+                <w:rFonts w:ascii="Arial" w:hAnsi="Arial" w:cs="Arial"/>
+                <w:sz w:val="20"/>
+                <w:szCs w:val="20"/>
+                <w:lang w:val="en-US"/>
+              </w:rPr>
+            </w:pPr>
+            <w:r>
+              <w:rPr>
+                <w:rFonts w:ascii="Arial" w:hAnsi="Arial" w:cs="Arial"/>
+                <w:sz w:val="20"/>
+                <w:szCs w:val="20"/>
+                <w:lang w:val="en-US"/>
+              </w:rPr>
+              <w:t>Question: Which older state capabilities remain useful, and which arrangements require redesign?</w:t>
+            </w:r>
+          </w:p>
+          <w:p>
+            <w:pPr>
+              <w:widowControl w:val="0"/>
+              <w:tabs>
+                <w:tab w:val="left" w:pos="567"/>
+                <w:tab w:val="left" w:pos="1134"/>
+                <w:tab w:val="left" w:pos="1701"/>
+                <w:tab w:val="left" w:pos="2268"/>
+              </w:tabs>
+              <w:spacing w:before="120"/>
+              <w:rPr>
+                <w:rFonts w:ascii="Arial" w:hAnsi="Arial" w:cs="Arial"/>
+                <w:sz w:val="20"/>
+                <w:szCs w:val="20"/>
+                <w:lang w:val="en-US"/>
+              </w:rPr>
+            </w:pPr>
+            <w:r>
+              <w:rPr>
+                <w:rFonts w:ascii="Arial" w:hAnsi="Arial" w:cs="Arial"/>
+                <w:sz w:val="20"/>
+                <w:szCs w:val="20"/>
+                <w:lang w:val="en-US"/>
+              </w:rPr>
+              <w:t xml:space="preserve">Lecture sequence: Coordination failures and public investment; autonomy and disciplining beneficiaries; platform provision and industrial targeting; competing institutional trajectories in Korea and China. Evaluate claims of transformation against what governments </w:t>
+            </w:r>
+            <w:proofErr w:type="gramStart"/>
+            <w:r>
+              <w:rPr>
+                <w:rFonts w:ascii="Arial" w:hAnsi="Arial" w:cs="Arial"/>
+                <w:sz w:val="20"/>
+                <w:szCs w:val="20"/>
+                <w:lang w:val="en-US"/>
+              </w:rPr>
+              <w:t>actually do</w:t>
+            </w:r>
+            <w:proofErr w:type="gramEnd"/>
+            <w:r>
+              <w:rPr>
+                <w:rFonts w:ascii="Arial" w:hAnsi="Arial" w:cs="Arial"/>
+                <w:sz w:val="20"/>
+                <w:szCs w:val="20"/>
+                <w:lang w:val="en-US"/>
+              </w:rPr>
+              <w:t>.</w:t>
+            </w:r>
+          </w:p>
+          <w:p>
+            <w:pPr>
+              <w:widowControl w:val="0"/>
+              <w:tabs>
+                <w:tab w:val="left" w:pos="567"/>
+                <w:tab w:val="left" w:pos="1134"/>
+                <w:tab w:val="left" w:pos="1701"/>
+                <w:tab w:val="left" w:pos="2268"/>
+              </w:tabs>
+              <w:spacing w:before="120"/>
+              <w:rPr>
+                <w:rFonts w:ascii="Arial" w:hAnsi="Arial" w:cs="Arial"/>
+                <w:sz w:val="20"/>
+                <w:szCs w:val="20"/>
+                <w:lang w:val="en-US"/>
+              </w:rPr>
+            </w:pPr>
+            <w:r>
+              <w:rPr>
+                <w:rFonts w:ascii="Arial" w:hAnsi="Arial" w:cs="Arial"/>
+                <w:sz w:val="20"/>
+                <w:szCs w:val="20"/>
+                <w:lang w:val="en-US"/>
+              </w:rPr>
+              <w:t>Core: B [L], entire five-page research note (5); EH [L], pp. 111–113 (3).</w:t>
+            </w:r>
+          </w:p>
+          <w:p>
+            <w:pPr>
+              <w:widowControl w:val="0"/>
+              <w:tabs>
+                <w:tab w:val="left" w:pos="567"/>
+                <w:tab w:val="left" w:pos="1134"/>
+                <w:tab w:val="left" w:pos="1701"/>
+                <w:tab w:val="left" w:pos="2268"/>
+              </w:tabs>
+              <w:spacing w:before="120"/>
+              <w:rPr>
+                <w:rFonts w:ascii="Arial" w:hAnsi="Arial" w:cs="Arial"/>
+                <w:sz w:val="20"/>
+                <w:szCs w:val="20"/>
+                <w:lang w:val="en-US"/>
+              </w:rPr>
+            </w:pPr>
+            <w:r>
+              <w:rPr>
+                <w:rFonts w:ascii="Arial" w:hAnsi="Arial" w:cs="Arial"/>
+                <w:sz w:val="20"/>
+                <w:szCs w:val="20"/>
+                <w:lang w:val="en-US"/>
+              </w:rPr>
+              <w:t>Empirical: H [L], pp. 951–958, institutional rebuilding and industrial digital transformation (8); WB [L], pp. 91–97, readiness and policy priorities (7). Required total: 27 pages.</w:t>
+            </w:r>
+          </w:p>
+          <w:p>
+            <w:pPr>
+              <w:widowControl w:val="0"/>
+              <w:tabs>
+                <w:tab w:val="left" w:pos="567"/>
+                <w:tab w:val="left" w:pos="1134"/>
+                <w:tab w:val="left" w:pos="1701"/>
+                <w:tab w:val="left" w:pos="2268"/>
+              </w:tabs>
+              <w:spacing w:before="120"/>
+              <w:rPr>
+                <w:rFonts w:ascii="Arial" w:hAnsi="Arial" w:cs="Arial"/>
+                <w:sz w:val="20"/>
+                <w:szCs w:val="20"/>
+                <w:lang w:val="en-US"/>
+              </w:rPr>
+            </w:pPr>
+            <w:r>
+              <w:rPr>
+                <w:rFonts w:ascii="Arial" w:hAnsi="Arial" w:cs="Arial"/>
+                <w:sz w:val="20"/>
+                <w:szCs w:val="20"/>
+                <w:lang w:val="en-US"/>
+              </w:rPr>
+              <w:t>Optional: BK [L], conceptual framework of digital developmentalism. Treat it as a theoretical proposal to test.</w:t>
+            </w:r>
+          </w:p>
+          <w:p>
+            <w:pPr>
+              <w:widowControl w:val="0"/>
+              <w:tabs>
+                <w:tab w:val="left" w:pos="567"/>
+                <w:tab w:val="left" w:pos="1134"/>
+                <w:tab w:val="left" w:pos="1701"/>
+                <w:tab w:val="left" w:pos="2268"/>
+              </w:tabs>
+              <w:spacing w:before="120"/>
+              <w:rPr>
+                <w:rFonts w:ascii="Arial" w:hAnsi="Arial" w:cs="Arial"/>
+                <w:sz w:val="20"/>
+                <w:szCs w:val="20"/>
+                <w:lang w:val="en-US"/>
+              </w:rPr>
+            </w:pPr>
+            <w:r>
+              <w:rPr>
+                <w:rFonts w:ascii="Arial" w:hAnsi="Arial" w:cs="Arial"/>
+                <w:sz w:val="20"/>
+                <w:szCs w:val="20"/>
+                <w:lang w:val="en-US"/>
+              </w:rPr>
+              <w:lastRenderedPageBreak/>
+              <w:t>Studio: In 45 minutes, design one intervention with beneficiary selection, milestones, sunset conditions, and a responsible agency. In 35 minutes, counterpart teams challenge capture risks, information requirements, and differences from the Korean or Chinese cases. In 15 minutes, revise the intervention to fit the country’s actual capabilities. Output: industrial-policy instrument and governance arrangement.</w:t>
+            </w:r>
+          </w:p>
+          <w:p>
+            <w:pPr>
+              <w:widowControl w:val="0"/>
+              <w:tabs>
+                <w:tab w:val="left" w:pos="567"/>
+                <w:tab w:val="left" w:pos="1134"/>
+                <w:tab w:val="left" w:pos="1701"/>
+                <w:tab w:val="left" w:pos="2268"/>
+              </w:tabs>
+              <w:spacing w:before="120"/>
+              <w:rPr>
+                <w:rFonts w:ascii="Arial" w:hAnsi="Arial" w:cs="Arial"/>
+                <w:sz w:val="20"/>
+                <w:szCs w:val="20"/>
+                <w:lang w:val="en-US"/>
+              </w:rPr>
+            </w:pPr>
+            <w:r>
+              <w:rPr>
+                <w:rFonts w:ascii="Arial" w:hAnsi="Arial" w:cs="Arial"/>
+                <w:sz w:val="20"/>
+                <w:szCs w:val="20"/>
+                <w:lang w:val="en-US"/>
+              </w:rPr>
+              <w:t xml:space="preserve">Week </w:t>
+            </w:r>
+            <w:proofErr w:type="gramStart"/>
+            <w:r>
+              <w:rPr>
+                <w:rFonts w:ascii="Arial" w:hAnsi="Arial" w:cs="Arial"/>
+                <w:sz w:val="20"/>
+                <w:szCs w:val="20"/>
+                <w:lang w:val="en-US"/>
+              </w:rPr>
+              <w:t>8  Public</w:t>
+            </w:r>
+            <w:proofErr w:type="gramEnd"/>
+            <w:r>
+              <w:rPr>
+                <w:rFonts w:ascii="Arial" w:hAnsi="Arial" w:cs="Arial"/>
+                <w:sz w:val="20"/>
+                <w:szCs w:val="20"/>
+                <w:lang w:val="en-US"/>
+              </w:rPr>
+              <w:t xml:space="preserve"> capabilities and accountable administration</w:t>
+            </w:r>
+          </w:p>
+          <w:p>
+            <w:pPr>
+              <w:widowControl w:val="0"/>
+              <w:tabs>
+                <w:tab w:val="left" w:pos="567"/>
+                <w:tab w:val="left" w:pos="1134"/>
+                <w:tab w:val="left" w:pos="1701"/>
+                <w:tab w:val="left" w:pos="2268"/>
+              </w:tabs>
+              <w:spacing w:before="120"/>
+              <w:rPr>
+                <w:rFonts w:ascii="Arial" w:hAnsi="Arial" w:cs="Arial"/>
+                <w:sz w:val="20"/>
+                <w:szCs w:val="20"/>
+                <w:lang w:val="en-US"/>
+              </w:rPr>
+            </w:pPr>
+            <w:r>
+              <w:rPr>
+                <w:rFonts w:ascii="Arial" w:hAnsi="Arial" w:cs="Arial"/>
+                <w:sz w:val="20"/>
+                <w:szCs w:val="20"/>
+                <w:lang w:val="en-US"/>
+              </w:rPr>
+              <w:t>Question: Can AI improve public delivery while preserving the capacity to govern suppliers and decisions?</w:t>
+            </w:r>
+          </w:p>
+          <w:p>
+            <w:pPr>
+              <w:widowControl w:val="0"/>
+              <w:tabs>
+                <w:tab w:val="left" w:pos="567"/>
+                <w:tab w:val="left" w:pos="1134"/>
+                <w:tab w:val="left" w:pos="1701"/>
+                <w:tab w:val="left" w:pos="2268"/>
+              </w:tabs>
+              <w:spacing w:before="120"/>
+              <w:rPr>
+                <w:rFonts w:ascii="Arial" w:hAnsi="Arial" w:cs="Arial"/>
+                <w:sz w:val="20"/>
+                <w:szCs w:val="20"/>
+                <w:lang w:val="en-US"/>
+              </w:rPr>
+            </w:pPr>
+            <w:r>
+              <w:rPr>
+                <w:rFonts w:ascii="Arial" w:hAnsi="Arial" w:cs="Arial"/>
+                <w:sz w:val="20"/>
+                <w:szCs w:val="20"/>
+                <w:lang w:val="en-US"/>
+              </w:rPr>
+              <w:t xml:space="preserve">Lecture sequence: Public information and coordination; </w:t>
+            </w:r>
+            <w:proofErr w:type="spellStart"/>
+            <w:r>
+              <w:rPr>
+                <w:rFonts w:ascii="Arial" w:hAnsi="Arial" w:cs="Arial"/>
+                <w:sz w:val="20"/>
+                <w:szCs w:val="20"/>
+                <w:lang w:val="en-US"/>
+              </w:rPr>
+              <w:t>organisational</w:t>
+            </w:r>
+            <w:proofErr w:type="spellEnd"/>
+            <w:r>
+              <w:rPr>
+                <w:rFonts w:ascii="Arial" w:hAnsi="Arial" w:cs="Arial"/>
+                <w:sz w:val="20"/>
+                <w:szCs w:val="20"/>
+                <w:lang w:val="en-US"/>
+              </w:rPr>
+              <w:t xml:space="preserve"> incentives and principal–agent problems; vendor dependence and state capability; citizen accountability and contestability. Separate a conceptual claim about algorithmic coordination from evidence of improved public outcomes.</w:t>
+            </w:r>
+          </w:p>
+          <w:p>
+            <w:pPr>
+              <w:widowControl w:val="0"/>
+              <w:tabs>
+                <w:tab w:val="left" w:pos="567"/>
+                <w:tab w:val="left" w:pos="1134"/>
+                <w:tab w:val="left" w:pos="1701"/>
+                <w:tab w:val="left" w:pos="2268"/>
+              </w:tabs>
+              <w:spacing w:before="120"/>
+              <w:rPr>
+                <w:rFonts w:ascii="Arial" w:hAnsi="Arial" w:cs="Arial"/>
+                <w:sz w:val="20"/>
+                <w:szCs w:val="20"/>
+                <w:lang w:val="en-US"/>
+              </w:rPr>
+            </w:pPr>
+            <w:r>
+              <w:rPr>
+                <w:rFonts w:ascii="Arial" w:hAnsi="Arial" w:cs="Arial"/>
+                <w:sz w:val="20"/>
+                <w:szCs w:val="20"/>
+                <w:lang w:val="en-US"/>
+              </w:rPr>
+              <w:t>Core: BK [L], pp. 1–5, proposed framework (5); HK [L], PDF pp. 11–14, fragility and institutional requirements (4).</w:t>
+            </w:r>
+          </w:p>
+          <w:p>
+            <w:pPr>
+              <w:widowControl w:val="0"/>
+              <w:tabs>
+                <w:tab w:val="left" w:pos="567"/>
+                <w:tab w:val="left" w:pos="1134"/>
+                <w:tab w:val="left" w:pos="1701"/>
+                <w:tab w:val="left" w:pos="2268"/>
+              </w:tabs>
+              <w:spacing w:before="120"/>
+              <w:rPr>
+                <w:rFonts w:ascii="Arial" w:hAnsi="Arial" w:cs="Arial"/>
+                <w:sz w:val="20"/>
+                <w:szCs w:val="20"/>
+                <w:lang w:val="en-US"/>
+              </w:rPr>
+            </w:pPr>
+            <w:r>
+              <w:rPr>
+                <w:rFonts w:ascii="Arial" w:hAnsi="Arial" w:cs="Arial"/>
+                <w:sz w:val="20"/>
+                <w:szCs w:val="20"/>
+                <w:lang w:val="en-US"/>
+              </w:rPr>
+              <w:t>Empirical: WB [L], pp. 57–68, data foundations and contextual adaptation (12); country packet containing a sourced public-service implementation case (4). Required total: 25 pages.</w:t>
+            </w:r>
+          </w:p>
+          <w:p>
+            <w:pPr>
+              <w:widowControl w:val="0"/>
+              <w:tabs>
+                <w:tab w:val="left" w:pos="567"/>
+                <w:tab w:val="left" w:pos="1134"/>
+                <w:tab w:val="left" w:pos="1701"/>
+                <w:tab w:val="left" w:pos="2268"/>
+              </w:tabs>
+              <w:spacing w:before="120"/>
+              <w:rPr>
+                <w:rFonts w:ascii="Arial" w:hAnsi="Arial" w:cs="Arial"/>
+                <w:sz w:val="20"/>
+                <w:szCs w:val="20"/>
+                <w:lang w:val="en-US"/>
+              </w:rPr>
+            </w:pPr>
+            <w:r>
+              <w:rPr>
+                <w:rFonts w:ascii="Arial" w:hAnsi="Arial" w:cs="Arial"/>
+                <w:sz w:val="20"/>
+                <w:szCs w:val="20"/>
+                <w:lang w:val="en-US"/>
+              </w:rPr>
+              <w:t>Optional: H [L], pp. 958–962, public administration and social governance.</w:t>
+            </w:r>
+          </w:p>
+          <w:p>
+            <w:pPr>
+              <w:widowControl w:val="0"/>
+              <w:tabs>
+                <w:tab w:val="left" w:pos="567"/>
+                <w:tab w:val="left" w:pos="1134"/>
+                <w:tab w:val="left" w:pos="1701"/>
+                <w:tab w:val="left" w:pos="2268"/>
+              </w:tabs>
+              <w:spacing w:before="120"/>
+              <w:rPr>
+                <w:rFonts w:ascii="Arial" w:hAnsi="Arial" w:cs="Arial"/>
+                <w:sz w:val="20"/>
+                <w:szCs w:val="20"/>
+                <w:lang w:val="en-US"/>
+              </w:rPr>
+            </w:pPr>
+            <w:r>
+              <w:rPr>
+                <w:rFonts w:ascii="Arial" w:hAnsi="Arial" w:cs="Arial"/>
+                <w:sz w:val="20"/>
+                <w:szCs w:val="20"/>
+                <w:lang w:val="en-US"/>
+              </w:rPr>
+              <w:t>Studio: In 45 minutes, redesign one administrative process around a measurable public objective, specifying human decision authority, procurement competence, appeals, and an evaluation plan. In 35 minutes, citizen, frontline official, supplier, and audit roles test exclusion and dependency. In 15 minutes, define conditions under which the agency should proceed or defer. Output: public delivery design and accountability plan.</w:t>
+            </w:r>
+          </w:p>
+          <w:p>
+            <w:pPr>
+              <w:widowControl w:val="0"/>
+              <w:tabs>
+                <w:tab w:val="left" w:pos="567"/>
+                <w:tab w:val="left" w:pos="1134"/>
+                <w:tab w:val="left" w:pos="1701"/>
+                <w:tab w:val="left" w:pos="2268"/>
+              </w:tabs>
+              <w:spacing w:before="120"/>
+              <w:rPr>
+                <w:rFonts w:ascii="Arial" w:hAnsi="Arial" w:cs="Arial"/>
+                <w:sz w:val="20"/>
+                <w:szCs w:val="20"/>
+                <w:lang w:val="en-US"/>
+              </w:rPr>
+            </w:pPr>
+            <w:r>
+              <w:rPr>
+                <w:rFonts w:ascii="Arial" w:hAnsi="Arial" w:cs="Arial"/>
+                <w:sz w:val="20"/>
+                <w:szCs w:val="20"/>
+                <w:lang w:val="en-US"/>
+              </w:rPr>
+              <w:t xml:space="preserve">Week </w:t>
+            </w:r>
+            <w:proofErr w:type="gramStart"/>
+            <w:r>
+              <w:rPr>
+                <w:rFonts w:ascii="Arial" w:hAnsi="Arial" w:cs="Arial"/>
+                <w:sz w:val="20"/>
+                <w:szCs w:val="20"/>
+                <w:lang w:val="en-US"/>
+              </w:rPr>
+              <w:t>9  Distribution</w:t>
+            </w:r>
+            <w:proofErr w:type="gramEnd"/>
+            <w:r>
+              <w:rPr>
+                <w:rFonts w:ascii="Arial" w:hAnsi="Arial" w:cs="Arial"/>
+                <w:sz w:val="20"/>
+                <w:szCs w:val="20"/>
+                <w:lang w:val="en-US"/>
+              </w:rPr>
+              <w:t xml:space="preserve"> and political legitimacy</w:t>
+            </w:r>
+          </w:p>
+          <w:p>
+            <w:pPr>
+              <w:widowControl w:val="0"/>
+              <w:tabs>
+                <w:tab w:val="left" w:pos="567"/>
+                <w:tab w:val="left" w:pos="1134"/>
+                <w:tab w:val="left" w:pos="1701"/>
+                <w:tab w:val="left" w:pos="2268"/>
+              </w:tabs>
+              <w:spacing w:before="120"/>
+              <w:rPr>
+                <w:rFonts w:ascii="Arial" w:hAnsi="Arial" w:cs="Arial"/>
+                <w:sz w:val="20"/>
+                <w:szCs w:val="20"/>
+                <w:lang w:val="en-US"/>
+              </w:rPr>
+            </w:pPr>
+            <w:r>
+              <w:rPr>
+                <w:rFonts w:ascii="Arial" w:hAnsi="Arial" w:cs="Arial"/>
+                <w:sz w:val="20"/>
+                <w:szCs w:val="20"/>
+                <w:lang w:val="en-US"/>
+              </w:rPr>
+              <w:t>Question: How do gains, losses, and control over information reshape the development bargain?</w:t>
+            </w:r>
+          </w:p>
+          <w:p>
+            <w:pPr>
+              <w:widowControl w:val="0"/>
+              <w:tabs>
+                <w:tab w:val="left" w:pos="567"/>
+                <w:tab w:val="left" w:pos="1134"/>
+                <w:tab w:val="left" w:pos="1701"/>
+                <w:tab w:val="left" w:pos="2268"/>
+              </w:tabs>
+              <w:spacing w:before="120"/>
+              <w:rPr>
+                <w:rFonts w:ascii="Arial" w:hAnsi="Arial" w:cs="Arial"/>
+                <w:sz w:val="20"/>
+                <w:szCs w:val="20"/>
+                <w:lang w:val="en-US"/>
+              </w:rPr>
+            </w:pPr>
+            <w:r>
+              <w:rPr>
+                <w:rFonts w:ascii="Arial" w:hAnsi="Arial" w:cs="Arial"/>
+                <w:sz w:val="20"/>
+                <w:szCs w:val="20"/>
+                <w:lang w:val="en-US"/>
+              </w:rPr>
+              <w:t>Lecture sequence: Distribution of income and decision-making power; capability expansion and citizenship; surveillance and performance legitimacy; inclusion, contestation, and limits to political consent. Treat regime type as an analytical variable, not a ranking of AI readiness.</w:t>
+            </w:r>
+          </w:p>
+          <w:p>
+            <w:pPr>
+              <w:widowControl w:val="0"/>
+              <w:tabs>
+                <w:tab w:val="left" w:pos="567"/>
+                <w:tab w:val="left" w:pos="1134"/>
+                <w:tab w:val="left" w:pos="1701"/>
+                <w:tab w:val="left" w:pos="2268"/>
+              </w:tabs>
+              <w:spacing w:before="120"/>
+              <w:rPr>
+                <w:rFonts w:ascii="Arial" w:hAnsi="Arial" w:cs="Arial"/>
+                <w:sz w:val="20"/>
+                <w:szCs w:val="20"/>
+                <w:lang w:val="en-US"/>
+              </w:rPr>
+            </w:pPr>
+            <w:r>
+              <w:rPr>
+                <w:rFonts w:ascii="Arial" w:hAnsi="Arial" w:cs="Arial"/>
+                <w:sz w:val="20"/>
+                <w:szCs w:val="20"/>
+                <w:lang w:val="en-US"/>
+              </w:rPr>
+              <w:t>Core: EH [L], pp. 112–116 (5); BKA [L], PDF pp. 9–12, distribution, power, and information (4).</w:t>
+            </w:r>
+          </w:p>
+          <w:p>
+            <w:pPr>
+              <w:widowControl w:val="0"/>
+              <w:tabs>
+                <w:tab w:val="left" w:pos="567"/>
+                <w:tab w:val="left" w:pos="1134"/>
+                <w:tab w:val="left" w:pos="1701"/>
+                <w:tab w:val="left" w:pos="2268"/>
+              </w:tabs>
+              <w:spacing w:before="120"/>
+              <w:rPr>
+                <w:rFonts w:ascii="Arial" w:hAnsi="Arial" w:cs="Arial"/>
+                <w:sz w:val="20"/>
+                <w:szCs w:val="20"/>
+                <w:lang w:val="en-US"/>
+              </w:rPr>
+            </w:pPr>
+            <w:r>
+              <w:rPr>
+                <w:rFonts w:ascii="Arial" w:hAnsi="Arial" w:cs="Arial"/>
+                <w:sz w:val="20"/>
+                <w:szCs w:val="20"/>
+                <w:lang w:val="en-US"/>
+              </w:rPr>
+              <w:t>Empirical: H [L], pp. 958–962, digital government and social governance (5); ILO [L], pp. 43–46, differences in exposure and limitations (4). Required total: 22 pages.</w:t>
+            </w:r>
+          </w:p>
+          <w:p>
+            <w:pPr>
+              <w:widowControl w:val="0"/>
+              <w:tabs>
+                <w:tab w:val="left" w:pos="567"/>
+                <w:tab w:val="left" w:pos="1134"/>
+                <w:tab w:val="left" w:pos="1701"/>
+                <w:tab w:val="left" w:pos="2268"/>
+              </w:tabs>
+              <w:spacing w:before="120"/>
+              <w:rPr>
+                <w:rFonts w:ascii="Arial" w:hAnsi="Arial" w:cs="Arial"/>
+                <w:sz w:val="20"/>
+                <w:szCs w:val="20"/>
+                <w:lang w:val="en-US"/>
+              </w:rPr>
+            </w:pPr>
+            <w:r>
+              <w:rPr>
+                <w:rFonts w:ascii="Arial" w:hAnsi="Arial" w:cs="Arial"/>
+                <w:sz w:val="20"/>
+                <w:szCs w:val="20"/>
+                <w:lang w:val="en-US"/>
+              </w:rPr>
+              <w:t>Optional: Roberts et al. [L], implications of procedural and performance legitimacy for governance.</w:t>
+            </w:r>
+          </w:p>
+          <w:p>
+            <w:pPr>
+              <w:widowControl w:val="0"/>
+              <w:tabs>
+                <w:tab w:val="left" w:pos="567"/>
+                <w:tab w:val="left" w:pos="1134"/>
+                <w:tab w:val="left" w:pos="1701"/>
+                <w:tab w:val="left" w:pos="2268"/>
+              </w:tabs>
+              <w:spacing w:before="120"/>
+              <w:rPr>
+                <w:rFonts w:ascii="Arial" w:hAnsi="Arial" w:cs="Arial"/>
+                <w:sz w:val="20"/>
+                <w:szCs w:val="20"/>
+                <w:lang w:val="en-US"/>
+              </w:rPr>
+            </w:pPr>
+            <w:r>
+              <w:rPr>
+                <w:rFonts w:ascii="Arial" w:hAnsi="Arial" w:cs="Arial"/>
+                <w:sz w:val="20"/>
+                <w:szCs w:val="20"/>
+                <w:lang w:val="en-US"/>
+              </w:rPr>
+              <w:t>Studio: In 45 minutes, produce a distribution and voice assessment of the emerging strategy, including informal workers, women, smaller firms, and regions outside leading cities. In 35 minutes, hold a public hearing in which affected groups can challenge both objectives and implementation. In 15 minutes, revise the strategy and explain one unresolved conflict. Output: distributional safeguards and political feasibility assessment.</w:t>
+            </w:r>
+          </w:p>
+          <w:p>
+            <w:pPr>
+              <w:widowControl w:val="0"/>
+              <w:tabs>
+                <w:tab w:val="left" w:pos="567"/>
+                <w:tab w:val="left" w:pos="1134"/>
+                <w:tab w:val="left" w:pos="1701"/>
+                <w:tab w:val="left" w:pos="2268"/>
+              </w:tabs>
+              <w:spacing w:before="120"/>
+              <w:rPr>
+                <w:rFonts w:ascii="Arial" w:hAnsi="Arial" w:cs="Arial"/>
+                <w:sz w:val="20"/>
+                <w:szCs w:val="20"/>
+                <w:lang w:val="en-US"/>
+              </w:rPr>
+            </w:pPr>
+            <w:r>
+              <w:rPr>
+                <w:rFonts w:ascii="Arial" w:hAnsi="Arial" w:cs="Arial"/>
+                <w:sz w:val="20"/>
+                <w:szCs w:val="20"/>
+                <w:lang w:val="en-US"/>
+              </w:rPr>
+              <w:t xml:space="preserve">Week </w:t>
+            </w:r>
+            <w:proofErr w:type="gramStart"/>
+            <w:r>
+              <w:rPr>
+                <w:rFonts w:ascii="Arial" w:hAnsi="Arial" w:cs="Arial"/>
+                <w:sz w:val="20"/>
+                <w:szCs w:val="20"/>
+                <w:lang w:val="en-US"/>
+              </w:rPr>
+              <w:t>10  Public</w:t>
+            </w:r>
+            <w:proofErr w:type="gramEnd"/>
+            <w:r>
+              <w:rPr>
+                <w:rFonts w:ascii="Arial" w:hAnsi="Arial" w:cs="Arial"/>
+                <w:sz w:val="20"/>
+                <w:szCs w:val="20"/>
+                <w:lang w:val="en-US"/>
+              </w:rPr>
+              <w:t xml:space="preserve"> finance under uncertain transformation</w:t>
+            </w:r>
+          </w:p>
+          <w:p>
+            <w:pPr>
+              <w:widowControl w:val="0"/>
+              <w:tabs>
+                <w:tab w:val="left" w:pos="567"/>
+                <w:tab w:val="left" w:pos="1134"/>
+                <w:tab w:val="left" w:pos="1701"/>
+                <w:tab w:val="left" w:pos="2268"/>
+              </w:tabs>
+              <w:spacing w:before="120"/>
+              <w:rPr>
+                <w:rFonts w:ascii="Arial" w:hAnsi="Arial" w:cs="Arial"/>
+                <w:sz w:val="20"/>
+                <w:szCs w:val="20"/>
+                <w:lang w:val="en-US"/>
+              </w:rPr>
+            </w:pPr>
+            <w:r>
+              <w:rPr>
+                <w:rFonts w:ascii="Arial" w:hAnsi="Arial" w:cs="Arial"/>
+                <w:sz w:val="20"/>
+                <w:szCs w:val="20"/>
+                <w:lang w:val="en-US"/>
+              </w:rPr>
+              <w:t>Question: How can a state finance adjustment and capabilities if the distribution of economic income changes?</w:t>
+            </w:r>
+          </w:p>
+          <w:p>
+            <w:pPr>
+              <w:widowControl w:val="0"/>
+              <w:tabs>
+                <w:tab w:val="left" w:pos="567"/>
+                <w:tab w:val="left" w:pos="1134"/>
+                <w:tab w:val="left" w:pos="1701"/>
+                <w:tab w:val="left" w:pos="2268"/>
+              </w:tabs>
+              <w:spacing w:before="120"/>
+              <w:rPr>
+                <w:rFonts w:ascii="Arial" w:hAnsi="Arial" w:cs="Arial"/>
+                <w:sz w:val="20"/>
+                <w:szCs w:val="20"/>
+                <w:lang w:val="en-US"/>
+              </w:rPr>
+            </w:pPr>
+            <w:r>
+              <w:rPr>
+                <w:rFonts w:ascii="Arial" w:hAnsi="Arial" w:cs="Arial"/>
+                <w:sz w:val="20"/>
+                <w:szCs w:val="20"/>
+                <w:lang w:val="en-US"/>
+              </w:rPr>
+              <w:t xml:space="preserve">Lecture sequence: Tax bases, rents, and public investment; public ownership and redistribution; near-term administrative constraints; conditional scenarios for declining </w:t>
+            </w:r>
+            <w:proofErr w:type="spellStart"/>
+            <w:r>
+              <w:rPr>
+                <w:rFonts w:ascii="Arial" w:hAnsi="Arial" w:cs="Arial"/>
+                <w:sz w:val="20"/>
+                <w:szCs w:val="20"/>
+                <w:lang w:val="en-US"/>
+              </w:rPr>
+              <w:t>labour</w:t>
+            </w:r>
+            <w:proofErr w:type="spellEnd"/>
+            <w:r>
+              <w:rPr>
+                <w:rFonts w:ascii="Arial" w:hAnsi="Arial" w:cs="Arial"/>
+                <w:sz w:val="20"/>
+                <w:szCs w:val="20"/>
+                <w:lang w:val="en-US"/>
+              </w:rPr>
+              <w:t xml:space="preserve"> income. Explain assumptions behind transformative-AI tax proposals and the political conflicts they imply. Fiscal arithmetic uses ranges rather than unsupported point forecasts.</w:t>
+            </w:r>
+          </w:p>
+          <w:p>
+            <w:pPr>
+              <w:widowControl w:val="0"/>
+              <w:tabs>
+                <w:tab w:val="left" w:pos="567"/>
+                <w:tab w:val="left" w:pos="1134"/>
+                <w:tab w:val="left" w:pos="1701"/>
+                <w:tab w:val="left" w:pos="2268"/>
+              </w:tabs>
+              <w:spacing w:before="120"/>
+              <w:rPr>
+                <w:rFonts w:ascii="Arial" w:hAnsi="Arial" w:cs="Arial"/>
+                <w:sz w:val="20"/>
+                <w:szCs w:val="20"/>
+                <w:lang w:val="en-US"/>
+              </w:rPr>
+            </w:pPr>
+            <w:r>
+              <w:rPr>
+                <w:rFonts w:ascii="Arial" w:hAnsi="Arial" w:cs="Arial"/>
+                <w:sz w:val="20"/>
+                <w:szCs w:val="20"/>
+                <w:lang w:val="en-US"/>
+              </w:rPr>
+              <w:t xml:space="preserve">Core: KL [L], PDF pp. 3–9 and 26–32, overview and policy implications (14). Formal </w:t>
+            </w:r>
+            <w:proofErr w:type="spellStart"/>
+            <w:r>
+              <w:rPr>
+                <w:rFonts w:ascii="Arial" w:hAnsi="Arial" w:cs="Arial"/>
+                <w:sz w:val="20"/>
+                <w:szCs w:val="20"/>
+                <w:lang w:val="en-US"/>
+              </w:rPr>
+              <w:t>optimisation</w:t>
+            </w:r>
+            <w:proofErr w:type="spellEnd"/>
+            <w:r>
+              <w:rPr>
+                <w:rFonts w:ascii="Arial" w:hAnsi="Arial" w:cs="Arial"/>
+                <w:sz w:val="20"/>
+                <w:szCs w:val="20"/>
+                <w:lang w:val="en-US"/>
+              </w:rPr>
+              <w:t xml:space="preserve"> is optional.</w:t>
+            </w:r>
+          </w:p>
+          <w:p>
+            <w:pPr>
+              <w:widowControl w:val="0"/>
+              <w:tabs>
+                <w:tab w:val="left" w:pos="567"/>
+                <w:tab w:val="left" w:pos="1134"/>
+                <w:tab w:val="left" w:pos="1701"/>
+                <w:tab w:val="left" w:pos="2268"/>
+              </w:tabs>
+              <w:spacing w:before="120"/>
+              <w:rPr>
+                <w:rFonts w:ascii="Arial" w:hAnsi="Arial" w:cs="Arial"/>
+                <w:sz w:val="20"/>
+                <w:szCs w:val="20"/>
+                <w:lang w:val="en-US"/>
+              </w:rPr>
+            </w:pPr>
+            <w:r>
+              <w:rPr>
+                <w:rFonts w:ascii="Arial" w:hAnsi="Arial" w:cs="Arial"/>
+                <w:sz w:val="20"/>
+                <w:szCs w:val="20"/>
+                <w:lang w:val="en-US"/>
+              </w:rPr>
+              <w:t xml:space="preserve">Empirical: FJ [L], pp. 143–150, mobility, factor-price distortions, and social protection (8); country packet with current revenue and </w:t>
+            </w:r>
+            <w:proofErr w:type="spellStart"/>
+            <w:r>
+              <w:rPr>
+                <w:rFonts w:ascii="Arial" w:hAnsi="Arial" w:cs="Arial"/>
+                <w:sz w:val="20"/>
+                <w:szCs w:val="20"/>
+                <w:lang w:val="en-US"/>
+              </w:rPr>
+              <w:t>programme</w:t>
+            </w:r>
+            <w:proofErr w:type="spellEnd"/>
+            <w:r>
+              <w:rPr>
+                <w:rFonts w:ascii="Arial" w:hAnsi="Arial" w:cs="Arial"/>
+                <w:sz w:val="20"/>
+                <w:szCs w:val="20"/>
+                <w:lang w:val="en-US"/>
+              </w:rPr>
+              <w:t>-cost evidence (4). Required total: 26 pages.</w:t>
+            </w:r>
+          </w:p>
+          <w:p>
+            <w:pPr>
+              <w:widowControl w:val="0"/>
+              <w:tabs>
+                <w:tab w:val="left" w:pos="567"/>
+                <w:tab w:val="left" w:pos="1134"/>
+                <w:tab w:val="left" w:pos="1701"/>
+                <w:tab w:val="left" w:pos="2268"/>
+              </w:tabs>
+              <w:spacing w:before="120"/>
+              <w:rPr>
+                <w:rFonts w:ascii="Arial" w:hAnsi="Arial" w:cs="Arial"/>
+                <w:sz w:val="20"/>
+                <w:szCs w:val="20"/>
+                <w:lang w:val="en-US"/>
+              </w:rPr>
+            </w:pPr>
+            <w:r>
+              <w:rPr>
+                <w:rFonts w:ascii="Arial" w:hAnsi="Arial" w:cs="Arial"/>
+                <w:sz w:val="20"/>
+                <w:szCs w:val="20"/>
+                <w:lang w:val="en-US"/>
+              </w:rPr>
+              <w:t>Optional: KL, taxation models and proofs.</w:t>
+            </w:r>
+          </w:p>
+          <w:p>
+            <w:pPr>
+              <w:widowControl w:val="0"/>
+              <w:tabs>
+                <w:tab w:val="left" w:pos="567"/>
+                <w:tab w:val="left" w:pos="1134"/>
+                <w:tab w:val="left" w:pos="1701"/>
+                <w:tab w:val="left" w:pos="2268"/>
+              </w:tabs>
+              <w:spacing w:before="120"/>
+              <w:rPr>
+                <w:rFonts w:ascii="Arial" w:hAnsi="Arial" w:cs="Arial"/>
+                <w:sz w:val="20"/>
+                <w:szCs w:val="20"/>
+                <w:lang w:val="en-US"/>
+              </w:rPr>
+            </w:pPr>
+            <w:r>
+              <w:rPr>
+                <w:rFonts w:ascii="Arial" w:hAnsi="Arial" w:cs="Arial"/>
+                <w:sz w:val="20"/>
+                <w:szCs w:val="20"/>
+                <w:lang w:val="en-US"/>
+              </w:rPr>
+              <w:t>Studio: In 45 minutes, cost the team’s three interventions and compare financing instruments under a baseline and an adverse scenario. In 35 minutes, finance-ministry and coalition roles challenge tax incidence, collection capacity, and spending commitments. In 15 minutes, reconcile the budget and identify a reform that is robust across scenarios. Output: fiscal envelope and financing plan.</w:t>
+            </w:r>
+          </w:p>
+          <w:p>
+            <w:pPr>
+              <w:widowControl w:val="0"/>
+              <w:tabs>
+                <w:tab w:val="left" w:pos="567"/>
+                <w:tab w:val="left" w:pos="1134"/>
+                <w:tab w:val="left" w:pos="1701"/>
+                <w:tab w:val="left" w:pos="2268"/>
+              </w:tabs>
+              <w:spacing w:before="120"/>
+              <w:rPr>
+                <w:rFonts w:ascii="Arial" w:hAnsi="Arial" w:cs="Arial"/>
+                <w:sz w:val="20"/>
+                <w:szCs w:val="20"/>
+                <w:lang w:val="en-US"/>
+              </w:rPr>
+            </w:pPr>
+            <w:r>
+              <w:rPr>
+                <w:rFonts w:ascii="Arial" w:hAnsi="Arial" w:cs="Arial"/>
+                <w:sz w:val="20"/>
+                <w:szCs w:val="20"/>
+                <w:lang w:val="en-US"/>
+              </w:rPr>
+              <w:t xml:space="preserve">Week </w:t>
+            </w:r>
+            <w:proofErr w:type="gramStart"/>
+            <w:r>
+              <w:rPr>
+                <w:rFonts w:ascii="Arial" w:hAnsi="Arial" w:cs="Arial"/>
+                <w:sz w:val="20"/>
+                <w:szCs w:val="20"/>
+                <w:lang w:val="en-US"/>
+              </w:rPr>
+              <w:t>11  Comparative</w:t>
+            </w:r>
+            <w:proofErr w:type="gramEnd"/>
+            <w:r>
+              <w:rPr>
+                <w:rFonts w:ascii="Arial" w:hAnsi="Arial" w:cs="Arial"/>
+                <w:sz w:val="20"/>
+                <w:szCs w:val="20"/>
+                <w:lang w:val="en-US"/>
+              </w:rPr>
+              <w:t xml:space="preserve"> advantage and development pathways</w:t>
+            </w:r>
+          </w:p>
+          <w:p>
+            <w:pPr>
+              <w:widowControl w:val="0"/>
+              <w:tabs>
+                <w:tab w:val="left" w:pos="567"/>
+                <w:tab w:val="left" w:pos="1134"/>
+                <w:tab w:val="left" w:pos="1701"/>
+                <w:tab w:val="left" w:pos="2268"/>
+              </w:tabs>
+              <w:spacing w:before="120"/>
+              <w:rPr>
+                <w:rFonts w:ascii="Arial" w:hAnsi="Arial" w:cs="Arial"/>
+                <w:sz w:val="20"/>
+                <w:szCs w:val="20"/>
+                <w:lang w:val="en-US"/>
+              </w:rPr>
+            </w:pPr>
+            <w:r>
+              <w:rPr>
+                <w:rFonts w:ascii="Arial" w:hAnsi="Arial" w:cs="Arial"/>
+                <w:sz w:val="20"/>
+                <w:szCs w:val="20"/>
+                <w:lang w:val="en-US"/>
+              </w:rPr>
+              <w:t>Question: What happens to export upgrading when intelligence becomes internationally tradable?</w:t>
+            </w:r>
+          </w:p>
+          <w:p>
+            <w:pPr>
+              <w:widowControl w:val="0"/>
+              <w:tabs>
+                <w:tab w:val="left" w:pos="567"/>
+                <w:tab w:val="left" w:pos="1134"/>
+                <w:tab w:val="left" w:pos="1701"/>
+                <w:tab w:val="left" w:pos="2268"/>
+              </w:tabs>
+              <w:spacing w:before="120"/>
+              <w:rPr>
+                <w:rFonts w:ascii="Arial" w:hAnsi="Arial" w:cs="Arial"/>
+                <w:sz w:val="20"/>
+                <w:szCs w:val="20"/>
+                <w:lang w:val="en-US"/>
+              </w:rPr>
+            </w:pPr>
+            <w:r>
+              <w:rPr>
+                <w:rFonts w:ascii="Arial" w:hAnsi="Arial" w:cs="Arial"/>
+                <w:sz w:val="20"/>
+                <w:szCs w:val="20"/>
+                <w:lang w:val="en-US"/>
+              </w:rPr>
+              <w:lastRenderedPageBreak/>
+              <w:t>Lecture sequence: Comparative advantage and relative costs; scale, knowledge spillovers, and diffusion; AI services as imported inputs; manufacturing, tradable services, and domestic development alternatives. Work through a two-country example in which productivity improves in both countries but comparative advantage changes differently.</w:t>
+            </w:r>
+          </w:p>
+          <w:p>
+            <w:pPr>
+              <w:widowControl w:val="0"/>
+              <w:tabs>
+                <w:tab w:val="left" w:pos="567"/>
+                <w:tab w:val="left" w:pos="1134"/>
+                <w:tab w:val="left" w:pos="1701"/>
+                <w:tab w:val="left" w:pos="2268"/>
+              </w:tabs>
+              <w:spacing w:before="120"/>
+              <w:rPr>
+                <w:rFonts w:ascii="Arial" w:hAnsi="Arial" w:cs="Arial"/>
+                <w:sz w:val="20"/>
+                <w:szCs w:val="20"/>
+                <w:lang w:val="en-US"/>
+              </w:rPr>
+            </w:pPr>
+            <w:r>
+              <w:rPr>
+                <w:rFonts w:ascii="Arial" w:hAnsi="Arial" w:cs="Arial"/>
+                <w:sz w:val="20"/>
+                <w:szCs w:val="20"/>
+                <w:lang w:val="en-US"/>
+              </w:rPr>
+              <w:t>Core: GT [X], pp. 6–10 and 16–20, scale, knowledge, dynamic comparative advantage, and policy (10).</w:t>
+            </w:r>
+          </w:p>
+          <w:p>
+            <w:pPr>
+              <w:widowControl w:val="0"/>
+              <w:tabs>
+                <w:tab w:val="left" w:pos="567"/>
+                <w:tab w:val="left" w:pos="1134"/>
+                <w:tab w:val="left" w:pos="1701"/>
+                <w:tab w:val="left" w:pos="2268"/>
+              </w:tabs>
+              <w:spacing w:before="120"/>
+              <w:rPr>
+                <w:rFonts w:ascii="Arial" w:hAnsi="Arial" w:cs="Arial"/>
+                <w:sz w:val="20"/>
+                <w:szCs w:val="20"/>
+                <w:lang w:val="en-US"/>
+              </w:rPr>
+            </w:pPr>
+            <w:r>
+              <w:rPr>
+                <w:rFonts w:ascii="Arial" w:hAnsi="Arial" w:cs="Arial"/>
+                <w:sz w:val="20"/>
+                <w:szCs w:val="20"/>
+                <w:lang w:val="en-US"/>
+              </w:rPr>
+              <w:t>Empirical: WB [L], pp. 25–37, connectivity, digital sectors, and trade (13); FJ [L], pp. 121–129, structural transformation (9). Required total: 36 pages.</w:t>
+            </w:r>
+          </w:p>
+          <w:p>
+            <w:pPr>
+              <w:widowControl w:val="0"/>
+              <w:tabs>
+                <w:tab w:val="left" w:pos="567"/>
+                <w:tab w:val="left" w:pos="1134"/>
+                <w:tab w:val="left" w:pos="1701"/>
+                <w:tab w:val="left" w:pos="2268"/>
+              </w:tabs>
+              <w:spacing w:before="120"/>
+              <w:rPr>
+                <w:rFonts w:ascii="Arial" w:hAnsi="Arial" w:cs="Arial"/>
+                <w:sz w:val="20"/>
+                <w:szCs w:val="20"/>
+                <w:lang w:val="en-US"/>
+              </w:rPr>
+            </w:pPr>
+            <w:r>
+              <w:rPr>
+                <w:rFonts w:ascii="Arial" w:hAnsi="Arial" w:cs="Arial"/>
+                <w:sz w:val="20"/>
+                <w:szCs w:val="20"/>
+                <w:lang w:val="en-US"/>
+              </w:rPr>
+              <w:t>Optional: GT, pp. 21–28, data and trade-policy implications. Its historical examples require updating before use as current policy evidence.</w:t>
+            </w:r>
+          </w:p>
+          <w:p>
+            <w:pPr>
+              <w:widowControl w:val="0"/>
+              <w:tabs>
+                <w:tab w:val="left" w:pos="567"/>
+                <w:tab w:val="left" w:pos="1134"/>
+                <w:tab w:val="left" w:pos="1701"/>
+                <w:tab w:val="left" w:pos="2268"/>
+              </w:tabs>
+              <w:spacing w:before="120"/>
+              <w:rPr>
+                <w:rFonts w:ascii="Arial" w:hAnsi="Arial" w:cs="Arial"/>
+                <w:sz w:val="20"/>
+                <w:szCs w:val="20"/>
+                <w:lang w:val="en-US"/>
+              </w:rPr>
+            </w:pPr>
+            <w:r>
+              <w:rPr>
+                <w:rFonts w:ascii="Arial" w:hAnsi="Arial" w:cs="Arial"/>
+                <w:sz w:val="20"/>
+                <w:szCs w:val="20"/>
+                <w:lang w:val="en-US"/>
+              </w:rPr>
+              <w:t xml:space="preserve">Studio: In 45 minutes, compare two development pathways using relative productivity, input costs, market access, and employment absorption. In 35 minutes, another team changes an input price or external-access assumption and challenges the resulting coalition and policy choices. In 15 minutes, update sector priorities and identify one activity the state should not </w:t>
+            </w:r>
+            <w:proofErr w:type="spellStart"/>
+            <w:r>
+              <w:rPr>
+                <w:rFonts w:ascii="Arial" w:hAnsi="Arial" w:cs="Arial"/>
+                <w:sz w:val="20"/>
+                <w:szCs w:val="20"/>
+                <w:lang w:val="en-US"/>
+              </w:rPr>
+              <w:t>subsidise</w:t>
+            </w:r>
+            <w:proofErr w:type="spellEnd"/>
+            <w:r>
+              <w:rPr>
+                <w:rFonts w:ascii="Arial" w:hAnsi="Arial" w:cs="Arial"/>
+                <w:sz w:val="20"/>
+                <w:szCs w:val="20"/>
+                <w:lang w:val="en-US"/>
+              </w:rPr>
+              <w:t>. Output: development pathway and trade strategy.</w:t>
+            </w:r>
+          </w:p>
+          <w:p>
+            <w:pPr>
+              <w:widowControl w:val="0"/>
+              <w:tabs>
+                <w:tab w:val="left" w:pos="567"/>
+                <w:tab w:val="left" w:pos="1134"/>
+                <w:tab w:val="left" w:pos="1701"/>
+                <w:tab w:val="left" w:pos="2268"/>
+              </w:tabs>
+              <w:spacing w:before="120"/>
+              <w:rPr>
+                <w:rFonts w:ascii="Arial" w:hAnsi="Arial" w:cs="Arial"/>
+                <w:sz w:val="20"/>
+                <w:szCs w:val="20"/>
+                <w:lang w:val="en-US"/>
+              </w:rPr>
+            </w:pPr>
+            <w:r>
+              <w:rPr>
+                <w:rFonts w:ascii="Arial" w:hAnsi="Arial" w:cs="Arial"/>
+                <w:sz w:val="20"/>
+                <w:szCs w:val="20"/>
+                <w:lang w:val="en-US"/>
+              </w:rPr>
+              <w:t xml:space="preserve">Week </w:t>
+            </w:r>
+            <w:proofErr w:type="gramStart"/>
+            <w:r>
+              <w:rPr>
+                <w:rFonts w:ascii="Arial" w:hAnsi="Arial" w:cs="Arial"/>
+                <w:sz w:val="20"/>
+                <w:szCs w:val="20"/>
+                <w:lang w:val="en-US"/>
+              </w:rPr>
+              <w:t>12  Sovereignty</w:t>
+            </w:r>
+            <w:proofErr w:type="gramEnd"/>
+            <w:r>
+              <w:rPr>
+                <w:rFonts w:ascii="Arial" w:hAnsi="Arial" w:cs="Arial"/>
+                <w:sz w:val="20"/>
+                <w:szCs w:val="20"/>
+                <w:lang w:val="en-US"/>
+              </w:rPr>
+              <w:t xml:space="preserve"> and strategic interdependence</w:t>
+            </w:r>
+          </w:p>
+          <w:p>
+            <w:pPr>
+              <w:widowControl w:val="0"/>
+              <w:tabs>
+                <w:tab w:val="left" w:pos="567"/>
+                <w:tab w:val="left" w:pos="1134"/>
+                <w:tab w:val="left" w:pos="1701"/>
+                <w:tab w:val="left" w:pos="2268"/>
+              </w:tabs>
+              <w:spacing w:before="120"/>
+              <w:rPr>
+                <w:rFonts w:ascii="Arial" w:hAnsi="Arial" w:cs="Arial"/>
+                <w:sz w:val="20"/>
+                <w:szCs w:val="20"/>
+                <w:lang w:val="en-US"/>
+              </w:rPr>
+            </w:pPr>
+            <w:r>
+              <w:rPr>
+                <w:rFonts w:ascii="Arial" w:hAnsi="Arial" w:cs="Arial"/>
+                <w:sz w:val="20"/>
+                <w:szCs w:val="20"/>
+                <w:lang w:val="en-US"/>
+              </w:rPr>
+              <w:t>Question: Which dependencies should a country accept, diversify, or address through cooperation?</w:t>
+            </w:r>
+          </w:p>
+          <w:p>
+            <w:pPr>
+              <w:widowControl w:val="0"/>
+              <w:tabs>
+                <w:tab w:val="left" w:pos="567"/>
+                <w:tab w:val="left" w:pos="1134"/>
+                <w:tab w:val="left" w:pos="1701"/>
+                <w:tab w:val="left" w:pos="2268"/>
+              </w:tabs>
+              <w:spacing w:before="120"/>
+              <w:rPr>
+                <w:rFonts w:ascii="Arial" w:hAnsi="Arial" w:cs="Arial"/>
+                <w:sz w:val="20"/>
+                <w:szCs w:val="20"/>
+                <w:lang w:val="en-US"/>
+              </w:rPr>
+            </w:pPr>
+            <w:r>
+              <w:rPr>
+                <w:rFonts w:ascii="Arial" w:hAnsi="Arial" w:cs="Arial"/>
+                <w:sz w:val="20"/>
+                <w:szCs w:val="20"/>
+                <w:lang w:val="en-US"/>
+              </w:rPr>
+              <w:t>Lecture sequence: Network concentration and chokepoints; economic benefits and strategic vulnerabilities; jurisdiction and domestic institutions; cooperation under geopolitical and legitimacy constraints. Distinguish resilience from self-sufficiency and ask what bargaining assets different Asian states possess.</w:t>
+            </w:r>
+          </w:p>
+          <w:p>
+            <w:pPr>
+              <w:widowControl w:val="0"/>
+              <w:tabs>
+                <w:tab w:val="left" w:pos="567"/>
+                <w:tab w:val="left" w:pos="1134"/>
+                <w:tab w:val="left" w:pos="1701"/>
+                <w:tab w:val="left" w:pos="2268"/>
+              </w:tabs>
+              <w:spacing w:before="120"/>
+              <w:rPr>
+                <w:rFonts w:ascii="Arial" w:hAnsi="Arial" w:cs="Arial"/>
+                <w:sz w:val="20"/>
+                <w:szCs w:val="20"/>
+                <w:lang w:val="en-US"/>
+              </w:rPr>
+            </w:pPr>
+            <w:r>
+              <w:rPr>
+                <w:rFonts w:ascii="Arial" w:hAnsi="Arial" w:cs="Arial"/>
+                <w:sz w:val="20"/>
+                <w:szCs w:val="20"/>
+                <w:lang w:val="en-US"/>
+              </w:rPr>
+              <w:t>Core: FN [X], pp. 49–58, network structure and coercive power (10); R [L], entire Library article, PDF pp. 1–12, governance barriers and pathways (12).</w:t>
+            </w:r>
+          </w:p>
+          <w:p>
+            <w:pPr>
+              <w:widowControl w:val="0"/>
+              <w:tabs>
+                <w:tab w:val="left" w:pos="567"/>
+                <w:tab w:val="left" w:pos="1134"/>
+                <w:tab w:val="left" w:pos="1701"/>
+                <w:tab w:val="left" w:pos="2268"/>
+              </w:tabs>
+              <w:spacing w:before="120"/>
+              <w:rPr>
+                <w:rFonts w:ascii="Arial" w:hAnsi="Arial" w:cs="Arial"/>
+                <w:sz w:val="20"/>
+                <w:szCs w:val="20"/>
+                <w:lang w:val="en-US"/>
+              </w:rPr>
+            </w:pPr>
+            <w:r>
+              <w:rPr>
+                <w:rFonts w:ascii="Arial" w:hAnsi="Arial" w:cs="Arial"/>
+                <w:sz w:val="20"/>
+                <w:szCs w:val="20"/>
+                <w:lang w:val="en-US"/>
+              </w:rPr>
+              <w:t>Empirical: WB [L], pp. 44–48, compute dependence and access (5); country packet mapping providers, jurisdictions, and feasible alternatives (4). Required total: 31 pages.</w:t>
+            </w:r>
+          </w:p>
+          <w:p>
+            <w:pPr>
+              <w:widowControl w:val="0"/>
+              <w:tabs>
+                <w:tab w:val="left" w:pos="567"/>
+                <w:tab w:val="left" w:pos="1134"/>
+                <w:tab w:val="left" w:pos="1701"/>
+                <w:tab w:val="left" w:pos="2268"/>
+              </w:tabs>
+              <w:spacing w:before="120"/>
+              <w:rPr>
+                <w:rFonts w:ascii="Arial" w:hAnsi="Arial" w:cs="Arial"/>
+                <w:sz w:val="20"/>
+                <w:szCs w:val="20"/>
+                <w:lang w:val="en-US"/>
+              </w:rPr>
+            </w:pPr>
+            <w:r>
+              <w:rPr>
+                <w:rFonts w:ascii="Arial" w:hAnsi="Arial" w:cs="Arial"/>
+                <w:sz w:val="20"/>
+                <w:szCs w:val="20"/>
+                <w:lang w:val="en-US"/>
+              </w:rPr>
+              <w:t>Optional: FN, empirical case studies and conclusions; BKA [L], geoeconomics discussion.</w:t>
+            </w:r>
+          </w:p>
+          <w:p>
+            <w:pPr>
+              <w:widowControl w:val="0"/>
+              <w:tabs>
+                <w:tab w:val="left" w:pos="567"/>
+                <w:tab w:val="left" w:pos="1134"/>
+                <w:tab w:val="left" w:pos="1701"/>
+                <w:tab w:val="left" w:pos="2268"/>
+              </w:tabs>
+              <w:spacing w:before="120"/>
+              <w:rPr>
+                <w:rFonts w:ascii="Arial" w:hAnsi="Arial" w:cs="Arial"/>
+                <w:sz w:val="20"/>
+                <w:szCs w:val="20"/>
+                <w:lang w:val="en-US"/>
+              </w:rPr>
+            </w:pPr>
+            <w:r>
+              <w:rPr>
+                <w:rFonts w:ascii="Arial" w:hAnsi="Arial" w:cs="Arial"/>
+                <w:sz w:val="20"/>
+                <w:szCs w:val="20"/>
+                <w:lang w:val="en-US"/>
+              </w:rPr>
+              <w:t xml:space="preserve">Studio: In 45 minutes, run a cloud-access or chip-supply disruption scenario and compare diversification, regional pooling, and domestic investment. In 35 minutes, conduct a regional negotiation over one shared infrastructure or access arrangement, identifying participation and enforcement incentives. In 15 minutes, </w:t>
+            </w:r>
+            <w:proofErr w:type="spellStart"/>
+            <w:r>
+              <w:rPr>
+                <w:rFonts w:ascii="Arial" w:hAnsi="Arial" w:cs="Arial"/>
+                <w:sz w:val="20"/>
+                <w:szCs w:val="20"/>
+                <w:lang w:val="en-US"/>
+              </w:rPr>
+              <w:t>finalise</w:t>
+            </w:r>
+            <w:proofErr w:type="spellEnd"/>
+            <w:r>
+              <w:rPr>
+                <w:rFonts w:ascii="Arial" w:hAnsi="Arial" w:cs="Arial"/>
+                <w:sz w:val="20"/>
+                <w:szCs w:val="20"/>
+                <w:lang w:val="en-US"/>
+              </w:rPr>
+              <w:t xml:space="preserve"> contingency triggers and external partnerships. Output: dependency map, cooperation proposal, and strategy stress test.</w:t>
+            </w:r>
+          </w:p>
+          <w:p>
+            <w:pPr>
+              <w:widowControl w:val="0"/>
+              <w:tabs>
+                <w:tab w:val="left" w:pos="567"/>
+                <w:tab w:val="left" w:pos="1134"/>
+                <w:tab w:val="left" w:pos="1701"/>
+                <w:tab w:val="left" w:pos="2268"/>
+              </w:tabs>
+              <w:spacing w:before="120"/>
+              <w:rPr>
+                <w:rFonts w:ascii="Arial" w:hAnsi="Arial" w:cs="Arial"/>
+                <w:sz w:val="20"/>
+                <w:szCs w:val="20"/>
+                <w:lang w:val="en-US"/>
+              </w:rPr>
+            </w:pPr>
+            <w:r>
+              <w:rPr>
+                <w:rFonts w:ascii="Arial" w:hAnsi="Arial" w:cs="Arial"/>
+                <w:sz w:val="20"/>
+                <w:szCs w:val="20"/>
+                <w:lang w:val="en-US"/>
+              </w:rPr>
+              <w:t xml:space="preserve">Week </w:t>
+            </w:r>
+            <w:proofErr w:type="gramStart"/>
+            <w:r>
+              <w:rPr>
+                <w:rFonts w:ascii="Arial" w:hAnsi="Arial" w:cs="Arial"/>
+                <w:sz w:val="20"/>
+                <w:szCs w:val="20"/>
+                <w:lang w:val="en-US"/>
+              </w:rPr>
+              <w:t>13  Defending</w:t>
+            </w:r>
+            <w:proofErr w:type="gramEnd"/>
+            <w:r>
+              <w:rPr>
+                <w:rFonts w:ascii="Arial" w:hAnsi="Arial" w:cs="Arial"/>
+                <w:sz w:val="20"/>
+                <w:szCs w:val="20"/>
+                <w:lang w:val="en-US"/>
+              </w:rPr>
+              <w:t xml:space="preserve"> the New Asian State strategy</w:t>
+            </w:r>
+          </w:p>
+          <w:p>
+            <w:pPr>
+              <w:widowControl w:val="0"/>
+              <w:tabs>
+                <w:tab w:val="left" w:pos="567"/>
+                <w:tab w:val="left" w:pos="1134"/>
+                <w:tab w:val="left" w:pos="1701"/>
+                <w:tab w:val="left" w:pos="2268"/>
+              </w:tabs>
+              <w:spacing w:before="120"/>
+              <w:rPr>
+                <w:rFonts w:ascii="Arial" w:hAnsi="Arial" w:cs="Arial"/>
+                <w:sz w:val="20"/>
+                <w:szCs w:val="20"/>
+                <w:lang w:val="en-US"/>
+              </w:rPr>
+            </w:pPr>
+            <w:r>
+              <w:rPr>
+                <w:rFonts w:ascii="Arial" w:hAnsi="Arial" w:cs="Arial"/>
+                <w:sz w:val="20"/>
+                <w:szCs w:val="20"/>
+                <w:lang w:val="en-US"/>
+              </w:rPr>
+              <w:t>Question: Does the assembled strategy survive economic, institutional, and political scrutiny?</w:t>
+            </w:r>
+          </w:p>
+          <w:p>
+            <w:pPr>
+              <w:widowControl w:val="0"/>
+              <w:tabs>
+                <w:tab w:val="left" w:pos="567"/>
+                <w:tab w:val="left" w:pos="1134"/>
+                <w:tab w:val="left" w:pos="1701"/>
+                <w:tab w:val="left" w:pos="2268"/>
+              </w:tabs>
+              <w:spacing w:before="120"/>
+              <w:rPr>
+                <w:rFonts w:ascii="Arial" w:hAnsi="Arial" w:cs="Arial"/>
+                <w:sz w:val="20"/>
+                <w:szCs w:val="20"/>
+                <w:lang w:val="en-US"/>
+              </w:rPr>
+            </w:pPr>
+            <w:r>
+              <w:rPr>
+                <w:rFonts w:ascii="Arial" w:hAnsi="Arial" w:cs="Arial"/>
+                <w:sz w:val="20"/>
+                <w:szCs w:val="20"/>
+                <w:lang w:val="en-US"/>
+              </w:rPr>
+              <w:t>Lecture sequence: Synthesis of the six concepts; coherence across sectors and instruments; sequencing and learning; comparison of the kinds of states implied by different country strategies. The instructor uses submitted papers to explain recurring analytical strengths and weaknesses.</w:t>
+            </w:r>
+          </w:p>
+          <w:p>
+            <w:pPr>
+              <w:widowControl w:val="0"/>
+              <w:tabs>
+                <w:tab w:val="left" w:pos="567"/>
+                <w:tab w:val="left" w:pos="1134"/>
+                <w:tab w:val="left" w:pos="1701"/>
+                <w:tab w:val="left" w:pos="2268"/>
+              </w:tabs>
+              <w:spacing w:before="120"/>
+              <w:rPr>
+                <w:rFonts w:ascii="Arial" w:hAnsi="Arial" w:cs="Arial"/>
+                <w:sz w:val="20"/>
+                <w:szCs w:val="20"/>
+                <w:lang w:val="en-US"/>
+              </w:rPr>
+            </w:pPr>
+            <w:r>
+              <w:rPr>
+                <w:rFonts w:ascii="Arial" w:hAnsi="Arial" w:cs="Arial"/>
+                <w:sz w:val="20"/>
+                <w:szCs w:val="20"/>
+                <w:lang w:val="en-US"/>
+              </w:rPr>
+              <w:t>Core: BKA [L], PDF pp. 14–18, methods, scenarios, and interdisciplinary synthesis (5), revisited.</w:t>
+            </w:r>
+          </w:p>
+          <w:p>
+            <w:pPr>
+              <w:widowControl w:val="0"/>
+              <w:tabs>
+                <w:tab w:val="left" w:pos="567"/>
+                <w:tab w:val="left" w:pos="1134"/>
+                <w:tab w:val="left" w:pos="1701"/>
+                <w:tab w:val="left" w:pos="2268"/>
+              </w:tabs>
+              <w:spacing w:before="120"/>
+              <w:rPr>
+                <w:rFonts w:ascii="Arial" w:hAnsi="Arial" w:cs="Arial"/>
+                <w:sz w:val="20"/>
+                <w:szCs w:val="20"/>
+                <w:lang w:val="en-US"/>
+              </w:rPr>
+            </w:pPr>
+            <w:r>
+              <w:rPr>
+                <w:rFonts w:ascii="Arial" w:hAnsi="Arial" w:cs="Arial"/>
+                <w:sz w:val="20"/>
+                <w:szCs w:val="20"/>
+                <w:lang w:val="en-US"/>
+              </w:rPr>
+              <w:t>Empirical: Up to four counterpart White Paper executive summaries of no more than four pages each (maximum 16); final country packet (4). Required total: at most 25 pages.</w:t>
+            </w:r>
+          </w:p>
+          <w:p>
+            <w:pPr>
+              <w:widowControl w:val="0"/>
+              <w:tabs>
+                <w:tab w:val="left" w:pos="567"/>
+                <w:tab w:val="left" w:pos="1134"/>
+                <w:tab w:val="left" w:pos="1701"/>
+                <w:tab w:val="left" w:pos="2268"/>
+              </w:tabs>
+              <w:spacing w:before="120"/>
+              <w:rPr>
+                <w:rFonts w:ascii="Arial" w:hAnsi="Arial" w:cs="Arial"/>
+                <w:sz w:val="20"/>
+                <w:szCs w:val="20"/>
+                <w:lang w:val="en-US"/>
+              </w:rPr>
+            </w:pPr>
+            <w:r>
+              <w:rPr>
+                <w:rFonts w:ascii="Arial" w:hAnsi="Arial" w:cs="Arial"/>
+                <w:sz w:val="20"/>
+                <w:szCs w:val="20"/>
+                <w:lang w:val="en-US"/>
+              </w:rPr>
+              <w:t>Optional: Revisit one earlier reading that most seriously challenges the team’s recommendation; no new scholarly reading.</w:t>
+            </w:r>
+          </w:p>
+          <w:p>
+            <w:pPr>
+              <w:widowControl w:val="0"/>
+              <w:tabs>
+                <w:tab w:val="left" w:pos="567"/>
+                <w:tab w:val="left" w:pos="1134"/>
+                <w:tab w:val="left" w:pos="1701"/>
+                <w:tab w:val="left" w:pos="2268"/>
+              </w:tabs>
+              <w:spacing w:before="120"/>
+              <w:rPr>
+                <w:rFonts w:ascii="Arial" w:hAnsi="Arial" w:cs="Arial"/>
+                <w:sz w:val="20"/>
+                <w:szCs w:val="20"/>
+                <w:lang w:val="en-US"/>
+              </w:rPr>
+            </w:pPr>
+            <w:r>
+              <w:rPr>
+                <w:rFonts w:ascii="Arial" w:hAnsi="Arial" w:cs="Arial"/>
+                <w:sz w:val="20"/>
+                <w:szCs w:val="20"/>
+                <w:lang w:val="en-US"/>
+              </w:rPr>
+              <w:t xml:space="preserve">Studio: In 45 minutes, conduct a parallel cabinet </w:t>
+            </w:r>
+            <w:proofErr w:type="spellStart"/>
+            <w:r>
+              <w:rPr>
+                <w:rFonts w:ascii="Arial" w:hAnsi="Arial" w:cs="Arial"/>
+                <w:sz w:val="20"/>
+                <w:szCs w:val="20"/>
+                <w:lang w:val="en-US"/>
+              </w:rPr>
+              <w:t>defence</w:t>
+            </w:r>
+            <w:proofErr w:type="spellEnd"/>
+            <w:r>
+              <w:rPr>
+                <w:rFonts w:ascii="Arial" w:hAnsi="Arial" w:cs="Arial"/>
+                <w:sz w:val="20"/>
+                <w:szCs w:val="20"/>
+                <w:lang w:val="en-US"/>
+              </w:rPr>
+              <w:t xml:space="preserve"> in paired teams, with each team receiving an uninterrupted presentation and questioning slot. In 35 minutes, compare strategies across countries and identify reforms whose effectiveness depends on development level or political institutions. In 15 minutes, write an individual reflection on the strongest challenge and one strategy assumption to monitor. Output: defended comparative conclusions. Team 6,000-word White Paper due at the start of this session.</w:t>
             </w:r>
           </w:p>
           <w:p>
@@ -6468,17 +8747,13 @@
               <w:jc w:val="right"/>
               <w:rPr>
                 <w:rFonts w:ascii="Arial" w:hAnsi="Arial" w:cs="Arial"/>
-                <w:b/>
-                <w:bCs/>
-                <w:sz w:val="20"/>
-                <w:szCs w:val="20"/>
-              </w:rPr>
-            </w:pPr>
-            <w:r>
-              <w:rPr>
-                <w:rFonts w:ascii="Arial" w:hAnsi="Arial" w:cs="Arial"/>
-                <w:b/>
-                <w:bCs/>
+                <w:sz w:val="20"/>
+                <w:szCs w:val="20"/>
+              </w:rPr>
+            </w:pPr>
+            <w:r>
+              <w:rPr>
+                <w:rFonts w:ascii="Arial" w:hAnsi="Arial" w:cs="Arial"/>
                 <w:sz w:val="20"/>
                 <w:szCs w:val="20"/>
               </w:rPr>
@@ -6514,15 +8789,13 @@
               <w:spacing w:before="120"/>
               <w:rPr>
                 <w:rFonts w:ascii="Arial" w:hAnsi="Arial" w:cs="Arial"/>
-                <w:b/>
-                <w:sz w:val="20"/>
-                <w:szCs w:val="20"/>
-              </w:rPr>
-            </w:pPr>
-            <w:r>
-              <w:rPr>
-                <w:rFonts w:ascii="Arial" w:hAnsi="Arial" w:cs="Arial"/>
-                <w:b/>
+                <w:sz w:val="20"/>
+                <w:szCs w:val="20"/>
+              </w:rPr>
+            </w:pPr>
+            <w:r>
+              <w:rPr>
+                <w:rFonts w:ascii="Arial" w:hAnsi="Arial" w:cs="Arial"/>
                 <w:sz w:val="20"/>
                 <w:szCs w:val="20"/>
               </w:rPr>
@@ -6541,15 +8814,15 @@
               <w:spacing w:before="120"/>
               <w:rPr>
                 <w:rFonts w:ascii="Arial" w:hAnsi="Arial" w:cs="Arial"/>
-                <w:sz w:val="18"/>
-                <w:szCs w:val="18"/>
-              </w:rPr>
-            </w:pPr>
-            <w:r>
-              <w:rPr>
-                <w:rFonts w:ascii="Arial" w:hAnsi="Arial" w:cs="Arial"/>
-                <w:sz w:val="18"/>
-                <w:szCs w:val="18"/>
+                <w:sz w:val="20"/>
+                <w:szCs w:val="20"/>
+              </w:rPr>
+            </w:pPr>
+            <w:r>
+              <w:rPr>
+                <w:rFonts w:ascii="Arial" w:hAnsi="Arial" w:cs="Arial"/>
+                <w:sz w:val="20"/>
+                <w:szCs w:val="20"/>
               </w:rPr>
               <w:t xml:space="preserve">(Please indicate the % breakdown for each continuous assessment [CA] component, and for the Final Examination. You may list the appropriate descriptors under Notes. </w:t>
             </w:r>
@@ -6566,15 +8839,15 @@
               <w:spacing w:before="120"/>
               <w:rPr>
                 <w:rFonts w:ascii="Arial" w:hAnsi="Arial" w:cs="Arial"/>
-                <w:sz w:val="18"/>
-                <w:szCs w:val="18"/>
-              </w:rPr>
-            </w:pPr>
-            <w:r>
-              <w:rPr>
-                <w:rFonts w:ascii="Arial" w:hAnsi="Arial" w:cs="Arial"/>
-                <w:sz w:val="18"/>
-                <w:szCs w:val="18"/>
+                <w:sz w:val="20"/>
+                <w:szCs w:val="20"/>
+              </w:rPr>
+            </w:pPr>
+            <w:r>
+              <w:rPr>
+                <w:rFonts w:ascii="Arial" w:hAnsi="Arial" w:cs="Arial"/>
+                <w:sz w:val="20"/>
+                <w:szCs w:val="20"/>
               </w:rPr>
               <w:t xml:space="preserve">LKYSPP guidelines: </w:t>
             </w:r>
@@ -6590,15 +8863,15 @@
               </w:tabs>
               <w:rPr>
                 <w:rFonts w:ascii="Arial" w:hAnsi="Arial" w:cs="Arial"/>
-                <w:sz w:val="18"/>
-                <w:szCs w:val="18"/>
-              </w:rPr>
-            </w:pPr>
-            <w:r>
-              <w:rPr>
-                <w:rFonts w:ascii="Arial" w:hAnsi="Arial" w:cs="Arial"/>
-                <w:sz w:val="18"/>
-                <w:szCs w:val="18"/>
+                <w:sz w:val="20"/>
+                <w:szCs w:val="20"/>
+              </w:rPr>
+            </w:pPr>
+            <w:r>
+              <w:rPr>
+                <w:rFonts w:ascii="Arial" w:hAnsi="Arial" w:cs="Arial"/>
+                <w:sz w:val="20"/>
+                <w:szCs w:val="20"/>
               </w:rPr>
               <w:t>(1) There should be at least three assessment components for a course.</w:t>
             </w:r>
@@ -6614,15 +8887,15 @@
               </w:tabs>
               <w:rPr>
                 <w:rFonts w:ascii="Arial" w:hAnsi="Arial" w:cs="Arial"/>
-                <w:sz w:val="18"/>
-                <w:szCs w:val="18"/>
-              </w:rPr>
-            </w:pPr>
-            <w:r>
-              <w:rPr>
-                <w:rFonts w:ascii="Arial" w:hAnsi="Arial" w:cs="Arial"/>
-                <w:sz w:val="18"/>
-                <w:szCs w:val="18"/>
+                <w:sz w:val="20"/>
+                <w:szCs w:val="20"/>
+              </w:rPr>
+            </w:pPr>
+            <w:r>
+              <w:rPr>
+                <w:rFonts w:ascii="Arial" w:hAnsi="Arial" w:cs="Arial"/>
+                <w:sz w:val="20"/>
+                <w:szCs w:val="20"/>
               </w:rPr>
               <w:t>(2) Class participation should not exceed 30%.</w:t>
             </w:r>
@@ -6638,15 +8911,15 @@
               </w:tabs>
               <w:rPr>
                 <w:rFonts w:ascii="Arial" w:hAnsi="Arial" w:cs="Arial"/>
-                <w:sz w:val="18"/>
-                <w:szCs w:val="18"/>
-              </w:rPr>
-            </w:pPr>
-            <w:r>
-              <w:rPr>
-                <w:rFonts w:ascii="Arial" w:hAnsi="Arial" w:cs="Arial"/>
-                <w:sz w:val="18"/>
-                <w:szCs w:val="18"/>
+                <w:sz w:val="20"/>
+                <w:szCs w:val="20"/>
+              </w:rPr>
+            </w:pPr>
+            <w:r>
+              <w:rPr>
+                <w:rFonts w:ascii="Arial" w:hAnsi="Arial" w:cs="Arial"/>
+                <w:sz w:val="20"/>
+                <w:szCs w:val="20"/>
               </w:rPr>
               <w:t>(3) At least 30% should be at individual level.</w:t>
             </w:r>
@@ -6662,16 +8935,17 @@
               </w:tabs>
               <w:rPr>
                 <w:rFonts w:ascii="Arial" w:hAnsi="Arial" w:cs="Arial"/>
-                <w:sz w:val="18"/>
-                <w:szCs w:val="18"/>
-              </w:rPr>
-            </w:pPr>
-            <w:r>
-              <w:rPr>
-                <w:rFonts w:ascii="Arial" w:hAnsi="Arial" w:cs="Arial"/>
-                <w:sz w:val="18"/>
-                <w:szCs w:val="18"/>
-              </w:rPr>
+                <w:sz w:val="20"/>
+                <w:szCs w:val="20"/>
+              </w:rPr>
+            </w:pPr>
+            <w:r>
+              <w:rPr>
+                <w:rFonts w:ascii="Arial" w:hAnsi="Arial" w:cs="Arial"/>
+                <w:sz w:val="20"/>
+                <w:szCs w:val="20"/>
+              </w:rPr>
+              <w:lastRenderedPageBreak/>
               <w:t>(4) There should be a final summative assessment to capture what was learnt over the semester.  If the final assessment is an in-person test or exam, it should not exceed 40%.</w:t>
             </w:r>
           </w:p>
@@ -6686,15 +8960,15 @@
               </w:tabs>
               <w:rPr>
                 <w:rFonts w:ascii="Arial" w:hAnsi="Arial" w:cs="Arial"/>
-                <w:sz w:val="18"/>
-                <w:szCs w:val="18"/>
-              </w:rPr>
-            </w:pPr>
-            <w:r>
-              <w:rPr>
-                <w:rFonts w:ascii="Arial" w:hAnsi="Arial" w:cs="Arial"/>
-                <w:sz w:val="18"/>
-                <w:szCs w:val="18"/>
+                <w:sz w:val="20"/>
+                <w:szCs w:val="20"/>
+              </w:rPr>
+            </w:pPr>
+            <w:r>
+              <w:rPr>
+                <w:rFonts w:ascii="Arial" w:hAnsi="Arial" w:cs="Arial"/>
+                <w:sz w:val="20"/>
+                <w:szCs w:val="20"/>
               </w:rPr>
               <w:t>(5) Weightage for each CA test administered in a single session to not exceed 30% of the final marks.</w:t>
             </w:r>
@@ -6748,8 +9022,6 @@
               <w:jc w:val="right"/>
               <w:rPr>
                 <w:rFonts w:ascii="Arial" w:hAnsi="Arial" w:cs="Arial"/>
-                <w:b/>
-                <w:bCs/>
                 <w:sz w:val="20"/>
                 <w:szCs w:val="20"/>
               </w:rPr>
@@ -6783,15 +9055,13 @@
               </w:tabs>
               <w:rPr>
                 <w:rFonts w:ascii="Arial" w:hAnsi="Arial" w:cs="Arial"/>
-                <w:b/>
-                <w:sz w:val="18"/>
-                <w:szCs w:val="18"/>
-              </w:rPr>
-            </w:pPr>
-            <w:r>
-              <w:rPr>
-                <w:rFonts w:ascii="Arial" w:hAnsi="Arial" w:cs="Arial"/>
-                <w:b/>
+                <w:sz w:val="20"/>
+                <w:szCs w:val="20"/>
+              </w:rPr>
+            </w:pPr>
+            <w:r>
+              <w:rPr>
+                <w:rFonts w:ascii="Arial" w:hAnsi="Arial" w:cs="Arial"/>
                 <w:sz w:val="20"/>
                 <w:szCs w:val="20"/>
               </w:rPr>
@@ -6827,15 +9097,13 @@
               <w:jc w:val="center"/>
               <w:rPr>
                 <w:rFonts w:ascii="Arial" w:hAnsi="Arial" w:cs="Arial"/>
-                <w:b/>
-                <w:sz w:val="20"/>
-                <w:szCs w:val="20"/>
-              </w:rPr>
-            </w:pPr>
-            <w:r>
-              <w:rPr>
-                <w:rFonts w:ascii="Arial" w:hAnsi="Arial" w:cs="Arial"/>
-                <w:b/>
+                <w:sz w:val="20"/>
+                <w:szCs w:val="20"/>
+              </w:rPr>
+            </w:pPr>
+            <w:r>
+              <w:rPr>
+                <w:rFonts w:ascii="Arial" w:hAnsi="Arial" w:cs="Arial"/>
                 <w:sz w:val="20"/>
                 <w:szCs w:val="20"/>
               </w:rPr>
@@ -6864,15 +9132,13 @@
               </w:tabs>
               <w:rPr>
                 <w:rFonts w:ascii="Arial" w:hAnsi="Arial" w:cs="Arial"/>
-                <w:b/>
-                <w:sz w:val="20"/>
-                <w:szCs w:val="20"/>
-              </w:rPr>
-            </w:pPr>
-            <w:r>
-              <w:rPr>
-                <w:rFonts w:ascii="Arial" w:hAnsi="Arial" w:cs="Arial"/>
-                <w:b/>
+                <w:sz w:val="20"/>
+                <w:szCs w:val="20"/>
+              </w:rPr>
+            </w:pPr>
+            <w:r>
+              <w:rPr>
+                <w:rFonts w:ascii="Arial" w:hAnsi="Arial" w:cs="Arial"/>
                 <w:sz w:val="20"/>
                 <w:szCs w:val="20"/>
               </w:rPr>
@@ -6910,8 +9176,6 @@
               <w:jc w:val="right"/>
               <w:rPr>
                 <w:rFonts w:ascii="Arial" w:hAnsi="Arial" w:cs="Arial"/>
-                <w:b/>
-                <w:bCs/>
                 <w:sz w:val="20"/>
                 <w:szCs w:val="20"/>
               </w:rPr>
@@ -6943,42 +9207,17 @@
               </w:tabs>
               <w:rPr>
                 <w:rFonts w:ascii="Arial" w:hAnsi="Arial" w:cs="Arial"/>
-                <w:bCs/>
-                <w:sz w:val="20"/>
-                <w:szCs w:val="20"/>
-              </w:rPr>
-            </w:pPr>
-            <w:r>
-              <w:rPr>
-                <w:rFonts w:ascii="Arial" w:hAnsi="Arial" w:cs="Arial"/>
-                <w:sz w:val="20"/>
-                <w:szCs w:val="20"/>
-              </w:rPr>
-              <w:t>(</w:t>
-            </w:r>
-            <w:r>
-              <w:rPr>
-                <w:rFonts w:ascii="Arial" w:hAnsi="Arial" w:cs="Arial"/>
-                <w:sz w:val="20"/>
-                <w:szCs w:val="20"/>
-              </w:rPr>
-              <w:t>1</w:t>
-            </w:r>
-            <w:r>
-              <w:rPr>
-                <w:rFonts w:ascii="Arial" w:hAnsi="Arial" w:cs="Arial"/>
-                <w:sz w:val="20"/>
-                <w:szCs w:val="20"/>
-              </w:rPr>
-              <w:t>)</w:t>
-            </w:r>
-            <w:r>
-              <w:rPr>
-                <w:rFonts w:ascii="Arial" w:hAnsi="Arial" w:cs="Arial"/>
-                <w:sz w:val="20"/>
-                <w:szCs w:val="20"/>
-              </w:rPr>
-              <w:t xml:space="preserve"> Class Participation:</w:t>
+                <w:sz w:val="20"/>
+                <w:szCs w:val="20"/>
+              </w:rPr>
+            </w:pPr>
+            <w:r>
+              <w:rPr>
+                <w:rFonts w:ascii="Arial" w:hAnsi="Arial" w:cs="Arial"/>
+                <w:sz w:val="20"/>
+                <w:szCs w:val="20"/>
+              </w:rPr>
+              <w:t>(1) Class Participation:</w:t>
             </w:r>
           </w:p>
         </w:tc>
@@ -7021,7 +9260,15 @@
                 <w:sz w:val="20"/>
                 <w:szCs w:val="20"/>
               </w:rPr>
-              <w:t>20</w:t>
+              <w:t>1</w:t>
+            </w:r>
+            <w:r>
+              <w:rPr>
+                <w:rFonts w:ascii="Arial" w:hAnsi="Arial" w:cs="Arial"/>
+                <w:sz w:val="20"/>
+                <w:szCs w:val="20"/>
+              </w:rPr>
+              <w:t>0</w:t>
             </w:r>
           </w:p>
         </w:tc>
@@ -7087,8 +9334,6 @@
               <w:jc w:val="right"/>
               <w:rPr>
                 <w:rFonts w:ascii="Arial" w:hAnsi="Arial" w:cs="Arial"/>
-                <w:b/>
-                <w:bCs/>
                 <w:sz w:val="20"/>
                 <w:szCs w:val="20"/>
               </w:rPr>
@@ -7130,31 +9375,7 @@
                 <w:sz w:val="20"/>
                 <w:szCs w:val="20"/>
               </w:rPr>
-              <w:t>(</w:t>
-            </w:r>
-            <w:r>
-              <w:rPr>
-                <w:rFonts w:ascii="Arial" w:hAnsi="Arial" w:cs="Arial"/>
-                <w:sz w:val="20"/>
-                <w:szCs w:val="20"/>
-              </w:rPr>
-              <w:t>2</w:t>
-            </w:r>
-            <w:r>
-              <w:rPr>
-                <w:rFonts w:ascii="Arial" w:hAnsi="Arial" w:cs="Arial"/>
-                <w:sz w:val="20"/>
-                <w:szCs w:val="20"/>
-              </w:rPr>
-              <w:t xml:space="preserve">) </w:t>
-            </w:r>
-            <w:r>
-              <w:rPr>
-                <w:rFonts w:ascii="Arial" w:hAnsi="Arial" w:cs="Arial"/>
-                <w:sz w:val="20"/>
-                <w:szCs w:val="20"/>
-              </w:rPr>
-              <w:t>Essays</w:t>
+              <w:t>(2) Essays</w:t>
             </w:r>
           </w:p>
         </w:tc>
@@ -7199,7 +9420,16 @@
                 <w:sz w:val="20"/>
                 <w:szCs w:val="20"/>
               </w:rPr>
-              <w:t>10</w:t>
+              <w:t>3</w:t>
+            </w:r>
+            <w:r>
+              <w:rPr>
+                <w:rFonts w:ascii="Arial" w:hAnsi="Arial" w:cs="Arial"/>
+                <w:color w:val="000000" w:themeColor="text1"/>
+                <w:sz w:val="20"/>
+                <w:szCs w:val="20"/>
+              </w:rPr>
+              <w:t>0</w:t>
             </w:r>
           </w:p>
         </w:tc>
@@ -7239,7 +9469,15 @@
                 <w:sz w:val="20"/>
                 <w:szCs w:val="20"/>
               </w:rPr>
-              <w:t>One short policy memo (week 6)</w:t>
+              <w:t>Individual p</w:t>
+            </w:r>
+            <w:r>
+              <w:rPr>
+                <w:rFonts w:ascii="Arial" w:hAnsi="Arial" w:cs="Arial"/>
+                <w:sz w:val="20"/>
+                <w:szCs w:val="20"/>
+              </w:rPr>
+              <w:t>olicy memo (week 6)</w:t>
             </w:r>
           </w:p>
         </w:tc>
@@ -7273,8 +9511,6 @@
               <w:jc w:val="right"/>
               <w:rPr>
                 <w:rFonts w:ascii="Arial" w:hAnsi="Arial" w:cs="Arial"/>
-                <w:b/>
-                <w:bCs/>
                 <w:sz w:val="20"/>
                 <w:szCs w:val="20"/>
               </w:rPr>
@@ -7316,79 +9552,39 @@
                 <w:sz w:val="20"/>
                 <w:szCs w:val="20"/>
               </w:rPr>
-              <w:t>(</w:t>
-            </w:r>
-            <w:r>
-              <w:rPr>
-                <w:rFonts w:ascii="Arial" w:hAnsi="Arial" w:cs="Arial"/>
-                <w:sz w:val="20"/>
-                <w:szCs w:val="20"/>
-              </w:rPr>
-              <w:t>3</w:t>
-            </w:r>
-            <w:r>
-              <w:rPr>
-                <w:rFonts w:ascii="Arial" w:hAnsi="Arial" w:cs="Arial"/>
-                <w:sz w:val="20"/>
-                <w:szCs w:val="20"/>
-              </w:rPr>
-              <w:t xml:space="preserve">) </w:t>
-            </w:r>
-            <w:r>
-              <w:rPr>
-                <w:rFonts w:ascii="Arial" w:hAnsi="Arial" w:cs="Arial"/>
-                <w:sz w:val="20"/>
-                <w:szCs w:val="20"/>
-              </w:rPr>
-              <w:t>Project/Group Project</w:t>
-            </w:r>
-          </w:p>
-          <w:p>
-            <w:pPr>
-              <w:widowControl w:val="0"/>
-              <w:tabs>
-                <w:tab w:val="left" w:pos="567"/>
-                <w:tab w:val="left" w:pos="1134"/>
-                <w:tab w:val="left" w:pos="1701"/>
-                <w:tab w:val="left" w:pos="2268"/>
-              </w:tabs>
-              <w:rPr>
-                <w:rFonts w:ascii="Arial" w:hAnsi="Arial" w:cs="Arial"/>
-                <w:sz w:val="18"/>
-                <w:szCs w:val="18"/>
+              <w:t>(3) Project/Group Project</w:t>
+            </w:r>
+          </w:p>
+          <w:p>
+            <w:pPr>
+              <w:widowControl w:val="0"/>
+              <w:tabs>
+                <w:tab w:val="left" w:pos="567"/>
+                <w:tab w:val="left" w:pos="1134"/>
+                <w:tab w:val="left" w:pos="1701"/>
+                <w:tab w:val="left" w:pos="2268"/>
+              </w:tabs>
+              <w:rPr>
+                <w:rFonts w:ascii="Arial" w:hAnsi="Arial" w:cs="Arial"/>
+                <w:sz w:val="20"/>
+                <w:szCs w:val="20"/>
               </w:rPr>
             </w:pPr>
             <w:proofErr w:type="spellStart"/>
             <w:r>
               <w:rPr>
                 <w:rFonts w:ascii="Arial" w:hAnsi="Arial" w:cs="Arial"/>
-                <w:sz w:val="18"/>
-                <w:szCs w:val="18"/>
-              </w:rPr>
-              <w:t>E</w:t>
-            </w:r>
-            <w:r>
-              <w:rPr>
-                <w:rFonts w:ascii="Arial" w:hAnsi="Arial" w:cs="Arial"/>
-                <w:sz w:val="18"/>
-                <w:szCs w:val="18"/>
-              </w:rPr>
-              <w:t>g</w:t>
-            </w:r>
-            <w:r>
-              <w:rPr>
-                <w:rFonts w:ascii="Arial" w:hAnsi="Arial" w:cs="Arial"/>
-                <w:sz w:val="18"/>
-                <w:szCs w:val="18"/>
-              </w:rPr>
-              <w:t>.</w:t>
+                <w:sz w:val="20"/>
+                <w:szCs w:val="20"/>
+              </w:rPr>
+              <w:t>Eg.</w:t>
             </w:r>
             <w:proofErr w:type="spellEnd"/>
             <w:r>
               <w:rPr>
                 <w:rFonts w:ascii="Arial" w:hAnsi="Arial" w:cs="Arial"/>
-                <w:sz w:val="18"/>
-                <w:szCs w:val="18"/>
+                <w:sz w:val="20"/>
+                <w:szCs w:val="20"/>
               </w:rPr>
               <w:t xml:space="preserve"> Individual - 20% (Week 4); Group - 30% (Week 11)</w:t>
             </w:r>
@@ -7507,8 +9703,6 @@
               <w:jc w:val="right"/>
               <w:rPr>
                 <w:rFonts w:ascii="Arial" w:hAnsi="Arial" w:cs="Arial"/>
-                <w:b/>
-                <w:bCs/>
                 <w:sz w:val="20"/>
                 <w:szCs w:val="20"/>
               </w:rPr>
@@ -7550,62 +9744,30 @@
                 <w:sz w:val="20"/>
                 <w:szCs w:val="20"/>
               </w:rPr>
-              <w:t>(</w:t>
-            </w:r>
-            <w:r>
-              <w:rPr>
-                <w:rFonts w:ascii="Arial" w:hAnsi="Arial" w:cs="Arial"/>
-                <w:sz w:val="20"/>
-                <w:szCs w:val="20"/>
-              </w:rPr>
-              <w:t>4</w:t>
-            </w:r>
-            <w:r>
-              <w:rPr>
-                <w:rFonts w:ascii="Arial" w:hAnsi="Arial" w:cs="Arial"/>
-                <w:sz w:val="20"/>
-                <w:szCs w:val="20"/>
-              </w:rPr>
-              <w:t xml:space="preserve">) </w:t>
-            </w:r>
-            <w:r>
-              <w:rPr>
-                <w:rFonts w:ascii="Arial" w:hAnsi="Arial" w:cs="Arial"/>
-                <w:sz w:val="20"/>
-                <w:szCs w:val="20"/>
-              </w:rPr>
-              <w:t>Quizzes/Tests</w:t>
-            </w:r>
-            <w:r>
-              <w:rPr>
-                <w:rFonts w:ascii="Arial" w:hAnsi="Arial" w:cs="Arial"/>
-                <w:sz w:val="20"/>
-                <w:szCs w:val="20"/>
-              </w:rPr>
-              <w:t xml:space="preserve">  </w:t>
-            </w:r>
-          </w:p>
-          <w:p>
-            <w:pPr>
-              <w:widowControl w:val="0"/>
-              <w:tabs>
-                <w:tab w:val="left" w:pos="567"/>
-                <w:tab w:val="left" w:pos="1134"/>
-                <w:tab w:val="left" w:pos="1701"/>
-                <w:tab w:val="left" w:pos="2268"/>
-              </w:tabs>
-              <w:rPr>
-                <w:rFonts w:ascii="Arial" w:hAnsi="Arial" w:cs="Arial"/>
-                <w:sz w:val="18"/>
-                <w:szCs w:val="18"/>
+              <w:t xml:space="preserve">(4) Quizzes/Tests  </w:t>
+            </w:r>
+          </w:p>
+          <w:p>
+            <w:pPr>
+              <w:widowControl w:val="0"/>
+              <w:tabs>
+                <w:tab w:val="left" w:pos="567"/>
+                <w:tab w:val="left" w:pos="1134"/>
+                <w:tab w:val="left" w:pos="1701"/>
+                <w:tab w:val="left" w:pos="2268"/>
+              </w:tabs>
+              <w:rPr>
+                <w:rFonts w:ascii="Arial" w:hAnsi="Arial" w:cs="Arial"/>
+                <w:sz w:val="20"/>
+                <w:szCs w:val="20"/>
               </w:rPr>
             </w:pPr>
             <w:proofErr w:type="spellStart"/>
             <w:r>
               <w:rPr>
                 <w:rFonts w:ascii="Arial" w:hAnsi="Arial" w:cs="Arial"/>
-                <w:sz w:val="18"/>
-                <w:szCs w:val="18"/>
+                <w:sz w:val="20"/>
+                <w:szCs w:val="20"/>
               </w:rPr>
               <w:t>Eg.</w:t>
             </w:r>
@@ -7613,8 +9775,8 @@
             <w:r>
               <w:rPr>
                 <w:rFonts w:ascii="Arial" w:hAnsi="Arial" w:cs="Arial"/>
-                <w:sz w:val="18"/>
-                <w:szCs w:val="18"/>
+                <w:sz w:val="20"/>
+                <w:szCs w:val="20"/>
               </w:rPr>
               <w:t xml:space="preserve"> Test 1 - 10% (Week 3); Test 2 - 20% (Week 10)</w:t>
             </w:r>
@@ -7716,8 +9878,6 @@
               <w:jc w:val="right"/>
               <w:rPr>
                 <w:rFonts w:ascii="Arial" w:hAnsi="Arial" w:cs="Arial"/>
-                <w:b/>
-                <w:bCs/>
                 <w:sz w:val="20"/>
                 <w:szCs w:val="20"/>
               </w:rPr>
@@ -7788,21 +9948,12 @@
                 <w:tab w:val="left" w:pos="2268"/>
               </w:tabs>
               <w:ind w:left="479" w:hanging="479"/>
-              <w:jc w:val="center"/>
-              <w:rPr>
-                <w:rFonts w:ascii="Arial" w:hAnsi="Arial" w:cs="Arial"/>
-                <w:sz w:val="20"/>
-                <w:szCs w:val="20"/>
-              </w:rPr>
-            </w:pPr>
-            <w:r>
-              <w:rPr>
-                <w:rFonts w:ascii="Arial" w:hAnsi="Arial" w:cs="Arial"/>
-                <w:sz w:val="20"/>
-                <w:szCs w:val="20"/>
-              </w:rPr>
-              <w:t>10</w:t>
-            </w:r>
+              <w:rPr>
+                <w:rFonts w:ascii="Arial" w:hAnsi="Arial" w:cs="Arial"/>
+                <w:sz w:val="20"/>
+                <w:szCs w:val="20"/>
+              </w:rPr>
+            </w:pPr>
           </w:p>
         </w:tc>
         <w:tc>
@@ -7835,14 +9986,6 @@
                 <w:szCs w:val="20"/>
               </w:rPr>
             </w:pPr>
-            <w:r>
-              <w:rPr>
-                <w:rFonts w:ascii="Arial" w:hAnsi="Arial" w:cs="Arial"/>
-                <w:sz w:val="20"/>
-                <w:szCs w:val="20"/>
-              </w:rPr>
-              <w:t>Negotiation performance (week 10)</w:t>
-            </w:r>
           </w:p>
         </w:tc>
       </w:tr>
@@ -7875,8 +10018,6 @@
               <w:jc w:val="right"/>
               <w:rPr>
                 <w:rFonts w:ascii="Arial" w:hAnsi="Arial" w:cs="Arial"/>
-                <w:b/>
-                <w:bCs/>
                 <w:sz w:val="20"/>
                 <w:szCs w:val="20"/>
               </w:rPr>
@@ -8018,8 +10159,6 @@
               <w:jc w:val="right"/>
               <w:rPr>
                 <w:rFonts w:ascii="Arial" w:hAnsi="Arial" w:cs="Arial"/>
-                <w:b/>
-                <w:bCs/>
                 <w:sz w:val="20"/>
                 <w:szCs w:val="20"/>
               </w:rPr>
@@ -8143,7 +10282,15 @@
                 <w:sz w:val="20"/>
                 <w:szCs w:val="20"/>
               </w:rPr>
-              <w:t>Policy briefing presentation (team)</w:t>
+              <w:t>Weekly update</w:t>
+            </w:r>
+            <w:r>
+              <w:rPr>
+                <w:rFonts w:ascii="Arial" w:hAnsi="Arial" w:cs="Arial"/>
+                <w:sz w:val="20"/>
+                <w:szCs w:val="20"/>
+              </w:rPr>
+              <w:t xml:space="preserve"> presentation (team)</w:t>
             </w:r>
           </w:p>
         </w:tc>
@@ -8177,8 +10324,6 @@
               <w:jc w:val="right"/>
               <w:rPr>
                 <w:rFonts w:ascii="Arial" w:hAnsi="Arial" w:cs="Arial"/>
-                <w:b/>
-                <w:bCs/>
                 <w:sz w:val="20"/>
                 <w:szCs w:val="20"/>
               </w:rPr>
@@ -8303,7 +10448,16 @@
                 <w:sz w:val="20"/>
                 <w:szCs w:val="20"/>
               </w:rPr>
-              <w:t>Final White paper (team) – summative assessment</w:t>
+              <w:t>Final White paper (team</w:t>
+            </w:r>
+            <w:r>
+              <w:rPr>
+                <w:rFonts w:ascii="Arial" w:hAnsi="Arial" w:cs="Arial"/>
+                <w:color w:val="000000"/>
+                <w:sz w:val="20"/>
+                <w:szCs w:val="20"/>
+              </w:rPr>
+              <w:t>)</w:t>
             </w:r>
           </w:p>
         </w:tc>
@@ -8337,8 +10491,6 @@
               <w:jc w:val="right"/>
               <w:rPr>
                 <w:rFonts w:ascii="Arial" w:hAnsi="Arial" w:cs="Arial"/>
-                <w:b/>
-                <w:bCs/>
                 <w:sz w:val="20"/>
                 <w:szCs w:val="20"/>
               </w:rPr>
@@ -8480,8 +10632,6 @@
               <w:jc w:val="right"/>
               <w:rPr>
                 <w:rFonts w:ascii="Arial" w:hAnsi="Arial" w:cs="Arial"/>
-                <w:b/>
-                <w:bCs/>
                 <w:sz w:val="20"/>
                 <w:szCs w:val="20"/>
               </w:rPr>
@@ -8639,8 +10789,6 @@
               <w:jc w:val="right"/>
               <w:rPr>
                 <w:rFonts w:ascii="Arial" w:hAnsi="Arial" w:cs="Arial"/>
-                <w:b/>
-                <w:bCs/>
                 <w:sz w:val="20"/>
                 <w:szCs w:val="20"/>
               </w:rPr>
@@ -8672,15 +10820,13 @@
               <w:jc w:val="right"/>
               <w:rPr>
                 <w:rFonts w:ascii="Arial" w:hAnsi="Arial" w:cs="Arial"/>
-                <w:b/>
-                <w:sz w:val="20"/>
-                <w:szCs w:val="20"/>
-              </w:rPr>
-            </w:pPr>
-            <w:r>
-              <w:rPr>
-                <w:rFonts w:ascii="Arial" w:hAnsi="Arial" w:cs="Arial"/>
-                <w:b/>
+                <w:sz w:val="20"/>
+                <w:szCs w:val="20"/>
+              </w:rPr>
+            </w:pPr>
+            <w:r>
+              <w:rPr>
+                <w:rFonts w:ascii="Arial" w:hAnsi="Arial" w:cs="Arial"/>
                 <w:sz w:val="20"/>
                 <w:szCs w:val="20"/>
               </w:rPr>
@@ -8716,15 +10862,13 @@
               <w:jc w:val="center"/>
               <w:rPr>
                 <w:rFonts w:ascii="Arial" w:hAnsi="Arial" w:cs="Arial"/>
-                <w:b/>
-                <w:sz w:val="20"/>
-                <w:szCs w:val="20"/>
-              </w:rPr>
-            </w:pPr>
-            <w:r>
-              <w:rPr>
-                <w:rFonts w:ascii="Arial" w:hAnsi="Arial" w:cs="Arial"/>
-                <w:b/>
+                <w:sz w:val="20"/>
+                <w:szCs w:val="20"/>
+              </w:rPr>
+            </w:pPr>
+            <w:r>
+              <w:rPr>
+                <w:rFonts w:ascii="Arial" w:hAnsi="Arial" w:cs="Arial"/>
                 <w:sz w:val="20"/>
                 <w:szCs w:val="20"/>
               </w:rPr>
@@ -8757,7 +10901,6 @@
               </w:tabs>
               <w:rPr>
                 <w:rFonts w:ascii="Arial" w:hAnsi="Arial" w:cs="Arial"/>
-                <w:b/>
                 <w:sz w:val="20"/>
                 <w:szCs w:val="20"/>
               </w:rPr>
@@ -8791,17 +10934,13 @@
               <w:jc w:val="right"/>
               <w:rPr>
                 <w:rFonts w:ascii="Arial" w:hAnsi="Arial" w:cs="Arial"/>
-                <w:b/>
-                <w:bCs/>
-                <w:sz w:val="20"/>
-                <w:szCs w:val="20"/>
-              </w:rPr>
-            </w:pPr>
-            <w:r>
-              <w:rPr>
-                <w:rFonts w:ascii="Arial" w:hAnsi="Arial" w:cs="Arial"/>
-                <w:b/>
-                <w:bCs/>
+                <w:sz w:val="20"/>
+                <w:szCs w:val="20"/>
+              </w:rPr>
+            </w:pPr>
+            <w:r>
+              <w:rPr>
+                <w:rFonts w:ascii="Arial" w:hAnsi="Arial" w:cs="Arial"/>
                 <w:sz w:val="20"/>
                 <w:szCs w:val="20"/>
               </w:rPr>
@@ -8833,56 +10972,32 @@
               </w:tabs>
               <w:rPr>
                 <w:rFonts w:ascii="Arial" w:hAnsi="Arial" w:cs="Arial"/>
-                <w:b/>
-                <w:bCs/>
-                <w:sz w:val="20"/>
-                <w:szCs w:val="20"/>
-              </w:rPr>
-            </w:pPr>
-            <w:r>
-              <w:rPr>
-                <w:rFonts w:ascii="Arial" w:hAnsi="Arial" w:cs="Arial"/>
-                <w:b/>
-                <w:bCs/>
-                <w:sz w:val="20"/>
-                <w:szCs w:val="20"/>
-              </w:rPr>
-              <w:t>Modes of Teaching and Learning</w:t>
-            </w:r>
-            <w:r>
-              <w:rPr>
-                <w:rFonts w:ascii="Arial" w:hAnsi="Arial" w:cs="Arial"/>
-                <w:bCs/>
-                <w:sz w:val="20"/>
-                <w:szCs w:val="20"/>
-              </w:rPr>
-              <w:t>:</w:t>
-            </w:r>
-            <w:r>
-              <w:rPr>
-                <w:rFonts w:ascii="Arial" w:hAnsi="Arial" w:cs="Arial"/>
-                <w:b/>
-                <w:bCs/>
-                <w:sz w:val="20"/>
-                <w:szCs w:val="20"/>
-              </w:rPr>
-              <w:t xml:space="preserve"> </w:t>
-            </w:r>
-          </w:p>
-          <w:p>
-            <w:pPr>
-              <w:widowControl w:val="0"/>
-              <w:tabs>
-                <w:tab w:val="left" w:pos="567"/>
-                <w:tab w:val="left" w:pos="1134"/>
-                <w:tab w:val="left" w:pos="1701"/>
-                <w:tab w:val="left" w:pos="2268"/>
-              </w:tabs>
-              <w:rPr>
-                <w:rFonts w:ascii="Arial" w:hAnsi="Arial" w:cs="Arial"/>
-                <w:bCs/>
-                <w:sz w:val="16"/>
-                <w:szCs w:val="16"/>
+                <w:sz w:val="20"/>
+                <w:szCs w:val="20"/>
+              </w:rPr>
+            </w:pPr>
+            <w:r>
+              <w:rPr>
+                <w:rFonts w:ascii="Arial" w:hAnsi="Arial" w:cs="Arial"/>
+                <w:sz w:val="20"/>
+                <w:szCs w:val="20"/>
+              </w:rPr>
+              <w:t xml:space="preserve">Modes of Teaching and Learning: </w:t>
+            </w:r>
+          </w:p>
+          <w:p>
+            <w:pPr>
+              <w:widowControl w:val="0"/>
+              <w:tabs>
+                <w:tab w:val="left" w:pos="567"/>
+                <w:tab w:val="left" w:pos="1134"/>
+                <w:tab w:val="left" w:pos="1701"/>
+                <w:tab w:val="left" w:pos="2268"/>
+              </w:tabs>
+              <w:rPr>
+                <w:rFonts w:ascii="Arial" w:hAnsi="Arial" w:cs="Arial"/>
+                <w:sz w:val="20"/>
+                <w:szCs w:val="20"/>
               </w:rPr>
             </w:pPr>
             <w:proofErr w:type="spellStart"/>
@@ -8890,47 +11005,26 @@
             <w:r>
               <w:rPr>
                 <w:rFonts w:ascii="Arial" w:hAnsi="Arial" w:cs="Arial"/>
-                <w:bCs/>
-                <w:sz w:val="16"/>
-                <w:szCs w:val="16"/>
-              </w:rPr>
-              <w:t>Eg</w:t>
-            </w:r>
-            <w:r>
-              <w:rPr>
-                <w:rFonts w:ascii="Arial" w:hAnsi="Arial" w:cs="Arial"/>
-                <w:bCs/>
-                <w:sz w:val="20"/>
-                <w:szCs w:val="20"/>
-              </w:rPr>
-              <w:t>.</w:t>
-            </w:r>
-            <w:r>
-              <w:rPr>
-                <w:rFonts w:ascii="Arial" w:hAnsi="Arial" w:cs="Arial"/>
-                <w:bCs/>
-                <w:sz w:val="16"/>
-                <w:szCs w:val="16"/>
-              </w:rPr>
-              <w:t>In</w:t>
+                <w:sz w:val="20"/>
+                <w:szCs w:val="20"/>
+              </w:rPr>
+              <w:t>Eg.In</w:t>
             </w:r>
             <w:proofErr w:type="spellEnd"/>
             <w:proofErr w:type="gramEnd"/>
             <w:r>
               <w:rPr>
                 <w:rFonts w:ascii="Arial" w:hAnsi="Arial" w:cs="Arial"/>
-                <w:bCs/>
-                <w:sz w:val="16"/>
-                <w:szCs w:val="16"/>
+                <w:sz w:val="20"/>
+                <w:szCs w:val="20"/>
               </w:rPr>
               <w:t>-person synchronous lecture</w:t>
             </w:r>
             <w:r>
               <w:rPr>
                 <w:rFonts w:ascii="Arial" w:hAnsi="Arial" w:cs="Arial"/>
-                <w:bCs/>
-                <w:sz w:val="16"/>
-                <w:szCs w:val="16"/>
+                <w:sz w:val="20"/>
+                <w:szCs w:val="20"/>
               </w:rPr>
               <w:t xml:space="preserve"> (no recording)</w:t>
             </w:r>
@@ -8946,17 +11040,15 @@
               </w:tabs>
               <w:rPr>
                 <w:rFonts w:ascii="Arial" w:hAnsi="Arial" w:cs="Arial"/>
-                <w:bCs/>
-                <w:sz w:val="16"/>
-                <w:szCs w:val="16"/>
-              </w:rPr>
-            </w:pPr>
-            <w:r>
-              <w:rPr>
-                <w:rFonts w:ascii="Arial" w:hAnsi="Arial" w:cs="Arial"/>
-                <w:bCs/>
-                <w:sz w:val="16"/>
-                <w:szCs w:val="16"/>
+                <w:sz w:val="20"/>
+                <w:szCs w:val="20"/>
+              </w:rPr>
+            </w:pPr>
+            <w:r>
+              <w:rPr>
+                <w:rFonts w:ascii="Arial" w:hAnsi="Arial" w:cs="Arial"/>
+                <w:sz w:val="20"/>
+                <w:szCs w:val="20"/>
               </w:rPr>
               <w:t xml:space="preserve">In-person synchronous </w:t>
             </w:r>
@@ -8964,18 +11056,16 @@
             <w:r>
               <w:rPr>
                 <w:rFonts w:ascii="Arial" w:hAnsi="Arial" w:cs="Arial"/>
-                <w:bCs/>
-                <w:sz w:val="16"/>
-                <w:szCs w:val="16"/>
+                <w:sz w:val="20"/>
+                <w:szCs w:val="20"/>
               </w:rPr>
               <w:t xml:space="preserve">lecture </w:t>
             </w:r>
             <w:r>
               <w:rPr>
                 <w:rFonts w:ascii="Arial" w:hAnsi="Arial" w:cs="Arial"/>
-                <w:bCs/>
-                <w:sz w:val="16"/>
-                <w:szCs w:val="16"/>
+                <w:sz w:val="20"/>
+                <w:szCs w:val="20"/>
               </w:rPr>
               <w:t>,</w:t>
             </w:r>
@@ -8983,27 +11073,24 @@
             <w:r>
               <w:rPr>
                 <w:rFonts w:ascii="Arial" w:hAnsi="Arial" w:cs="Arial"/>
-                <w:bCs/>
-                <w:sz w:val="16"/>
-                <w:szCs w:val="16"/>
+                <w:sz w:val="20"/>
+                <w:szCs w:val="20"/>
               </w:rPr>
               <w:t xml:space="preserve"> </w:t>
             </w:r>
             <w:r>
               <w:rPr>
                 <w:rFonts w:ascii="Arial" w:hAnsi="Arial" w:cs="Arial"/>
-                <w:bCs/>
-                <w:sz w:val="16"/>
-                <w:szCs w:val="16"/>
+                <w:sz w:val="20"/>
+                <w:szCs w:val="20"/>
               </w:rPr>
               <w:t>Live online lectures</w:t>
             </w:r>
             <w:r>
               <w:rPr>
                 <w:rFonts w:ascii="Arial" w:hAnsi="Arial" w:cs="Arial"/>
-                <w:bCs/>
-                <w:sz w:val="16"/>
-                <w:szCs w:val="16"/>
+                <w:sz w:val="20"/>
+                <w:szCs w:val="20"/>
               </w:rPr>
               <w:t xml:space="preserve">, </w:t>
             </w:r>
@@ -9019,35 +11106,31 @@
               </w:tabs>
               <w:rPr>
                 <w:rFonts w:ascii="Arial" w:hAnsi="Arial" w:cs="Arial"/>
-                <w:bCs/>
-                <w:sz w:val="16"/>
-                <w:szCs w:val="16"/>
-              </w:rPr>
-            </w:pPr>
-            <w:r>
-              <w:rPr>
-                <w:rFonts w:ascii="Arial" w:hAnsi="Arial" w:cs="Arial"/>
-                <w:bCs/>
-                <w:sz w:val="16"/>
-                <w:szCs w:val="16"/>
+                <w:sz w:val="20"/>
+                <w:szCs w:val="20"/>
+              </w:rPr>
+            </w:pPr>
+            <w:r>
+              <w:rPr>
+                <w:rFonts w:ascii="Arial" w:hAnsi="Arial" w:cs="Arial"/>
+                <w:sz w:val="20"/>
+                <w:szCs w:val="20"/>
               </w:rPr>
               <w:t>Previous semester webcast</w:t>
             </w:r>
             <w:r>
               <w:rPr>
                 <w:rFonts w:ascii="Arial" w:hAnsi="Arial" w:cs="Arial"/>
-                <w:bCs/>
-                <w:sz w:val="16"/>
-                <w:szCs w:val="16"/>
+                <w:sz w:val="20"/>
+                <w:szCs w:val="20"/>
               </w:rPr>
               <w:t xml:space="preserve">, </w:t>
             </w:r>
             <w:r>
               <w:rPr>
                 <w:rFonts w:ascii="Arial" w:hAnsi="Arial" w:cs="Arial"/>
-                <w:bCs/>
-                <w:sz w:val="16"/>
-                <w:szCs w:val="16"/>
+                <w:sz w:val="20"/>
+                <w:szCs w:val="20"/>
               </w:rPr>
               <w:t xml:space="preserve">In-person </w:t>
             </w:r>
@@ -9055,9 +11138,8 @@
             <w:r>
               <w:rPr>
                 <w:rFonts w:ascii="Arial" w:hAnsi="Arial" w:cs="Arial"/>
-                <w:bCs/>
-                <w:sz w:val="16"/>
-                <w:szCs w:val="16"/>
+                <w:sz w:val="20"/>
+                <w:szCs w:val="20"/>
               </w:rPr>
               <w:t>assginments</w:t>
             </w:r>
@@ -9065,126 +11147,112 @@
             <w:r>
               <w:rPr>
                 <w:rFonts w:ascii="Arial" w:hAnsi="Arial" w:cs="Arial"/>
-                <w:bCs/>
-                <w:sz w:val="16"/>
-                <w:szCs w:val="16"/>
+                <w:sz w:val="20"/>
+                <w:szCs w:val="20"/>
               </w:rPr>
               <w:t xml:space="preserve"> (quizzes</w:t>
             </w:r>
             <w:r>
               <w:rPr>
                 <w:rFonts w:ascii="Arial" w:hAnsi="Arial" w:cs="Arial"/>
-                <w:bCs/>
-                <w:sz w:val="16"/>
-                <w:szCs w:val="16"/>
+                <w:sz w:val="20"/>
+                <w:szCs w:val="20"/>
               </w:rPr>
               <w:t xml:space="preserve"> </w:t>
             </w:r>
             <w:r>
               <w:rPr>
                 <w:rFonts w:ascii="Arial" w:hAnsi="Arial" w:cs="Arial"/>
-                <w:bCs/>
-                <w:sz w:val="16"/>
-                <w:szCs w:val="16"/>
+                <w:sz w:val="20"/>
+                <w:szCs w:val="20"/>
               </w:rPr>
               <w:t>/</w:t>
             </w:r>
             <w:r>
               <w:rPr>
                 <w:rFonts w:ascii="Arial" w:hAnsi="Arial" w:cs="Arial"/>
-                <w:bCs/>
-                <w:sz w:val="16"/>
-                <w:szCs w:val="16"/>
+                <w:sz w:val="20"/>
+                <w:szCs w:val="20"/>
               </w:rPr>
               <w:t xml:space="preserve"> </w:t>
             </w:r>
             <w:r>
               <w:rPr>
                 <w:rFonts w:ascii="Arial" w:hAnsi="Arial" w:cs="Arial"/>
-                <w:bCs/>
-                <w:sz w:val="16"/>
-                <w:szCs w:val="16"/>
+                <w:sz w:val="20"/>
+                <w:szCs w:val="20"/>
               </w:rPr>
               <w:t>essays, presentations etc)</w:t>
             </w:r>
             <w:r>
               <w:rPr>
                 <w:rFonts w:ascii="Arial" w:hAnsi="Arial" w:cs="Arial"/>
-                <w:bCs/>
-                <w:sz w:val="16"/>
-                <w:szCs w:val="16"/>
+                <w:sz w:val="20"/>
+                <w:szCs w:val="20"/>
               </w:rPr>
               <w:t xml:space="preserve">, </w:t>
             </w:r>
             <w:r>
               <w:rPr>
                 <w:rFonts w:ascii="Arial" w:hAnsi="Arial" w:cs="Arial"/>
-                <w:bCs/>
-                <w:sz w:val="16"/>
-                <w:szCs w:val="16"/>
+                <w:sz w:val="20"/>
+                <w:szCs w:val="20"/>
               </w:rPr>
               <w:t>Online assignments (quizzes</w:t>
             </w:r>
             <w:r>
               <w:rPr>
                 <w:rFonts w:ascii="Arial" w:hAnsi="Arial" w:cs="Arial"/>
-                <w:bCs/>
-                <w:sz w:val="16"/>
-                <w:szCs w:val="16"/>
+                <w:sz w:val="20"/>
+                <w:szCs w:val="20"/>
               </w:rPr>
               <w:t xml:space="preserve"> </w:t>
             </w:r>
             <w:r>
               <w:rPr>
                 <w:rFonts w:ascii="Arial" w:hAnsi="Arial" w:cs="Arial"/>
-                <w:bCs/>
-                <w:sz w:val="16"/>
-                <w:szCs w:val="16"/>
+                <w:sz w:val="20"/>
+                <w:szCs w:val="20"/>
               </w:rPr>
               <w:t>/</w:t>
             </w:r>
             <w:r>
               <w:rPr>
                 <w:rFonts w:ascii="Arial" w:hAnsi="Arial" w:cs="Arial"/>
-                <w:bCs/>
-                <w:sz w:val="16"/>
-                <w:szCs w:val="16"/>
+                <w:sz w:val="20"/>
+                <w:szCs w:val="20"/>
               </w:rPr>
               <w:t xml:space="preserve"> </w:t>
             </w:r>
             <w:r>
               <w:rPr>
                 <w:rFonts w:ascii="Arial" w:hAnsi="Arial" w:cs="Arial"/>
-                <w:bCs/>
-                <w:sz w:val="16"/>
-                <w:szCs w:val="16"/>
+                <w:sz w:val="20"/>
+                <w:szCs w:val="20"/>
               </w:rPr>
               <w:t>essays, presentations etc)</w:t>
             </w:r>
             <w:r>
               <w:rPr>
                 <w:rFonts w:ascii="Arial" w:hAnsi="Arial" w:cs="Arial"/>
-                <w:bCs/>
-                <w:sz w:val="16"/>
-                <w:szCs w:val="16"/>
+                <w:sz w:val="20"/>
+                <w:szCs w:val="20"/>
               </w:rPr>
               <w:t xml:space="preserve">, </w:t>
             </w:r>
             <w:r>
               <w:rPr>
                 <w:rFonts w:ascii="Arial" w:hAnsi="Arial" w:cs="Arial"/>
-                <w:bCs/>
-                <w:sz w:val="16"/>
-                <w:szCs w:val="16"/>
+                <w:sz w:val="20"/>
+                <w:szCs w:val="20"/>
               </w:rPr>
               <w:t>In-person exams</w:t>
             </w:r>
             <w:r>
               <w:rPr>
                 <w:rFonts w:ascii="Arial" w:hAnsi="Arial" w:cs="Arial"/>
-                <w:bCs/>
-                <w:sz w:val="16"/>
-                <w:szCs w:val="16"/>
+                <w:sz w:val="20"/>
+                <w:szCs w:val="20"/>
               </w:rPr>
               <w:t>,</w:t>
             </w:r>
@@ -9200,17 +11268,15 @@
               </w:tabs>
               <w:rPr>
                 <w:rFonts w:ascii="Arial" w:hAnsi="Arial" w:cs="Arial"/>
-                <w:bCs/>
-                <w:sz w:val="16"/>
-                <w:szCs w:val="16"/>
-              </w:rPr>
-            </w:pPr>
-            <w:r>
-              <w:rPr>
-                <w:rFonts w:ascii="Arial" w:hAnsi="Arial" w:cs="Arial"/>
-                <w:bCs/>
-                <w:sz w:val="16"/>
-                <w:szCs w:val="16"/>
+                <w:sz w:val="20"/>
+                <w:szCs w:val="20"/>
+              </w:rPr>
+            </w:pPr>
+            <w:r>
+              <w:rPr>
+                <w:rFonts w:ascii="Arial" w:hAnsi="Arial" w:cs="Arial"/>
+                <w:sz w:val="20"/>
+                <w:szCs w:val="20"/>
               </w:rPr>
               <w:t>Online learning resources (</w:t>
             </w:r>
@@ -9218,9 +11284,8 @@
             <w:r>
               <w:rPr>
                 <w:rFonts w:ascii="Arial" w:hAnsi="Arial" w:cs="Arial"/>
-                <w:bCs/>
-                <w:sz w:val="16"/>
-                <w:szCs w:val="16"/>
+                <w:sz w:val="20"/>
+                <w:szCs w:val="20"/>
               </w:rPr>
               <w:t>eg.</w:t>
             </w:r>
@@ -9228,9 +11293,8 @@
             <w:r>
               <w:rPr>
                 <w:rFonts w:ascii="Arial" w:hAnsi="Arial" w:cs="Arial"/>
-                <w:bCs/>
-                <w:sz w:val="16"/>
-                <w:szCs w:val="16"/>
+                <w:sz w:val="20"/>
+                <w:szCs w:val="20"/>
               </w:rPr>
               <w:t xml:space="preserve"> curated videos, websites)</w:t>
             </w:r>
@@ -9246,7 +11310,6 @@
               </w:tabs>
               <w:rPr>
                 <w:rFonts w:ascii="Arial" w:hAnsi="Arial" w:cs="Arial"/>
-                <w:bCs/>
                 <w:sz w:val="20"/>
                 <w:szCs w:val="20"/>
               </w:rPr>
@@ -9326,17 +11389,13 @@
               <w:jc w:val="right"/>
               <w:rPr>
                 <w:rFonts w:ascii="Arial" w:hAnsi="Arial" w:cs="Arial"/>
-                <w:b/>
-                <w:bCs/>
-                <w:sz w:val="20"/>
-                <w:szCs w:val="20"/>
-              </w:rPr>
-            </w:pPr>
-            <w:r>
-              <w:rPr>
-                <w:rFonts w:ascii="Arial" w:hAnsi="Arial" w:cs="Arial"/>
-                <w:b/>
-                <w:bCs/>
+                <w:sz w:val="20"/>
+                <w:szCs w:val="20"/>
+              </w:rPr>
+            </w:pPr>
+            <w:r>
+              <w:rPr>
+                <w:rFonts w:ascii="Arial" w:hAnsi="Arial" w:cs="Arial"/>
                 <w:sz w:val="20"/>
                 <w:szCs w:val="20"/>
               </w:rPr>
@@ -9375,70 +11434,42 @@
             <w:r>
               <w:rPr>
                 <w:rFonts w:ascii="Arial" w:hAnsi="Arial" w:cs="Arial"/>
-                <w:b/>
-                <w:bCs/>
-                <w:sz w:val="20"/>
-                <w:szCs w:val="20"/>
-              </w:rPr>
-              <w:t>Illustrative Reading List</w:t>
-            </w:r>
-            <w:r>
-              <w:rPr>
-                <w:rFonts w:ascii="Arial" w:hAnsi="Arial" w:cs="Arial"/>
-                <w:bCs/>
-                <w:sz w:val="20"/>
-                <w:szCs w:val="20"/>
-              </w:rPr>
-              <w:t>:</w:t>
-            </w:r>
-          </w:p>
-          <w:p>
-            <w:pPr>
-              <w:widowControl w:val="0"/>
-              <w:tabs>
-                <w:tab w:val="left" w:pos="567"/>
-                <w:tab w:val="left" w:pos="1134"/>
-                <w:tab w:val="left" w:pos="1701"/>
-                <w:tab w:val="left" w:pos="2268"/>
-              </w:tabs>
-              <w:rPr>
-                <w:rFonts w:ascii="Arial" w:hAnsi="Arial" w:cs="Arial"/>
-                <w:sz w:val="20"/>
-                <w:szCs w:val="20"/>
-              </w:rPr>
-            </w:pPr>
-            <w:r>
-              <w:rPr>
-                <w:rFonts w:ascii="Arial" w:hAnsi="Arial" w:cs="Arial"/>
-                <w:sz w:val="20"/>
-                <w:szCs w:val="20"/>
-              </w:rPr>
-              <w:t>(a)</w:t>
-            </w:r>
-            <w:r>
-              <w:rPr>
-                <w:rFonts w:ascii="Arial" w:hAnsi="Arial" w:cs="Arial"/>
-                <w:bCs/>
-                <w:sz w:val="20"/>
-                <w:szCs w:val="20"/>
-              </w:rPr>
-              <w:t xml:space="preserve"> </w:t>
-            </w:r>
-            <w:r>
-              <w:rPr>
-                <w:rFonts w:ascii="Arial" w:hAnsi="Arial" w:cs="Arial"/>
-                <w:bCs/>
+                <w:sz w:val="20"/>
+                <w:szCs w:val="20"/>
+              </w:rPr>
+              <w:t>Illustrative Reading List:</w:t>
+            </w:r>
+          </w:p>
+          <w:p>
+            <w:pPr>
+              <w:widowControl w:val="0"/>
+              <w:tabs>
+                <w:tab w:val="left" w:pos="567"/>
+                <w:tab w:val="left" w:pos="1134"/>
+                <w:tab w:val="left" w:pos="1701"/>
+                <w:tab w:val="left" w:pos="2268"/>
+              </w:tabs>
+              <w:rPr>
+                <w:rFonts w:ascii="Arial" w:hAnsi="Arial" w:cs="Arial"/>
+                <w:sz w:val="20"/>
+                <w:szCs w:val="20"/>
+              </w:rPr>
+            </w:pPr>
+            <w:r>
+              <w:rPr>
+                <w:rFonts w:ascii="Arial" w:hAnsi="Arial" w:cs="Arial"/>
+                <w:sz w:val="20"/>
+                <w:szCs w:val="20"/>
+              </w:rPr>
+              <w:t xml:space="preserve">(a) </w:t>
+            </w:r>
+            <w:r>
+              <w:rPr>
+                <w:rFonts w:ascii="Arial" w:hAnsi="Arial" w:cs="Arial"/>
                 <w:sz w:val="20"/>
                 <w:szCs w:val="20"/>
               </w:rPr>
               <w:tab/>
-            </w:r>
-            <w:r>
-              <w:rPr>
-                <w:rFonts w:ascii="Arial" w:hAnsi="Arial" w:cs="Arial"/>
-                <w:sz w:val="20"/>
-                <w:szCs w:val="20"/>
-              </w:rPr>
               <w:t>Compulsory reading:</w:t>
             </w:r>
           </w:p>
@@ -9457,78 +11488,436 @@
           </w:tcPr>
           <w:p>
             <w:pPr>
-              <w:widowControl w:val="0"/>
-              <w:tabs>
-                <w:tab w:val="left" w:pos="567"/>
-                <w:tab w:val="left" w:pos="1134"/>
-                <w:tab w:val="left" w:pos="1701"/>
-                <w:tab w:val="left" w:pos="2268"/>
-              </w:tabs>
-              <w:rPr>
-                <w:rFonts w:ascii="Arial" w:hAnsi="Arial" w:cs="Arial"/>
-                <w:sz w:val="20"/>
-                <w:szCs w:val="20"/>
-              </w:rPr>
-            </w:pPr>
-            <w:r>
-              <w:rPr>
-                <w:rFonts w:ascii="Arial" w:hAnsi="Arial" w:cs="Arial"/>
-                <w:sz w:val="20"/>
-                <w:szCs w:val="20"/>
-              </w:rPr>
-              <w:t xml:space="preserve">Johnson, </w:t>
-            </w:r>
-            <w:r>
-              <w:rPr>
-                <w:rStyle w:val="Emphasis"/>
-                <w:rFonts w:ascii="Arial" w:hAnsi="Arial" w:cs="Arial"/>
-                <w:sz w:val="20"/>
-                <w:szCs w:val="20"/>
-              </w:rPr>
-              <w:t>MITI</w:t>
-            </w:r>
-            <w:r>
-              <w:rPr>
-                <w:rFonts w:ascii="Arial" w:hAnsi="Arial" w:cs="Arial"/>
-                <w:sz w:val="20"/>
-                <w:szCs w:val="20"/>
-              </w:rPr>
-              <w:t xml:space="preserve">; Evans, </w:t>
-            </w:r>
-            <w:r>
-              <w:rPr>
-                <w:rStyle w:val="Emphasis"/>
-                <w:rFonts w:ascii="Arial" w:hAnsi="Arial" w:cs="Arial"/>
-                <w:sz w:val="20"/>
-                <w:szCs w:val="20"/>
-              </w:rPr>
-              <w:t xml:space="preserve">Embedded </w:t>
+              <w:rPr>
+                <w:rFonts w:ascii="Arial" w:hAnsi="Arial" w:cs="Arial"/>
+                <w:sz w:val="20"/>
+                <w:szCs w:val="20"/>
+              </w:rPr>
+            </w:pPr>
+            <w:r>
+              <w:rPr>
+                <w:rFonts w:ascii="Arial" w:hAnsi="Arial" w:cs="Arial"/>
+                <w:sz w:val="20"/>
+                <w:szCs w:val="20"/>
+              </w:rPr>
+              <w:t>EH. Evans, Peter, and Patrick Heller. 2019. “The State and Development.” Chapter 5 in Deepak Nayyar, ed., Asian Transformations: An Inquiry into the Development of Nations, pp. 109–135. Oxford University Press. DOI: 10.1093/</w:t>
+            </w:r>
+            <w:proofErr w:type="spellStart"/>
+            <w:r>
+              <w:rPr>
+                <w:rFonts w:ascii="Arial" w:hAnsi="Arial" w:cs="Arial"/>
+                <w:sz w:val="20"/>
+                <w:szCs w:val="20"/>
+              </w:rPr>
+              <w:t>oso</w:t>
+            </w:r>
+            <w:proofErr w:type="spellEnd"/>
+            <w:r>
+              <w:rPr>
+                <w:rFonts w:ascii="Arial" w:hAnsi="Arial" w:cs="Arial"/>
+                <w:sz w:val="20"/>
+                <w:szCs w:val="20"/>
+              </w:rPr>
+              <w:t xml:space="preserve">/9780198844938.003.0005. </w:t>
+            </w:r>
+          </w:p>
+          <w:p>
+            <w:pPr>
+              <w:rPr>
+                <w:rFonts w:ascii="Arial" w:hAnsi="Arial" w:cs="Arial"/>
+                <w:sz w:val="20"/>
+                <w:szCs w:val="20"/>
+              </w:rPr>
+            </w:pPr>
+            <w:r>
+              <w:rPr>
+                <w:rFonts w:ascii="Arial" w:hAnsi="Arial" w:cs="Arial"/>
+                <w:sz w:val="20"/>
+                <w:szCs w:val="20"/>
+              </w:rPr>
+              <w:t xml:space="preserve">AR. Acemoglu, Daron, and Pascual Restrepo. 2018. Artificial Intelligence, Automation and Work. NBER Working Paper 24196, January. DOI: 10.3386/w24196. </w:t>
+            </w:r>
+          </w:p>
+          <w:p>
+            <w:pPr>
+              <w:rPr>
+                <w:rFonts w:ascii="Arial" w:hAnsi="Arial" w:cs="Arial"/>
+                <w:sz w:val="20"/>
+                <w:szCs w:val="20"/>
+              </w:rPr>
+            </w:pPr>
+            <w:r>
+              <w:rPr>
+                <w:rFonts w:ascii="Arial" w:hAnsi="Arial" w:cs="Arial"/>
+                <w:sz w:val="20"/>
+                <w:szCs w:val="20"/>
+              </w:rPr>
+              <w:t xml:space="preserve">BKA. Brynjolfsson, Erik, Anton Korinek, and Ajay K. Agrawal. 2025. A Research Agenda for the Economics of Transformative AI. NBER Working Paper 34256, September. DOI: 10.3386/w34256. </w:t>
+            </w:r>
+          </w:p>
+          <w:p>
+            <w:pPr>
+              <w:rPr>
+                <w:rFonts w:ascii="Arial" w:hAnsi="Arial" w:cs="Arial"/>
+                <w:sz w:val="20"/>
+                <w:szCs w:val="20"/>
+              </w:rPr>
+            </w:pPr>
+            <w:r>
+              <w:rPr>
+                <w:rFonts w:ascii="Arial" w:hAnsi="Arial" w:cs="Arial"/>
+                <w:sz w:val="20"/>
+                <w:szCs w:val="20"/>
+              </w:rPr>
+              <w:t>BLR. Brynjolfsson, Erik, Danielle Li, and Lindsey Raymond. 2025. “Generative AI at Work.” The Quarterly Journal of Economics 140(2): 889–942. DOI: 10.1093/</w:t>
+            </w:r>
+            <w:proofErr w:type="spellStart"/>
+            <w:r>
+              <w:rPr>
+                <w:rFonts w:ascii="Arial" w:hAnsi="Arial" w:cs="Arial"/>
+                <w:sz w:val="20"/>
+                <w:szCs w:val="20"/>
+              </w:rPr>
+              <w:t>qje</w:t>
+            </w:r>
+            <w:proofErr w:type="spellEnd"/>
+            <w:r>
+              <w:rPr>
+                <w:rFonts w:ascii="Arial" w:hAnsi="Arial" w:cs="Arial"/>
+                <w:sz w:val="20"/>
+                <w:szCs w:val="20"/>
+              </w:rPr>
+              <w:t xml:space="preserve">/qjae044. Advance access 4 February 2025; final issue May 2025. </w:t>
+            </w:r>
+          </w:p>
+          <w:p>
+            <w:pPr>
+              <w:rPr>
+                <w:rFonts w:ascii="Arial" w:hAnsi="Arial" w:cs="Arial"/>
+                <w:sz w:val="20"/>
+                <w:szCs w:val="20"/>
+              </w:rPr>
+            </w:pPr>
+            <w:r>
+              <w:rPr>
+                <w:rFonts w:ascii="Arial" w:hAnsi="Arial" w:cs="Arial"/>
+                <w:sz w:val="20"/>
+                <w:szCs w:val="20"/>
+              </w:rPr>
+              <w:t xml:space="preserve">ILO. Gmyrek, Pawel, Janine Berg, Karol Kamiński, Filip Konopczyński, Agnieszka </w:t>
+            </w:r>
+            <w:proofErr w:type="spellStart"/>
+            <w:r>
+              <w:rPr>
+                <w:rFonts w:ascii="Arial" w:hAnsi="Arial" w:cs="Arial"/>
+                <w:sz w:val="20"/>
+                <w:szCs w:val="20"/>
+              </w:rPr>
+              <w:t>Ładna</w:t>
+            </w:r>
+            <w:proofErr w:type="spellEnd"/>
+            <w:r>
+              <w:rPr>
+                <w:rFonts w:ascii="Arial" w:hAnsi="Arial" w:cs="Arial"/>
+                <w:sz w:val="20"/>
+                <w:szCs w:val="20"/>
+              </w:rPr>
+              <w:t xml:space="preserve">, Balint </w:t>
+            </w:r>
+            <w:proofErr w:type="spellStart"/>
+            <w:r>
+              <w:rPr>
+                <w:rFonts w:ascii="Arial" w:hAnsi="Arial" w:cs="Arial"/>
+                <w:sz w:val="20"/>
+                <w:szCs w:val="20"/>
+              </w:rPr>
+              <w:t>Nafradi</w:t>
+            </w:r>
+            <w:proofErr w:type="spellEnd"/>
+            <w:r>
+              <w:rPr>
+                <w:rFonts w:ascii="Arial" w:hAnsi="Arial" w:cs="Arial"/>
+                <w:sz w:val="20"/>
+                <w:szCs w:val="20"/>
+              </w:rPr>
+              <w:t xml:space="preserve">, Konrad </w:t>
+            </w:r>
+            <w:proofErr w:type="spellStart"/>
+            <w:r>
+              <w:rPr>
+                <w:rFonts w:ascii="Arial" w:hAnsi="Arial" w:cs="Arial"/>
+                <w:sz w:val="20"/>
+                <w:szCs w:val="20"/>
+              </w:rPr>
+              <w:t>Rosłaniec</w:t>
+            </w:r>
+            <w:proofErr w:type="spellEnd"/>
+            <w:r>
+              <w:rPr>
+                <w:rFonts w:ascii="Arial" w:hAnsi="Arial" w:cs="Arial"/>
+                <w:sz w:val="20"/>
+                <w:szCs w:val="20"/>
+              </w:rPr>
+              <w:t xml:space="preserve">, and Marek Troszyński. 2025. Generative AI and Jobs: A Refined Global Index of Occupational </w:t>
+            </w:r>
+            <w:r>
+              <w:rPr>
+                <w:rFonts w:ascii="Arial" w:hAnsi="Arial" w:cs="Arial"/>
+                <w:sz w:val="20"/>
+                <w:szCs w:val="20"/>
+              </w:rPr>
+              <w:lastRenderedPageBreak/>
+              <w:t xml:space="preserve">Exposure. ILO Working Paper 140, May. Geneva: International Labour Office. DOI: 10.54394/HETP0387. </w:t>
+            </w:r>
+          </w:p>
+          <w:p>
+            <w:pPr>
+              <w:rPr>
+                <w:rFonts w:ascii="Arial" w:hAnsi="Arial" w:cs="Arial"/>
+                <w:sz w:val="20"/>
+                <w:szCs w:val="20"/>
+              </w:rPr>
+            </w:pPr>
+            <w:r>
+              <w:rPr>
+                <w:rFonts w:ascii="Arial" w:hAnsi="Arial" w:cs="Arial"/>
+                <w:sz w:val="20"/>
+                <w:szCs w:val="20"/>
+              </w:rPr>
+              <w:t xml:space="preserve">WB. World Bank. 2025. Digital Progress and Trends Report 2025: Strengthening AI Foundations. Washington, DC: World Bank. DOI: 10.1596/978-1-4648-2264-3. </w:t>
+            </w:r>
+          </w:p>
+          <w:p>
+            <w:pPr>
+              <w:rPr>
+                <w:rFonts w:ascii="Arial" w:hAnsi="Arial" w:cs="Arial"/>
+                <w:sz w:val="20"/>
+                <w:szCs w:val="20"/>
+              </w:rPr>
+            </w:pPr>
+            <w:r>
+              <w:rPr>
+                <w:rFonts w:ascii="Arial" w:hAnsi="Arial" w:cs="Arial"/>
+                <w:sz w:val="20"/>
+                <w:szCs w:val="20"/>
+              </w:rPr>
+              <w:t xml:space="preserve">FJ. Arias, Omar, Daisuke Fukuzawa, Duong Trung Le, and Aaditya Mattoo. 2025. Future Jobs: Robots, Artificial Intelligence, and Digital Platforms in East Asia and Pacific. East Asia and Pacific Development Studies. Washington, DC: World Bank. DOI: 10.1596/978-1-4648-2199-8. </w:t>
+            </w:r>
+          </w:p>
+          <w:p>
+            <w:pPr>
+              <w:rPr>
+                <w:rFonts w:ascii="Arial" w:hAnsi="Arial" w:cs="Arial"/>
+                <w:sz w:val="20"/>
+                <w:szCs w:val="20"/>
+              </w:rPr>
+            </w:pPr>
+            <w:r>
+              <w:rPr>
+                <w:rFonts w:ascii="Arial" w:hAnsi="Arial" w:cs="Arial"/>
+                <w:sz w:val="20"/>
+                <w:szCs w:val="20"/>
+              </w:rPr>
+              <w:t xml:space="preserve">J. Jones, Benjamin. 2025. Artificial Intelligence in Research and Development. NBER Working Paper 34312, October. DOI: 10.3386/w34312. </w:t>
+            </w:r>
+          </w:p>
+          <w:p>
+            <w:pPr>
+              <w:rPr>
+                <w:rFonts w:ascii="Arial" w:hAnsi="Arial" w:cs="Arial"/>
+                <w:sz w:val="20"/>
+                <w:szCs w:val="20"/>
+              </w:rPr>
+            </w:pPr>
+            <w:r>
+              <w:rPr>
+                <w:rFonts w:ascii="Arial" w:hAnsi="Arial" w:cs="Arial"/>
+                <w:sz w:val="20"/>
+                <w:szCs w:val="20"/>
+              </w:rPr>
+              <w:t>AGG. Agrawal, Ajay K., Joshua S. Gans, and Avi Goldfarb. 2025. Genius on Demand: The Value of Transformative Artificial Intelligence. NBER Working Paper 34316, October. DOI: 10.3386/w34316.</w:t>
+            </w:r>
+          </w:p>
+          <w:p>
+            <w:pPr>
+              <w:rPr>
+                <w:rFonts w:ascii="Arial" w:hAnsi="Arial" w:cs="Arial"/>
+                <w:sz w:val="20"/>
+                <w:szCs w:val="20"/>
+              </w:rPr>
+            </w:pPr>
+            <w:r>
+              <w:rPr>
+                <w:rFonts w:ascii="Arial" w:hAnsi="Arial" w:cs="Arial"/>
+                <w:sz w:val="20"/>
+                <w:szCs w:val="20"/>
+              </w:rPr>
+              <w:t xml:space="preserve">HK. Hadfield, Gillian K., and Andrew Koh. 2025. An Economy of AI Agents. Version dated 3 September 2025; prepared for the NBER Handbook on the Economics of Transformative AI. arXiv:2509.01063v1, submitted 1 September 2025. </w:t>
+            </w:r>
+          </w:p>
+          <w:p>
+            <w:pPr>
+              <w:rPr>
+                <w:rFonts w:ascii="Arial" w:hAnsi="Arial" w:cs="Arial"/>
+                <w:sz w:val="20"/>
+                <w:szCs w:val="20"/>
+              </w:rPr>
+            </w:pPr>
+            <w:r>
+              <w:rPr>
+                <w:rFonts w:ascii="Arial" w:hAnsi="Arial" w:cs="Arial"/>
+                <w:sz w:val="20"/>
+                <w:szCs w:val="20"/>
+              </w:rPr>
+              <w:t xml:space="preserve">ASM. Athey, Susan, and Fiona Scott Morton. 2025. Artificial Intelligence, Competition, and Welfare. NBER Working Paper 34444, November. DOI: 10.3386/w34444. </w:t>
+            </w:r>
+          </w:p>
+          <w:p>
+            <w:pPr>
+              <w:rPr>
+                <w:rFonts w:ascii="Arial" w:hAnsi="Arial" w:cs="Arial"/>
+                <w:sz w:val="20"/>
+                <w:szCs w:val="20"/>
+              </w:rPr>
+            </w:pPr>
+            <w:r>
+              <w:rPr>
+                <w:rFonts w:ascii="Arial" w:hAnsi="Arial" w:cs="Arial"/>
+                <w:sz w:val="20"/>
+                <w:szCs w:val="20"/>
+              </w:rPr>
+              <w:t xml:space="preserve">KL. Korinek, Anton, and Lee Lockwood. 2026. Public Finance in the Age of AI: A Primer. NBER Working Paper 34873, February. DOI: 10.3386/w34873. </w:t>
+            </w:r>
+          </w:p>
+          <w:p>
+            <w:pPr>
+              <w:rPr>
+                <w:rFonts w:ascii="Arial" w:hAnsi="Arial" w:cs="Arial"/>
+                <w:sz w:val="20"/>
+                <w:szCs w:val="20"/>
+              </w:rPr>
+            </w:pPr>
+            <w:r>
+              <w:rPr>
+                <w:rFonts w:ascii="Arial" w:hAnsi="Arial" w:cs="Arial"/>
+                <w:sz w:val="20"/>
+                <w:szCs w:val="20"/>
+              </w:rPr>
+              <w:t xml:space="preserve">H. He, Tian. 2024. “East Asian Authoritarian Developmentalism in the Digital Era: China’s Techno-developmental State and the New Infrastructure Initiative amid Great Power Competition.” Asian Survey 64(6): 942–972. DOI: 10.1525/as.2024.2328247. </w:t>
+            </w:r>
+          </w:p>
+          <w:p>
+            <w:pPr>
+              <w:rPr>
+                <w:rFonts w:ascii="Arial" w:hAnsi="Arial" w:cs="Arial"/>
+                <w:sz w:val="20"/>
+                <w:szCs w:val="20"/>
+              </w:rPr>
+            </w:pPr>
+            <w:r>
+              <w:rPr>
+                <w:rFonts w:ascii="Arial" w:hAnsi="Arial" w:cs="Arial"/>
+                <w:sz w:val="20"/>
+                <w:szCs w:val="20"/>
+              </w:rPr>
+              <w:t xml:space="preserve">B. Baek, </w:t>
+            </w:r>
+            <w:proofErr w:type="spellStart"/>
+            <w:r>
+              <w:rPr>
+                <w:rFonts w:ascii="Arial" w:hAnsi="Arial" w:cs="Arial"/>
+                <w:sz w:val="20"/>
+                <w:szCs w:val="20"/>
+              </w:rPr>
+              <w:t>Kyungmin</w:t>
+            </w:r>
+            <w:proofErr w:type="spellEnd"/>
+            <w:r>
+              <w:rPr>
+                <w:rFonts w:ascii="Arial" w:hAnsi="Arial" w:cs="Arial"/>
+                <w:sz w:val="20"/>
+                <w:szCs w:val="20"/>
+              </w:rPr>
+              <w:t>. 2026. “From Developmental State to Platform State: The Case of South Korea’s AI Policy.” Asia Pacific Viewpoint, research note, advance article pp. 1–5. DOI: 10.1111/apv.70057.</w:t>
+            </w:r>
+          </w:p>
+          <w:p>
+            <w:pPr>
+              <w:rPr>
+                <w:rFonts w:ascii="Arial" w:hAnsi="Arial" w:cs="Arial"/>
+                <w:sz w:val="20"/>
+                <w:szCs w:val="20"/>
+              </w:rPr>
+            </w:pPr>
+            <w:r>
+              <w:rPr>
+                <w:rFonts w:ascii="Arial" w:hAnsi="Arial" w:cs="Arial"/>
+                <w:sz w:val="20"/>
+                <w:szCs w:val="20"/>
+              </w:rPr>
+              <w:t xml:space="preserve">BK. Bokhari, Syed Asad Abbas. 2026. “Artificial intelligence, governance, and economic growth: Toward a new theory of digital developmentalism.” Social Sciences &amp; Humanities Open 13: 102842. DOI: 10.1016/j.ssaho.2026.102842. </w:t>
+            </w:r>
+          </w:p>
+          <w:p>
+            <w:pPr>
+              <w:rPr>
+                <w:rFonts w:ascii="Arial" w:hAnsi="Arial" w:cs="Arial"/>
+                <w:sz w:val="20"/>
+                <w:szCs w:val="20"/>
+              </w:rPr>
+            </w:pPr>
+            <w:r>
+              <w:rPr>
+                <w:rFonts w:ascii="Arial" w:hAnsi="Arial" w:cs="Arial"/>
+                <w:sz w:val="20"/>
+                <w:szCs w:val="20"/>
+              </w:rPr>
+              <w:t xml:space="preserve">R. Roberts, Huw, Emmie Hine, </w:t>
+            </w:r>
+            <w:proofErr w:type="spellStart"/>
+            <w:r>
+              <w:rPr>
+                <w:rFonts w:ascii="Arial" w:hAnsi="Arial" w:cs="Arial"/>
+                <w:sz w:val="20"/>
+                <w:szCs w:val="20"/>
+              </w:rPr>
+              <w:t>Mariarosaria</w:t>
+            </w:r>
+            <w:proofErr w:type="spellEnd"/>
+            <w:r>
+              <w:rPr>
+                <w:rFonts w:ascii="Arial" w:hAnsi="Arial" w:cs="Arial"/>
+                <w:sz w:val="20"/>
+                <w:szCs w:val="20"/>
+              </w:rPr>
+              <w:t xml:space="preserve"> Taddeo, and Luciano Floridi. 2024. “Global AI governance: barriers and pathways forward.” International Affairs 100(3): 1275–1286. DOI: 10.1093/</w:t>
+            </w:r>
+            <w:proofErr w:type="spellStart"/>
+            <w:r>
+              <w:rPr>
+                <w:rFonts w:ascii="Arial" w:hAnsi="Arial" w:cs="Arial"/>
+                <w:sz w:val="20"/>
+                <w:szCs w:val="20"/>
+              </w:rPr>
+              <w:t>ia</w:t>
+            </w:r>
+            <w:proofErr w:type="spellEnd"/>
+            <w:r>
+              <w:rPr>
+                <w:rFonts w:ascii="Arial" w:hAnsi="Arial" w:cs="Arial"/>
+                <w:sz w:val="20"/>
+                <w:szCs w:val="20"/>
+              </w:rPr>
+              <w:t xml:space="preserve">/iiae073. The </w:t>
             </w:r>
             <w:proofErr w:type="gramStart"/>
             <w:r>
               <w:rPr>
-                <w:rStyle w:val="Emphasis"/>
-                <w:rFonts w:ascii="Arial" w:hAnsi="Arial" w:cs="Arial"/>
-                <w:sz w:val="20"/>
-                <w:szCs w:val="20"/>
-              </w:rPr>
-              <w:t>Autonomy</w:t>
-            </w:r>
-            <w:r>
-              <w:rPr>
-                <w:rFonts w:ascii="Arial" w:hAnsi="Arial" w:cs="Arial"/>
-                <w:sz w:val="20"/>
-                <w:szCs w:val="20"/>
-              </w:rPr>
-              <w:t xml:space="preserve">;  </w:t>
-            </w:r>
-            <w:r>
-              <w:rPr>
-                <w:rFonts w:ascii="Arial" w:hAnsi="Arial" w:cs="Arial"/>
-                <w:sz w:val="20"/>
-                <w:szCs w:val="20"/>
-              </w:rPr>
-              <w:t>Danny</w:t>
+                <w:rFonts w:ascii="Arial" w:hAnsi="Arial" w:cs="Arial"/>
+                <w:sz w:val="20"/>
+                <w:szCs w:val="20"/>
+              </w:rPr>
+              <w:t>Library’s</w:t>
             </w:r>
             <w:proofErr w:type="gramEnd"/>
             <w:r>
@@ -9537,65 +11926,41 @@
                 <w:sz w:val="20"/>
                 <w:szCs w:val="20"/>
               </w:rPr>
-              <w:t xml:space="preserve"> </w:t>
-            </w:r>
-            <w:r>
-              <w:rPr>
-                <w:rFonts w:ascii="Arial" w:hAnsi="Arial" w:cs="Arial"/>
-                <w:sz w:val="20"/>
-                <w:szCs w:val="20"/>
-              </w:rPr>
-              <w:t>Quah, “The Evolving Development Landscape of Asia and Pacific.</w:t>
-            </w:r>
-            <w:proofErr w:type="gramStart"/>
-            <w:r>
-              <w:rPr>
-                <w:rFonts w:ascii="Arial" w:hAnsi="Arial" w:cs="Arial"/>
-                <w:sz w:val="20"/>
-                <w:szCs w:val="20"/>
-              </w:rPr>
-              <w:t>”;  Agrawal</w:t>
-            </w:r>
-            <w:proofErr w:type="gramEnd"/>
-            <w:r>
-              <w:rPr>
-                <w:rFonts w:ascii="Arial" w:hAnsi="Arial" w:cs="Arial"/>
-                <w:sz w:val="20"/>
-                <w:szCs w:val="20"/>
-              </w:rPr>
-              <w:t xml:space="preserve">-Gans-Goldfarb; Acemoglu-Restrepo; Dani Rodrik, Premature Industrialisation; David Autor; Hayek “The Use of Knowledge in Society”; Besley-Persson; Lipsky; Farrell-Newman “Weaponized Strategic Interdependence”; Katzenstein, Small States in World Markets, </w:t>
-            </w:r>
-            <w:r>
-              <w:rPr>
-                <w:rFonts w:ascii="Arial" w:hAnsi="Arial" w:cs="Arial"/>
-                <w:sz w:val="20"/>
-                <w:szCs w:val="20"/>
-              </w:rPr>
-              <w:t xml:space="preserve">Kai-Fu </w:t>
-            </w:r>
-            <w:r>
-              <w:rPr>
-                <w:rFonts w:ascii="Arial" w:hAnsi="Arial" w:cs="Arial"/>
-                <w:sz w:val="20"/>
-                <w:szCs w:val="20"/>
-              </w:rPr>
-              <w:t xml:space="preserve">Lee and </w:t>
-            </w:r>
-            <w:r>
-              <w:rPr>
-                <w:rFonts w:ascii="Arial" w:hAnsi="Arial" w:cs="Arial"/>
-                <w:sz w:val="20"/>
-                <w:szCs w:val="20"/>
-              </w:rPr>
-              <w:t xml:space="preserve">Danny </w:t>
-            </w:r>
-            <w:r>
-              <w:rPr>
-                <w:rFonts w:ascii="Arial" w:hAnsi="Arial" w:cs="Arial"/>
-                <w:sz w:val="20"/>
-                <w:szCs w:val="20"/>
-              </w:rPr>
-              <w:t>Quah “The Small-State Window”</w:t>
+              <w:t xml:space="preserve"> advance PDF has placeholder journal pagination; assign PDF pp. 1–12.</w:t>
+            </w:r>
+          </w:p>
+          <w:p>
+            <w:pPr>
+              <w:rPr>
+                <w:rFonts w:ascii="Arial" w:hAnsi="Arial" w:cs="Arial"/>
+                <w:sz w:val="20"/>
+                <w:szCs w:val="20"/>
+              </w:rPr>
+            </w:pPr>
+            <w:r>
+              <w:rPr>
+                <w:rFonts w:ascii="Arial" w:hAnsi="Arial" w:cs="Arial"/>
+                <w:sz w:val="20"/>
+                <w:szCs w:val="20"/>
+              </w:rPr>
+              <w:t xml:space="preserve">GT. Goldfarb, Avi, and Daniel Trefler. 2018. AI and International Trade. NBER Working Paper 24254, January. DOI: 10.3386/w24254. Assign the working-paper pagination, pp. 6–10 and 16–20. </w:t>
+            </w:r>
+          </w:p>
+          <w:p>
+            <w:pPr>
+              <w:rPr>
+                <w:rFonts w:ascii="Arial" w:hAnsi="Arial" w:cs="Arial"/>
+                <w:sz w:val="20"/>
+                <w:szCs w:val="20"/>
+              </w:rPr>
+            </w:pPr>
+            <w:r>
+              <w:rPr>
+                <w:rFonts w:ascii="Arial" w:hAnsi="Arial" w:cs="Arial"/>
+                <w:sz w:val="20"/>
+                <w:szCs w:val="20"/>
+              </w:rPr>
+              <w:t xml:space="preserve">FN. Farrell, Henry, and Abraham L. Newman. 2019. “Weaponized Interdependence: How Global Economic Networks Shape State Coercion.” International Security 44(1): 42–79. DOI: 10.1162/isec_a_00351. Assign pp. 49–58. </w:t>
             </w:r>
           </w:p>
           <w:p>
@@ -9662,8 +12027,6 @@
               </w:tabs>
               <w:rPr>
                 <w:rFonts w:ascii="Arial" w:hAnsi="Arial" w:cs="Arial"/>
-                <w:b/>
-                <w:bCs/>
                 <w:sz w:val="20"/>
                 <w:szCs w:val="20"/>
               </w:rPr>
@@ -9706,32 +12069,15 @@
                 <w:sz w:val="20"/>
                 <w:szCs w:val="20"/>
               </w:rPr>
-              <w:t>(b)</w:t>
-            </w:r>
-            <w:r>
-              <w:rPr>
-                <w:rFonts w:ascii="Arial" w:hAnsi="Arial" w:cs="Arial"/>
-                <w:bCs/>
-                <w:sz w:val="20"/>
-                <w:szCs w:val="20"/>
-              </w:rPr>
-              <w:t xml:space="preserve"> </w:t>
-            </w:r>
-            <w:r>
-              <w:rPr>
-                <w:rFonts w:ascii="Arial" w:hAnsi="Arial" w:cs="Arial"/>
-                <w:bCs/>
+              <w:t xml:space="preserve">(b) </w:t>
+            </w:r>
+            <w:r>
+              <w:rPr>
+                <w:rFonts w:ascii="Arial" w:hAnsi="Arial" w:cs="Arial"/>
                 <w:sz w:val="20"/>
                 <w:szCs w:val="20"/>
               </w:rPr>
               <w:tab/>
-            </w:r>
-            <w:r>
-              <w:rPr>
-                <w:rFonts w:ascii="Arial" w:hAnsi="Arial" w:cs="Arial"/>
-                <w:sz w:val="20"/>
-                <w:szCs w:val="20"/>
-              </w:rPr>
               <w:t>Supplementary reading:</w:t>
             </w:r>
           </w:p>
@@ -9765,47 +12111,22 @@
                 <w:szCs w:val="20"/>
               </w:rPr>
             </w:pPr>
-          </w:p>
-          <w:p>
-            <w:pPr>
-              <w:widowControl w:val="0"/>
-              <w:tabs>
-                <w:tab w:val="left" w:pos="567"/>
-                <w:tab w:val="left" w:pos="1134"/>
-                <w:tab w:val="left" w:pos="1701"/>
-                <w:tab w:val="left" w:pos="2268"/>
-              </w:tabs>
-              <w:rPr>
-                <w:rFonts w:ascii="Arial" w:hAnsi="Arial" w:cs="Arial"/>
-                <w:sz w:val="20"/>
-                <w:szCs w:val="20"/>
-              </w:rPr>
-            </w:pPr>
-            <w:r>
-              <w:rPr>
-                <w:rFonts w:ascii="Arial" w:hAnsi="Arial" w:cs="Arial"/>
-                <w:sz w:val="20"/>
-                <w:szCs w:val="20"/>
-              </w:rPr>
-              <w:t xml:space="preserve">Miller, </w:t>
-            </w:r>
-            <w:r>
-              <w:rPr>
-                <w:rFonts w:ascii="Arial" w:hAnsi="Arial" w:cs="Arial"/>
-                <w:i/>
-                <w:iCs/>
-                <w:sz w:val="20"/>
-                <w:szCs w:val="20"/>
-              </w:rPr>
-              <w:t>Chip War</w:t>
-            </w:r>
-            <w:r>
-              <w:rPr>
-                <w:rFonts w:ascii="Arial" w:hAnsi="Arial" w:cs="Arial"/>
-                <w:sz w:val="20"/>
-                <w:szCs w:val="20"/>
-              </w:rPr>
-              <w:t>. Dani Rodrik, “Modern Industrial Policy”</w:t>
+            <w:r>
+              <w:rPr>
+                <w:rFonts w:ascii="Arial" w:hAnsi="Arial" w:cs="Arial"/>
+                <w:sz w:val="20"/>
+                <w:szCs w:val="20"/>
+              </w:rPr>
+              <w:t xml:space="preserve">Section 3 gives the division between Compulsory and </w:t>
+            </w:r>
+            <w:r>
+              <w:rPr>
+                <w:rFonts w:ascii="Arial" w:hAnsi="Arial" w:cs="Arial"/>
+                <w:sz w:val="20"/>
+                <w:szCs w:val="20"/>
+              </w:rPr>
+              <w:lastRenderedPageBreak/>
+              <w:t>Supplementary Readings from the list in (a).</w:t>
             </w:r>
           </w:p>
           <w:p>
@@ -9872,20 +12193,17 @@
               <w:jc w:val="right"/>
               <w:rPr>
                 <w:rFonts w:ascii="Arial" w:hAnsi="Arial" w:cs="Arial"/>
-                <w:b/>
-                <w:bCs/>
-                <w:sz w:val="20"/>
-                <w:szCs w:val="20"/>
-              </w:rPr>
-            </w:pPr>
-            <w:r>
-              <w:rPr>
-                <w:rFonts w:ascii="Arial" w:hAnsi="Arial" w:cs="Arial"/>
-                <w:b/>
-                <w:bCs/>
-                <w:sz w:val="20"/>
-                <w:szCs w:val="20"/>
-              </w:rPr>
+                <w:sz w:val="20"/>
+                <w:szCs w:val="20"/>
+              </w:rPr>
+            </w:pPr>
+            <w:r>
+              <w:rPr>
+                <w:rFonts w:ascii="Arial" w:hAnsi="Arial" w:cs="Arial"/>
+                <w:sz w:val="20"/>
+                <w:szCs w:val="20"/>
+              </w:rPr>
+              <w:lastRenderedPageBreak/>
               <w:t>7.</w:t>
             </w:r>
           </w:p>
@@ -9909,7 +12227,6 @@
             <w:pPr>
               <w:rPr>
                 <w:rFonts w:ascii="Arial" w:hAnsi="Arial" w:cs="Arial"/>
-                <w:b/>
                 <w:color w:val="000000" w:themeColor="text1"/>
                 <w:sz w:val="20"/>
                 <w:szCs w:val="20"/>
@@ -9918,7 +12235,6 @@
             <w:r>
               <w:rPr>
                 <w:rFonts w:ascii="Arial" w:hAnsi="Arial" w:cs="Arial"/>
-                <w:b/>
                 <w:color w:val="000000" w:themeColor="text1"/>
                 <w:sz w:val="20"/>
                 <w:szCs w:val="20"/>
@@ -9928,7 +12244,6 @@
             <w:r>
               <w:rPr>
                 <w:rFonts w:ascii="Arial" w:hAnsi="Arial" w:cs="Arial"/>
-                <w:b/>
                 <w:color w:val="000000" w:themeColor="text1"/>
                 <w:sz w:val="20"/>
                 <w:szCs w:val="20"/>
@@ -9938,7 +12253,6 @@
             <w:r>
               <w:rPr>
                 <w:rFonts w:ascii="Arial" w:hAnsi="Arial" w:cs="Arial"/>
-                <w:b/>
                 <w:color w:val="000000" w:themeColor="text1"/>
                 <w:sz w:val="20"/>
                 <w:szCs w:val="20"/>
@@ -10010,17 +12324,13 @@
               <w:jc w:val="center"/>
               <w:rPr>
                 <w:rFonts w:ascii="Arial" w:hAnsi="Arial" w:cs="Arial"/>
-                <w:b/>
-                <w:bCs/>
-                <w:sz w:val="20"/>
-                <w:szCs w:val="20"/>
-              </w:rPr>
-            </w:pPr>
-            <w:r>
-              <w:rPr>
-                <w:rFonts w:ascii="Arial" w:hAnsi="Arial" w:cs="Arial"/>
-                <w:b/>
-                <w:bCs/>
+                <w:sz w:val="20"/>
+                <w:szCs w:val="20"/>
+              </w:rPr>
+            </w:pPr>
+            <w:r>
+              <w:rPr>
+                <w:rFonts w:ascii="Arial" w:hAnsi="Arial" w:cs="Arial"/>
                 <w:sz w:val="20"/>
                 <w:szCs w:val="20"/>
               </w:rPr>
@@ -10029,8 +12339,6 @@
             <w:r>
               <w:rPr>
                 <w:rFonts w:ascii="Arial" w:hAnsi="Arial" w:cs="Arial"/>
-                <w:b/>
-                <w:bCs/>
                 <w:sz w:val="20"/>
                 <w:szCs w:val="20"/>
               </w:rPr>
@@ -10057,7 +12365,6 @@
             <w:pPr>
               <w:rPr>
                 <w:rFonts w:ascii="Arial" w:hAnsi="Arial" w:cs="Arial"/>
-                <w:b/>
                 <w:color w:val="FF3399"/>
                 <w:sz w:val="20"/>
                 <w:szCs w:val="20"/>
@@ -10066,21 +12373,11 @@
             <w:r>
               <w:rPr>
                 <w:rFonts w:ascii="Arial" w:hAnsi="Arial" w:cs="Arial"/>
-                <w:b/>
                 <w:color w:val="000000" w:themeColor="text1"/>
                 <w:sz w:val="20"/>
                 <w:szCs w:val="20"/>
               </w:rPr>
-              <w:t xml:space="preserve">Submitted by </w:t>
-            </w:r>
-            <w:r>
-              <w:rPr>
-                <w:rFonts w:ascii="Arial" w:hAnsi="Arial" w:cs="Arial"/>
-                <w:color w:val="000000" w:themeColor="text1"/>
-                <w:sz w:val="20"/>
-                <w:szCs w:val="20"/>
-              </w:rPr>
-              <w:t>(name &amp; date)</w:t>
+              <w:t>Submitted by (name &amp; date)</w:t>
             </w:r>
           </w:p>
         </w:tc>
@@ -10121,13 +12418,66 @@
                 <w:sz w:val="20"/>
                 <w:szCs w:val="20"/>
               </w:rPr>
-              <w:t>Danny QUAH, 31 Aug 2026</w:t>
+              <w:t xml:space="preserve">Danny QUAH, </w:t>
+            </w:r>
+            <w:r>
+              <w:rPr>
+                <w:rFonts w:ascii="Arial" w:hAnsi="Arial" w:cs="Arial"/>
+                <w:color w:val="000000" w:themeColor="text1"/>
+                <w:sz w:val="20"/>
+                <w:szCs w:val="20"/>
+              </w:rPr>
+              <w:t>06</w:t>
+            </w:r>
+            <w:r>
+              <w:rPr>
+                <w:rFonts w:ascii="Arial" w:hAnsi="Arial" w:cs="Arial"/>
+                <w:color w:val="000000" w:themeColor="text1"/>
+                <w:sz w:val="20"/>
+                <w:szCs w:val="20"/>
+              </w:rPr>
+              <w:t xml:space="preserve"> </w:t>
+            </w:r>
+            <w:r>
+              <w:rPr>
+                <w:rFonts w:ascii="Arial" w:hAnsi="Arial" w:cs="Arial"/>
+                <w:color w:val="000000" w:themeColor="text1"/>
+                <w:sz w:val="20"/>
+                <w:szCs w:val="20"/>
+              </w:rPr>
+              <w:t>Oct</w:t>
+            </w:r>
+            <w:r>
+              <w:rPr>
+                <w:rFonts w:ascii="Arial" w:hAnsi="Arial" w:cs="Arial"/>
+                <w:color w:val="000000" w:themeColor="text1"/>
+                <w:sz w:val="20"/>
+                <w:szCs w:val="20"/>
+              </w:rPr>
+              <w:t>2026</w:t>
             </w:r>
           </w:p>
         </w:tc>
       </w:tr>
     </w:tbl>
-    <w:p/>
+    <w:p>
+      <w:pPr>
+        <w:rPr>
+          <w:rFonts w:ascii="Arial" w:hAnsi="Arial" w:cs="Arial"/>
+          <w:sz w:val="20"/>
+          <w:szCs w:val="20"/>
+        </w:rPr>
+      </w:pPr>
+    </w:p>
+    <w:p>
+      <w:pPr>
+        <w:rPr>
+          <w:rFonts w:ascii="Arial" w:hAnsi="Arial" w:cs="Arial"/>
+          <w:sz w:val="20"/>
+          <w:szCs w:val="20"/>
+        </w:rPr>
+      </w:pPr>
+    </w:p>
     <w:sectPr>
       <w:headerReference w:type="default" r:id="rId11"/>
       <w:footerReference w:type="even" r:id="rId12"/>
@@ -12501,7 +14851,6 @@
   <w:style w:type="character" w:default="1" w:styleId="DefaultParagraphFont">
     <w:name w:val="Default Paragraph Font"/>
     <w:uiPriority w:val="1"/>
-    <w:semiHidden/>
     <w:unhideWhenUsed/>
   </w:style>
   <w:style w:type="table" w:default="1" w:styleId="TableNormal">
@@ -13153,10 +15502,6 @@
 </file>
 
 <file path=customXml/item1.xml><?xml version="1.0" encoding="utf-8"?>
-<b:Sources xmlns:b="http://schemas.openxmlformats.org/officeDocument/2006/bibliography" xmlns="http://schemas.openxmlformats.org/officeDocument/2006/bibliography" SelectedStyle="\APA.XSL" StyleName="APA"/>
-</file>
-
-<file path=customXml/item2.xml><?xml version="1.0" encoding="utf-8"?>
 <ct:contentTypeSchema xmlns:ct="http://schemas.microsoft.com/office/2006/metadata/contentType" xmlns:ma="http://schemas.microsoft.com/office/2006/metadata/properties/metaAttributes" ct:_="" ma:_="" ma:contentTypeName="Document" ma:contentTypeID="0x010100CA85F890BAABB74CB6D7ED4624F857DE" ma:contentTypeVersion="0" ma:contentTypeDescription="Create a new document." ma:contentTypeScope="" ma:versionID="422f7bb76e97146bce475c829da82606">
   <xsd:schema xmlns:xsd="http://www.w3.org/2001/XMLSchema" xmlns:xs="http://www.w3.org/2001/XMLSchema" xmlns:p="http://schemas.microsoft.com/office/2006/metadata/properties" targetNamespace="http://schemas.microsoft.com/office/2006/metadata/properties" ma:root="true" ma:fieldsID="1b05d82d297216baf5b26c55225140df">
     <xsd:element name="properties">
@@ -13270,7 +15615,7 @@
 </ct:contentTypeSchema>
 </file>
 
-<file path=customXml/item3.xml><?xml version="1.0" encoding="utf-8"?>
+<file path=customXml/item2.xml><?xml version="1.0" encoding="utf-8"?>
 <?mso-contentType ?>
 <FormTemplates xmlns="http://schemas.microsoft.com/sharepoint/v3/contenttype/forms">
   <Display>DocumentLibraryForm</Display>
@@ -13279,21 +15624,17 @@
 </FormTemplates>
 </file>
 
-<file path=customXml/item4.xml><?xml version="1.0" encoding="utf-8"?>
+<file path=customXml/item3.xml><?xml version="1.0" encoding="utf-8"?>
 <p:properties xmlns:p="http://schemas.microsoft.com/office/2006/metadata/properties" xmlns:xsi="http://www.w3.org/2001/XMLSchema-instance" xmlns:pc="http://schemas.microsoft.com/office/infopath/2007/PartnerControls">
   <documentManagement/>
 </p:properties>
 </file>
 
-<file path=customXml/itemProps1.xml><?xml version="1.0" encoding="utf-8"?>
-<ds:datastoreItem xmlns:ds="http://schemas.openxmlformats.org/officeDocument/2006/customXml" ds:itemID="{790DE23E-98AA-4CAE-A60A-FF05EB9138A8}">
-  <ds:schemaRefs>
-    <ds:schemaRef ds:uri="http://schemas.openxmlformats.org/officeDocument/2006/bibliography"/>
-  </ds:schemaRefs>
-</ds:datastoreItem>
+<file path=customXml/item4.xml><?xml version="1.0" encoding="utf-8"?>
+<b:Sources xmlns:b="http://schemas.openxmlformats.org/officeDocument/2006/bibliography" xmlns="http://schemas.openxmlformats.org/officeDocument/2006/bibliography" SelectedStyle="\APA.XSL" StyleName="APA"/>
 </file>
 
-<file path=customXml/itemProps2.xml><?xml version="1.0" encoding="utf-8"?>
+<file path=customXml/itemProps1.xml><?xml version="1.0" encoding="utf-8"?>
 <ds:datastoreItem xmlns:ds="http://schemas.openxmlformats.org/officeDocument/2006/customXml" ds:itemID="{031D3C27-F60C-409E-8DBE-D4311D5EEEEB}">
   <ds:schemaRefs>
     <ds:schemaRef ds:uri="http://schemas.microsoft.com/office/2006/metadata/contentType"/>
@@ -13309,7 +15650,7 @@
 </ds:datastoreItem>
 </file>
 
-<file path=customXml/itemProps3.xml><?xml version="1.0" encoding="utf-8"?>
+<file path=customXml/itemProps2.xml><?xml version="1.0" encoding="utf-8"?>
 <ds:datastoreItem xmlns:ds="http://schemas.openxmlformats.org/officeDocument/2006/customXml" ds:itemID="{E5F3C643-F67B-466F-89AB-0FBF72886009}">
   <ds:schemaRefs>
     <ds:schemaRef ds:uri="http://schemas.microsoft.com/sharepoint/v3/contenttype/forms"/>
@@ -13317,11 +15658,19 @@
 </ds:datastoreItem>
 </file>
 
-<file path=customXml/itemProps4.xml><?xml version="1.0" encoding="utf-8"?>
+<file path=customXml/itemProps3.xml><?xml version="1.0" encoding="utf-8"?>
 <ds:datastoreItem xmlns:ds="http://schemas.openxmlformats.org/officeDocument/2006/customXml" ds:itemID="{A959BE6D-61DE-434C-B5AB-00681D7695E3}">
   <ds:schemaRefs>
     <ds:schemaRef ds:uri="http://schemas.microsoft.com/office/2006/metadata/properties"/>
     <ds:schemaRef ds:uri="http://schemas.microsoft.com/office/infopath/2007/PartnerControls"/>
   </ds:schemaRefs>
 </ds:datastoreItem>
+</file>
+
+<file path=customXml/itemProps4.xml><?xml version="1.0" encoding="utf-8"?>
+<ds:datastoreItem xmlns:ds="http://schemas.openxmlformats.org/officeDocument/2006/customXml" ds:itemID="{790DE23E-98AA-4CAE-A60A-FF05EB9138A8}">
+  <ds:schemaRefs>
+    <ds:schemaRef ds:uri="http://schemas.openxmlformats.org/officeDocument/2006/bibliography"/>
+  </ds:schemaRefs>
+</ds:datastoreItem>
 </file>
--- a/AI-Economics-IR/PP518x-2026t27-AI-New-Asian-State/DQ-2026.10-Submission-Proposed-New-Course-AI-New-Asian-LKYSPP.docx
+++ b/AI-Economics-IR/PP518x-2026t27-AI-New-Asian-State/DQ-2026.10-Submission-Proposed-New-Course-AI-New-Asian-LKYSPP.docx
@@ -1169,16 +1169,7 @@
                 <w:sz w:val="20"/>
                 <w:szCs w:val="20"/>
               </w:rPr>
-              <w:t xml:space="preserve"> transform production, employment, markets, and economic growth, challenging the foundations of Asia’s development models. What new institutions and policy capabilities will Asian states need? Combining economics and political science, this course examines AI’s implications for productivity, technological diffusion, comparative advantage, and international interdependence. It explores how these changes interact with the developmental state, political power, distributional conflict, legitimacy, and the social compact. Students will learn to evaluate empirical evidence, identify economic and institutional constraints, compare national development pathways, and formulate evidence-based policy strategies for harnessing AI to advance prosperity and social development across diverse Asian economies.</w:t>
-            </w:r>
-            <w:r>
-              <w:rPr>
-                <w:rFonts w:ascii="Arial" w:hAnsi="Arial" w:cs="Arial"/>
-                <w:color w:val="000000" w:themeColor="text1"/>
-                <w:sz w:val="20"/>
-                <w:szCs w:val="20"/>
-              </w:rPr>
-              <w:t xml:space="preserve"> </w:t>
+              <w:t xml:space="preserve"> transform production, employment, markets, and economic growth, challenging the foundations of Asia’s development models. What new institutions and policy capabilities will Asian states need? Combining economics and political science, this course examines AI’s implications for productivity, technological diffusion, comparative advantage, and international interdependence. It explores how these changes interact with the developmental state, political power, distributional conflict, legitimacy, and the social compact. Students will learn to evaluate empirical evidence, identify economic and institutional constraints, compare national development pathways, and formulate evidence-based policy strategies for harnessing AI to advance prosperity and social development across diverse Asian economies. </w:t>
             </w:r>
           </w:p>
           <w:p>
@@ -1810,7 +1801,25 @@
                 <w:szCs w:val="20"/>
                 <w:lang w:val="en-US"/>
               </w:rPr>
-              <w:t xml:space="preserve">The Asian developmental state, as typically conceptualized, has political legitimacy historically emerge from the delivery of economic objectives.  Not all Asian states have, however, followed </w:t>
+              <w:t>In several influential Asian developmental states, delivery of economic progress has historically been an important foundation of political legitimacy.  This makes particularly targeted and pressing the challenges that AI introduces for it potentially alters the economic foundations of that political legitimacy</w:t>
+            </w:r>
+            <w:r>
+              <w:rPr>
+                <w:rFonts w:ascii="Arial" w:hAnsi="Arial" w:cs="Arial"/>
+                <w:sz w:val="20"/>
+                <w:szCs w:val="20"/>
+                <w:lang w:val="en-US"/>
+              </w:rPr>
+              <w:t>.</w:t>
+            </w:r>
+            <w:r>
+              <w:rPr>
+                <w:rFonts w:ascii="Arial" w:hAnsi="Arial" w:cs="Arial"/>
+                <w:sz w:val="20"/>
+                <w:szCs w:val="20"/>
+                <w:lang w:val="en-US"/>
+              </w:rPr>
+              <w:t xml:space="preserve">  </w:t>
             </w:r>
             <w:proofErr w:type="gramStart"/>
             <w:r>
@@ -1820,7 +1829,7 @@
                 <w:szCs w:val="20"/>
                 <w:lang w:val="en-US"/>
               </w:rPr>
-              <w:t>exactly the same</w:t>
+              <w:t>Can</w:t>
             </w:r>
             <w:proofErr w:type="gramEnd"/>
             <w:r>
@@ -1830,7 +1839,7 @@
                 <w:szCs w:val="20"/>
                 <w:lang w:val="en-US"/>
               </w:rPr>
-              <w:t xml:space="preserve"> formula.  What is nonetheless true is that developmental performance has historically occupied an unusually prominent place in the political bargains of </w:t>
+              <w:t xml:space="preserve"> the institutions that previously coordinated industrialization now </w:t>
             </w:r>
             <w:proofErr w:type="gramStart"/>
             <w:r>
@@ -1840,7 +1849,7 @@
                 <w:szCs w:val="20"/>
                 <w:lang w:val="en-US"/>
               </w:rPr>
-              <w:t>a number of</w:t>
+              <w:t>manage</w:t>
             </w:r>
             <w:proofErr w:type="gramEnd"/>
             <w:r>
@@ -1850,7 +1859,237 @@
                 <w:szCs w:val="20"/>
                 <w:lang w:val="en-US"/>
               </w:rPr>
-              <w:t xml:space="preserve"> influential Asian states.  This makes particularly targeted and pressing the challenges that AI introduces for it undermines the economic foundations of that political legitimacy.  Can the institutions that previously coordinated industrialization now </w:t>
+              <w:t xml:space="preserve"> AI diffusion? How does AI affect political bargains in economies with very different </w:t>
+            </w:r>
+            <w:proofErr w:type="spellStart"/>
+            <w:r>
+              <w:rPr>
+                <w:rFonts w:ascii="Arial" w:hAnsi="Arial" w:cs="Arial"/>
+                <w:sz w:val="20"/>
+                <w:szCs w:val="20"/>
+                <w:lang w:val="en-US"/>
+              </w:rPr>
+              <w:t>labour</w:t>
+            </w:r>
+            <w:proofErr w:type="spellEnd"/>
+            <w:r>
+              <w:rPr>
+                <w:rFonts w:ascii="Arial" w:hAnsi="Arial" w:cs="Arial"/>
+                <w:sz w:val="20"/>
+                <w:szCs w:val="20"/>
+                <w:lang w:val="en-US"/>
+              </w:rPr>
+              <w:t xml:space="preserve">-market and demographic structures?  How do Asian economies with widely varying technological capabilities navigate their dependence on foreign AI infrastructure?  </w:t>
+            </w:r>
+          </w:p>
+          <w:p>
+            <w:pPr>
+              <w:spacing w:after="100" w:line="245" w:lineRule="auto"/>
+              <w:rPr>
+                <w:rFonts w:ascii="Arial" w:hAnsi="Arial" w:cs="Arial"/>
+                <w:sz w:val="20"/>
+                <w:szCs w:val="20"/>
+                <w:lang w:val="en-US"/>
+              </w:rPr>
+            </w:pPr>
+            <w:r>
+              <w:rPr>
+                <w:rFonts w:ascii="Arial" w:hAnsi="Arial" w:cs="Arial"/>
+                <w:sz w:val="20"/>
+                <w:szCs w:val="20"/>
+                <w:lang w:val="en-US"/>
+              </w:rPr>
+              <w:t xml:space="preserve">The country-team design studio approach that the course takes is well-suited to addressing these questions.  Part </w:t>
+            </w:r>
+            <w:r>
+              <w:rPr>
+                <w:rFonts w:ascii="Arial" w:hAnsi="Arial" w:cs="Arial"/>
+                <w:sz w:val="20"/>
+                <w:szCs w:val="20"/>
+                <w:lang w:val="en-US"/>
+              </w:rPr>
+              <w:lastRenderedPageBreak/>
+              <w:t>of the intellectual problem is how Asian states are not interchangeable examples in every way: country teams will unpack the differences, and course-wide discussions will surface the lessons from these variations.</w:t>
+            </w:r>
+          </w:p>
+          <w:p>
+            <w:pPr>
+              <w:widowControl w:val="0"/>
+              <w:tabs>
+                <w:tab w:val="left" w:pos="567"/>
+                <w:tab w:val="left" w:pos="1134"/>
+                <w:tab w:val="left" w:pos="1701"/>
+                <w:tab w:val="left" w:pos="2268"/>
+              </w:tabs>
+              <w:rPr>
+                <w:rFonts w:ascii="Arial" w:hAnsi="Arial" w:cs="Arial"/>
+                <w:sz w:val="20"/>
+                <w:szCs w:val="20"/>
+                <w:lang w:val="en-US"/>
+              </w:rPr>
+            </w:pPr>
+            <w:r>
+              <w:rPr>
+                <w:rFonts w:ascii="Arial" w:hAnsi="Arial" w:cs="Arial"/>
+                <w:sz w:val="20"/>
+                <w:szCs w:val="20"/>
+                <w:lang w:val="en-US"/>
+              </w:rPr>
+              <w:t xml:space="preserve">Asian governments must make investment, workforce, and procurement decisions before the long-run trajectory of AI is settled. </w:t>
+            </w:r>
+          </w:p>
+          <w:p>
+            <w:pPr>
+              <w:widowControl w:val="0"/>
+              <w:tabs>
+                <w:tab w:val="left" w:pos="567"/>
+                <w:tab w:val="left" w:pos="1134"/>
+                <w:tab w:val="left" w:pos="1701"/>
+                <w:tab w:val="left" w:pos="2268"/>
+              </w:tabs>
+              <w:rPr>
+                <w:rFonts w:ascii="Arial" w:hAnsi="Arial" w:cs="Arial"/>
+                <w:sz w:val="20"/>
+                <w:szCs w:val="20"/>
+              </w:rPr>
+            </w:pPr>
+          </w:p>
+          <w:p>
+            <w:pPr>
+              <w:widowControl w:val="0"/>
+              <w:tabs>
+                <w:tab w:val="left" w:pos="567"/>
+                <w:tab w:val="left" w:pos="1134"/>
+                <w:tab w:val="left" w:pos="1701"/>
+                <w:tab w:val="left" w:pos="2268"/>
+              </w:tabs>
+              <w:rPr>
+                <w:rFonts w:ascii="Arial" w:hAnsi="Arial" w:cs="Arial"/>
+                <w:sz w:val="20"/>
+                <w:szCs w:val="20"/>
+              </w:rPr>
+            </w:pPr>
+            <w:r>
+              <w:rPr>
+                <w:rFonts w:ascii="Arial" w:hAnsi="Arial" w:cs="Arial"/>
+                <w:sz w:val="20"/>
+                <w:szCs w:val="20"/>
+              </w:rPr>
+              <w:t>The course emphasises themes and key ideas from economics and political science: (1) task substitution and complementarity; (2) productivity, growth, and technological diffusion; (3) comparative advantage and international economic interdependence; (4) the developmental state and its historical arc; (5) distributional conflict, legitimacy, and the social compact; and (6) sovereignty, technological dependence, and strategic interdependence.</w:t>
+            </w:r>
+          </w:p>
+          <w:p>
+            <w:pPr>
+              <w:widowControl w:val="0"/>
+              <w:tabs>
+                <w:tab w:val="left" w:pos="567"/>
+                <w:tab w:val="left" w:pos="1134"/>
+                <w:tab w:val="left" w:pos="1701"/>
+                <w:tab w:val="left" w:pos="2268"/>
+              </w:tabs>
+              <w:rPr>
+                <w:rFonts w:ascii="Arial" w:hAnsi="Arial" w:cs="Arial"/>
+                <w:sz w:val="20"/>
+                <w:szCs w:val="20"/>
+              </w:rPr>
+            </w:pPr>
+          </w:p>
+          <w:p>
+            <w:pPr>
+              <w:widowControl w:val="0"/>
+              <w:tabs>
+                <w:tab w:val="left" w:pos="567"/>
+                <w:tab w:val="left" w:pos="1134"/>
+                <w:tab w:val="left" w:pos="1701"/>
+                <w:tab w:val="left" w:pos="2268"/>
+              </w:tabs>
+              <w:rPr>
+                <w:rFonts w:ascii="Arial" w:hAnsi="Arial" w:cs="Arial"/>
+                <w:sz w:val="20"/>
+                <w:szCs w:val="20"/>
+              </w:rPr>
+            </w:pPr>
+            <w:r>
+              <w:rPr>
+                <w:rFonts w:ascii="Arial" w:hAnsi="Arial" w:cs="Arial"/>
+                <w:sz w:val="20"/>
+                <w:szCs w:val="20"/>
+              </w:rPr>
+              <w:t xml:space="preserve">The course presents workplace study, occupational-exposure analysis, and regional development evidence to allow students to distinguish demonstrated gains from potential effects. The economics-oriented research and policy agenda supply conditional questions about larger changes in growth, organisation, distribution, and public finance. </w:t>
+            </w:r>
+          </w:p>
+          <w:p>
+            <w:pPr>
+              <w:widowControl w:val="0"/>
+              <w:tabs>
+                <w:tab w:val="left" w:pos="567"/>
+                <w:tab w:val="left" w:pos="1134"/>
+                <w:tab w:val="left" w:pos="1701"/>
+                <w:tab w:val="left" w:pos="2268"/>
+              </w:tabs>
+              <w:rPr>
+                <w:rFonts w:ascii="Arial" w:hAnsi="Arial" w:cs="Arial"/>
+                <w:sz w:val="20"/>
+                <w:szCs w:val="20"/>
+              </w:rPr>
+            </w:pPr>
+          </w:p>
+          <w:p>
+            <w:pPr>
+              <w:widowControl w:val="0"/>
+              <w:tabs>
+                <w:tab w:val="left" w:pos="567"/>
+                <w:tab w:val="left" w:pos="1134"/>
+                <w:tab w:val="left" w:pos="1701"/>
+                <w:tab w:val="left" w:pos="2268"/>
+              </w:tabs>
+              <w:rPr>
+                <w:rFonts w:ascii="Arial" w:hAnsi="Arial" w:cs="Arial"/>
+                <w:sz w:val="20"/>
+                <w:szCs w:val="20"/>
+              </w:rPr>
+            </w:pPr>
+            <w:r>
+              <w:rPr>
+                <w:rFonts w:ascii="Arial" w:hAnsi="Arial" w:cs="Arial"/>
+                <w:sz w:val="20"/>
+                <w:szCs w:val="20"/>
+              </w:rPr>
+              <w:t>This combination gives the elective urgency without making technological inevitability its premise. Students learn to advise under uncertainty, compare alternatives, and identify decisions that remain useful when capabilities improve slowly or access becomes more expensive. Their final strategies address the state’s capacity to organise development, including the political conditions for sustaining its choices.</w:t>
+            </w:r>
+          </w:p>
+          <w:p>
+            <w:pPr>
+              <w:widowControl w:val="0"/>
+              <w:tabs>
+                <w:tab w:val="left" w:pos="567"/>
+                <w:tab w:val="left" w:pos="1134"/>
+                <w:tab w:val="left" w:pos="1701"/>
+                <w:tab w:val="left" w:pos="2268"/>
+              </w:tabs>
+              <w:rPr>
+                <w:rFonts w:ascii="Arial" w:hAnsi="Arial" w:cs="Arial"/>
+                <w:sz w:val="20"/>
+                <w:szCs w:val="20"/>
+              </w:rPr>
+            </w:pPr>
+          </w:p>
+          <w:p>
+            <w:pPr>
+              <w:spacing w:after="100" w:line="245" w:lineRule="auto"/>
+              <w:rPr>
+                <w:rFonts w:ascii="Arial" w:hAnsi="Arial" w:cs="Arial"/>
+                <w:sz w:val="20"/>
+                <w:szCs w:val="20"/>
+              </w:rPr>
+            </w:pPr>
+            <w:r>
+              <w:rPr>
+                <w:rFonts w:ascii="Arial" w:hAnsi="Arial" w:cs="Arial"/>
+                <w:sz w:val="20"/>
+                <w:szCs w:val="20"/>
+              </w:rPr>
+              <w:t xml:space="preserve">The course develops the capacities expected of public policy graduates: translating theory into diagnosis, assessing evidence, comparing feasible interventions, negotiating conflicting interests, and writing for </w:t>
             </w:r>
             <w:proofErr w:type="gramStart"/>
             <w:r>
@@ -1858,9 +2097,8 @@
                 <w:rFonts w:ascii="Arial" w:hAnsi="Arial" w:cs="Arial"/>
                 <w:sz w:val="20"/>
                 <w:szCs w:val="20"/>
-                <w:lang w:val="en-US"/>
-              </w:rPr>
-              <w:t>manage</w:t>
+              </w:rPr>
+              <w:t>decision-makers</w:t>
             </w:r>
             <w:proofErr w:type="gramEnd"/>
             <w:r>
@@ -1868,338 +2106,97 @@
                 <w:rFonts w:ascii="Arial" w:hAnsi="Arial" w:cs="Arial"/>
                 <w:sz w:val="20"/>
                 <w:szCs w:val="20"/>
-                <w:lang w:val="en-US"/>
-              </w:rPr>
-              <w:t xml:space="preserve"> AI diffusion? How does AI affect political bargains in economies with very different </w:t>
-            </w:r>
-            <w:proofErr w:type="spellStart"/>
-            <w:r>
-              <w:rPr>
-                <w:rFonts w:ascii="Arial" w:hAnsi="Arial" w:cs="Arial"/>
-                <w:sz w:val="20"/>
-                <w:szCs w:val="20"/>
-                <w:lang w:val="en-US"/>
-              </w:rPr>
-              <w:t>labour</w:t>
-            </w:r>
-            <w:proofErr w:type="spellEnd"/>
-            <w:r>
-              <w:rPr>
-                <w:rFonts w:ascii="Arial" w:hAnsi="Arial" w:cs="Arial"/>
-                <w:sz w:val="20"/>
-                <w:szCs w:val="20"/>
-                <w:lang w:val="en-US"/>
-              </w:rPr>
-              <w:t xml:space="preserve">-market and demographic </w:t>
-            </w:r>
-            <w:r>
-              <w:rPr>
-                <w:rFonts w:ascii="Arial" w:hAnsi="Arial" w:cs="Arial"/>
-                <w:sz w:val="20"/>
-                <w:szCs w:val="20"/>
-                <w:lang w:val="en-US"/>
+              </w:rPr>
+              <w:t>. Its individual memo tests personal analytical judgment; its country White Paper tests coordinated policy design. The studio provides repeated practice and feedback while containing the workload within one elective.</w:t>
+            </w:r>
+          </w:p>
+          <w:p>
+            <w:pPr>
+              <w:widowControl w:val="0"/>
+              <w:tabs>
+                <w:tab w:val="left" w:pos="567"/>
+                <w:tab w:val="left" w:pos="1134"/>
+                <w:tab w:val="left" w:pos="1701"/>
+                <w:tab w:val="left" w:pos="2268"/>
+              </w:tabs>
+              <w:rPr>
+                <w:rFonts w:ascii="Arial" w:hAnsi="Arial" w:cs="Arial"/>
+                <w:sz w:val="20"/>
+                <w:szCs w:val="20"/>
+              </w:rPr>
+            </w:pPr>
+            <w:r>
+              <w:rPr>
+                <w:rFonts w:ascii="Arial" w:hAnsi="Arial" w:cs="Arial"/>
+                <w:sz w:val="20"/>
+                <w:szCs w:val="20"/>
+              </w:rPr>
+              <w:t xml:space="preserve">The fit is particularly close at LKYSPP, whose MPP combines economics, political science, public management, and methods for policy analysis. The elective applies those foundations to a common development problem rather than adding a technical specialisation. Singapore provides a useful comparative case, while country teams ensure that its capabilities are not assumed to be typical of Asia. The design complements the project’s conception of PP5182: navigating international economic order provides context; this course examines the internal state capabilities and development arrangements required to respond to AI.  </w:t>
+            </w:r>
+          </w:p>
+          <w:p>
+            <w:pPr>
+              <w:widowControl w:val="0"/>
+              <w:tabs>
+                <w:tab w:val="left" w:pos="567"/>
+                <w:tab w:val="left" w:pos="1134"/>
+                <w:tab w:val="left" w:pos="1701"/>
+                <w:tab w:val="left" w:pos="2268"/>
+              </w:tabs>
+              <w:rPr>
+                <w:rFonts w:ascii="Arial" w:hAnsi="Arial" w:cs="Arial"/>
+                <w:sz w:val="20"/>
+                <w:szCs w:val="20"/>
+              </w:rPr>
+            </w:pPr>
+          </w:p>
+          <w:p>
+            <w:pPr>
+              <w:widowControl w:val="0"/>
+              <w:tabs>
+                <w:tab w:val="left" w:pos="567"/>
+                <w:tab w:val="left" w:pos="1134"/>
+                <w:tab w:val="left" w:pos="1701"/>
+                <w:tab w:val="left" w:pos="2268"/>
+              </w:tabs>
+              <w:rPr>
+                <w:rFonts w:ascii="Arial" w:hAnsi="Arial" w:cs="Arial"/>
+                <w:sz w:val="20"/>
+                <w:szCs w:val="20"/>
+              </w:rPr>
+            </w:pPr>
+            <w:r>
+              <w:rPr>
+                <w:rFonts w:ascii="Arial" w:hAnsi="Arial" w:cs="Arial"/>
+                <w:sz w:val="20"/>
+                <w:szCs w:val="20"/>
+              </w:rPr>
+              <w:t xml:space="preserve">To return to and again emphasise the statement earlier, </w:t>
+            </w:r>
+            <w:r>
+              <w:rPr>
+                <w:rFonts w:ascii="Arial" w:hAnsi="Arial" w:cs="Arial"/>
+                <w:sz w:val="20"/>
+                <w:szCs w:val="20"/>
+              </w:rPr>
+              <w:t>this course is on the political economy of AI, applying established analytical methods in economics and political science</w:t>
+            </w:r>
+            <w:r>
+              <w:rPr>
+                <w:rFonts w:ascii="Arial" w:hAnsi="Arial" w:cs="Arial"/>
+                <w:sz w:val="20"/>
+                <w:szCs w:val="20"/>
+              </w:rPr>
+              <w:t xml:space="preserve">.  The object of study is the interaction of production, institutions, and political power. Students explain adoption incentives, relative costs, market </w:t>
+            </w:r>
+            <w:r>
+              <w:rPr>
+                <w:rFonts w:ascii="Arial" w:hAnsi="Arial" w:cs="Arial"/>
+                <w:sz w:val="20"/>
+                <w:szCs w:val="20"/>
               </w:rPr>
               <w:lastRenderedPageBreak/>
-              <w:t xml:space="preserve">structures?  How do Asian economies with widely varying technological capabilities navigate their dependence on foreign AI infrastructure?  </w:t>
-            </w:r>
-          </w:p>
-          <w:p>
-            <w:pPr>
-              <w:spacing w:after="100" w:line="245" w:lineRule="auto"/>
-              <w:rPr>
-                <w:rFonts w:ascii="Arial" w:hAnsi="Arial" w:cs="Arial"/>
-                <w:sz w:val="20"/>
-                <w:szCs w:val="20"/>
-                <w:lang w:val="en-US"/>
-              </w:rPr>
-            </w:pPr>
-            <w:r>
-              <w:rPr>
-                <w:rFonts w:ascii="Arial" w:hAnsi="Arial" w:cs="Arial"/>
-                <w:sz w:val="20"/>
-                <w:szCs w:val="20"/>
-                <w:lang w:val="en-US"/>
-              </w:rPr>
-              <w:t>The country-team design studio approach that the course takes is well-suited to addressing these questions.  Part of the intellectual problem is how Asian states are not interchangeable examples in every way: country teams will unpack the differences, and course-wide discussions will surface the lessons from these variations.</w:t>
-            </w:r>
-          </w:p>
-          <w:p>
-            <w:pPr>
-              <w:widowControl w:val="0"/>
-              <w:tabs>
-                <w:tab w:val="left" w:pos="567"/>
-                <w:tab w:val="left" w:pos="1134"/>
-                <w:tab w:val="left" w:pos="1701"/>
-                <w:tab w:val="left" w:pos="2268"/>
-              </w:tabs>
-              <w:rPr>
-                <w:rFonts w:ascii="Arial" w:hAnsi="Arial" w:cs="Arial"/>
-                <w:sz w:val="20"/>
-                <w:szCs w:val="20"/>
-                <w:lang w:val="en-US"/>
-              </w:rPr>
-            </w:pPr>
-            <w:r>
-              <w:rPr>
-                <w:rFonts w:ascii="Arial" w:hAnsi="Arial" w:cs="Arial"/>
-                <w:sz w:val="20"/>
-                <w:szCs w:val="20"/>
-                <w:lang w:val="en-US"/>
-              </w:rPr>
-              <w:t xml:space="preserve">Asian governments must make investment, workforce, and procurement decisions before the long-run trajectory of AI is settled. </w:t>
-            </w:r>
-          </w:p>
-          <w:p>
-            <w:pPr>
-              <w:widowControl w:val="0"/>
-              <w:tabs>
-                <w:tab w:val="left" w:pos="567"/>
-                <w:tab w:val="left" w:pos="1134"/>
-                <w:tab w:val="left" w:pos="1701"/>
-                <w:tab w:val="left" w:pos="2268"/>
-              </w:tabs>
-              <w:rPr>
-                <w:rFonts w:ascii="Arial" w:hAnsi="Arial" w:cs="Arial"/>
-                <w:sz w:val="20"/>
-                <w:szCs w:val="20"/>
-              </w:rPr>
-            </w:pPr>
-          </w:p>
-          <w:p>
-            <w:pPr>
-              <w:widowControl w:val="0"/>
-              <w:tabs>
-                <w:tab w:val="left" w:pos="567"/>
-                <w:tab w:val="left" w:pos="1134"/>
-                <w:tab w:val="left" w:pos="1701"/>
-                <w:tab w:val="left" w:pos="2268"/>
-              </w:tabs>
-              <w:rPr>
-                <w:rFonts w:ascii="Arial" w:hAnsi="Arial" w:cs="Arial"/>
-                <w:sz w:val="20"/>
-                <w:szCs w:val="20"/>
-              </w:rPr>
-            </w:pPr>
-            <w:r>
-              <w:rPr>
-                <w:rFonts w:ascii="Arial" w:hAnsi="Arial" w:cs="Arial"/>
-                <w:sz w:val="20"/>
-                <w:szCs w:val="20"/>
-              </w:rPr>
-              <w:t>The course emphasises themes and key ideas from economics and political science: (1) task substitution and complementarity; (2) productivity, growth, and technological diffusion; (3) comparative advantage and international economic interdependence; (4) the developmental state and its historical arc; (5) distributional conflict, legitimacy, and the social compact; and (6) sovereignty, technological dependence, and strategic interdependence.</w:t>
-            </w:r>
-          </w:p>
-          <w:p>
-            <w:pPr>
-              <w:widowControl w:val="0"/>
-              <w:tabs>
-                <w:tab w:val="left" w:pos="567"/>
-                <w:tab w:val="left" w:pos="1134"/>
-                <w:tab w:val="left" w:pos="1701"/>
-                <w:tab w:val="left" w:pos="2268"/>
-              </w:tabs>
-              <w:rPr>
-                <w:rFonts w:ascii="Arial" w:hAnsi="Arial" w:cs="Arial"/>
-                <w:sz w:val="20"/>
-                <w:szCs w:val="20"/>
-              </w:rPr>
-            </w:pPr>
-          </w:p>
-          <w:p>
-            <w:pPr>
-              <w:widowControl w:val="0"/>
-              <w:tabs>
-                <w:tab w:val="left" w:pos="567"/>
-                <w:tab w:val="left" w:pos="1134"/>
-                <w:tab w:val="left" w:pos="1701"/>
-                <w:tab w:val="left" w:pos="2268"/>
-              </w:tabs>
-              <w:rPr>
-                <w:rFonts w:ascii="Arial" w:hAnsi="Arial" w:cs="Arial"/>
-                <w:sz w:val="20"/>
-                <w:szCs w:val="20"/>
-              </w:rPr>
-            </w:pPr>
-            <w:r>
-              <w:rPr>
-                <w:rFonts w:ascii="Arial" w:hAnsi="Arial" w:cs="Arial"/>
-                <w:sz w:val="20"/>
-                <w:szCs w:val="20"/>
-              </w:rPr>
-              <w:t xml:space="preserve">The course presents workplace study, occupational-exposure analysis, and regional development evidence to allow students to distinguish demonstrated gains from potential effects. The economics-oriented research and policy agenda supply conditional questions about larger changes in growth, organisation, distribution, and public finance. </w:t>
-            </w:r>
-          </w:p>
-          <w:p>
-            <w:pPr>
-              <w:widowControl w:val="0"/>
-              <w:tabs>
-                <w:tab w:val="left" w:pos="567"/>
-                <w:tab w:val="left" w:pos="1134"/>
-                <w:tab w:val="left" w:pos="1701"/>
-                <w:tab w:val="left" w:pos="2268"/>
-              </w:tabs>
-              <w:rPr>
-                <w:rFonts w:ascii="Arial" w:hAnsi="Arial" w:cs="Arial"/>
-                <w:sz w:val="20"/>
-                <w:szCs w:val="20"/>
-              </w:rPr>
-            </w:pPr>
-          </w:p>
-          <w:p>
-            <w:pPr>
-              <w:widowControl w:val="0"/>
-              <w:tabs>
-                <w:tab w:val="left" w:pos="567"/>
-                <w:tab w:val="left" w:pos="1134"/>
-                <w:tab w:val="left" w:pos="1701"/>
-                <w:tab w:val="left" w:pos="2268"/>
-              </w:tabs>
-              <w:rPr>
-                <w:rFonts w:ascii="Arial" w:hAnsi="Arial" w:cs="Arial"/>
-                <w:sz w:val="20"/>
-                <w:szCs w:val="20"/>
-              </w:rPr>
-            </w:pPr>
-            <w:r>
-              <w:rPr>
-                <w:rFonts w:ascii="Arial" w:hAnsi="Arial" w:cs="Arial"/>
-                <w:sz w:val="20"/>
-                <w:szCs w:val="20"/>
-              </w:rPr>
-              <w:t>This combination gives the elective urgency without making technological inevitability its premise. Students learn to advise under uncertainty, compare alternatives, and identify decisions that remain useful when capabilities improve slowly or access becomes more expensive. Their final strategies address the state’s capacity to organise development, including the political conditions for sustaining its choices.</w:t>
-            </w:r>
-          </w:p>
-          <w:p>
-            <w:pPr>
-              <w:widowControl w:val="0"/>
-              <w:tabs>
-                <w:tab w:val="left" w:pos="567"/>
-                <w:tab w:val="left" w:pos="1134"/>
-                <w:tab w:val="left" w:pos="1701"/>
-                <w:tab w:val="left" w:pos="2268"/>
-              </w:tabs>
-              <w:rPr>
-                <w:rFonts w:ascii="Arial" w:hAnsi="Arial" w:cs="Arial"/>
-                <w:sz w:val="20"/>
-                <w:szCs w:val="20"/>
-              </w:rPr>
-            </w:pPr>
-          </w:p>
-          <w:p>
-            <w:pPr>
-              <w:spacing w:after="100" w:line="245" w:lineRule="auto"/>
-              <w:rPr>
-                <w:rFonts w:ascii="Arial" w:hAnsi="Arial" w:cs="Arial"/>
-                <w:sz w:val="20"/>
-                <w:szCs w:val="20"/>
-              </w:rPr>
-            </w:pPr>
-            <w:r>
-              <w:rPr>
-                <w:rFonts w:ascii="Arial" w:hAnsi="Arial" w:cs="Arial"/>
-                <w:sz w:val="20"/>
-                <w:szCs w:val="20"/>
-              </w:rPr>
-              <w:t xml:space="preserve">The course develops the capacities expected of public policy graduates: translating theory into diagnosis, assessing evidence, comparing feasible interventions, negotiating conflicting interests, and writing for </w:t>
-            </w:r>
-            <w:proofErr w:type="gramStart"/>
-            <w:r>
-              <w:rPr>
-                <w:rFonts w:ascii="Arial" w:hAnsi="Arial" w:cs="Arial"/>
-                <w:sz w:val="20"/>
-                <w:szCs w:val="20"/>
-              </w:rPr>
-              <w:t>decision-makers</w:t>
-            </w:r>
-            <w:proofErr w:type="gramEnd"/>
-            <w:r>
-              <w:rPr>
-                <w:rFonts w:ascii="Arial" w:hAnsi="Arial" w:cs="Arial"/>
-                <w:sz w:val="20"/>
-                <w:szCs w:val="20"/>
-              </w:rPr>
-              <w:t>. Its individual memo tests personal analytical judgment; its country White Paper tests coordinated policy design. The studio provides repeated practice and feedback while containing the workload within one elective.</w:t>
-            </w:r>
-          </w:p>
-          <w:p>
-            <w:pPr>
-              <w:widowControl w:val="0"/>
-              <w:tabs>
-                <w:tab w:val="left" w:pos="567"/>
-                <w:tab w:val="left" w:pos="1134"/>
-                <w:tab w:val="left" w:pos="1701"/>
-                <w:tab w:val="left" w:pos="2268"/>
-              </w:tabs>
-              <w:rPr>
-                <w:rFonts w:ascii="Arial" w:hAnsi="Arial" w:cs="Arial"/>
-                <w:sz w:val="20"/>
-                <w:szCs w:val="20"/>
-              </w:rPr>
-            </w:pPr>
-            <w:r>
-              <w:rPr>
-                <w:rFonts w:ascii="Arial" w:hAnsi="Arial" w:cs="Arial"/>
-                <w:sz w:val="20"/>
-                <w:szCs w:val="20"/>
-              </w:rPr>
-              <w:t xml:space="preserve">The fit is particularly close at LKYSPP, whose MPP combines economics, political science, public management, and methods for policy analysis. The elective applies those foundations to a common development problem rather than adding a technical specialisation. Singapore provides a useful comparative case, while country teams ensure that its capabilities are not assumed to be typical of Asia. The design complements the project’s conception of PP5182: navigating international economic order provides context; this course examines the internal state capabilities and development arrangements required to respond to AI.  </w:t>
-            </w:r>
-          </w:p>
-          <w:p>
-            <w:pPr>
-              <w:widowControl w:val="0"/>
-              <w:tabs>
-                <w:tab w:val="left" w:pos="567"/>
-                <w:tab w:val="left" w:pos="1134"/>
-                <w:tab w:val="left" w:pos="1701"/>
-                <w:tab w:val="left" w:pos="2268"/>
-              </w:tabs>
-              <w:rPr>
-                <w:rFonts w:ascii="Arial" w:hAnsi="Arial" w:cs="Arial"/>
-                <w:sz w:val="20"/>
-                <w:szCs w:val="20"/>
-              </w:rPr>
-            </w:pPr>
-          </w:p>
-          <w:p>
-            <w:pPr>
-              <w:widowControl w:val="0"/>
-              <w:tabs>
-                <w:tab w:val="left" w:pos="567"/>
-                <w:tab w:val="left" w:pos="1134"/>
-                <w:tab w:val="left" w:pos="1701"/>
-                <w:tab w:val="left" w:pos="2268"/>
-              </w:tabs>
-              <w:rPr>
-                <w:rFonts w:ascii="Arial" w:hAnsi="Arial" w:cs="Arial"/>
-                <w:sz w:val="20"/>
-                <w:szCs w:val="20"/>
-              </w:rPr>
-            </w:pPr>
-            <w:r>
-              <w:rPr>
-                <w:rFonts w:ascii="Arial" w:hAnsi="Arial" w:cs="Arial"/>
-                <w:sz w:val="20"/>
-                <w:szCs w:val="20"/>
-              </w:rPr>
-              <w:lastRenderedPageBreak/>
-              <w:t xml:space="preserve">To return to and again emphasise the statement earlier, </w:t>
-            </w:r>
-            <w:r>
-              <w:rPr>
-                <w:rFonts w:ascii="Arial" w:hAnsi="Arial" w:cs="Arial"/>
-                <w:sz w:val="20"/>
-                <w:szCs w:val="20"/>
-              </w:rPr>
-              <w:t>this course is on the political economy of AI, applying established analytical methods in economics and political science</w:t>
-            </w:r>
-            <w:r>
-              <w:rPr>
-                <w:rFonts w:ascii="Arial" w:hAnsi="Arial" w:cs="Arial"/>
-                <w:sz w:val="20"/>
-                <w:szCs w:val="20"/>
-              </w:rPr>
-              <w:t>.  The object of study is the interaction of production, institutions, and political power. Students explain adoption incentives, relative costs, market structure, public goods, distributional coalitions, bureaucratic autonomy, legitimacy, and interstate dependence.</w:t>
+              <w:t>structure, public goods, distributional coalitions, bureaucratic autonomy, legitimacy, and interstate dependence.</w:t>
             </w:r>
           </w:p>
           <w:p>
@@ -5122,7 +5119,6 @@
                 <w:sz w:val="20"/>
                 <w:szCs w:val="20"/>
               </w:rPr>
-              <w:lastRenderedPageBreak/>
               <w:t>(Indicate Name and Department.</w:t>
             </w:r>
             <w:r>
@@ -5173,7 +5169,6 @@
                 <w:sz w:val="20"/>
                 <w:szCs w:val="20"/>
               </w:rPr>
-              <w:lastRenderedPageBreak/>
               <w:t>(i)</w:t>
             </w:r>
             <w:r>
@@ -6454,8 +6449,62 @@
                 <w:szCs w:val="20"/>
                 <w:lang w:val="en-US"/>
               </w:rPr>
+              <w:t>Question: Does cheaper intelligence remove the constraints on industrial upgrading?</w:t>
+            </w:r>
+          </w:p>
+          <w:p>
+            <w:pPr>
+              <w:widowControl w:val="0"/>
+              <w:tabs>
+                <w:tab w:val="left" w:pos="567"/>
+                <w:tab w:val="left" w:pos="1134"/>
+                <w:tab w:val="left" w:pos="1701"/>
+                <w:tab w:val="left" w:pos="2268"/>
+              </w:tabs>
+              <w:spacing w:before="120"/>
+              <w:rPr>
+                <w:rFonts w:ascii="Arial" w:hAnsi="Arial" w:cs="Arial"/>
+                <w:sz w:val="20"/>
+                <w:szCs w:val="20"/>
+                <w:lang w:val="en-US"/>
+              </w:rPr>
+            </w:pPr>
+            <w:r>
+              <w:rPr>
+                <w:rFonts w:ascii="Arial" w:hAnsi="Arial" w:cs="Arial"/>
+                <w:sz w:val="20"/>
+                <w:szCs w:val="20"/>
+                <w:lang w:val="en-US"/>
+              </w:rPr>
+              <w:t>Lecture sequence: Knowledge production and growth; complements and bottlenecks in R&amp;D; skills and absorptive capacity; universities, firms, and public research institutions. Translate the model into a simple complementary-task example without requiring derivations. Ask which public investment changes the binding constraint.</w:t>
+            </w:r>
+          </w:p>
+          <w:p>
+            <w:pPr>
+              <w:widowControl w:val="0"/>
+              <w:tabs>
+                <w:tab w:val="left" w:pos="567"/>
+                <w:tab w:val="left" w:pos="1134"/>
+                <w:tab w:val="left" w:pos="1701"/>
+                <w:tab w:val="left" w:pos="2268"/>
+              </w:tabs>
+              <w:spacing w:before="120"/>
+              <w:rPr>
+                <w:rFonts w:ascii="Arial" w:hAnsi="Arial" w:cs="Arial"/>
+                <w:sz w:val="20"/>
+                <w:szCs w:val="20"/>
+                <w:lang w:val="en-US"/>
+              </w:rPr>
+            </w:pPr>
+            <w:r>
+              <w:rPr>
+                <w:rFonts w:ascii="Arial" w:hAnsi="Arial" w:cs="Arial"/>
+                <w:sz w:val="20"/>
+                <w:szCs w:val="20"/>
+                <w:lang w:val="en-US"/>
+              </w:rPr>
               <w:lastRenderedPageBreak/>
-              <w:t>Question: Does cheaper intelligence remove the constraints on industrial upgrading?</w:t>
+              <w:t>Core: J [L], PDF pp. 3–7 and 23–29, motivation, conceptual approach, bottlenecks, benchmarking, and conclusion (12).</w:t>
             </w:r>
           </w:p>
           <w:p>
@@ -6482,7 +6531,7 @@
                 <w:szCs w:val="20"/>
                 <w:lang w:val="en-US"/>
               </w:rPr>
-              <w:t>Lecture sequence: Knowledge production and growth; complements and bottlenecks in R&amp;D; skills and absorptive capacity; universities, firms, and public research institutions. Translate the model into a simple complementary-task example without requiring derivations. Ask which public investment changes the binding constraint.</w:t>
+              <w:t>Empirical: WB [L], pp. 71–86, digital skills, demand, supply, and mobility (16). Required total: 32 pages.</w:t>
             </w:r>
           </w:p>
           <w:p>
@@ -6509,7 +6558,7 @@
                 <w:szCs w:val="20"/>
                 <w:lang w:val="en-US"/>
               </w:rPr>
-              <w:t>Core: J [L], PDF pp. 3–7 and 23–29, motivation, conceptual approach, bottlenecks, benchmarking, and conclusion (12).</w:t>
+              <w:t>Optional: AGG [L], full paper; J, formal model and appendix.</w:t>
             </w:r>
           </w:p>
           <w:p>
@@ -6536,7 +6585,27 @@
                 <w:szCs w:val="20"/>
                 <w:lang w:val="en-US"/>
               </w:rPr>
-              <w:t>Empirical: WB [L], pp. 71–86, digital skills, demand, supply, and mobility (16). Required total: 32 pages.</w:t>
+              <w:t xml:space="preserve">Studio: In 45 minutes, map </w:t>
+            </w:r>
+            <w:proofErr w:type="gramStart"/>
+            <w:r>
+              <w:rPr>
+                <w:rFonts w:ascii="Arial" w:hAnsi="Arial" w:cs="Arial"/>
+                <w:sz w:val="20"/>
+                <w:szCs w:val="20"/>
+                <w:lang w:val="en-US"/>
+              </w:rPr>
+              <w:t>a research</w:t>
+            </w:r>
+            <w:proofErr w:type="gramEnd"/>
+            <w:r>
+              <w:rPr>
+                <w:rFonts w:ascii="Arial" w:hAnsi="Arial" w:cs="Arial"/>
+                <w:sz w:val="20"/>
+                <w:szCs w:val="20"/>
+                <w:lang w:val="en-US"/>
+              </w:rPr>
+              <w:t xml:space="preserve"> or upgrading process and compare a compute subsidy with investment in skills, data, or implementation capability. In 35 minutes, another team tests additionality, capture risks, and the coalition needed to deliver it. In 15 minutes, select the constraint to address and state evidence that would overturn the choice. Output: innovation bottleneck and investment choice.</w:t>
             </w:r>
           </w:p>
           <w:p>
@@ -6563,7 +6632,27 @@
                 <w:szCs w:val="20"/>
                 <w:lang w:val="en-US"/>
               </w:rPr>
-              <w:t>Optional: AGG [L], full paper; J, formal model and appendix.</w:t>
+              <w:t xml:space="preserve">Week </w:t>
+            </w:r>
+            <w:proofErr w:type="gramStart"/>
+            <w:r>
+              <w:rPr>
+                <w:rFonts w:ascii="Arial" w:hAnsi="Arial" w:cs="Arial"/>
+                <w:sz w:val="20"/>
+                <w:szCs w:val="20"/>
+                <w:lang w:val="en-US"/>
+              </w:rPr>
+              <w:t>5  Firms</w:t>
+            </w:r>
+            <w:proofErr w:type="gramEnd"/>
+            <w:r>
+              <w:rPr>
+                <w:rFonts w:ascii="Arial" w:hAnsi="Arial" w:cs="Arial"/>
+                <w:sz w:val="20"/>
+                <w:szCs w:val="20"/>
+                <w:lang w:val="en-US"/>
+              </w:rPr>
+              <w:t xml:space="preserve"> and agents in concentrated markets</w:t>
             </w:r>
           </w:p>
           <w:p>
@@ -6590,7 +6679,209 @@
                 <w:szCs w:val="20"/>
                 <w:lang w:val="en-US"/>
               </w:rPr>
-              <w:t xml:space="preserve">Studio: In 45 minutes, map </w:t>
+              <w:t>Question: How can a state encourage AI adoption without transferring its development gains to dominant suppliers?</w:t>
+            </w:r>
+          </w:p>
+          <w:p>
+            <w:pPr>
+              <w:widowControl w:val="0"/>
+              <w:tabs>
+                <w:tab w:val="left" w:pos="567"/>
+                <w:tab w:val="left" w:pos="1134"/>
+                <w:tab w:val="left" w:pos="1701"/>
+                <w:tab w:val="left" w:pos="2268"/>
+              </w:tabs>
+              <w:spacing w:before="120"/>
+              <w:rPr>
+                <w:rFonts w:ascii="Arial" w:hAnsi="Arial" w:cs="Arial"/>
+                <w:sz w:val="20"/>
+                <w:szCs w:val="20"/>
+                <w:lang w:val="en-US"/>
+              </w:rPr>
+            </w:pPr>
+            <w:r>
+              <w:rPr>
+                <w:rFonts w:ascii="Arial" w:hAnsi="Arial" w:cs="Arial"/>
+                <w:sz w:val="20"/>
+                <w:szCs w:val="20"/>
+                <w:lang w:val="en-US"/>
+              </w:rPr>
+              <w:t>Lecture sequence: AI as a priced input; fixed costs, market power, and incidence; agents and the boundaries of firms; institutional requirements for entry and accountability. Connect competition policy to industrial development and state–business relations.</w:t>
+            </w:r>
+          </w:p>
+          <w:p>
+            <w:pPr>
+              <w:widowControl w:val="0"/>
+              <w:tabs>
+                <w:tab w:val="left" w:pos="567"/>
+                <w:tab w:val="left" w:pos="1134"/>
+                <w:tab w:val="left" w:pos="1701"/>
+                <w:tab w:val="left" w:pos="2268"/>
+              </w:tabs>
+              <w:spacing w:before="120"/>
+              <w:rPr>
+                <w:rFonts w:ascii="Arial" w:hAnsi="Arial" w:cs="Arial"/>
+                <w:sz w:val="20"/>
+                <w:szCs w:val="20"/>
+                <w:lang w:val="en-US"/>
+              </w:rPr>
+            </w:pPr>
+            <w:r>
+              <w:rPr>
+                <w:rFonts w:ascii="Arial" w:hAnsi="Arial" w:cs="Arial"/>
+                <w:sz w:val="20"/>
+                <w:szCs w:val="20"/>
+                <w:lang w:val="en-US"/>
+              </w:rPr>
+              <w:t xml:space="preserve">Core: ASM [L], pp. 1–4 and 16–18, framing, policy implications, and conclusions (7); HK [L], PDF pp. 8–14, </w:t>
+            </w:r>
+            <w:proofErr w:type="spellStart"/>
+            <w:r>
+              <w:rPr>
+                <w:rFonts w:ascii="Arial" w:hAnsi="Arial" w:cs="Arial"/>
+                <w:sz w:val="20"/>
+                <w:szCs w:val="20"/>
+                <w:lang w:val="en-US"/>
+              </w:rPr>
+              <w:t>organisation</w:t>
+            </w:r>
+            <w:proofErr w:type="spellEnd"/>
+            <w:r>
+              <w:rPr>
+                <w:rFonts w:ascii="Arial" w:hAnsi="Arial" w:cs="Arial"/>
+                <w:sz w:val="20"/>
+                <w:szCs w:val="20"/>
+                <w:lang w:val="en-US"/>
+              </w:rPr>
+              <w:t xml:space="preserve"> and institutions for agents (7).</w:t>
+            </w:r>
+          </w:p>
+          <w:p>
+            <w:pPr>
+              <w:widowControl w:val="0"/>
+              <w:tabs>
+                <w:tab w:val="left" w:pos="567"/>
+                <w:tab w:val="left" w:pos="1134"/>
+                <w:tab w:val="left" w:pos="1701"/>
+                <w:tab w:val="left" w:pos="2268"/>
+              </w:tabs>
+              <w:spacing w:before="120"/>
+              <w:rPr>
+                <w:rFonts w:ascii="Arial" w:hAnsi="Arial" w:cs="Arial"/>
+                <w:sz w:val="20"/>
+                <w:szCs w:val="20"/>
+                <w:lang w:val="en-US"/>
+              </w:rPr>
+            </w:pPr>
+            <w:r>
+              <w:rPr>
+                <w:rFonts w:ascii="Arial" w:hAnsi="Arial" w:cs="Arial"/>
+                <w:sz w:val="20"/>
+                <w:szCs w:val="20"/>
+                <w:lang w:val="en-US"/>
+              </w:rPr>
+              <w:t>Empirical: WB [L], pp. 39–48, compute markets, access, and international concentration (10). Required total: 28 pages.</w:t>
+            </w:r>
+          </w:p>
+          <w:p>
+            <w:pPr>
+              <w:widowControl w:val="0"/>
+              <w:tabs>
+                <w:tab w:val="left" w:pos="567"/>
+                <w:tab w:val="left" w:pos="1134"/>
+                <w:tab w:val="left" w:pos="1701"/>
+                <w:tab w:val="left" w:pos="2268"/>
+              </w:tabs>
+              <w:spacing w:before="120"/>
+              <w:rPr>
+                <w:rFonts w:ascii="Arial" w:hAnsi="Arial" w:cs="Arial"/>
+                <w:sz w:val="20"/>
+                <w:szCs w:val="20"/>
+                <w:lang w:val="en-US"/>
+              </w:rPr>
+            </w:pPr>
+            <w:r>
+              <w:rPr>
+                <w:rFonts w:ascii="Arial" w:hAnsi="Arial" w:cs="Arial"/>
+                <w:sz w:val="20"/>
+                <w:szCs w:val="20"/>
+                <w:lang w:val="en-US"/>
+              </w:rPr>
+              <w:t>Optional: HK, markets and games sections; ASM, formal analysis and appendix.</w:t>
+            </w:r>
+          </w:p>
+          <w:p>
+            <w:pPr>
+              <w:widowControl w:val="0"/>
+              <w:tabs>
+                <w:tab w:val="left" w:pos="567"/>
+                <w:tab w:val="left" w:pos="1134"/>
+                <w:tab w:val="left" w:pos="1701"/>
+                <w:tab w:val="left" w:pos="2268"/>
+              </w:tabs>
+              <w:spacing w:before="120"/>
+              <w:rPr>
+                <w:rFonts w:ascii="Arial" w:hAnsi="Arial" w:cs="Arial"/>
+                <w:sz w:val="20"/>
+                <w:szCs w:val="20"/>
+                <w:lang w:val="en-US"/>
+              </w:rPr>
+            </w:pPr>
+            <w:r>
+              <w:rPr>
+                <w:rFonts w:ascii="Arial" w:hAnsi="Arial" w:cs="Arial"/>
+                <w:sz w:val="20"/>
+                <w:szCs w:val="20"/>
+                <w:lang w:val="en-US"/>
+              </w:rPr>
+              <w:t xml:space="preserve">Studio: In 45 minutes, compare a national champion, interoperable access </w:t>
+            </w:r>
+            <w:proofErr w:type="spellStart"/>
+            <w:r>
+              <w:rPr>
+                <w:rFonts w:ascii="Arial" w:hAnsi="Arial" w:cs="Arial"/>
+                <w:sz w:val="20"/>
+                <w:szCs w:val="20"/>
+                <w:lang w:val="en-US"/>
+              </w:rPr>
+              <w:t>programme</w:t>
+            </w:r>
+            <w:proofErr w:type="spellEnd"/>
+            <w:r>
+              <w:rPr>
+                <w:rFonts w:ascii="Arial" w:hAnsi="Arial" w:cs="Arial"/>
+                <w:sz w:val="20"/>
+                <w:szCs w:val="20"/>
+                <w:lang w:val="en-US"/>
+              </w:rPr>
+              <w:t>, and competitive procurement for the same country objective. In 35 minutes, supplier, SME, regulator, and finance-ministry roles contest access terms, rents, and enforcement capacity. In 15 minutes, specify the preferred arrangement and one safeguard against capture. Output: market structure and procurement choice.</w:t>
+            </w:r>
+          </w:p>
+          <w:p>
+            <w:pPr>
+              <w:widowControl w:val="0"/>
+              <w:tabs>
+                <w:tab w:val="left" w:pos="567"/>
+                <w:tab w:val="left" w:pos="1134"/>
+                <w:tab w:val="left" w:pos="1701"/>
+                <w:tab w:val="left" w:pos="2268"/>
+              </w:tabs>
+              <w:spacing w:before="120"/>
+              <w:rPr>
+                <w:rFonts w:ascii="Arial" w:hAnsi="Arial" w:cs="Arial"/>
+                <w:sz w:val="20"/>
+                <w:szCs w:val="20"/>
+                <w:lang w:val="en-US"/>
+              </w:rPr>
+            </w:pPr>
+            <w:r>
+              <w:rPr>
+                <w:rFonts w:ascii="Arial" w:hAnsi="Arial" w:cs="Arial"/>
+                <w:sz w:val="20"/>
+                <w:szCs w:val="20"/>
+                <w:lang w:val="en-US"/>
+              </w:rPr>
+              <w:t xml:space="preserve">Week </w:t>
             </w:r>
             <w:proofErr w:type="gramStart"/>
             <w:r>
@@ -6600,7 +6891,7 @@
                 <w:szCs w:val="20"/>
                 <w:lang w:val="en-US"/>
               </w:rPr>
-              <w:t>a research</w:t>
+              <w:t>6  Skills</w:t>
             </w:r>
             <w:proofErr w:type="gramEnd"/>
             <w:r>
@@ -6610,7 +6901,7 @@
                 <w:szCs w:val="20"/>
                 <w:lang w:val="en-US"/>
               </w:rPr>
-              <w:t xml:space="preserve"> or upgrading process and compare a compute subsidy with investment in skills, data, or implementation capability. In 35 minutes, another team tests additionality, capture risks, and the coalition needed to deliver it. In 15 minutes, select the constraint to address and state evidence that would overturn the choice. Output: innovation bottleneck and investment choice.</w:t>
+              <w:t xml:space="preserve"> and the social compact</w:t>
             </w:r>
           </w:p>
           <w:p>
@@ -6637,6 +6928,168 @@
                 <w:szCs w:val="20"/>
                 <w:lang w:val="en-US"/>
               </w:rPr>
+              <w:t>Question: What makes adjustment policy credible to those bearing its costs?</w:t>
+            </w:r>
+          </w:p>
+          <w:p>
+            <w:pPr>
+              <w:widowControl w:val="0"/>
+              <w:tabs>
+                <w:tab w:val="left" w:pos="567"/>
+                <w:tab w:val="left" w:pos="1134"/>
+                <w:tab w:val="left" w:pos="1701"/>
+                <w:tab w:val="left" w:pos="2268"/>
+              </w:tabs>
+              <w:spacing w:before="120"/>
+              <w:rPr>
+                <w:rFonts w:ascii="Arial" w:hAnsi="Arial" w:cs="Arial"/>
+                <w:sz w:val="20"/>
+                <w:szCs w:val="20"/>
+                <w:lang w:val="en-US"/>
+              </w:rPr>
+            </w:pPr>
+            <w:r>
+              <w:rPr>
+                <w:rFonts w:ascii="Arial" w:hAnsi="Arial" w:cs="Arial"/>
+                <w:sz w:val="20"/>
+                <w:szCs w:val="20"/>
+                <w:lang w:val="en-US"/>
+              </w:rPr>
+              <w:t>Lecture sequence: Human capabilities and development; uneven adjustment and informality; training incentives and mobility; representation, legitimacy, and policy coalitions. Evaluate who has the authority and resources to implement a promised transition package.</w:t>
+            </w:r>
+          </w:p>
+          <w:p>
+            <w:pPr>
+              <w:widowControl w:val="0"/>
+              <w:tabs>
+                <w:tab w:val="left" w:pos="567"/>
+                <w:tab w:val="left" w:pos="1134"/>
+                <w:tab w:val="left" w:pos="1701"/>
+                <w:tab w:val="left" w:pos="2268"/>
+              </w:tabs>
+              <w:spacing w:before="120"/>
+              <w:rPr>
+                <w:rFonts w:ascii="Arial" w:hAnsi="Arial" w:cs="Arial"/>
+                <w:sz w:val="20"/>
+                <w:szCs w:val="20"/>
+                <w:lang w:val="en-US"/>
+              </w:rPr>
+            </w:pPr>
+            <w:r>
+              <w:rPr>
+                <w:rFonts w:ascii="Arial" w:hAnsi="Arial" w:cs="Arial"/>
+                <w:sz w:val="20"/>
+                <w:szCs w:val="20"/>
+                <w:lang w:val="en-US"/>
+              </w:rPr>
+              <w:t>Core: EH [L], pp. 121–130, comparative state capacity and capability expansion (10).</w:t>
+            </w:r>
+          </w:p>
+          <w:p>
+            <w:pPr>
+              <w:widowControl w:val="0"/>
+              <w:tabs>
+                <w:tab w:val="left" w:pos="567"/>
+                <w:tab w:val="left" w:pos="1134"/>
+                <w:tab w:val="left" w:pos="1701"/>
+                <w:tab w:val="left" w:pos="2268"/>
+              </w:tabs>
+              <w:spacing w:before="120"/>
+              <w:rPr>
+                <w:rFonts w:ascii="Arial" w:hAnsi="Arial" w:cs="Arial"/>
+                <w:sz w:val="20"/>
+                <w:szCs w:val="20"/>
+                <w:lang w:val="en-US"/>
+              </w:rPr>
+            </w:pPr>
+            <w:r>
+              <w:rPr>
+                <w:rFonts w:ascii="Arial" w:hAnsi="Arial" w:cs="Arial"/>
+                <w:sz w:val="20"/>
+                <w:szCs w:val="20"/>
+                <w:lang w:val="en-US"/>
+              </w:rPr>
+              <w:t>Empirical: FJ [L], pp. 133–142 and 148–150, skills and social protection (13). Required total: 27 pages.</w:t>
+            </w:r>
+          </w:p>
+          <w:p>
+            <w:pPr>
+              <w:widowControl w:val="0"/>
+              <w:tabs>
+                <w:tab w:val="left" w:pos="567"/>
+                <w:tab w:val="left" w:pos="1134"/>
+                <w:tab w:val="left" w:pos="1701"/>
+                <w:tab w:val="left" w:pos="2268"/>
+              </w:tabs>
+              <w:spacing w:before="120"/>
+              <w:rPr>
+                <w:rFonts w:ascii="Arial" w:hAnsi="Arial" w:cs="Arial"/>
+                <w:sz w:val="20"/>
+                <w:szCs w:val="20"/>
+                <w:lang w:val="en-US"/>
+              </w:rPr>
+            </w:pPr>
+            <w:r>
+              <w:rPr>
+                <w:rFonts w:ascii="Arial" w:hAnsi="Arial" w:cs="Arial"/>
+                <w:sz w:val="20"/>
+                <w:szCs w:val="20"/>
+                <w:lang w:val="en-US"/>
+              </w:rPr>
+              <w:t>Optional: ILO [L], methodology and limitations; FJ, pp. 143–147, mobility and factor-price distortions.</w:t>
+            </w:r>
+          </w:p>
+          <w:p>
+            <w:pPr>
+              <w:widowControl w:val="0"/>
+              <w:tabs>
+                <w:tab w:val="left" w:pos="567"/>
+                <w:tab w:val="left" w:pos="1134"/>
+                <w:tab w:val="left" w:pos="1701"/>
+                <w:tab w:val="left" w:pos="2268"/>
+              </w:tabs>
+              <w:spacing w:before="120"/>
+              <w:rPr>
+                <w:rFonts w:ascii="Arial" w:hAnsi="Arial" w:cs="Arial"/>
+                <w:sz w:val="20"/>
+                <w:szCs w:val="20"/>
+                <w:lang w:val="en-US"/>
+              </w:rPr>
+            </w:pPr>
+            <w:r>
+              <w:rPr>
+                <w:rFonts w:ascii="Arial" w:hAnsi="Arial" w:cs="Arial"/>
+                <w:sz w:val="20"/>
+                <w:szCs w:val="20"/>
+                <w:lang w:val="en-US"/>
+              </w:rPr>
+              <w:t>Studio: In 45 minutes, teams use the already-submitted individual memos to identify a common problem and disagreements about policy. In 35 minutes, negotiate a transition package, testing delivery for informal workers and the credibility of compensation. In 15 minutes, record what the team will adopt, reject, or investigate. Output: social compact and strategy priorities. Individual 1,200-word memo due at the start of this session.</w:t>
+            </w:r>
+          </w:p>
+          <w:p>
+            <w:pPr>
+              <w:widowControl w:val="0"/>
+              <w:tabs>
+                <w:tab w:val="left" w:pos="567"/>
+                <w:tab w:val="left" w:pos="1134"/>
+                <w:tab w:val="left" w:pos="1701"/>
+                <w:tab w:val="left" w:pos="2268"/>
+              </w:tabs>
+              <w:spacing w:before="120"/>
+              <w:rPr>
+                <w:rFonts w:ascii="Arial" w:hAnsi="Arial" w:cs="Arial"/>
+                <w:sz w:val="20"/>
+                <w:szCs w:val="20"/>
+                <w:lang w:val="en-US"/>
+              </w:rPr>
+            </w:pPr>
+            <w:r>
+              <w:rPr>
+                <w:rFonts w:ascii="Arial" w:hAnsi="Arial" w:cs="Arial"/>
+                <w:sz w:val="20"/>
+                <w:szCs w:val="20"/>
+                <w:lang w:val="en-US"/>
+              </w:rPr>
               <w:t xml:space="preserve">Week </w:t>
             </w:r>
             <w:proofErr w:type="gramStart"/>
@@ -6647,7 +7100,7 @@
                 <w:szCs w:val="20"/>
                 <w:lang w:val="en-US"/>
               </w:rPr>
-              <w:t>5  Firms</w:t>
+              <w:t>7  Industrial</w:t>
             </w:r>
             <w:proofErr w:type="gramEnd"/>
             <w:r>
@@ -6657,7 +7110,7 @@
                 <w:szCs w:val="20"/>
                 <w:lang w:val="en-US"/>
               </w:rPr>
-              <w:t xml:space="preserve"> and agents in concentrated markets</w:t>
+              <w:t xml:space="preserve"> policy and the changing developmental state</w:t>
             </w:r>
           </w:p>
           <w:p>
@@ -6684,7 +7137,7 @@
                 <w:szCs w:val="20"/>
                 <w:lang w:val="en-US"/>
               </w:rPr>
-              <w:t>Question: How can a state encourage AI adoption without transferring its development gains to dominant suppliers?</w:t>
+              <w:t>Question: Which older state capabilities remain useful, and which arrangements require redesign?</w:t>
             </w:r>
           </w:p>
           <w:p>
@@ -6711,7 +7164,27 @@
                 <w:szCs w:val="20"/>
                 <w:lang w:val="en-US"/>
               </w:rPr>
-              <w:t>Lecture sequence: AI as a priced input; fixed costs, market power, and incidence; agents and the boundaries of firms; institutional requirements for entry and accountability. Connect competition policy to industrial development and state–business relations.</w:t>
+              <w:t xml:space="preserve">Lecture sequence: Coordination failures and public investment; autonomy and disciplining beneficiaries; platform provision and industrial targeting; competing institutional trajectories in Korea and China. Evaluate claims of transformation against what governments </w:t>
+            </w:r>
+            <w:proofErr w:type="gramStart"/>
+            <w:r>
+              <w:rPr>
+                <w:rFonts w:ascii="Arial" w:hAnsi="Arial" w:cs="Arial"/>
+                <w:sz w:val="20"/>
+                <w:szCs w:val="20"/>
+                <w:lang w:val="en-US"/>
+              </w:rPr>
+              <w:t>actually do</w:t>
+            </w:r>
+            <w:proofErr w:type="gramEnd"/>
+            <w:r>
+              <w:rPr>
+                <w:rFonts w:ascii="Arial" w:hAnsi="Arial" w:cs="Arial"/>
+                <w:sz w:val="20"/>
+                <w:szCs w:val="20"/>
+                <w:lang w:val="en-US"/>
+              </w:rPr>
+              <w:t>.</w:t>
             </w:r>
           </w:p>
           <w:p>
@@ -6738,7 +7211,190 @@
                 <w:szCs w:val="20"/>
                 <w:lang w:val="en-US"/>
               </w:rPr>
-              <w:t xml:space="preserve">Core: ASM [L], pp. 1–4 and 16–18, framing, policy implications, and conclusions (7); HK [L], PDF pp. 8–14, </w:t>
+              <w:t>Core: B [L], entire five-page research note (5); EH [L], pp. 111–113 (3).</w:t>
+            </w:r>
+          </w:p>
+          <w:p>
+            <w:pPr>
+              <w:widowControl w:val="0"/>
+              <w:tabs>
+                <w:tab w:val="left" w:pos="567"/>
+                <w:tab w:val="left" w:pos="1134"/>
+                <w:tab w:val="left" w:pos="1701"/>
+                <w:tab w:val="left" w:pos="2268"/>
+              </w:tabs>
+              <w:spacing w:before="120"/>
+              <w:rPr>
+                <w:rFonts w:ascii="Arial" w:hAnsi="Arial" w:cs="Arial"/>
+                <w:sz w:val="20"/>
+                <w:szCs w:val="20"/>
+                <w:lang w:val="en-US"/>
+              </w:rPr>
+            </w:pPr>
+            <w:r>
+              <w:rPr>
+                <w:rFonts w:ascii="Arial" w:hAnsi="Arial" w:cs="Arial"/>
+                <w:sz w:val="20"/>
+                <w:szCs w:val="20"/>
+                <w:lang w:val="en-US"/>
+              </w:rPr>
+              <w:t>Empirical: H [L], pp. 951–958, institutional rebuilding and industrial digital transformation (8); WB [L], pp. 91–97, readiness and policy priorities (7). Required total: 27 pages.</w:t>
+            </w:r>
+          </w:p>
+          <w:p>
+            <w:pPr>
+              <w:widowControl w:val="0"/>
+              <w:tabs>
+                <w:tab w:val="left" w:pos="567"/>
+                <w:tab w:val="left" w:pos="1134"/>
+                <w:tab w:val="left" w:pos="1701"/>
+                <w:tab w:val="left" w:pos="2268"/>
+              </w:tabs>
+              <w:spacing w:before="120"/>
+              <w:rPr>
+                <w:rFonts w:ascii="Arial" w:hAnsi="Arial" w:cs="Arial"/>
+                <w:sz w:val="20"/>
+                <w:szCs w:val="20"/>
+                <w:lang w:val="en-US"/>
+              </w:rPr>
+            </w:pPr>
+            <w:r>
+              <w:rPr>
+                <w:rFonts w:ascii="Arial" w:hAnsi="Arial" w:cs="Arial"/>
+                <w:sz w:val="20"/>
+                <w:szCs w:val="20"/>
+                <w:lang w:val="en-US"/>
+              </w:rPr>
+              <w:t>Optional: BK [L], conceptual framework of digital developmentalism. Treat it as a theoretical proposal to test.</w:t>
+            </w:r>
+          </w:p>
+          <w:p>
+            <w:pPr>
+              <w:widowControl w:val="0"/>
+              <w:tabs>
+                <w:tab w:val="left" w:pos="567"/>
+                <w:tab w:val="left" w:pos="1134"/>
+                <w:tab w:val="left" w:pos="1701"/>
+                <w:tab w:val="left" w:pos="2268"/>
+              </w:tabs>
+              <w:spacing w:before="120"/>
+              <w:rPr>
+                <w:rFonts w:ascii="Arial" w:hAnsi="Arial" w:cs="Arial"/>
+                <w:sz w:val="20"/>
+                <w:szCs w:val="20"/>
+                <w:lang w:val="en-US"/>
+              </w:rPr>
+            </w:pPr>
+            <w:r>
+              <w:rPr>
+                <w:rFonts w:ascii="Arial" w:hAnsi="Arial" w:cs="Arial"/>
+                <w:sz w:val="20"/>
+                <w:szCs w:val="20"/>
+                <w:lang w:val="en-US"/>
+              </w:rPr>
+              <w:t>Studio: In 45 minutes, design one intervention with beneficiary selection, milestones, sunset conditions, and a responsible agency. In 35 minutes, counterpart teams challenge capture risks, information requirements, and differences from the Korean or Chinese cases. In 15 minutes, revise the intervention to fit the country’s actual capabilities. Output: industrial-policy instrument and governance arrangement.</w:t>
+            </w:r>
+          </w:p>
+          <w:p>
+            <w:pPr>
+              <w:widowControl w:val="0"/>
+              <w:tabs>
+                <w:tab w:val="left" w:pos="567"/>
+                <w:tab w:val="left" w:pos="1134"/>
+                <w:tab w:val="left" w:pos="1701"/>
+                <w:tab w:val="left" w:pos="2268"/>
+              </w:tabs>
+              <w:spacing w:before="120"/>
+              <w:rPr>
+                <w:rFonts w:ascii="Arial" w:hAnsi="Arial" w:cs="Arial"/>
+                <w:sz w:val="20"/>
+                <w:szCs w:val="20"/>
+                <w:lang w:val="en-US"/>
+              </w:rPr>
+            </w:pPr>
+            <w:r>
+              <w:rPr>
+                <w:rFonts w:ascii="Arial" w:hAnsi="Arial" w:cs="Arial"/>
+                <w:sz w:val="20"/>
+                <w:szCs w:val="20"/>
+                <w:lang w:val="en-US"/>
+              </w:rPr>
+              <w:t xml:space="preserve">Week </w:t>
+            </w:r>
+            <w:proofErr w:type="gramStart"/>
+            <w:r>
+              <w:rPr>
+                <w:rFonts w:ascii="Arial" w:hAnsi="Arial" w:cs="Arial"/>
+                <w:sz w:val="20"/>
+                <w:szCs w:val="20"/>
+                <w:lang w:val="en-US"/>
+              </w:rPr>
+              <w:t>8  Public</w:t>
+            </w:r>
+            <w:proofErr w:type="gramEnd"/>
+            <w:r>
+              <w:rPr>
+                <w:rFonts w:ascii="Arial" w:hAnsi="Arial" w:cs="Arial"/>
+                <w:sz w:val="20"/>
+                <w:szCs w:val="20"/>
+                <w:lang w:val="en-US"/>
+              </w:rPr>
+              <w:t xml:space="preserve"> capabilities and accountable administration</w:t>
+            </w:r>
+          </w:p>
+          <w:p>
+            <w:pPr>
+              <w:widowControl w:val="0"/>
+              <w:tabs>
+                <w:tab w:val="left" w:pos="567"/>
+                <w:tab w:val="left" w:pos="1134"/>
+                <w:tab w:val="left" w:pos="1701"/>
+                <w:tab w:val="left" w:pos="2268"/>
+              </w:tabs>
+              <w:spacing w:before="120"/>
+              <w:rPr>
+                <w:rFonts w:ascii="Arial" w:hAnsi="Arial" w:cs="Arial"/>
+                <w:sz w:val="20"/>
+                <w:szCs w:val="20"/>
+                <w:lang w:val="en-US"/>
+              </w:rPr>
+            </w:pPr>
+            <w:r>
+              <w:rPr>
+                <w:rFonts w:ascii="Arial" w:hAnsi="Arial" w:cs="Arial"/>
+                <w:sz w:val="20"/>
+                <w:szCs w:val="20"/>
+                <w:lang w:val="en-US"/>
+              </w:rPr>
+              <w:lastRenderedPageBreak/>
+              <w:t>Question: Can AI improve public delivery while preserving the capacity to govern suppliers and decisions?</w:t>
+            </w:r>
+          </w:p>
+          <w:p>
+            <w:pPr>
+              <w:widowControl w:val="0"/>
+              <w:tabs>
+                <w:tab w:val="left" w:pos="567"/>
+                <w:tab w:val="left" w:pos="1134"/>
+                <w:tab w:val="left" w:pos="1701"/>
+                <w:tab w:val="left" w:pos="2268"/>
+              </w:tabs>
+              <w:spacing w:before="120"/>
+              <w:rPr>
+                <w:rFonts w:ascii="Arial" w:hAnsi="Arial" w:cs="Arial"/>
+                <w:sz w:val="20"/>
+                <w:szCs w:val="20"/>
+                <w:lang w:val="en-US"/>
+              </w:rPr>
+            </w:pPr>
+            <w:r>
+              <w:rPr>
+                <w:rFonts w:ascii="Arial" w:hAnsi="Arial" w:cs="Arial"/>
+                <w:sz w:val="20"/>
+                <w:szCs w:val="20"/>
+                <w:lang w:val="en-US"/>
+              </w:rPr>
+              <w:t xml:space="preserve">Lecture sequence: Public information and coordination; </w:t>
             </w:r>
             <w:proofErr w:type="spellStart"/>
             <w:r>
@@ -6748,7 +7404,7 @@
                 <w:szCs w:val="20"/>
                 <w:lang w:val="en-US"/>
               </w:rPr>
-              <w:t>organisation</w:t>
+              <w:t>organisational</w:t>
             </w:r>
             <w:proofErr w:type="spellEnd"/>
             <w:r>
@@ -6758,7 +7414,7 @@
                 <w:szCs w:val="20"/>
                 <w:lang w:val="en-US"/>
               </w:rPr>
-              <w:t xml:space="preserve"> and institutions for agents (7).</w:t>
+              <w:t xml:space="preserve"> incentives and principal–agent problems; vendor dependence and state capability; citizen accountability and contestability. Separate a conceptual claim about algorithmic coordination from evidence of improved public outcomes.</w:t>
             </w:r>
           </w:p>
           <w:p>
@@ -6785,7 +7441,7 @@
                 <w:szCs w:val="20"/>
                 <w:lang w:val="en-US"/>
               </w:rPr>
-              <w:t>Empirical: WB [L], pp. 39–48, compute markets, access, and international concentration (10). Required total: 28 pages.</w:t>
+              <w:t>Core: BK [L], pp. 1–5, proposed framework (5); HK [L], PDF pp. 11–14, fragility and institutional requirements (4).</w:t>
             </w:r>
           </w:p>
           <w:p>
@@ -6812,7 +7468,7 @@
                 <w:szCs w:val="20"/>
                 <w:lang w:val="en-US"/>
               </w:rPr>
-              <w:t>Optional: HK, markets and games sections; ASM, formal analysis and appendix.</w:t>
+              <w:t>Empirical: WB [L], pp. 57–68, data foundations and contextual adaptation (12); country packet containing a sourced public-service implementation case (4). Required total: 25 pages.</w:t>
             </w:r>
           </w:p>
           <w:p>
@@ -6839,7 +7495,344 @@
                 <w:szCs w:val="20"/>
                 <w:lang w:val="en-US"/>
               </w:rPr>
-              <w:t xml:space="preserve">Studio: In 45 minutes, compare a national champion, interoperable access </w:t>
+              <w:t>Optional: H [L], pp. 958–962, public administration and social governance.</w:t>
+            </w:r>
+          </w:p>
+          <w:p>
+            <w:pPr>
+              <w:widowControl w:val="0"/>
+              <w:tabs>
+                <w:tab w:val="left" w:pos="567"/>
+                <w:tab w:val="left" w:pos="1134"/>
+                <w:tab w:val="left" w:pos="1701"/>
+                <w:tab w:val="left" w:pos="2268"/>
+              </w:tabs>
+              <w:spacing w:before="120"/>
+              <w:rPr>
+                <w:rFonts w:ascii="Arial" w:hAnsi="Arial" w:cs="Arial"/>
+                <w:sz w:val="20"/>
+                <w:szCs w:val="20"/>
+                <w:lang w:val="en-US"/>
+              </w:rPr>
+            </w:pPr>
+            <w:r>
+              <w:rPr>
+                <w:rFonts w:ascii="Arial" w:hAnsi="Arial" w:cs="Arial"/>
+                <w:sz w:val="20"/>
+                <w:szCs w:val="20"/>
+                <w:lang w:val="en-US"/>
+              </w:rPr>
+              <w:t>Studio: In 45 minutes, redesign one administrative process around a measurable public objective, specifying human decision authority, procurement competence, appeals, and an evaluation plan. In 35 minutes, citizen, frontline official, supplier, and audit roles test exclusion and dependency. In 15 minutes, define conditions under which the agency should proceed or defer. Output: public delivery design and accountability plan.</w:t>
+            </w:r>
+          </w:p>
+          <w:p>
+            <w:pPr>
+              <w:widowControl w:val="0"/>
+              <w:tabs>
+                <w:tab w:val="left" w:pos="567"/>
+                <w:tab w:val="left" w:pos="1134"/>
+                <w:tab w:val="left" w:pos="1701"/>
+                <w:tab w:val="left" w:pos="2268"/>
+              </w:tabs>
+              <w:spacing w:before="120"/>
+              <w:rPr>
+                <w:rFonts w:ascii="Arial" w:hAnsi="Arial" w:cs="Arial"/>
+                <w:sz w:val="20"/>
+                <w:szCs w:val="20"/>
+                <w:lang w:val="en-US"/>
+              </w:rPr>
+            </w:pPr>
+            <w:r>
+              <w:rPr>
+                <w:rFonts w:ascii="Arial" w:hAnsi="Arial" w:cs="Arial"/>
+                <w:sz w:val="20"/>
+                <w:szCs w:val="20"/>
+                <w:lang w:val="en-US"/>
+              </w:rPr>
+              <w:t xml:space="preserve">Week </w:t>
+            </w:r>
+            <w:proofErr w:type="gramStart"/>
+            <w:r>
+              <w:rPr>
+                <w:rFonts w:ascii="Arial" w:hAnsi="Arial" w:cs="Arial"/>
+                <w:sz w:val="20"/>
+                <w:szCs w:val="20"/>
+                <w:lang w:val="en-US"/>
+              </w:rPr>
+              <w:t>9  Distribution</w:t>
+            </w:r>
+            <w:proofErr w:type="gramEnd"/>
+            <w:r>
+              <w:rPr>
+                <w:rFonts w:ascii="Arial" w:hAnsi="Arial" w:cs="Arial"/>
+                <w:sz w:val="20"/>
+                <w:szCs w:val="20"/>
+                <w:lang w:val="en-US"/>
+              </w:rPr>
+              <w:t xml:space="preserve"> and political legitimacy</w:t>
+            </w:r>
+          </w:p>
+          <w:p>
+            <w:pPr>
+              <w:widowControl w:val="0"/>
+              <w:tabs>
+                <w:tab w:val="left" w:pos="567"/>
+                <w:tab w:val="left" w:pos="1134"/>
+                <w:tab w:val="left" w:pos="1701"/>
+                <w:tab w:val="left" w:pos="2268"/>
+              </w:tabs>
+              <w:spacing w:before="120"/>
+              <w:rPr>
+                <w:rFonts w:ascii="Arial" w:hAnsi="Arial" w:cs="Arial"/>
+                <w:sz w:val="20"/>
+                <w:szCs w:val="20"/>
+                <w:lang w:val="en-US"/>
+              </w:rPr>
+            </w:pPr>
+            <w:r>
+              <w:rPr>
+                <w:rFonts w:ascii="Arial" w:hAnsi="Arial" w:cs="Arial"/>
+                <w:sz w:val="20"/>
+                <w:szCs w:val="20"/>
+                <w:lang w:val="en-US"/>
+              </w:rPr>
+              <w:t>Question: How do gains, losses, and control over information reshape the development bargain?</w:t>
+            </w:r>
+          </w:p>
+          <w:p>
+            <w:pPr>
+              <w:widowControl w:val="0"/>
+              <w:tabs>
+                <w:tab w:val="left" w:pos="567"/>
+                <w:tab w:val="left" w:pos="1134"/>
+                <w:tab w:val="left" w:pos="1701"/>
+                <w:tab w:val="left" w:pos="2268"/>
+              </w:tabs>
+              <w:spacing w:before="120"/>
+              <w:rPr>
+                <w:rFonts w:ascii="Arial" w:hAnsi="Arial" w:cs="Arial"/>
+                <w:sz w:val="20"/>
+                <w:szCs w:val="20"/>
+                <w:lang w:val="en-US"/>
+              </w:rPr>
+            </w:pPr>
+            <w:r>
+              <w:rPr>
+                <w:rFonts w:ascii="Arial" w:hAnsi="Arial" w:cs="Arial"/>
+                <w:sz w:val="20"/>
+                <w:szCs w:val="20"/>
+                <w:lang w:val="en-US"/>
+              </w:rPr>
+              <w:t>Lecture sequence: Distribution of income and decision-making power; capability expansion and citizenship; surveillance and performance legitimacy; inclusion, contestation, and limits to political consent. Treat regime type as an analytical variable, not a ranking of AI readiness.</w:t>
+            </w:r>
+          </w:p>
+          <w:p>
+            <w:pPr>
+              <w:widowControl w:val="0"/>
+              <w:tabs>
+                <w:tab w:val="left" w:pos="567"/>
+                <w:tab w:val="left" w:pos="1134"/>
+                <w:tab w:val="left" w:pos="1701"/>
+                <w:tab w:val="left" w:pos="2268"/>
+              </w:tabs>
+              <w:spacing w:before="120"/>
+              <w:rPr>
+                <w:rFonts w:ascii="Arial" w:hAnsi="Arial" w:cs="Arial"/>
+                <w:sz w:val="20"/>
+                <w:szCs w:val="20"/>
+                <w:lang w:val="en-US"/>
+              </w:rPr>
+            </w:pPr>
+            <w:r>
+              <w:rPr>
+                <w:rFonts w:ascii="Arial" w:hAnsi="Arial" w:cs="Arial"/>
+                <w:sz w:val="20"/>
+                <w:szCs w:val="20"/>
+                <w:lang w:val="en-US"/>
+              </w:rPr>
+              <w:t>Core: EH [L], pp. 112–116 (5); BKA [L], PDF pp. 9–12, distribution, power, and information (4).</w:t>
+            </w:r>
+          </w:p>
+          <w:p>
+            <w:pPr>
+              <w:widowControl w:val="0"/>
+              <w:tabs>
+                <w:tab w:val="left" w:pos="567"/>
+                <w:tab w:val="left" w:pos="1134"/>
+                <w:tab w:val="left" w:pos="1701"/>
+                <w:tab w:val="left" w:pos="2268"/>
+              </w:tabs>
+              <w:spacing w:before="120"/>
+              <w:rPr>
+                <w:rFonts w:ascii="Arial" w:hAnsi="Arial" w:cs="Arial"/>
+                <w:sz w:val="20"/>
+                <w:szCs w:val="20"/>
+                <w:lang w:val="en-US"/>
+              </w:rPr>
+            </w:pPr>
+            <w:r>
+              <w:rPr>
+                <w:rFonts w:ascii="Arial" w:hAnsi="Arial" w:cs="Arial"/>
+                <w:sz w:val="20"/>
+                <w:szCs w:val="20"/>
+                <w:lang w:val="en-US"/>
+              </w:rPr>
+              <w:t>Empirical: H [L], pp. 958–962, digital government and social governance (5); ILO [L], pp. 43–46, differences in exposure and limitations (4). Required total: 22 pages.</w:t>
+            </w:r>
+          </w:p>
+          <w:p>
+            <w:pPr>
+              <w:widowControl w:val="0"/>
+              <w:tabs>
+                <w:tab w:val="left" w:pos="567"/>
+                <w:tab w:val="left" w:pos="1134"/>
+                <w:tab w:val="left" w:pos="1701"/>
+                <w:tab w:val="left" w:pos="2268"/>
+              </w:tabs>
+              <w:spacing w:before="120"/>
+              <w:rPr>
+                <w:rFonts w:ascii="Arial" w:hAnsi="Arial" w:cs="Arial"/>
+                <w:sz w:val="20"/>
+                <w:szCs w:val="20"/>
+                <w:lang w:val="en-US"/>
+              </w:rPr>
+            </w:pPr>
+            <w:r>
+              <w:rPr>
+                <w:rFonts w:ascii="Arial" w:hAnsi="Arial" w:cs="Arial"/>
+                <w:sz w:val="20"/>
+                <w:szCs w:val="20"/>
+                <w:lang w:val="en-US"/>
+              </w:rPr>
+              <w:t>Optional: Roberts et al. [L], implications of procedural and performance legitimacy for governance.</w:t>
+            </w:r>
+          </w:p>
+          <w:p>
+            <w:pPr>
+              <w:widowControl w:val="0"/>
+              <w:tabs>
+                <w:tab w:val="left" w:pos="567"/>
+                <w:tab w:val="left" w:pos="1134"/>
+                <w:tab w:val="left" w:pos="1701"/>
+                <w:tab w:val="left" w:pos="2268"/>
+              </w:tabs>
+              <w:spacing w:before="120"/>
+              <w:rPr>
+                <w:rFonts w:ascii="Arial" w:hAnsi="Arial" w:cs="Arial"/>
+                <w:sz w:val="20"/>
+                <w:szCs w:val="20"/>
+                <w:lang w:val="en-US"/>
+              </w:rPr>
+            </w:pPr>
+            <w:r>
+              <w:rPr>
+                <w:rFonts w:ascii="Arial" w:hAnsi="Arial" w:cs="Arial"/>
+                <w:sz w:val="20"/>
+                <w:szCs w:val="20"/>
+                <w:lang w:val="en-US"/>
+              </w:rPr>
+              <w:t>Studio: In 45 minutes, produce a distribution and voice assessment of the emerging strategy, including informal workers, women, smaller firms, and regions outside leading cities. In 35 minutes, hold a public hearing in which affected groups can challenge both objectives and implementation. In 15 minutes, revise the strategy and explain one unresolved conflict. Output: distributional safeguards and political feasibility assessment.</w:t>
+            </w:r>
+          </w:p>
+          <w:p>
+            <w:pPr>
+              <w:widowControl w:val="0"/>
+              <w:tabs>
+                <w:tab w:val="left" w:pos="567"/>
+                <w:tab w:val="left" w:pos="1134"/>
+                <w:tab w:val="left" w:pos="1701"/>
+                <w:tab w:val="left" w:pos="2268"/>
+              </w:tabs>
+              <w:spacing w:before="120"/>
+              <w:rPr>
+                <w:rFonts w:ascii="Arial" w:hAnsi="Arial" w:cs="Arial"/>
+                <w:sz w:val="20"/>
+                <w:szCs w:val="20"/>
+                <w:lang w:val="en-US"/>
+              </w:rPr>
+            </w:pPr>
+            <w:r>
+              <w:rPr>
+                <w:rFonts w:ascii="Arial" w:hAnsi="Arial" w:cs="Arial"/>
+                <w:sz w:val="20"/>
+                <w:szCs w:val="20"/>
+                <w:lang w:val="en-US"/>
+              </w:rPr>
+              <w:t xml:space="preserve">Week </w:t>
+            </w:r>
+            <w:proofErr w:type="gramStart"/>
+            <w:r>
+              <w:rPr>
+                <w:rFonts w:ascii="Arial" w:hAnsi="Arial" w:cs="Arial"/>
+                <w:sz w:val="20"/>
+                <w:szCs w:val="20"/>
+                <w:lang w:val="en-US"/>
+              </w:rPr>
+              <w:t>10  Public</w:t>
+            </w:r>
+            <w:proofErr w:type="gramEnd"/>
+            <w:r>
+              <w:rPr>
+                <w:rFonts w:ascii="Arial" w:hAnsi="Arial" w:cs="Arial"/>
+                <w:sz w:val="20"/>
+                <w:szCs w:val="20"/>
+                <w:lang w:val="en-US"/>
+              </w:rPr>
+              <w:t xml:space="preserve"> finance under uncertain transformation</w:t>
+            </w:r>
+          </w:p>
+          <w:p>
+            <w:pPr>
+              <w:widowControl w:val="0"/>
+              <w:tabs>
+                <w:tab w:val="left" w:pos="567"/>
+                <w:tab w:val="left" w:pos="1134"/>
+                <w:tab w:val="left" w:pos="1701"/>
+                <w:tab w:val="left" w:pos="2268"/>
+              </w:tabs>
+              <w:spacing w:before="120"/>
+              <w:rPr>
+                <w:rFonts w:ascii="Arial" w:hAnsi="Arial" w:cs="Arial"/>
+                <w:sz w:val="20"/>
+                <w:szCs w:val="20"/>
+                <w:lang w:val="en-US"/>
+              </w:rPr>
+            </w:pPr>
+            <w:r>
+              <w:rPr>
+                <w:rFonts w:ascii="Arial" w:hAnsi="Arial" w:cs="Arial"/>
+                <w:sz w:val="20"/>
+                <w:szCs w:val="20"/>
+                <w:lang w:val="en-US"/>
+              </w:rPr>
+              <w:t>Question: How can a state finance adjustment and capabilities if the distribution of economic income changes?</w:t>
+            </w:r>
+          </w:p>
+          <w:p>
+            <w:pPr>
+              <w:widowControl w:val="0"/>
+              <w:tabs>
+                <w:tab w:val="left" w:pos="567"/>
+                <w:tab w:val="left" w:pos="1134"/>
+                <w:tab w:val="left" w:pos="1701"/>
+                <w:tab w:val="left" w:pos="2268"/>
+              </w:tabs>
+              <w:spacing w:before="120"/>
+              <w:rPr>
+                <w:rFonts w:ascii="Arial" w:hAnsi="Arial" w:cs="Arial"/>
+                <w:sz w:val="20"/>
+                <w:szCs w:val="20"/>
+                <w:lang w:val="en-US"/>
+              </w:rPr>
+            </w:pPr>
+            <w:r>
+              <w:rPr>
+                <w:rFonts w:ascii="Arial" w:hAnsi="Arial" w:cs="Arial"/>
+                <w:sz w:val="20"/>
+                <w:szCs w:val="20"/>
+                <w:lang w:val="en-US"/>
+              </w:rPr>
+              <w:t xml:space="preserve">Lecture sequence: Tax bases, rents, and public investment; public ownership and redistribution; near-term administrative constraints; conditional scenarios for declining </w:t>
             </w:r>
             <w:proofErr w:type="spellStart"/>
             <w:r>
@@ -6849,6 +7842,100 @@
                 <w:szCs w:val="20"/>
                 <w:lang w:val="en-US"/>
               </w:rPr>
+              <w:t>labour</w:t>
+            </w:r>
+            <w:proofErr w:type="spellEnd"/>
+            <w:r>
+              <w:rPr>
+                <w:rFonts w:ascii="Arial" w:hAnsi="Arial" w:cs="Arial"/>
+                <w:sz w:val="20"/>
+                <w:szCs w:val="20"/>
+                <w:lang w:val="en-US"/>
+              </w:rPr>
+              <w:t xml:space="preserve"> income. Explain assumptions behind transformative-AI tax proposals and the political conflicts they imply. Fiscal arithmetic uses ranges rather than unsupported point forecasts.</w:t>
+            </w:r>
+          </w:p>
+          <w:p>
+            <w:pPr>
+              <w:widowControl w:val="0"/>
+              <w:tabs>
+                <w:tab w:val="left" w:pos="567"/>
+                <w:tab w:val="left" w:pos="1134"/>
+                <w:tab w:val="left" w:pos="1701"/>
+                <w:tab w:val="left" w:pos="2268"/>
+              </w:tabs>
+              <w:spacing w:before="120"/>
+              <w:rPr>
+                <w:rFonts w:ascii="Arial" w:hAnsi="Arial" w:cs="Arial"/>
+                <w:sz w:val="20"/>
+                <w:szCs w:val="20"/>
+                <w:lang w:val="en-US"/>
+              </w:rPr>
+            </w:pPr>
+            <w:r>
+              <w:rPr>
+                <w:rFonts w:ascii="Arial" w:hAnsi="Arial" w:cs="Arial"/>
+                <w:sz w:val="20"/>
+                <w:szCs w:val="20"/>
+                <w:lang w:val="en-US"/>
+              </w:rPr>
+              <w:t xml:space="preserve">Core: KL [L], PDF pp. 3–9 and 26–32, overview and policy implications (14). Formal </w:t>
+            </w:r>
+            <w:proofErr w:type="spellStart"/>
+            <w:r>
+              <w:rPr>
+                <w:rFonts w:ascii="Arial" w:hAnsi="Arial" w:cs="Arial"/>
+                <w:sz w:val="20"/>
+                <w:szCs w:val="20"/>
+                <w:lang w:val="en-US"/>
+              </w:rPr>
+              <w:t>optimisation</w:t>
+            </w:r>
+            <w:proofErr w:type="spellEnd"/>
+            <w:r>
+              <w:rPr>
+                <w:rFonts w:ascii="Arial" w:hAnsi="Arial" w:cs="Arial"/>
+                <w:sz w:val="20"/>
+                <w:szCs w:val="20"/>
+                <w:lang w:val="en-US"/>
+              </w:rPr>
+              <w:t xml:space="preserve"> is optional.</w:t>
+            </w:r>
+          </w:p>
+          <w:p>
+            <w:pPr>
+              <w:widowControl w:val="0"/>
+              <w:tabs>
+                <w:tab w:val="left" w:pos="567"/>
+                <w:tab w:val="left" w:pos="1134"/>
+                <w:tab w:val="left" w:pos="1701"/>
+                <w:tab w:val="left" w:pos="2268"/>
+              </w:tabs>
+              <w:spacing w:before="120"/>
+              <w:rPr>
+                <w:rFonts w:ascii="Arial" w:hAnsi="Arial" w:cs="Arial"/>
+                <w:sz w:val="20"/>
+                <w:szCs w:val="20"/>
+                <w:lang w:val="en-US"/>
+              </w:rPr>
+            </w:pPr>
+            <w:r>
+              <w:rPr>
+                <w:rFonts w:ascii="Arial" w:hAnsi="Arial" w:cs="Arial"/>
+                <w:sz w:val="20"/>
+                <w:szCs w:val="20"/>
+                <w:lang w:val="en-US"/>
+              </w:rPr>
+              <w:t xml:space="preserve">Empirical: FJ [L], pp. 143–150, mobility, factor-price distortions, and social protection (8); country packet with current revenue and </w:t>
+            </w:r>
+            <w:proofErr w:type="spellStart"/>
+            <w:r>
+              <w:rPr>
+                <w:rFonts w:ascii="Arial" w:hAnsi="Arial" w:cs="Arial"/>
+                <w:sz w:val="20"/>
+                <w:szCs w:val="20"/>
+                <w:lang w:val="en-US"/>
+              </w:rPr>
               <w:t>programme</w:t>
             </w:r>
             <w:proofErr w:type="spellEnd"/>
@@ -6859,7 +7946,7 @@
                 <w:szCs w:val="20"/>
                 <w:lang w:val="en-US"/>
               </w:rPr>
-              <w:t>, and competitive procurement for the same country objective. In 35 minutes, supplier, SME, regulator, and finance-ministry roles contest access terms, rents, and enforcement capacity. In 15 minutes, specify the preferred arrangement and one safeguard against capture. Output: market structure and procurement choice.</w:t>
+              <w:t>-cost evidence (4). Required total: 26 pages.</w:t>
             </w:r>
           </w:p>
           <w:p>
@@ -6886,6 +7973,60 @@
                 <w:szCs w:val="20"/>
                 <w:lang w:val="en-US"/>
               </w:rPr>
+              <w:t>Optional: KL, taxation models and proofs.</w:t>
+            </w:r>
+          </w:p>
+          <w:p>
+            <w:pPr>
+              <w:widowControl w:val="0"/>
+              <w:tabs>
+                <w:tab w:val="left" w:pos="567"/>
+                <w:tab w:val="left" w:pos="1134"/>
+                <w:tab w:val="left" w:pos="1701"/>
+                <w:tab w:val="left" w:pos="2268"/>
+              </w:tabs>
+              <w:spacing w:before="120"/>
+              <w:rPr>
+                <w:rFonts w:ascii="Arial" w:hAnsi="Arial" w:cs="Arial"/>
+                <w:sz w:val="20"/>
+                <w:szCs w:val="20"/>
+                <w:lang w:val="en-US"/>
+              </w:rPr>
+            </w:pPr>
+            <w:r>
+              <w:rPr>
+                <w:rFonts w:ascii="Arial" w:hAnsi="Arial" w:cs="Arial"/>
+                <w:sz w:val="20"/>
+                <w:szCs w:val="20"/>
+                <w:lang w:val="en-US"/>
+              </w:rPr>
+              <w:t>Studio: In 45 minutes, cost the team’s three interventions and compare financing instruments under a baseline and an adverse scenario. In 35 minutes, finance-ministry and coalition roles challenge tax incidence, collection capacity, and spending commitments. In 15 minutes, reconcile the budget and identify a reform that is robust across scenarios. Output: fiscal envelope and financing plan.</w:t>
+            </w:r>
+          </w:p>
+          <w:p>
+            <w:pPr>
+              <w:widowControl w:val="0"/>
+              <w:tabs>
+                <w:tab w:val="left" w:pos="567"/>
+                <w:tab w:val="left" w:pos="1134"/>
+                <w:tab w:val="left" w:pos="1701"/>
+                <w:tab w:val="left" w:pos="2268"/>
+              </w:tabs>
+              <w:spacing w:before="120"/>
+              <w:rPr>
+                <w:rFonts w:ascii="Arial" w:hAnsi="Arial" w:cs="Arial"/>
+                <w:sz w:val="20"/>
+                <w:szCs w:val="20"/>
+                <w:lang w:val="en-US"/>
+              </w:rPr>
+            </w:pPr>
+            <w:r>
+              <w:rPr>
+                <w:rFonts w:ascii="Arial" w:hAnsi="Arial" w:cs="Arial"/>
+                <w:sz w:val="20"/>
+                <w:szCs w:val="20"/>
+                <w:lang w:val="en-US"/>
+              </w:rPr>
               <w:t xml:space="preserve">Week </w:t>
             </w:r>
             <w:proofErr w:type="gramStart"/>
@@ -6896,7 +8037,7 @@
                 <w:szCs w:val="20"/>
                 <w:lang w:val="en-US"/>
               </w:rPr>
-              <w:t>6  Skills</w:t>
+              <w:t>11  Comparative</w:t>
             </w:r>
             <w:proofErr w:type="gramEnd"/>
             <w:r>
@@ -6906,7 +8047,7 @@
                 <w:szCs w:val="20"/>
                 <w:lang w:val="en-US"/>
               </w:rPr>
-              <w:t xml:space="preserve"> and the social compact</w:t>
+              <w:t xml:space="preserve"> advantage and development pathways</w:t>
             </w:r>
           </w:p>
           <w:p>
@@ -6933,7 +8074,7 @@
                 <w:szCs w:val="20"/>
                 <w:lang w:val="en-US"/>
               </w:rPr>
-              <w:t>Question: What makes adjustment policy credible to those bearing its costs?</w:t>
+              <w:t>Question: What happens to export upgrading when intelligence becomes internationally tradable?</w:t>
             </w:r>
           </w:p>
           <w:p>
@@ -6960,7 +8101,7 @@
                 <w:szCs w:val="20"/>
                 <w:lang w:val="en-US"/>
               </w:rPr>
-              <w:t>Lecture sequence: Human capabilities and development; uneven adjustment and informality; training incentives and mobility; representation, legitimacy, and policy coalitions. Evaluate who has the authority and resources to implement a promised transition package.</w:t>
+              <w:t>Lecture sequence: Comparative advantage and relative costs; scale, knowledge spillovers, and diffusion; AI services as imported inputs; manufacturing, tradable services, and domestic development alternatives. Work through a two-country example in which productivity improves in both countries but comparative advantage changes differently.</w:t>
             </w:r>
           </w:p>
           <w:p>
@@ -6987,7 +8128,7 @@
                 <w:szCs w:val="20"/>
                 <w:lang w:val="en-US"/>
               </w:rPr>
-              <w:t>Core: EH [L], pp. 121–130, comparative state capacity and capability expansion (10).</w:t>
+              <w:t>Core: GT [X], pp. 6–10 and 16–20, scale, knowledge, dynamic comparative advantage, and policy (10).</w:t>
             </w:r>
           </w:p>
           <w:p>
@@ -7014,1153 +8155,7 @@
                 <w:szCs w:val="20"/>
                 <w:lang w:val="en-US"/>
               </w:rPr>
-              <w:t>Empirical: FJ [L], pp. 133–142 and 148–150, skills and social protection (13). Required total: 27 pages.</w:t>
-            </w:r>
-          </w:p>
-          <w:p>
-            <w:pPr>
-              <w:widowControl w:val="0"/>
-              <w:tabs>
-                <w:tab w:val="left" w:pos="567"/>
-                <w:tab w:val="left" w:pos="1134"/>
-                <w:tab w:val="left" w:pos="1701"/>
-                <w:tab w:val="left" w:pos="2268"/>
-              </w:tabs>
-              <w:spacing w:before="120"/>
-              <w:rPr>
-                <w:rFonts w:ascii="Arial" w:hAnsi="Arial" w:cs="Arial"/>
-                <w:sz w:val="20"/>
-                <w:szCs w:val="20"/>
-                <w:lang w:val="en-US"/>
-              </w:rPr>
-            </w:pPr>
-            <w:r>
-              <w:rPr>
-                <w:rFonts w:ascii="Arial" w:hAnsi="Arial" w:cs="Arial"/>
-                <w:sz w:val="20"/>
-                <w:szCs w:val="20"/>
-                <w:lang w:val="en-US"/>
-              </w:rPr>
-              <w:t>Optional: ILO [L], methodology and limitations; FJ, pp. 143–147, mobility and factor-price distortions.</w:t>
-            </w:r>
-          </w:p>
-          <w:p>
-            <w:pPr>
-              <w:widowControl w:val="0"/>
-              <w:tabs>
-                <w:tab w:val="left" w:pos="567"/>
-                <w:tab w:val="left" w:pos="1134"/>
-                <w:tab w:val="left" w:pos="1701"/>
-                <w:tab w:val="left" w:pos="2268"/>
-              </w:tabs>
-              <w:spacing w:before="120"/>
-              <w:rPr>
-                <w:rFonts w:ascii="Arial" w:hAnsi="Arial" w:cs="Arial"/>
-                <w:sz w:val="20"/>
-                <w:szCs w:val="20"/>
-                <w:lang w:val="en-US"/>
-              </w:rPr>
-            </w:pPr>
-            <w:r>
-              <w:rPr>
-                <w:rFonts w:ascii="Arial" w:hAnsi="Arial" w:cs="Arial"/>
-                <w:sz w:val="20"/>
-                <w:szCs w:val="20"/>
-                <w:lang w:val="en-US"/>
-              </w:rPr>
-              <w:t>Studio: In 45 minutes, teams use the already-submitted individual memos to identify a common problem and disagreements about policy. In 35 minutes, negotiate a transition package, testing delivery for informal workers and the credibility of compensation. In 15 minutes, record what the team will adopt, reject, or investigate. Output: social compact and strategy priorities. Individual 1,200-word memo due at the start of this session.</w:t>
-            </w:r>
-          </w:p>
-          <w:p>
-            <w:pPr>
-              <w:widowControl w:val="0"/>
-              <w:tabs>
-                <w:tab w:val="left" w:pos="567"/>
-                <w:tab w:val="left" w:pos="1134"/>
-                <w:tab w:val="left" w:pos="1701"/>
-                <w:tab w:val="left" w:pos="2268"/>
-              </w:tabs>
-              <w:spacing w:before="120"/>
-              <w:rPr>
-                <w:rFonts w:ascii="Arial" w:hAnsi="Arial" w:cs="Arial"/>
-                <w:sz w:val="20"/>
-                <w:szCs w:val="20"/>
-                <w:lang w:val="en-US"/>
-              </w:rPr>
-            </w:pPr>
-            <w:r>
-              <w:rPr>
-                <w:rFonts w:ascii="Arial" w:hAnsi="Arial" w:cs="Arial"/>
-                <w:sz w:val="20"/>
-                <w:szCs w:val="20"/>
-                <w:lang w:val="en-US"/>
-              </w:rPr>
-              <w:t xml:space="preserve">Week </w:t>
-            </w:r>
-            <w:proofErr w:type="gramStart"/>
-            <w:r>
-              <w:rPr>
-                <w:rFonts w:ascii="Arial" w:hAnsi="Arial" w:cs="Arial"/>
-                <w:sz w:val="20"/>
-                <w:szCs w:val="20"/>
-                <w:lang w:val="en-US"/>
-              </w:rPr>
-              <w:t>7  Industrial</w:t>
-            </w:r>
-            <w:proofErr w:type="gramEnd"/>
-            <w:r>
-              <w:rPr>
-                <w:rFonts w:ascii="Arial" w:hAnsi="Arial" w:cs="Arial"/>
-                <w:sz w:val="20"/>
-                <w:szCs w:val="20"/>
-                <w:lang w:val="en-US"/>
-              </w:rPr>
-              <w:t xml:space="preserve"> policy and the changing developmental state</w:t>
-            </w:r>
-          </w:p>
-          <w:p>
-            <w:pPr>
-              <w:widowControl w:val="0"/>
-              <w:tabs>
-                <w:tab w:val="left" w:pos="567"/>
-                <w:tab w:val="left" w:pos="1134"/>
-                <w:tab w:val="left" w:pos="1701"/>
-                <w:tab w:val="left" w:pos="2268"/>
-              </w:tabs>
-              <w:spacing w:before="120"/>
-              <w:rPr>
-                <w:rFonts w:ascii="Arial" w:hAnsi="Arial" w:cs="Arial"/>
-                <w:sz w:val="20"/>
-                <w:szCs w:val="20"/>
-                <w:lang w:val="en-US"/>
-              </w:rPr>
-            </w:pPr>
-            <w:r>
-              <w:rPr>
-                <w:rFonts w:ascii="Arial" w:hAnsi="Arial" w:cs="Arial"/>
-                <w:sz w:val="20"/>
-                <w:szCs w:val="20"/>
-                <w:lang w:val="en-US"/>
-              </w:rPr>
-              <w:t>Question: Which older state capabilities remain useful, and which arrangements require redesign?</w:t>
-            </w:r>
-          </w:p>
-          <w:p>
-            <w:pPr>
-              <w:widowControl w:val="0"/>
-              <w:tabs>
-                <w:tab w:val="left" w:pos="567"/>
-                <w:tab w:val="left" w:pos="1134"/>
-                <w:tab w:val="left" w:pos="1701"/>
-                <w:tab w:val="left" w:pos="2268"/>
-              </w:tabs>
-              <w:spacing w:before="120"/>
-              <w:rPr>
-                <w:rFonts w:ascii="Arial" w:hAnsi="Arial" w:cs="Arial"/>
-                <w:sz w:val="20"/>
-                <w:szCs w:val="20"/>
-                <w:lang w:val="en-US"/>
-              </w:rPr>
-            </w:pPr>
-            <w:r>
-              <w:rPr>
-                <w:rFonts w:ascii="Arial" w:hAnsi="Arial" w:cs="Arial"/>
-                <w:sz w:val="20"/>
-                <w:szCs w:val="20"/>
-                <w:lang w:val="en-US"/>
-              </w:rPr>
-              <w:t xml:space="preserve">Lecture sequence: Coordination failures and public investment; autonomy and disciplining beneficiaries; platform provision and industrial targeting; competing institutional trajectories in Korea and China. Evaluate claims of transformation against what governments </w:t>
-            </w:r>
-            <w:proofErr w:type="gramStart"/>
-            <w:r>
-              <w:rPr>
-                <w:rFonts w:ascii="Arial" w:hAnsi="Arial" w:cs="Arial"/>
-                <w:sz w:val="20"/>
-                <w:szCs w:val="20"/>
-                <w:lang w:val="en-US"/>
-              </w:rPr>
-              <w:t>actually do</w:t>
-            </w:r>
-            <w:proofErr w:type="gramEnd"/>
-            <w:r>
-              <w:rPr>
-                <w:rFonts w:ascii="Arial" w:hAnsi="Arial" w:cs="Arial"/>
-                <w:sz w:val="20"/>
-                <w:szCs w:val="20"/>
-                <w:lang w:val="en-US"/>
-              </w:rPr>
-              <w:t>.</w:t>
-            </w:r>
-          </w:p>
-          <w:p>
-            <w:pPr>
-              <w:widowControl w:val="0"/>
-              <w:tabs>
-                <w:tab w:val="left" w:pos="567"/>
-                <w:tab w:val="left" w:pos="1134"/>
-                <w:tab w:val="left" w:pos="1701"/>
-                <w:tab w:val="left" w:pos="2268"/>
-              </w:tabs>
-              <w:spacing w:before="120"/>
-              <w:rPr>
-                <w:rFonts w:ascii="Arial" w:hAnsi="Arial" w:cs="Arial"/>
-                <w:sz w:val="20"/>
-                <w:szCs w:val="20"/>
-                <w:lang w:val="en-US"/>
-              </w:rPr>
-            </w:pPr>
-            <w:r>
-              <w:rPr>
-                <w:rFonts w:ascii="Arial" w:hAnsi="Arial" w:cs="Arial"/>
-                <w:sz w:val="20"/>
-                <w:szCs w:val="20"/>
-                <w:lang w:val="en-US"/>
-              </w:rPr>
-              <w:t>Core: B [L], entire five-page research note (5); EH [L], pp. 111–113 (3).</w:t>
-            </w:r>
-          </w:p>
-          <w:p>
-            <w:pPr>
-              <w:widowControl w:val="0"/>
-              <w:tabs>
-                <w:tab w:val="left" w:pos="567"/>
-                <w:tab w:val="left" w:pos="1134"/>
-                <w:tab w:val="left" w:pos="1701"/>
-                <w:tab w:val="left" w:pos="2268"/>
-              </w:tabs>
-              <w:spacing w:before="120"/>
-              <w:rPr>
-                <w:rFonts w:ascii="Arial" w:hAnsi="Arial" w:cs="Arial"/>
-                <w:sz w:val="20"/>
-                <w:szCs w:val="20"/>
-                <w:lang w:val="en-US"/>
-              </w:rPr>
-            </w:pPr>
-            <w:r>
-              <w:rPr>
-                <w:rFonts w:ascii="Arial" w:hAnsi="Arial" w:cs="Arial"/>
-                <w:sz w:val="20"/>
-                <w:szCs w:val="20"/>
-                <w:lang w:val="en-US"/>
-              </w:rPr>
-              <w:t>Empirical: H [L], pp. 951–958, institutional rebuilding and industrial digital transformation (8); WB [L], pp. 91–97, readiness and policy priorities (7). Required total: 27 pages.</w:t>
-            </w:r>
-          </w:p>
-          <w:p>
-            <w:pPr>
-              <w:widowControl w:val="0"/>
-              <w:tabs>
-                <w:tab w:val="left" w:pos="567"/>
-                <w:tab w:val="left" w:pos="1134"/>
-                <w:tab w:val="left" w:pos="1701"/>
-                <w:tab w:val="left" w:pos="2268"/>
-              </w:tabs>
-              <w:spacing w:before="120"/>
-              <w:rPr>
-                <w:rFonts w:ascii="Arial" w:hAnsi="Arial" w:cs="Arial"/>
-                <w:sz w:val="20"/>
-                <w:szCs w:val="20"/>
-                <w:lang w:val="en-US"/>
-              </w:rPr>
-            </w:pPr>
-            <w:r>
-              <w:rPr>
-                <w:rFonts w:ascii="Arial" w:hAnsi="Arial" w:cs="Arial"/>
-                <w:sz w:val="20"/>
-                <w:szCs w:val="20"/>
-                <w:lang w:val="en-US"/>
-              </w:rPr>
-              <w:t>Optional: BK [L], conceptual framework of digital developmentalism. Treat it as a theoretical proposal to test.</w:t>
-            </w:r>
-          </w:p>
-          <w:p>
-            <w:pPr>
-              <w:widowControl w:val="0"/>
-              <w:tabs>
-                <w:tab w:val="left" w:pos="567"/>
-                <w:tab w:val="left" w:pos="1134"/>
-                <w:tab w:val="left" w:pos="1701"/>
-                <w:tab w:val="left" w:pos="2268"/>
-              </w:tabs>
-              <w:spacing w:before="120"/>
-              <w:rPr>
-                <w:rFonts w:ascii="Arial" w:hAnsi="Arial" w:cs="Arial"/>
-                <w:sz w:val="20"/>
-                <w:szCs w:val="20"/>
-                <w:lang w:val="en-US"/>
-              </w:rPr>
-            </w:pPr>
-            <w:r>
-              <w:rPr>
-                <w:rFonts w:ascii="Arial" w:hAnsi="Arial" w:cs="Arial"/>
-                <w:sz w:val="20"/>
-                <w:szCs w:val="20"/>
-                <w:lang w:val="en-US"/>
-              </w:rPr>
               <w:lastRenderedPageBreak/>
-              <w:t>Studio: In 45 minutes, design one intervention with beneficiary selection, milestones, sunset conditions, and a responsible agency. In 35 minutes, counterpart teams challenge capture risks, information requirements, and differences from the Korean or Chinese cases. In 15 minutes, revise the intervention to fit the country’s actual capabilities. Output: industrial-policy instrument and governance arrangement.</w:t>
-            </w:r>
-          </w:p>
-          <w:p>
-            <w:pPr>
-              <w:widowControl w:val="0"/>
-              <w:tabs>
-                <w:tab w:val="left" w:pos="567"/>
-                <w:tab w:val="left" w:pos="1134"/>
-                <w:tab w:val="left" w:pos="1701"/>
-                <w:tab w:val="left" w:pos="2268"/>
-              </w:tabs>
-              <w:spacing w:before="120"/>
-              <w:rPr>
-                <w:rFonts w:ascii="Arial" w:hAnsi="Arial" w:cs="Arial"/>
-                <w:sz w:val="20"/>
-                <w:szCs w:val="20"/>
-                <w:lang w:val="en-US"/>
-              </w:rPr>
-            </w:pPr>
-            <w:r>
-              <w:rPr>
-                <w:rFonts w:ascii="Arial" w:hAnsi="Arial" w:cs="Arial"/>
-                <w:sz w:val="20"/>
-                <w:szCs w:val="20"/>
-                <w:lang w:val="en-US"/>
-              </w:rPr>
-              <w:t xml:space="preserve">Week </w:t>
-            </w:r>
-            <w:proofErr w:type="gramStart"/>
-            <w:r>
-              <w:rPr>
-                <w:rFonts w:ascii="Arial" w:hAnsi="Arial" w:cs="Arial"/>
-                <w:sz w:val="20"/>
-                <w:szCs w:val="20"/>
-                <w:lang w:val="en-US"/>
-              </w:rPr>
-              <w:t>8  Public</w:t>
-            </w:r>
-            <w:proofErr w:type="gramEnd"/>
-            <w:r>
-              <w:rPr>
-                <w:rFonts w:ascii="Arial" w:hAnsi="Arial" w:cs="Arial"/>
-                <w:sz w:val="20"/>
-                <w:szCs w:val="20"/>
-                <w:lang w:val="en-US"/>
-              </w:rPr>
-              <w:t xml:space="preserve"> capabilities and accountable administration</w:t>
-            </w:r>
-          </w:p>
-          <w:p>
-            <w:pPr>
-              <w:widowControl w:val="0"/>
-              <w:tabs>
-                <w:tab w:val="left" w:pos="567"/>
-                <w:tab w:val="left" w:pos="1134"/>
-                <w:tab w:val="left" w:pos="1701"/>
-                <w:tab w:val="left" w:pos="2268"/>
-              </w:tabs>
-              <w:spacing w:before="120"/>
-              <w:rPr>
-                <w:rFonts w:ascii="Arial" w:hAnsi="Arial" w:cs="Arial"/>
-                <w:sz w:val="20"/>
-                <w:szCs w:val="20"/>
-                <w:lang w:val="en-US"/>
-              </w:rPr>
-            </w:pPr>
-            <w:r>
-              <w:rPr>
-                <w:rFonts w:ascii="Arial" w:hAnsi="Arial" w:cs="Arial"/>
-                <w:sz w:val="20"/>
-                <w:szCs w:val="20"/>
-                <w:lang w:val="en-US"/>
-              </w:rPr>
-              <w:t>Question: Can AI improve public delivery while preserving the capacity to govern suppliers and decisions?</w:t>
-            </w:r>
-          </w:p>
-          <w:p>
-            <w:pPr>
-              <w:widowControl w:val="0"/>
-              <w:tabs>
-                <w:tab w:val="left" w:pos="567"/>
-                <w:tab w:val="left" w:pos="1134"/>
-                <w:tab w:val="left" w:pos="1701"/>
-                <w:tab w:val="left" w:pos="2268"/>
-              </w:tabs>
-              <w:spacing w:before="120"/>
-              <w:rPr>
-                <w:rFonts w:ascii="Arial" w:hAnsi="Arial" w:cs="Arial"/>
-                <w:sz w:val="20"/>
-                <w:szCs w:val="20"/>
-                <w:lang w:val="en-US"/>
-              </w:rPr>
-            </w:pPr>
-            <w:r>
-              <w:rPr>
-                <w:rFonts w:ascii="Arial" w:hAnsi="Arial" w:cs="Arial"/>
-                <w:sz w:val="20"/>
-                <w:szCs w:val="20"/>
-                <w:lang w:val="en-US"/>
-              </w:rPr>
-              <w:t xml:space="preserve">Lecture sequence: Public information and coordination; </w:t>
-            </w:r>
-            <w:proofErr w:type="spellStart"/>
-            <w:r>
-              <w:rPr>
-                <w:rFonts w:ascii="Arial" w:hAnsi="Arial" w:cs="Arial"/>
-                <w:sz w:val="20"/>
-                <w:szCs w:val="20"/>
-                <w:lang w:val="en-US"/>
-              </w:rPr>
-              <w:t>organisational</w:t>
-            </w:r>
-            <w:proofErr w:type="spellEnd"/>
-            <w:r>
-              <w:rPr>
-                <w:rFonts w:ascii="Arial" w:hAnsi="Arial" w:cs="Arial"/>
-                <w:sz w:val="20"/>
-                <w:szCs w:val="20"/>
-                <w:lang w:val="en-US"/>
-              </w:rPr>
-              <w:t xml:space="preserve"> incentives and principal–agent problems; vendor dependence and state capability; citizen accountability and contestability. Separate a conceptual claim about algorithmic coordination from evidence of improved public outcomes.</w:t>
-            </w:r>
-          </w:p>
-          <w:p>
-            <w:pPr>
-              <w:widowControl w:val="0"/>
-              <w:tabs>
-                <w:tab w:val="left" w:pos="567"/>
-                <w:tab w:val="left" w:pos="1134"/>
-                <w:tab w:val="left" w:pos="1701"/>
-                <w:tab w:val="left" w:pos="2268"/>
-              </w:tabs>
-              <w:spacing w:before="120"/>
-              <w:rPr>
-                <w:rFonts w:ascii="Arial" w:hAnsi="Arial" w:cs="Arial"/>
-                <w:sz w:val="20"/>
-                <w:szCs w:val="20"/>
-                <w:lang w:val="en-US"/>
-              </w:rPr>
-            </w:pPr>
-            <w:r>
-              <w:rPr>
-                <w:rFonts w:ascii="Arial" w:hAnsi="Arial" w:cs="Arial"/>
-                <w:sz w:val="20"/>
-                <w:szCs w:val="20"/>
-                <w:lang w:val="en-US"/>
-              </w:rPr>
-              <w:t>Core: BK [L], pp. 1–5, proposed framework (5); HK [L], PDF pp. 11–14, fragility and institutional requirements (4).</w:t>
-            </w:r>
-          </w:p>
-          <w:p>
-            <w:pPr>
-              <w:widowControl w:val="0"/>
-              <w:tabs>
-                <w:tab w:val="left" w:pos="567"/>
-                <w:tab w:val="left" w:pos="1134"/>
-                <w:tab w:val="left" w:pos="1701"/>
-                <w:tab w:val="left" w:pos="2268"/>
-              </w:tabs>
-              <w:spacing w:before="120"/>
-              <w:rPr>
-                <w:rFonts w:ascii="Arial" w:hAnsi="Arial" w:cs="Arial"/>
-                <w:sz w:val="20"/>
-                <w:szCs w:val="20"/>
-                <w:lang w:val="en-US"/>
-              </w:rPr>
-            </w:pPr>
-            <w:r>
-              <w:rPr>
-                <w:rFonts w:ascii="Arial" w:hAnsi="Arial" w:cs="Arial"/>
-                <w:sz w:val="20"/>
-                <w:szCs w:val="20"/>
-                <w:lang w:val="en-US"/>
-              </w:rPr>
-              <w:t>Empirical: WB [L], pp. 57–68, data foundations and contextual adaptation (12); country packet containing a sourced public-service implementation case (4). Required total: 25 pages.</w:t>
-            </w:r>
-          </w:p>
-          <w:p>
-            <w:pPr>
-              <w:widowControl w:val="0"/>
-              <w:tabs>
-                <w:tab w:val="left" w:pos="567"/>
-                <w:tab w:val="left" w:pos="1134"/>
-                <w:tab w:val="left" w:pos="1701"/>
-                <w:tab w:val="left" w:pos="2268"/>
-              </w:tabs>
-              <w:spacing w:before="120"/>
-              <w:rPr>
-                <w:rFonts w:ascii="Arial" w:hAnsi="Arial" w:cs="Arial"/>
-                <w:sz w:val="20"/>
-                <w:szCs w:val="20"/>
-                <w:lang w:val="en-US"/>
-              </w:rPr>
-            </w:pPr>
-            <w:r>
-              <w:rPr>
-                <w:rFonts w:ascii="Arial" w:hAnsi="Arial" w:cs="Arial"/>
-                <w:sz w:val="20"/>
-                <w:szCs w:val="20"/>
-                <w:lang w:val="en-US"/>
-              </w:rPr>
-              <w:t>Optional: H [L], pp. 958–962, public administration and social governance.</w:t>
-            </w:r>
-          </w:p>
-          <w:p>
-            <w:pPr>
-              <w:widowControl w:val="0"/>
-              <w:tabs>
-                <w:tab w:val="left" w:pos="567"/>
-                <w:tab w:val="left" w:pos="1134"/>
-                <w:tab w:val="left" w:pos="1701"/>
-                <w:tab w:val="left" w:pos="2268"/>
-              </w:tabs>
-              <w:spacing w:before="120"/>
-              <w:rPr>
-                <w:rFonts w:ascii="Arial" w:hAnsi="Arial" w:cs="Arial"/>
-                <w:sz w:val="20"/>
-                <w:szCs w:val="20"/>
-                <w:lang w:val="en-US"/>
-              </w:rPr>
-            </w:pPr>
-            <w:r>
-              <w:rPr>
-                <w:rFonts w:ascii="Arial" w:hAnsi="Arial" w:cs="Arial"/>
-                <w:sz w:val="20"/>
-                <w:szCs w:val="20"/>
-                <w:lang w:val="en-US"/>
-              </w:rPr>
-              <w:t>Studio: In 45 minutes, redesign one administrative process around a measurable public objective, specifying human decision authority, procurement competence, appeals, and an evaluation plan. In 35 minutes, citizen, frontline official, supplier, and audit roles test exclusion and dependency. In 15 minutes, define conditions under which the agency should proceed or defer. Output: public delivery design and accountability plan.</w:t>
-            </w:r>
-          </w:p>
-          <w:p>
-            <w:pPr>
-              <w:widowControl w:val="0"/>
-              <w:tabs>
-                <w:tab w:val="left" w:pos="567"/>
-                <w:tab w:val="left" w:pos="1134"/>
-                <w:tab w:val="left" w:pos="1701"/>
-                <w:tab w:val="left" w:pos="2268"/>
-              </w:tabs>
-              <w:spacing w:before="120"/>
-              <w:rPr>
-                <w:rFonts w:ascii="Arial" w:hAnsi="Arial" w:cs="Arial"/>
-                <w:sz w:val="20"/>
-                <w:szCs w:val="20"/>
-                <w:lang w:val="en-US"/>
-              </w:rPr>
-            </w:pPr>
-            <w:r>
-              <w:rPr>
-                <w:rFonts w:ascii="Arial" w:hAnsi="Arial" w:cs="Arial"/>
-                <w:sz w:val="20"/>
-                <w:szCs w:val="20"/>
-                <w:lang w:val="en-US"/>
-              </w:rPr>
-              <w:t xml:space="preserve">Week </w:t>
-            </w:r>
-            <w:proofErr w:type="gramStart"/>
-            <w:r>
-              <w:rPr>
-                <w:rFonts w:ascii="Arial" w:hAnsi="Arial" w:cs="Arial"/>
-                <w:sz w:val="20"/>
-                <w:szCs w:val="20"/>
-                <w:lang w:val="en-US"/>
-              </w:rPr>
-              <w:t>9  Distribution</w:t>
-            </w:r>
-            <w:proofErr w:type="gramEnd"/>
-            <w:r>
-              <w:rPr>
-                <w:rFonts w:ascii="Arial" w:hAnsi="Arial" w:cs="Arial"/>
-                <w:sz w:val="20"/>
-                <w:szCs w:val="20"/>
-                <w:lang w:val="en-US"/>
-              </w:rPr>
-              <w:t xml:space="preserve"> and political legitimacy</w:t>
-            </w:r>
-          </w:p>
-          <w:p>
-            <w:pPr>
-              <w:widowControl w:val="0"/>
-              <w:tabs>
-                <w:tab w:val="left" w:pos="567"/>
-                <w:tab w:val="left" w:pos="1134"/>
-                <w:tab w:val="left" w:pos="1701"/>
-                <w:tab w:val="left" w:pos="2268"/>
-              </w:tabs>
-              <w:spacing w:before="120"/>
-              <w:rPr>
-                <w:rFonts w:ascii="Arial" w:hAnsi="Arial" w:cs="Arial"/>
-                <w:sz w:val="20"/>
-                <w:szCs w:val="20"/>
-                <w:lang w:val="en-US"/>
-              </w:rPr>
-            </w:pPr>
-            <w:r>
-              <w:rPr>
-                <w:rFonts w:ascii="Arial" w:hAnsi="Arial" w:cs="Arial"/>
-                <w:sz w:val="20"/>
-                <w:szCs w:val="20"/>
-                <w:lang w:val="en-US"/>
-              </w:rPr>
-              <w:t>Question: How do gains, losses, and control over information reshape the development bargain?</w:t>
-            </w:r>
-          </w:p>
-          <w:p>
-            <w:pPr>
-              <w:widowControl w:val="0"/>
-              <w:tabs>
-                <w:tab w:val="left" w:pos="567"/>
-                <w:tab w:val="left" w:pos="1134"/>
-                <w:tab w:val="left" w:pos="1701"/>
-                <w:tab w:val="left" w:pos="2268"/>
-              </w:tabs>
-              <w:spacing w:before="120"/>
-              <w:rPr>
-                <w:rFonts w:ascii="Arial" w:hAnsi="Arial" w:cs="Arial"/>
-                <w:sz w:val="20"/>
-                <w:szCs w:val="20"/>
-                <w:lang w:val="en-US"/>
-              </w:rPr>
-            </w:pPr>
-            <w:r>
-              <w:rPr>
-                <w:rFonts w:ascii="Arial" w:hAnsi="Arial" w:cs="Arial"/>
-                <w:sz w:val="20"/>
-                <w:szCs w:val="20"/>
-                <w:lang w:val="en-US"/>
-              </w:rPr>
-              <w:t>Lecture sequence: Distribution of income and decision-making power; capability expansion and citizenship; surveillance and performance legitimacy; inclusion, contestation, and limits to political consent. Treat regime type as an analytical variable, not a ranking of AI readiness.</w:t>
-            </w:r>
-          </w:p>
-          <w:p>
-            <w:pPr>
-              <w:widowControl w:val="0"/>
-              <w:tabs>
-                <w:tab w:val="left" w:pos="567"/>
-                <w:tab w:val="left" w:pos="1134"/>
-                <w:tab w:val="left" w:pos="1701"/>
-                <w:tab w:val="left" w:pos="2268"/>
-              </w:tabs>
-              <w:spacing w:before="120"/>
-              <w:rPr>
-                <w:rFonts w:ascii="Arial" w:hAnsi="Arial" w:cs="Arial"/>
-                <w:sz w:val="20"/>
-                <w:szCs w:val="20"/>
-                <w:lang w:val="en-US"/>
-              </w:rPr>
-            </w:pPr>
-            <w:r>
-              <w:rPr>
-                <w:rFonts w:ascii="Arial" w:hAnsi="Arial" w:cs="Arial"/>
-                <w:sz w:val="20"/>
-                <w:szCs w:val="20"/>
-                <w:lang w:val="en-US"/>
-              </w:rPr>
-              <w:t>Core: EH [L], pp. 112–116 (5); BKA [L], PDF pp. 9–12, distribution, power, and information (4).</w:t>
-            </w:r>
-          </w:p>
-          <w:p>
-            <w:pPr>
-              <w:widowControl w:val="0"/>
-              <w:tabs>
-                <w:tab w:val="left" w:pos="567"/>
-                <w:tab w:val="left" w:pos="1134"/>
-                <w:tab w:val="left" w:pos="1701"/>
-                <w:tab w:val="left" w:pos="2268"/>
-              </w:tabs>
-              <w:spacing w:before="120"/>
-              <w:rPr>
-                <w:rFonts w:ascii="Arial" w:hAnsi="Arial" w:cs="Arial"/>
-                <w:sz w:val="20"/>
-                <w:szCs w:val="20"/>
-                <w:lang w:val="en-US"/>
-              </w:rPr>
-            </w:pPr>
-            <w:r>
-              <w:rPr>
-                <w:rFonts w:ascii="Arial" w:hAnsi="Arial" w:cs="Arial"/>
-                <w:sz w:val="20"/>
-                <w:szCs w:val="20"/>
-                <w:lang w:val="en-US"/>
-              </w:rPr>
-              <w:t>Empirical: H [L], pp. 958–962, digital government and social governance (5); ILO [L], pp. 43–46, differences in exposure and limitations (4). Required total: 22 pages.</w:t>
-            </w:r>
-          </w:p>
-          <w:p>
-            <w:pPr>
-              <w:widowControl w:val="0"/>
-              <w:tabs>
-                <w:tab w:val="left" w:pos="567"/>
-                <w:tab w:val="left" w:pos="1134"/>
-                <w:tab w:val="left" w:pos="1701"/>
-                <w:tab w:val="left" w:pos="2268"/>
-              </w:tabs>
-              <w:spacing w:before="120"/>
-              <w:rPr>
-                <w:rFonts w:ascii="Arial" w:hAnsi="Arial" w:cs="Arial"/>
-                <w:sz w:val="20"/>
-                <w:szCs w:val="20"/>
-                <w:lang w:val="en-US"/>
-              </w:rPr>
-            </w:pPr>
-            <w:r>
-              <w:rPr>
-                <w:rFonts w:ascii="Arial" w:hAnsi="Arial" w:cs="Arial"/>
-                <w:sz w:val="20"/>
-                <w:szCs w:val="20"/>
-                <w:lang w:val="en-US"/>
-              </w:rPr>
-              <w:t>Optional: Roberts et al. [L], implications of procedural and performance legitimacy for governance.</w:t>
-            </w:r>
-          </w:p>
-          <w:p>
-            <w:pPr>
-              <w:widowControl w:val="0"/>
-              <w:tabs>
-                <w:tab w:val="left" w:pos="567"/>
-                <w:tab w:val="left" w:pos="1134"/>
-                <w:tab w:val="left" w:pos="1701"/>
-                <w:tab w:val="left" w:pos="2268"/>
-              </w:tabs>
-              <w:spacing w:before="120"/>
-              <w:rPr>
-                <w:rFonts w:ascii="Arial" w:hAnsi="Arial" w:cs="Arial"/>
-                <w:sz w:val="20"/>
-                <w:szCs w:val="20"/>
-                <w:lang w:val="en-US"/>
-              </w:rPr>
-            </w:pPr>
-            <w:r>
-              <w:rPr>
-                <w:rFonts w:ascii="Arial" w:hAnsi="Arial" w:cs="Arial"/>
-                <w:sz w:val="20"/>
-                <w:szCs w:val="20"/>
-                <w:lang w:val="en-US"/>
-              </w:rPr>
-              <w:t>Studio: In 45 minutes, produce a distribution and voice assessment of the emerging strategy, including informal workers, women, smaller firms, and regions outside leading cities. In 35 minutes, hold a public hearing in which affected groups can challenge both objectives and implementation. In 15 minutes, revise the strategy and explain one unresolved conflict. Output: distributional safeguards and political feasibility assessment.</w:t>
-            </w:r>
-          </w:p>
-          <w:p>
-            <w:pPr>
-              <w:widowControl w:val="0"/>
-              <w:tabs>
-                <w:tab w:val="left" w:pos="567"/>
-                <w:tab w:val="left" w:pos="1134"/>
-                <w:tab w:val="left" w:pos="1701"/>
-                <w:tab w:val="left" w:pos="2268"/>
-              </w:tabs>
-              <w:spacing w:before="120"/>
-              <w:rPr>
-                <w:rFonts w:ascii="Arial" w:hAnsi="Arial" w:cs="Arial"/>
-                <w:sz w:val="20"/>
-                <w:szCs w:val="20"/>
-                <w:lang w:val="en-US"/>
-              </w:rPr>
-            </w:pPr>
-            <w:r>
-              <w:rPr>
-                <w:rFonts w:ascii="Arial" w:hAnsi="Arial" w:cs="Arial"/>
-                <w:sz w:val="20"/>
-                <w:szCs w:val="20"/>
-                <w:lang w:val="en-US"/>
-              </w:rPr>
-              <w:t xml:space="preserve">Week </w:t>
-            </w:r>
-            <w:proofErr w:type="gramStart"/>
-            <w:r>
-              <w:rPr>
-                <w:rFonts w:ascii="Arial" w:hAnsi="Arial" w:cs="Arial"/>
-                <w:sz w:val="20"/>
-                <w:szCs w:val="20"/>
-                <w:lang w:val="en-US"/>
-              </w:rPr>
-              <w:t>10  Public</w:t>
-            </w:r>
-            <w:proofErr w:type="gramEnd"/>
-            <w:r>
-              <w:rPr>
-                <w:rFonts w:ascii="Arial" w:hAnsi="Arial" w:cs="Arial"/>
-                <w:sz w:val="20"/>
-                <w:szCs w:val="20"/>
-                <w:lang w:val="en-US"/>
-              </w:rPr>
-              <w:t xml:space="preserve"> finance under uncertain transformation</w:t>
-            </w:r>
-          </w:p>
-          <w:p>
-            <w:pPr>
-              <w:widowControl w:val="0"/>
-              <w:tabs>
-                <w:tab w:val="left" w:pos="567"/>
-                <w:tab w:val="left" w:pos="1134"/>
-                <w:tab w:val="left" w:pos="1701"/>
-                <w:tab w:val="left" w:pos="2268"/>
-              </w:tabs>
-              <w:spacing w:before="120"/>
-              <w:rPr>
-                <w:rFonts w:ascii="Arial" w:hAnsi="Arial" w:cs="Arial"/>
-                <w:sz w:val="20"/>
-                <w:szCs w:val="20"/>
-                <w:lang w:val="en-US"/>
-              </w:rPr>
-            </w:pPr>
-            <w:r>
-              <w:rPr>
-                <w:rFonts w:ascii="Arial" w:hAnsi="Arial" w:cs="Arial"/>
-                <w:sz w:val="20"/>
-                <w:szCs w:val="20"/>
-                <w:lang w:val="en-US"/>
-              </w:rPr>
-              <w:t>Question: How can a state finance adjustment and capabilities if the distribution of economic income changes?</w:t>
-            </w:r>
-          </w:p>
-          <w:p>
-            <w:pPr>
-              <w:widowControl w:val="0"/>
-              <w:tabs>
-                <w:tab w:val="left" w:pos="567"/>
-                <w:tab w:val="left" w:pos="1134"/>
-                <w:tab w:val="left" w:pos="1701"/>
-                <w:tab w:val="left" w:pos="2268"/>
-              </w:tabs>
-              <w:spacing w:before="120"/>
-              <w:rPr>
-                <w:rFonts w:ascii="Arial" w:hAnsi="Arial" w:cs="Arial"/>
-                <w:sz w:val="20"/>
-                <w:szCs w:val="20"/>
-                <w:lang w:val="en-US"/>
-              </w:rPr>
-            </w:pPr>
-            <w:r>
-              <w:rPr>
-                <w:rFonts w:ascii="Arial" w:hAnsi="Arial" w:cs="Arial"/>
-                <w:sz w:val="20"/>
-                <w:szCs w:val="20"/>
-                <w:lang w:val="en-US"/>
-              </w:rPr>
-              <w:t xml:space="preserve">Lecture sequence: Tax bases, rents, and public investment; public ownership and redistribution; near-term administrative constraints; conditional scenarios for declining </w:t>
-            </w:r>
-            <w:proofErr w:type="spellStart"/>
-            <w:r>
-              <w:rPr>
-                <w:rFonts w:ascii="Arial" w:hAnsi="Arial" w:cs="Arial"/>
-                <w:sz w:val="20"/>
-                <w:szCs w:val="20"/>
-                <w:lang w:val="en-US"/>
-              </w:rPr>
-              <w:t>labour</w:t>
-            </w:r>
-            <w:proofErr w:type="spellEnd"/>
-            <w:r>
-              <w:rPr>
-                <w:rFonts w:ascii="Arial" w:hAnsi="Arial" w:cs="Arial"/>
-                <w:sz w:val="20"/>
-                <w:szCs w:val="20"/>
-                <w:lang w:val="en-US"/>
-              </w:rPr>
-              <w:t xml:space="preserve"> income. Explain assumptions behind transformative-AI tax proposals and the political conflicts they imply. Fiscal arithmetic uses ranges rather than unsupported point forecasts.</w:t>
-            </w:r>
-          </w:p>
-          <w:p>
-            <w:pPr>
-              <w:widowControl w:val="0"/>
-              <w:tabs>
-                <w:tab w:val="left" w:pos="567"/>
-                <w:tab w:val="left" w:pos="1134"/>
-                <w:tab w:val="left" w:pos="1701"/>
-                <w:tab w:val="left" w:pos="2268"/>
-              </w:tabs>
-              <w:spacing w:before="120"/>
-              <w:rPr>
-                <w:rFonts w:ascii="Arial" w:hAnsi="Arial" w:cs="Arial"/>
-                <w:sz w:val="20"/>
-                <w:szCs w:val="20"/>
-                <w:lang w:val="en-US"/>
-              </w:rPr>
-            </w:pPr>
-            <w:r>
-              <w:rPr>
-                <w:rFonts w:ascii="Arial" w:hAnsi="Arial" w:cs="Arial"/>
-                <w:sz w:val="20"/>
-                <w:szCs w:val="20"/>
-                <w:lang w:val="en-US"/>
-              </w:rPr>
-              <w:t xml:space="preserve">Core: KL [L], PDF pp. 3–9 and 26–32, overview and policy implications (14). Formal </w:t>
-            </w:r>
-            <w:proofErr w:type="spellStart"/>
-            <w:r>
-              <w:rPr>
-                <w:rFonts w:ascii="Arial" w:hAnsi="Arial" w:cs="Arial"/>
-                <w:sz w:val="20"/>
-                <w:szCs w:val="20"/>
-                <w:lang w:val="en-US"/>
-              </w:rPr>
-              <w:t>optimisation</w:t>
-            </w:r>
-            <w:proofErr w:type="spellEnd"/>
-            <w:r>
-              <w:rPr>
-                <w:rFonts w:ascii="Arial" w:hAnsi="Arial" w:cs="Arial"/>
-                <w:sz w:val="20"/>
-                <w:szCs w:val="20"/>
-                <w:lang w:val="en-US"/>
-              </w:rPr>
-              <w:t xml:space="preserve"> is optional.</w:t>
-            </w:r>
-          </w:p>
-          <w:p>
-            <w:pPr>
-              <w:widowControl w:val="0"/>
-              <w:tabs>
-                <w:tab w:val="left" w:pos="567"/>
-                <w:tab w:val="left" w:pos="1134"/>
-                <w:tab w:val="left" w:pos="1701"/>
-                <w:tab w:val="left" w:pos="2268"/>
-              </w:tabs>
-              <w:spacing w:before="120"/>
-              <w:rPr>
-                <w:rFonts w:ascii="Arial" w:hAnsi="Arial" w:cs="Arial"/>
-                <w:sz w:val="20"/>
-                <w:szCs w:val="20"/>
-                <w:lang w:val="en-US"/>
-              </w:rPr>
-            </w:pPr>
-            <w:r>
-              <w:rPr>
-                <w:rFonts w:ascii="Arial" w:hAnsi="Arial" w:cs="Arial"/>
-                <w:sz w:val="20"/>
-                <w:szCs w:val="20"/>
-                <w:lang w:val="en-US"/>
-              </w:rPr>
-              <w:t xml:space="preserve">Empirical: FJ [L], pp. 143–150, mobility, factor-price distortions, and social protection (8); country packet with current revenue and </w:t>
-            </w:r>
-            <w:proofErr w:type="spellStart"/>
-            <w:r>
-              <w:rPr>
-                <w:rFonts w:ascii="Arial" w:hAnsi="Arial" w:cs="Arial"/>
-                <w:sz w:val="20"/>
-                <w:szCs w:val="20"/>
-                <w:lang w:val="en-US"/>
-              </w:rPr>
-              <w:t>programme</w:t>
-            </w:r>
-            <w:proofErr w:type="spellEnd"/>
-            <w:r>
-              <w:rPr>
-                <w:rFonts w:ascii="Arial" w:hAnsi="Arial" w:cs="Arial"/>
-                <w:sz w:val="20"/>
-                <w:szCs w:val="20"/>
-                <w:lang w:val="en-US"/>
-              </w:rPr>
-              <w:t>-cost evidence (4). Required total: 26 pages.</w:t>
-            </w:r>
-          </w:p>
-          <w:p>
-            <w:pPr>
-              <w:widowControl w:val="0"/>
-              <w:tabs>
-                <w:tab w:val="left" w:pos="567"/>
-                <w:tab w:val="left" w:pos="1134"/>
-                <w:tab w:val="left" w:pos="1701"/>
-                <w:tab w:val="left" w:pos="2268"/>
-              </w:tabs>
-              <w:spacing w:before="120"/>
-              <w:rPr>
-                <w:rFonts w:ascii="Arial" w:hAnsi="Arial" w:cs="Arial"/>
-                <w:sz w:val="20"/>
-                <w:szCs w:val="20"/>
-                <w:lang w:val="en-US"/>
-              </w:rPr>
-            </w:pPr>
-            <w:r>
-              <w:rPr>
-                <w:rFonts w:ascii="Arial" w:hAnsi="Arial" w:cs="Arial"/>
-                <w:sz w:val="20"/>
-                <w:szCs w:val="20"/>
-                <w:lang w:val="en-US"/>
-              </w:rPr>
-              <w:t>Optional: KL, taxation models and proofs.</w:t>
-            </w:r>
-          </w:p>
-          <w:p>
-            <w:pPr>
-              <w:widowControl w:val="0"/>
-              <w:tabs>
-                <w:tab w:val="left" w:pos="567"/>
-                <w:tab w:val="left" w:pos="1134"/>
-                <w:tab w:val="left" w:pos="1701"/>
-                <w:tab w:val="left" w:pos="2268"/>
-              </w:tabs>
-              <w:spacing w:before="120"/>
-              <w:rPr>
-                <w:rFonts w:ascii="Arial" w:hAnsi="Arial" w:cs="Arial"/>
-                <w:sz w:val="20"/>
-                <w:szCs w:val="20"/>
-                <w:lang w:val="en-US"/>
-              </w:rPr>
-            </w:pPr>
-            <w:r>
-              <w:rPr>
-                <w:rFonts w:ascii="Arial" w:hAnsi="Arial" w:cs="Arial"/>
-                <w:sz w:val="20"/>
-                <w:szCs w:val="20"/>
-                <w:lang w:val="en-US"/>
-              </w:rPr>
-              <w:t>Studio: In 45 minutes, cost the team’s three interventions and compare financing instruments under a baseline and an adverse scenario. In 35 minutes, finance-ministry and coalition roles challenge tax incidence, collection capacity, and spending commitments. In 15 minutes, reconcile the budget and identify a reform that is robust across scenarios. Output: fiscal envelope and financing plan.</w:t>
-            </w:r>
-          </w:p>
-          <w:p>
-            <w:pPr>
-              <w:widowControl w:val="0"/>
-              <w:tabs>
-                <w:tab w:val="left" w:pos="567"/>
-                <w:tab w:val="left" w:pos="1134"/>
-                <w:tab w:val="left" w:pos="1701"/>
-                <w:tab w:val="left" w:pos="2268"/>
-              </w:tabs>
-              <w:spacing w:before="120"/>
-              <w:rPr>
-                <w:rFonts w:ascii="Arial" w:hAnsi="Arial" w:cs="Arial"/>
-                <w:sz w:val="20"/>
-                <w:szCs w:val="20"/>
-                <w:lang w:val="en-US"/>
-              </w:rPr>
-            </w:pPr>
-            <w:r>
-              <w:rPr>
-                <w:rFonts w:ascii="Arial" w:hAnsi="Arial" w:cs="Arial"/>
-                <w:sz w:val="20"/>
-                <w:szCs w:val="20"/>
-                <w:lang w:val="en-US"/>
-              </w:rPr>
-              <w:t xml:space="preserve">Week </w:t>
-            </w:r>
-            <w:proofErr w:type="gramStart"/>
-            <w:r>
-              <w:rPr>
-                <w:rFonts w:ascii="Arial" w:hAnsi="Arial" w:cs="Arial"/>
-                <w:sz w:val="20"/>
-                <w:szCs w:val="20"/>
-                <w:lang w:val="en-US"/>
-              </w:rPr>
-              <w:t>11  Comparative</w:t>
-            </w:r>
-            <w:proofErr w:type="gramEnd"/>
-            <w:r>
-              <w:rPr>
-                <w:rFonts w:ascii="Arial" w:hAnsi="Arial" w:cs="Arial"/>
-                <w:sz w:val="20"/>
-                <w:szCs w:val="20"/>
-                <w:lang w:val="en-US"/>
-              </w:rPr>
-              <w:t xml:space="preserve"> advantage and development pathways</w:t>
-            </w:r>
-          </w:p>
-          <w:p>
-            <w:pPr>
-              <w:widowControl w:val="0"/>
-              <w:tabs>
-                <w:tab w:val="left" w:pos="567"/>
-                <w:tab w:val="left" w:pos="1134"/>
-                <w:tab w:val="left" w:pos="1701"/>
-                <w:tab w:val="left" w:pos="2268"/>
-              </w:tabs>
-              <w:spacing w:before="120"/>
-              <w:rPr>
-                <w:rFonts w:ascii="Arial" w:hAnsi="Arial" w:cs="Arial"/>
-                <w:sz w:val="20"/>
-                <w:szCs w:val="20"/>
-                <w:lang w:val="en-US"/>
-              </w:rPr>
-            </w:pPr>
-            <w:r>
-              <w:rPr>
-                <w:rFonts w:ascii="Arial" w:hAnsi="Arial" w:cs="Arial"/>
-                <w:sz w:val="20"/>
-                <w:szCs w:val="20"/>
-                <w:lang w:val="en-US"/>
-              </w:rPr>
-              <w:t>Question: What happens to export upgrading when intelligence becomes internationally tradable?</w:t>
-            </w:r>
-          </w:p>
-          <w:p>
-            <w:pPr>
-              <w:widowControl w:val="0"/>
-              <w:tabs>
-                <w:tab w:val="left" w:pos="567"/>
-                <w:tab w:val="left" w:pos="1134"/>
-                <w:tab w:val="left" w:pos="1701"/>
-                <w:tab w:val="left" w:pos="2268"/>
-              </w:tabs>
-              <w:spacing w:before="120"/>
-              <w:rPr>
-                <w:rFonts w:ascii="Arial" w:hAnsi="Arial" w:cs="Arial"/>
-                <w:sz w:val="20"/>
-                <w:szCs w:val="20"/>
-                <w:lang w:val="en-US"/>
-              </w:rPr>
-            </w:pPr>
-            <w:r>
-              <w:rPr>
-                <w:rFonts w:ascii="Arial" w:hAnsi="Arial" w:cs="Arial"/>
-                <w:sz w:val="20"/>
-                <w:szCs w:val="20"/>
-                <w:lang w:val="en-US"/>
-              </w:rPr>
-              <w:lastRenderedPageBreak/>
-              <w:t>Lecture sequence: Comparative advantage and relative costs; scale, knowledge spillovers, and diffusion; AI services as imported inputs; manufacturing, tradable services, and domestic development alternatives. Work through a two-country example in which productivity improves in both countries but comparative advantage changes differently.</w:t>
-            </w:r>
-          </w:p>
-          <w:p>
-            <w:pPr>
-              <w:widowControl w:val="0"/>
-              <w:tabs>
-                <w:tab w:val="left" w:pos="567"/>
-                <w:tab w:val="left" w:pos="1134"/>
-                <w:tab w:val="left" w:pos="1701"/>
-                <w:tab w:val="left" w:pos="2268"/>
-              </w:tabs>
-              <w:spacing w:before="120"/>
-              <w:rPr>
-                <w:rFonts w:ascii="Arial" w:hAnsi="Arial" w:cs="Arial"/>
-                <w:sz w:val="20"/>
-                <w:szCs w:val="20"/>
-                <w:lang w:val="en-US"/>
-              </w:rPr>
-            </w:pPr>
-            <w:r>
-              <w:rPr>
-                <w:rFonts w:ascii="Arial" w:hAnsi="Arial" w:cs="Arial"/>
-                <w:sz w:val="20"/>
-                <w:szCs w:val="20"/>
-                <w:lang w:val="en-US"/>
-              </w:rPr>
-              <w:t>Core: GT [X], pp. 6–10 and 16–20, scale, knowledge, dynamic comparative advantage, and policy (10).</w:t>
-            </w:r>
-          </w:p>
-          <w:p>
-            <w:pPr>
-              <w:widowControl w:val="0"/>
-              <w:tabs>
-                <w:tab w:val="left" w:pos="567"/>
-                <w:tab w:val="left" w:pos="1134"/>
-                <w:tab w:val="left" w:pos="1701"/>
-                <w:tab w:val="left" w:pos="2268"/>
-              </w:tabs>
-              <w:spacing w:before="120"/>
-              <w:rPr>
-                <w:rFonts w:ascii="Arial" w:hAnsi="Arial" w:cs="Arial"/>
-                <w:sz w:val="20"/>
-                <w:szCs w:val="20"/>
-                <w:lang w:val="en-US"/>
-              </w:rPr>
-            </w:pPr>
-            <w:r>
-              <w:rPr>
-                <w:rFonts w:ascii="Arial" w:hAnsi="Arial" w:cs="Arial"/>
-                <w:sz w:val="20"/>
-                <w:szCs w:val="20"/>
-                <w:lang w:val="en-US"/>
-              </w:rPr>
               <w:t>Empirical: WB [L], pp. 25–37, connectivity, digital sectors, and trade (13); FJ [L], pp. 121–129, structural transformation (9). Required total: 36 pages.</w:t>
             </w:r>
           </w:p>
@@ -8945,7 +8940,6 @@
                 <w:sz w:val="20"/>
                 <w:szCs w:val="20"/>
               </w:rPr>
-              <w:lastRenderedPageBreak/>
               <w:t>(4) There should be a final summative assessment to capture what was learnt over the semester.  If the final assessment is an in-person test or exam, it should not exceed 40%.</w:t>
             </w:r>
           </w:p>
@@ -9469,7 +9463,23 @@
                 <w:sz w:val="20"/>
                 <w:szCs w:val="20"/>
               </w:rPr>
-              <w:t>Individual p</w:t>
+              <w:t xml:space="preserve">Individual </w:t>
+            </w:r>
+            <w:r>
+              <w:rPr>
+                <w:rFonts w:ascii="Arial" w:hAnsi="Arial" w:cs="Arial"/>
+                <w:sz w:val="20"/>
+                <w:szCs w:val="20"/>
+              </w:rPr>
+              <w:t xml:space="preserve">1,200-word </w:t>
+            </w:r>
+            <w:r>
+              <w:rPr>
+                <w:rFonts w:ascii="Arial" w:hAnsi="Arial" w:cs="Arial"/>
+                <w:sz w:val="20"/>
+                <w:szCs w:val="20"/>
+              </w:rPr>
+              <w:t>p</w:t>
             </w:r>
             <w:r>
               <w:rPr>
@@ -9669,7 +9679,15 @@
                 <w:sz w:val="20"/>
                 <w:szCs w:val="20"/>
               </w:rPr>
-              <w:t>Country strategy presentation (weeks 11-12; team)</w:t>
+              <w:t>Team</w:t>
+            </w:r>
+            <w:r>
+              <w:rPr>
+                <w:rFonts w:ascii="Arial" w:hAnsi="Arial" w:cs="Arial"/>
+                <w:sz w:val="20"/>
+                <w:szCs w:val="20"/>
+              </w:rPr>
+              <w:t xml:space="preserve"> strategy presentation (weeks 11-12; team)</w:t>
             </w:r>
           </w:p>
         </w:tc>
@@ -10448,7 +10466,43 @@
                 <w:sz w:val="20"/>
                 <w:szCs w:val="20"/>
               </w:rPr>
-              <w:t>Final White paper (team</w:t>
+              <w:t xml:space="preserve">Final </w:t>
+            </w:r>
+            <w:r>
+              <w:rPr>
+                <w:rFonts w:ascii="Arial" w:hAnsi="Arial" w:cs="Arial"/>
+                <w:color w:val="000000"/>
+                <w:sz w:val="20"/>
+                <w:szCs w:val="20"/>
+              </w:rPr>
+              <w:t xml:space="preserve">6,000-word </w:t>
+            </w:r>
+            <w:r>
+              <w:rPr>
+                <w:rFonts w:ascii="Arial" w:hAnsi="Arial" w:cs="Arial"/>
+                <w:color w:val="000000"/>
+                <w:sz w:val="20"/>
+                <w:szCs w:val="20"/>
+              </w:rPr>
+              <w:t xml:space="preserve">White </w:t>
+            </w:r>
+            <w:r>
+              <w:rPr>
+                <w:rFonts w:ascii="Arial" w:hAnsi="Arial" w:cs="Arial"/>
+                <w:color w:val="000000"/>
+                <w:sz w:val="20"/>
+                <w:szCs w:val="20"/>
+              </w:rPr>
+              <w:t>P</w:t>
+            </w:r>
+            <w:r>
+              <w:rPr>
+                <w:rFonts w:ascii="Arial" w:hAnsi="Arial" w:cs="Arial"/>
+                <w:color w:val="000000"/>
+                <w:sz w:val="20"/>
+                <w:szCs w:val="20"/>
+              </w:rPr>
+              <w:t>aper (team</w:t>
             </w:r>
             <w:r>
               <w:rPr>
@@ -11658,7 +11712,24 @@
                 <w:sz w:val="20"/>
                 <w:szCs w:val="20"/>
               </w:rPr>
-              <w:t xml:space="preserve">, and Marek Troszyński. 2025. Generative AI and Jobs: A Refined Global Index of Occupational </w:t>
+              <w:t xml:space="preserve">, and Marek Troszyński. 2025. Generative AI and Jobs: A Refined Global Index of Occupational Exposure. ILO Working Paper 140, May. Geneva: International Labour Office. DOI: 10.54394/HETP0387. </w:t>
+            </w:r>
+          </w:p>
+          <w:p>
+            <w:pPr>
+              <w:rPr>
+                <w:rFonts w:ascii="Arial" w:hAnsi="Arial" w:cs="Arial"/>
+                <w:sz w:val="20"/>
+                <w:szCs w:val="20"/>
+              </w:rPr>
+            </w:pPr>
+            <w:r>
+              <w:rPr>
+                <w:rFonts w:ascii="Arial" w:hAnsi="Arial" w:cs="Arial"/>
+                <w:sz w:val="20"/>
+                <w:szCs w:val="20"/>
+              </w:rPr>
+              <w:t xml:space="preserve">WB. World Bank. 2025. Digital Progress and Trends Report 2025: Strengthening AI Foundations. </w:t>
             </w:r>
             <w:r>
               <w:rPr>
@@ -11667,24 +11738,7 @@
                 <w:szCs w:val="20"/>
               </w:rPr>
               <w:lastRenderedPageBreak/>
-              <w:t xml:space="preserve">Exposure. ILO Working Paper 140, May. Geneva: International Labour Office. DOI: 10.54394/HETP0387. </w:t>
-            </w:r>
-          </w:p>
-          <w:p>
-            <w:pPr>
-              <w:rPr>
-                <w:rFonts w:ascii="Arial" w:hAnsi="Arial" w:cs="Arial"/>
-                <w:sz w:val="20"/>
-                <w:szCs w:val="20"/>
-              </w:rPr>
-            </w:pPr>
-            <w:r>
-              <w:rPr>
-                <w:rFonts w:ascii="Arial" w:hAnsi="Arial" w:cs="Arial"/>
-                <w:sz w:val="20"/>
-                <w:szCs w:val="20"/>
-              </w:rPr>
-              <w:t xml:space="preserve">WB. World Bank. 2025. Digital Progress and Trends Report 2025: Strengthening AI Foundations. Washington, DC: World Bank. DOI: 10.1596/978-1-4648-2264-3. </w:t>
+              <w:t xml:space="preserve">Washington, DC: World Bank. DOI: 10.1596/978-1-4648-2264-3. </w:t>
             </w:r>
           </w:p>
           <w:p>
@@ -12117,16 +12171,7 @@
                 <w:sz w:val="20"/>
                 <w:szCs w:val="20"/>
               </w:rPr>
-              <w:t xml:space="preserve">Section 3 gives the division between Compulsory and </w:t>
-            </w:r>
-            <w:r>
-              <w:rPr>
-                <w:rFonts w:ascii="Arial" w:hAnsi="Arial" w:cs="Arial"/>
-                <w:sz w:val="20"/>
-                <w:szCs w:val="20"/>
-              </w:rPr>
-              <w:lastRenderedPageBreak/>
-              <w:t>Supplementary Readings from the list in (a).</w:t>
+              <w:t>Section 3 gives the division between Compulsory and Supplementary Readings from the list in (a).</w:t>
             </w:r>
           </w:p>
           <w:p>
@@ -15502,6 +15547,15 @@
 </file>
 
 <file path=customXml/item1.xml><?xml version="1.0" encoding="utf-8"?>
+<?mso-contentType ?>
+<FormTemplates xmlns="http://schemas.microsoft.com/sharepoint/v3/contenttype/forms">
+  <Display>DocumentLibraryForm</Display>
+  <Edit>DocumentLibraryForm</Edit>
+  <New>DocumentLibraryForm</New>
+</FormTemplates>
+</file>
+
+<file path=customXml/item2.xml><?xml version="1.0" encoding="utf-8"?>
 <ct:contentTypeSchema xmlns:ct="http://schemas.microsoft.com/office/2006/metadata/contentType" xmlns:ma="http://schemas.microsoft.com/office/2006/metadata/properties/metaAttributes" ct:_="" ma:_="" ma:contentTypeName="Document" ma:contentTypeID="0x010100CA85F890BAABB74CB6D7ED4624F857DE" ma:contentTypeVersion="0" ma:contentTypeDescription="Create a new document." ma:contentTypeScope="" ma:versionID="422f7bb76e97146bce475c829da82606">
   <xsd:schema xmlns:xsd="http://www.w3.org/2001/XMLSchema" xmlns:xs="http://www.w3.org/2001/XMLSchema" xmlns:p="http://schemas.microsoft.com/office/2006/metadata/properties" targetNamespace="http://schemas.microsoft.com/office/2006/metadata/properties" ma:root="true" ma:fieldsID="1b05d82d297216baf5b26c55225140df">
     <xsd:element name="properties">
@@ -15615,26 +15669,25 @@
 </ct:contentTypeSchema>
 </file>
 
-<file path=customXml/item2.xml><?xml version="1.0" encoding="utf-8"?>
-<?mso-contentType ?>
-<FormTemplates xmlns="http://schemas.microsoft.com/sharepoint/v3/contenttype/forms">
-  <Display>DocumentLibraryForm</Display>
-  <Edit>DocumentLibraryForm</Edit>
-  <New>DocumentLibraryForm</New>
-</FormTemplates>
+<file path=customXml/item3.xml><?xml version="1.0" encoding="utf-8"?>
+<b:Sources xmlns:b="http://schemas.openxmlformats.org/officeDocument/2006/bibliography" xmlns="http://schemas.openxmlformats.org/officeDocument/2006/bibliography" SelectedStyle="\APA.XSL" StyleName="APA"/>
 </file>
 
-<file path=customXml/item3.xml><?xml version="1.0" encoding="utf-8"?>
+<file path=customXml/item4.xml><?xml version="1.0" encoding="utf-8"?>
 <p:properties xmlns:p="http://schemas.microsoft.com/office/2006/metadata/properties" xmlns:xsi="http://www.w3.org/2001/XMLSchema-instance" xmlns:pc="http://schemas.microsoft.com/office/infopath/2007/PartnerControls">
   <documentManagement/>
 </p:properties>
 </file>
 
-<file path=customXml/item4.xml><?xml version="1.0" encoding="utf-8"?>
-<b:Sources xmlns:b="http://schemas.openxmlformats.org/officeDocument/2006/bibliography" xmlns="http://schemas.openxmlformats.org/officeDocument/2006/bibliography" SelectedStyle="\APA.XSL" StyleName="APA"/>
+<file path=customXml/itemProps1.xml><?xml version="1.0" encoding="utf-8"?>
+<ds:datastoreItem xmlns:ds="http://schemas.openxmlformats.org/officeDocument/2006/customXml" ds:itemID="{E5F3C643-F67B-466F-89AB-0FBF72886009}">
+  <ds:schemaRefs>
+    <ds:schemaRef ds:uri="http://schemas.microsoft.com/sharepoint/v3/contenttype/forms"/>
+  </ds:schemaRefs>
+</ds:datastoreItem>
 </file>
 
-<file path=customXml/itemProps1.xml><?xml version="1.0" encoding="utf-8"?>
+<file path=customXml/itemProps2.xml><?xml version="1.0" encoding="utf-8"?>
 <ds:datastoreItem xmlns:ds="http://schemas.openxmlformats.org/officeDocument/2006/customXml" ds:itemID="{031D3C27-F60C-409E-8DBE-D4311D5EEEEB}">
   <ds:schemaRefs>
     <ds:schemaRef ds:uri="http://schemas.microsoft.com/office/2006/metadata/contentType"/>
@@ -15650,27 +15703,19 @@
 </ds:datastoreItem>
 </file>
 
-<file path=customXml/itemProps2.xml><?xml version="1.0" encoding="utf-8"?>
-<ds:datastoreItem xmlns:ds="http://schemas.openxmlformats.org/officeDocument/2006/customXml" ds:itemID="{E5F3C643-F67B-466F-89AB-0FBF72886009}">
+<file path=customXml/itemProps3.xml><?xml version="1.0" encoding="utf-8"?>
+<ds:datastoreItem xmlns:ds="http://schemas.openxmlformats.org/officeDocument/2006/customXml" ds:itemID="{790DE23E-98AA-4CAE-A60A-FF05EB9138A8}">
   <ds:schemaRefs>
-    <ds:schemaRef ds:uri="http://schemas.microsoft.com/sharepoint/v3/contenttype/forms"/>
+    <ds:schemaRef ds:uri="http://schemas.openxmlformats.org/officeDocument/2006/bibliography"/>
   </ds:schemaRefs>
 </ds:datastoreItem>
 </file>
 
-<file path=customXml/itemProps3.xml><?xml version="1.0" encoding="utf-8"?>
+<file path=customXml/itemProps4.xml><?xml version="1.0" encoding="utf-8"?>
 <ds:datastoreItem xmlns:ds="http://schemas.openxmlformats.org/officeDocument/2006/customXml" ds:itemID="{A959BE6D-61DE-434C-B5AB-00681D7695E3}">
   <ds:schemaRefs>
     <ds:schemaRef ds:uri="http://schemas.microsoft.com/office/2006/metadata/properties"/>
     <ds:schemaRef ds:uri="http://schemas.microsoft.com/office/infopath/2007/PartnerControls"/>
   </ds:schemaRefs>
 </ds:datastoreItem>
-</file>
-
-<file path=customXml/itemProps4.xml><?xml version="1.0" encoding="utf-8"?>
-<ds:datastoreItem xmlns:ds="http://schemas.openxmlformats.org/officeDocument/2006/customXml" ds:itemID="{790DE23E-98AA-4CAE-A60A-FF05EB9138A8}">
-  <ds:schemaRefs>
-    <ds:schemaRef ds:uri="http://schemas.openxmlformats.org/officeDocument/2006/bibliography"/>
-  </ds:schemaRefs>
-</ds:datastoreItem>
 </file>